--- a/Documentaion/Ibrahim_Mohamed_Assignment3.docx
+++ b/Documentaion/Ibrahim_Mohamed_Assignment3.docx
@@ -273,6 +273,7 @@
         <w:tab/>
       </w:r>
     </w:p>
+    <w:bookmarkStart w:id="0" w:name="_Hlk192293307"/>
     <w:p>
       <w:pPr>
         <w:tabs>
@@ -292,7 +293,6 @@
           </w14:textOutline>
         </w:rPr>
       </w:pPr>
-      <w:bookmarkStart w:id="0" w:name="_Hlk192293307"/>
       <w:r>
         <w:rPr>
           <w:noProof/>
@@ -880,6 +880,7 @@
       </w:pPr>
       <w:r>
         <w:rPr>
+          <w:noProof/>
           <w:sz w:val="28"/>
           <w:szCs w:val="28"/>
         </w:rPr>
@@ -1195,6 +1196,7 @@
           <w:bCs/>
           <w:i/>
           <w:iCs/>
+          <w:noProof/>
           <w:color w:val="FF0000"/>
           <w:sz w:val="48"/>
           <w:szCs w:val="48"/>
@@ -1423,6 +1425,7 @@
           <w:bCs/>
           <w:i/>
           <w:iCs/>
+          <w:noProof/>
           <w:color w:val="FF0000"/>
           <w:sz w:val="48"/>
           <w:szCs w:val="48"/>
@@ -1646,6 +1649,7 @@
           <w:bCs/>
           <w:i/>
           <w:iCs/>
+          <w:noProof/>
           <w:color w:val="FF0000"/>
           <w:sz w:val="48"/>
           <w:szCs w:val="48"/>
@@ -1722,6 +1726,7 @@
       </w:r>
       <w:r>
         <w:rPr>
+          <w:noProof/>
           <w:sz w:val="36"/>
           <w:szCs w:val="36"/>
         </w:rPr>
@@ -1897,6 +1902,7 @@
       </w:pPr>
       <w:r>
         <w:rPr>
+          <w:noProof/>
           <w:sz w:val="36"/>
           <w:szCs w:val="36"/>
         </w:rPr>
@@ -1973,6 +1979,7 @@
       </w:r>
       <w:r>
         <w:rPr>
+          <w:noProof/>
           <w:sz w:val="36"/>
           <w:szCs w:val="36"/>
         </w:rPr>
@@ -2114,6 +2121,7 @@
       </w:pPr>
       <w:r>
         <w:rPr>
+          <w:noProof/>
           <w:sz w:val="36"/>
           <w:szCs w:val="36"/>
         </w:rPr>
@@ -2221,6 +2229,7 @@
       </w:pPr>
       <w:r>
         <w:rPr>
+          <w:noProof/>
           <w:sz w:val="36"/>
           <w:szCs w:val="36"/>
         </w:rPr>
@@ -2320,6 +2329,7 @@
       </w:pPr>
       <w:r>
         <w:rPr>
+          <w:noProof/>
           <w:sz w:val="36"/>
           <w:szCs w:val="36"/>
         </w:rPr>
@@ -2503,12 +2513,13 @@
       </w:pPr>
       <w:r>
         <w:rPr>
+          <w:noProof/>
           <w:sz w:val="36"/>
           <w:szCs w:val="36"/>
         </w:rPr>
         <w:lastRenderedPageBreak/>
         <w:drawing>
-          <wp:anchor distT="0" distB="0" distL="114300" distR="114300" simplePos="0" relativeHeight="251905024" behindDoc="0" locked="0" layoutInCell="1" allowOverlap="1" wp14:anchorId="3EAF7C9E" wp14:editId="4FE025CB">
+          <wp:anchor distT="0" distB="0" distL="114300" distR="114300" simplePos="0" relativeHeight="251905024" behindDoc="0" locked="0" layoutInCell="1" allowOverlap="1" wp14:anchorId="3EAF7C9E" wp14:editId="5E9511EF">
             <wp:simplePos x="0" y="0"/>
             <wp:positionH relativeFrom="column">
               <wp:posOffset>288</wp:posOffset>
@@ -2660,6 +2671,7 @@
           <w:bCs/>
           <w:i/>
           <w:iCs/>
+          <w:noProof/>
           <w:color w:val="FF0000"/>
           <w:sz w:val="48"/>
           <w:szCs w:val="48"/>
@@ -2790,6 +2802,7 @@
       </w:pPr>
       <w:r>
         <w:rPr>
+          <w:noProof/>
           <w:sz w:val="36"/>
           <w:szCs w:val="36"/>
         </w:rPr>
@@ -2881,6 +2894,7 @@
       </w:pPr>
       <w:r>
         <w:rPr>
+          <w:noProof/>
           <w:sz w:val="36"/>
           <w:szCs w:val="36"/>
         </w:rPr>
@@ -2971,6 +2985,7 @@
       </w:pPr>
       <w:r>
         <w:rPr>
+          <w:noProof/>
           <w:sz w:val="36"/>
           <w:szCs w:val="36"/>
         </w:rPr>
@@ -3021,6 +3036,7 @@
       </w:pPr>
       <w:r>
         <w:rPr>
+          <w:noProof/>
           <w:sz w:val="36"/>
           <w:szCs w:val="36"/>
         </w:rPr>
@@ -3102,6 +3118,7 @@
       </w:pPr>
       <w:r>
         <w:rPr>
+          <w:noProof/>
           <w:sz w:val="36"/>
           <w:szCs w:val="36"/>
         </w:rPr>
@@ -3228,6 +3245,7 @@
       </w:pPr>
       <w:r>
         <w:rPr>
+          <w:noProof/>
           <w:sz w:val="36"/>
           <w:szCs w:val="36"/>
         </w:rPr>
@@ -3513,6 +3531,7 @@
       </w:pPr>
       <w:r>
         <w:rPr>
+          <w:noProof/>
           <w:sz w:val="36"/>
           <w:szCs w:val="36"/>
         </w:rPr>
@@ -3669,135 +3688,56 @@
     <w:p>
       <w:pPr>
         <w:tabs>
-          <w:tab w:val="left" w:pos="915"/>
+          <w:tab w:val="left" w:pos="4420"/>
         </w:tabs>
         <w:jc w:val="center"/>
         <w:rPr>
-          <w:sz w:val="36"/>
-          <w:szCs w:val="36"/>
-          <w:lang w:val="en-CA"/>
-        </w:rPr>
-      </w:pPr>
-      <w:r>
-        <w:rPr>
-          <w:b/>
-          <w:bCs/>
-          <w:color w:val="215E99" w:themeColor="text2" w:themeTint="BF"/>
-          <w:sz w:val="48"/>
-          <w:szCs w:val="48"/>
-          <w:u w:val="single"/>
-          <w:lang w:val="en-CA"/>
-        </w:rPr>
-        <w:lastRenderedPageBreak/>
-        <w:t>Question 2</w:t>
-      </w:r>
-      <w:r>
-        <w:rPr>
-          <w:b/>
-          <w:bCs/>
-          <w:color w:val="215E99" w:themeColor="text2" w:themeTint="BF"/>
-          <w:sz w:val="48"/>
-          <w:szCs w:val="48"/>
-          <w:u w:val="single"/>
-          <w:lang w:val="en-CA"/>
-        </w:rPr>
-        <w:t>:  AL</w:t>
-      </w:r>
-      <w:r>
-        <w:rPr>
-          <w:b/>
-          <w:bCs/>
-          <w:color w:val="215E99" w:themeColor="text2" w:themeTint="BF"/>
-          <w:sz w:val="48"/>
-          <w:szCs w:val="48"/>
-          <w:u w:val="single"/>
-          <w:lang w:val="en-CA"/>
-        </w:rPr>
-        <w:t>S</w:t>
-      </w:r>
-      <w:r>
-        <w:rPr>
-          <w:b/>
-          <w:bCs/>
-          <w:color w:val="215E99" w:themeColor="text2" w:themeTint="BF"/>
-          <w:sz w:val="48"/>
-          <w:szCs w:val="48"/>
-          <w:u w:val="single"/>
-          <w:lang w:val="en-CA"/>
-        </w:rPr>
-        <w:t>U</w:t>
-      </w:r>
-    </w:p>
-    <w:p>
-      <w:pPr>
-        <w:rPr>
           <w:sz w:val="28"/>
           <w:szCs w:val="28"/>
-          <w:lang w:val="en-CA"/>
-        </w:rPr>
-      </w:pPr>
-      <w:r>
-        <w:rPr>
-          <w:b/>
-          <w:bCs/>
-          <w:i/>
-          <w:iCs/>
-          <w:color w:val="FF0000"/>
-          <w:sz w:val="48"/>
-          <w:szCs w:val="48"/>
-          <w:lang w:val="en-CA"/>
-        </w:rPr>
-        <w:t>-</w:t>
-      </w:r>
-      <w:r>
-        <w:rPr>
-          <w:b/>
-          <w:bCs/>
-          <w:i/>
-          <w:iCs/>
-          <w:color w:val="FF0000"/>
-          <w:sz w:val="48"/>
-          <w:szCs w:val="48"/>
-          <w:lang w:val="en-CA"/>
-        </w:rPr>
-        <w:t>AL</w:t>
-      </w:r>
-      <w:r>
-        <w:rPr>
-          <w:b/>
-          <w:bCs/>
-          <w:i/>
-          <w:iCs/>
-          <w:color w:val="FF0000"/>
-          <w:sz w:val="48"/>
-          <w:szCs w:val="48"/>
-          <w:lang w:val="en-CA"/>
-        </w:rPr>
-        <w:t>S</w:t>
-      </w:r>
-      <w:r>
-        <w:rPr>
-          <w:b/>
-          <w:bCs/>
-          <w:i/>
-          <w:iCs/>
-          <w:color w:val="FF0000"/>
-          <w:sz w:val="48"/>
-          <w:szCs w:val="48"/>
-          <w:lang w:val="en-CA"/>
-        </w:rPr>
-        <w:t>U</w:t>
-      </w:r>
-      <w:r>
-        <w:rPr>
-          <w:b/>
-          <w:bCs/>
-          <w:i/>
-          <w:iCs/>
-          <w:color w:val="FF0000"/>
-          <w:sz w:val="48"/>
-          <w:szCs w:val="48"/>
-          <w:lang w:val="en-CA"/>
+        </w:rPr>
+      </w:pPr>
+      <w:r>
+        <w:rPr>
+          <w:b/>
+          <w:bCs/>
+          <w:color w:val="215E99" w:themeColor="text2" w:themeTint="BF"/>
+          <w:sz w:val="48"/>
+          <w:szCs w:val="48"/>
+          <w:u w:val="single"/>
+        </w:rPr>
+        <w:lastRenderedPageBreak/>
+        <w:t>Question</w:t>
+      </w:r>
+      <w:r>
+        <w:rPr>
+          <w:b/>
+          <w:bCs/>
+          <w:color w:val="215E99" w:themeColor="text2" w:themeTint="BF"/>
+          <w:sz w:val="48"/>
+          <w:szCs w:val="48"/>
+          <w:u w:val="single"/>
+        </w:rPr>
+        <w:t>2</w:t>
+      </w:r>
+      <w:r>
+        <w:rPr>
+          <w:b/>
+          <w:bCs/>
+          <w:color w:val="215E99" w:themeColor="text2" w:themeTint="BF"/>
+          <w:sz w:val="48"/>
+          <w:szCs w:val="48"/>
+          <w:u w:val="single"/>
+        </w:rPr>
+        <w:t>:</w:t>
+      </w:r>
+      <w:r>
+        <w:rPr>
+          <w:b/>
+          <w:bCs/>
+          <w:color w:val="215E99" w:themeColor="text2" w:themeTint="BF"/>
+          <w:sz w:val="48"/>
+          <w:szCs w:val="48"/>
+          <w:u w:val="single"/>
         </w:rPr>
         <w:t xml:space="preserve"> </w:t>
       </w:r>
@@ -3805,47 +3745,40 @@
         <w:rPr>
           <w:b/>
           <w:bCs/>
-          <w:i/>
-          <w:iCs/>
-          <w:color w:val="FF0000"/>
-          <w:sz w:val="48"/>
-          <w:szCs w:val="48"/>
-          <w:lang w:val="en-CA"/>
-        </w:rPr>
-        <w:t>Design Code:</w:t>
-      </w:r>
-    </w:p>
-    <w:p>
-      <w:pPr>
-        <w:tabs>
-          <w:tab w:val="left" w:pos="3350"/>
-        </w:tabs>
+          <w:color w:val="215E99" w:themeColor="text2" w:themeTint="BF"/>
+          <w:sz w:val="48"/>
+          <w:szCs w:val="48"/>
+          <w:u w:val="single"/>
+        </w:rPr>
+        <w:t xml:space="preserve">Counter </w:t>
+      </w:r>
+    </w:p>
+    <w:p>
+      <w:pPr>
         <w:rPr>
           <w:sz w:val="28"/>
           <w:szCs w:val="28"/>
-          <w:lang w:val="it-IT"/>
         </w:rPr>
       </w:pPr>
       <w:r>
         <w:rPr>
           <w:noProof/>
-          <w:sz w:val="28"/>
-          <w:szCs w:val="28"/>
-          <w:lang w:val="it-IT"/>
+          <w:sz w:val="36"/>
+          <w:szCs w:val="36"/>
         </w:rPr>
         <w:drawing>
-          <wp:anchor distT="0" distB="0" distL="114300" distR="114300" simplePos="0" relativeHeight="251870208" behindDoc="0" locked="0" layoutInCell="1" allowOverlap="1" wp14:anchorId="5C6276DE" wp14:editId="0E4C37E3">
+          <wp:anchor distT="0" distB="0" distL="114300" distR="114300" simplePos="0" relativeHeight="251934720" behindDoc="0" locked="0" layoutInCell="1" allowOverlap="1" wp14:anchorId="61F9C2C0" wp14:editId="76CD0E52">
             <wp:simplePos x="0" y="0"/>
-            <wp:positionH relativeFrom="column">
-              <wp:posOffset>-2177</wp:posOffset>
+            <wp:positionH relativeFrom="margin">
+              <wp:align>left</wp:align>
             </wp:positionH>
             <wp:positionV relativeFrom="paragraph">
-              <wp:posOffset>-272</wp:posOffset>
+              <wp:posOffset>434975</wp:posOffset>
             </wp:positionV>
-            <wp:extent cx="6309360" cy="5041265"/>
-            <wp:effectExtent l="76200" t="76200" r="129540" b="140335"/>
+            <wp:extent cx="5730240" cy="3712891"/>
+            <wp:effectExtent l="0" t="0" r="3810" b="1905"/>
             <wp:wrapNone/>
-            <wp:docPr id="550834915" name="Picture 1"/>
+            <wp:docPr id="224862241" name="Picture 1"/>
             <wp:cNvGraphicFramePr>
               <a:graphicFrameLocks xmlns:a="http://schemas.openxmlformats.org/drawingml/2006/main" noChangeAspect="1"/>
             </wp:cNvGraphicFramePr>
@@ -3853,7 +3786,7 @@
               <a:graphicData uri="http://schemas.openxmlformats.org/drawingml/2006/picture">
                 <pic:pic xmlns:pic="http://schemas.openxmlformats.org/drawingml/2006/picture">
                   <pic:nvPicPr>
-                    <pic:cNvPr id="550834915" name=""/>
+                    <pic:cNvPr id="224862241" name=""/>
                     <pic:cNvPicPr/>
                   </pic:nvPicPr>
                   <pic:blipFill>
@@ -3871,37 +3804,75 @@
                   <pic:spPr>
                     <a:xfrm>
                       <a:off x="0" y="0"/>
-                      <a:ext cx="6309360" cy="5041265"/>
+                      <a:ext cx="5730240" cy="3712891"/>
                     </a:xfrm>
                     <a:prstGeom prst="rect">
                       <a:avLst/>
                     </a:prstGeom>
-                    <a:ln w="38100" cap="sq">
-                      <a:solidFill>
-                        <a:srgbClr val="000000"/>
-                      </a:solidFill>
-                      <a:prstDash val="solid"/>
-                      <a:miter lim="800000"/>
-                    </a:ln>
-                    <a:effectLst>
-                      <a:outerShdw blurRad="50800" dist="38100" dir="2700000" algn="tl" rotWithShape="0">
-                        <a:srgbClr val="000000">
-                          <a:alpha val="43000"/>
-                        </a:srgbClr>
-                      </a:outerShdw>
-                    </a:effectLst>
                   </pic:spPr>
                 </pic:pic>
               </a:graphicData>
             </a:graphic>
+            <wp14:sizeRelH relativeFrom="margin">
+              <wp14:pctWidth>0</wp14:pctWidth>
+            </wp14:sizeRelH>
+            <wp14:sizeRelV relativeFrom="margin">
+              <wp14:pctHeight>0</wp14:pctHeight>
+            </wp14:sizeRelV>
           </wp:anchor>
         </w:drawing>
       </w:r>
       <w:r>
         <w:rPr>
+          <w:b/>
+          <w:bCs/>
+          <w:i/>
+          <w:iCs/>
+          <w:color w:val="FF0000"/>
+          <w:sz w:val="48"/>
+          <w:szCs w:val="48"/>
+        </w:rPr>
+        <w:t>-</w:t>
+      </w:r>
+      <w:r>
+        <w:rPr>
+          <w:b/>
+          <w:bCs/>
+          <w:i/>
+          <w:iCs/>
+          <w:color w:val="FF0000"/>
+          <w:sz w:val="48"/>
+          <w:szCs w:val="48"/>
+        </w:rPr>
+        <w:t>Counter</w:t>
+      </w:r>
+      <w:r>
+        <w:rPr>
+          <w:b/>
+          <w:bCs/>
+          <w:i/>
+          <w:iCs/>
+          <w:color w:val="FF0000"/>
+          <w:sz w:val="48"/>
+          <w:szCs w:val="48"/>
+        </w:rPr>
+        <w:t xml:space="preserve"> Design Code:</w:t>
+      </w:r>
+    </w:p>
+    <w:p>
+      <w:pPr>
+        <w:tabs>
+          <w:tab w:val="left" w:pos="3350"/>
+        </w:tabs>
+        <w:rPr>
           <w:sz w:val="28"/>
           <w:szCs w:val="28"/>
-          <w:lang w:val="it-IT"/>
+        </w:rPr>
+      </w:pPr>
+      <w:r>
+        <w:rPr>
+          <w:sz w:val="28"/>
+          <w:szCs w:val="28"/>
         </w:rPr>
         <w:tab/>
       </w:r>
@@ -3914,14 +3885,12 @@
         <w:rPr>
           <w:sz w:val="28"/>
           <w:szCs w:val="28"/>
-          <w:lang w:val="it-IT"/>
         </w:rPr>
       </w:pPr>
       <w:r>
         <w:rPr>
           <w:sz w:val="28"/>
           <w:szCs w:val="28"/>
-          <w:lang w:val="it-IT"/>
         </w:rPr>
         <w:tab/>
       </w:r>
@@ -3934,14 +3903,12 @@
         <w:rPr>
           <w:sz w:val="28"/>
           <w:szCs w:val="28"/>
-          <w:lang w:val="it-IT"/>
         </w:rPr>
       </w:pPr>
       <w:r>
         <w:rPr>
           <w:sz w:val="28"/>
           <w:szCs w:val="28"/>
-          <w:lang w:val="it-IT"/>
         </w:rPr>
         <w:tab/>
       </w:r>
@@ -3952,7 +3919,6 @@
           <w:noProof/>
           <w:sz w:val="36"/>
           <w:szCs w:val="36"/>
-          <w:lang w:val="it-IT"/>
         </w:rPr>
       </w:pPr>
     </w:p>
@@ -3966,7 +3932,6 @@
           <w:color w:val="FF0000"/>
           <w:sz w:val="48"/>
           <w:szCs w:val="48"/>
-          <w:lang w:val="it-IT"/>
         </w:rPr>
       </w:pPr>
     </w:p>
@@ -3980,7 +3945,6 @@
           <w:color w:val="FF0000"/>
           <w:sz w:val="48"/>
           <w:szCs w:val="48"/>
-          <w:lang w:val="it-IT"/>
         </w:rPr>
       </w:pPr>
     </w:p>
@@ -3994,66 +3958,11 @@
           <w:color w:val="FF0000"/>
           <w:sz w:val="48"/>
           <w:szCs w:val="48"/>
-          <w:lang w:val="it-IT"/>
-        </w:rPr>
-      </w:pPr>
-    </w:p>
-    <w:p>
-      <w:pPr>
-        <w:rPr>
-          <w:b/>
-          <w:bCs/>
-          <w:i/>
-          <w:iCs/>
-          <w:color w:val="FF0000"/>
-          <w:sz w:val="48"/>
-          <w:szCs w:val="48"/>
-          <w:lang w:val="it-IT"/>
-        </w:rPr>
-      </w:pPr>
-    </w:p>
-    <w:p>
-      <w:pPr>
-        <w:rPr>
-          <w:b/>
-          <w:bCs/>
-          <w:i/>
-          <w:iCs/>
-          <w:color w:val="FF0000"/>
-          <w:sz w:val="48"/>
-          <w:szCs w:val="48"/>
-          <w:lang w:val="it-IT"/>
-        </w:rPr>
-      </w:pPr>
-    </w:p>
-    <w:p>
-      <w:pPr>
-        <w:rPr>
-          <w:b/>
-          <w:bCs/>
-          <w:i/>
-          <w:iCs/>
-          <w:color w:val="FF0000"/>
-          <w:sz w:val="48"/>
-          <w:szCs w:val="48"/>
-          <w:lang w:val="it-IT"/>
-        </w:rPr>
-      </w:pPr>
-    </w:p>
-    <w:p>
-      <w:pPr>
-        <w:rPr>
-          <w:b/>
-          <w:bCs/>
-          <w:i/>
-          <w:iCs/>
-          <w:color w:val="FF0000"/>
-          <w:sz w:val="48"/>
-          <w:szCs w:val="48"/>
-          <w:lang w:val="it-IT"/>
-        </w:rPr>
-      </w:pPr>
-      <w:r>
+        </w:rPr>
+      </w:pPr>
+    </w:p>
+    <w:p>
+      <w:pPr>
         <w:rPr>
           <w:b/>
           <w:bCs/>
@@ -4063,21 +3972,67 @@
           <w:color w:val="FF0000"/>
           <w:sz w:val="48"/>
           <w:szCs w:val="48"/>
-          <w:lang w:val="it-IT"/>
+        </w:rPr>
+      </w:pPr>
+    </w:p>
+    <w:p>
+      <w:pPr>
+        <w:tabs>
+          <w:tab w:val="left" w:pos="6045"/>
+        </w:tabs>
+        <w:rPr>
+          <w:b/>
+          <w:bCs/>
+          <w:i/>
+          <w:iCs/>
+          <w:color w:val="FF0000"/>
+          <w:sz w:val="48"/>
+          <w:szCs w:val="48"/>
+        </w:rPr>
+      </w:pPr>
+      <w:r>
+        <w:rPr>
+          <w:sz w:val="28"/>
+          <w:szCs w:val="28"/>
+        </w:rPr>
+        <w:t>-No Bugs found</w:t>
+      </w:r>
+    </w:p>
+    <w:p>
+      <w:pPr>
+        <w:rPr>
+          <w:b/>
+          <w:bCs/>
+          <w:i/>
+          <w:iCs/>
+          <w:color w:val="FF0000"/>
+          <w:sz w:val="48"/>
+          <w:szCs w:val="48"/>
+        </w:rPr>
+      </w:pPr>
+      <w:r>
+        <w:rPr>
+          <w:b/>
+          <w:bCs/>
+          <w:i/>
+          <w:iCs/>
+          <w:color w:val="FF0000"/>
+          <w:sz w:val="48"/>
+          <w:szCs w:val="48"/>
         </w:rPr>
         <w:drawing>
-          <wp:anchor distT="0" distB="0" distL="114300" distR="114300" simplePos="0" relativeHeight="251871232" behindDoc="0" locked="0" layoutInCell="1" allowOverlap="1" wp14:anchorId="6A73C4D7" wp14:editId="789F2FE0">
+          <wp:anchor distT="0" distB="0" distL="114300" distR="114300" simplePos="0" relativeHeight="251935744" behindDoc="0" locked="0" layoutInCell="1" allowOverlap="1" wp14:anchorId="6855296B" wp14:editId="15A6A32B">
             <wp:simplePos x="0" y="0"/>
             <wp:positionH relativeFrom="margin">
-              <wp:posOffset>0</wp:posOffset>
+              <wp:posOffset>-212739</wp:posOffset>
             </wp:positionH>
             <wp:positionV relativeFrom="paragraph">
-              <wp:posOffset>392430</wp:posOffset>
+              <wp:posOffset>543772</wp:posOffset>
             </wp:positionV>
-            <wp:extent cx="4386943" cy="5970646"/>
-            <wp:effectExtent l="76200" t="76200" r="128270" b="125730"/>
+            <wp:extent cx="6762552" cy="1811866"/>
+            <wp:effectExtent l="0" t="0" r="635" b="0"/>
             <wp:wrapNone/>
-            <wp:docPr id="846019797" name="Picture 1"/>
+            <wp:docPr id="656215996" name="Picture 1"/>
             <wp:cNvGraphicFramePr>
               <a:graphicFrameLocks xmlns:a="http://schemas.openxmlformats.org/drawingml/2006/main" noChangeAspect="1"/>
             </wp:cNvGraphicFramePr>
@@ -4085,7 +4040,7 @@
               <a:graphicData uri="http://schemas.openxmlformats.org/drawingml/2006/picture">
                 <pic:pic xmlns:pic="http://schemas.openxmlformats.org/drawingml/2006/picture">
                   <pic:nvPicPr>
-                    <pic:cNvPr id="846019797" name=""/>
+                    <pic:cNvPr id="656215996" name=""/>
                     <pic:cNvPicPr/>
                   </pic:nvPicPr>
                   <pic:blipFill>
@@ -4103,7 +4058,256 @@
                   <pic:spPr>
                     <a:xfrm>
                       <a:off x="0" y="0"/>
-                      <a:ext cx="4386943" cy="5970646"/>
+                      <a:ext cx="6764915" cy="1812499"/>
+                    </a:xfrm>
+                    <a:prstGeom prst="rect">
+                      <a:avLst/>
+                    </a:prstGeom>
+                  </pic:spPr>
+                </pic:pic>
+              </a:graphicData>
+            </a:graphic>
+            <wp14:sizeRelH relativeFrom="margin">
+              <wp14:pctWidth>0</wp14:pctWidth>
+            </wp14:sizeRelH>
+            <wp14:sizeRelV relativeFrom="margin">
+              <wp14:pctHeight>0</wp14:pctHeight>
+            </wp14:sizeRelV>
+          </wp:anchor>
+        </w:drawing>
+      </w:r>
+      <w:r>
+        <w:rPr>
+          <w:b/>
+          <w:bCs/>
+          <w:i/>
+          <w:iCs/>
+          <w:color w:val="FF0000"/>
+          <w:sz w:val="48"/>
+          <w:szCs w:val="48"/>
+        </w:rPr>
+        <w:t>-Verification Plan:</w:t>
+      </w:r>
+      <w:r>
+        <w:rPr>
+          <w:noProof/>
+        </w:rPr>
+        <w:t xml:space="preserve"> </w:t>
+      </w:r>
+    </w:p>
+    <w:p>
+      <w:pPr>
+        <w:tabs>
+          <w:tab w:val="left" w:pos="2438"/>
+        </w:tabs>
+        <w:rPr>
+          <w:b/>
+          <w:bCs/>
+          <w:i/>
+          <w:iCs/>
+          <w:color w:val="FF0000"/>
+          <w:sz w:val="48"/>
+          <w:szCs w:val="48"/>
+        </w:rPr>
+      </w:pPr>
+      <w:r>
+        <w:rPr>
+          <w:b/>
+          <w:bCs/>
+          <w:i/>
+          <w:iCs/>
+          <w:color w:val="FF0000"/>
+          <w:sz w:val="48"/>
+          <w:szCs w:val="48"/>
+        </w:rPr>
+        <w:tab/>
+      </w:r>
+    </w:p>
+    <w:p>
+      <w:pPr>
+        <w:tabs>
+          <w:tab w:val="left" w:pos="3379"/>
+        </w:tabs>
+        <w:rPr>
+          <w:sz w:val="36"/>
+          <w:szCs w:val="36"/>
+        </w:rPr>
+      </w:pPr>
+      <w:r>
+        <w:rPr>
+          <w:sz w:val="36"/>
+          <w:szCs w:val="36"/>
+        </w:rPr>
+        <w:tab/>
+      </w:r>
+    </w:p>
+    <w:p>
+      <w:pPr>
+        <w:tabs>
+          <w:tab w:val="left" w:pos="3379"/>
+        </w:tabs>
+        <w:rPr>
+          <w:sz w:val="36"/>
+          <w:szCs w:val="36"/>
+        </w:rPr>
+      </w:pPr>
+    </w:p>
+    <w:p>
+      <w:pPr>
+        <w:tabs>
+          <w:tab w:val="left" w:pos="2367"/>
+        </w:tabs>
+        <w:rPr>
+          <w:sz w:val="36"/>
+          <w:szCs w:val="36"/>
+        </w:rPr>
+      </w:pPr>
+    </w:p>
+    <w:p>
+      <w:pPr>
+        <w:tabs>
+          <w:tab w:val="left" w:pos="2367"/>
+        </w:tabs>
+        <w:rPr>
+          <w:sz w:val="36"/>
+          <w:szCs w:val="36"/>
+        </w:rPr>
+      </w:pPr>
+    </w:p>
+    <w:p>
+      <w:pPr>
+        <w:tabs>
+          <w:tab w:val="left" w:pos="2367"/>
+        </w:tabs>
+        <w:rPr>
+          <w:sz w:val="36"/>
+          <w:szCs w:val="36"/>
+        </w:rPr>
+      </w:pPr>
+    </w:p>
+    <w:p>
+      <w:pPr>
+        <w:tabs>
+          <w:tab w:val="left" w:pos="2367"/>
+        </w:tabs>
+        <w:rPr>
+          <w:sz w:val="36"/>
+          <w:szCs w:val="36"/>
+        </w:rPr>
+      </w:pPr>
+      <w:r>
+        <w:rPr>
+          <w:sz w:val="36"/>
+          <w:szCs w:val="36"/>
+        </w:rPr>
+        <w:tab/>
+      </w:r>
+      <w:r>
+        <w:rPr>
+          <w:sz w:val="36"/>
+          <w:szCs w:val="36"/>
+        </w:rPr>
+        <w:tab/>
+      </w:r>
+      <w:r>
+        <w:rPr>
+          <w:b/>
+          <w:bCs/>
+          <w:i/>
+          <w:iCs/>
+          <w:color w:val="FF0000"/>
+          <w:sz w:val="48"/>
+          <w:szCs w:val="48"/>
+        </w:rPr>
+        <w:tab/>
+      </w:r>
+      <w:r>
+        <w:rPr>
+          <w:b/>
+          <w:bCs/>
+          <w:i/>
+          <w:iCs/>
+          <w:color w:val="FF0000"/>
+          <w:sz w:val="48"/>
+          <w:szCs w:val="48"/>
+        </w:rPr>
+        <w:tab/>
+      </w:r>
+      <w:r>
+        <w:rPr>
+          <w:b/>
+          <w:bCs/>
+          <w:i/>
+          <w:iCs/>
+          <w:color w:val="FF0000"/>
+          <w:sz w:val="48"/>
+          <w:szCs w:val="48"/>
+        </w:rPr>
+        <w:tab/>
+      </w:r>
+    </w:p>
+    <w:p>
+      <w:pPr>
+        <w:rPr>
+          <w:b/>
+          <w:bCs/>
+          <w:i/>
+          <w:iCs/>
+          <w:color w:val="FF0000"/>
+          <w:sz w:val="48"/>
+          <w:szCs w:val="48"/>
+        </w:rPr>
+      </w:pPr>
+      <w:r>
+        <w:rPr>
+          <w:b/>
+          <w:bCs/>
+          <w:i/>
+          <w:iCs/>
+          <w:color w:val="FF0000"/>
+          <w:sz w:val="48"/>
+          <w:szCs w:val="48"/>
+        </w:rPr>
+        <w:lastRenderedPageBreak/>
+        <w:drawing>
+          <wp:anchor distT="0" distB="0" distL="114300" distR="114300" simplePos="0" relativeHeight="251936768" behindDoc="0" locked="0" layoutInCell="1" allowOverlap="1" wp14:anchorId="3663CFC5" wp14:editId="5E7F51DA">
+            <wp:simplePos x="0" y="0"/>
+            <wp:positionH relativeFrom="margin">
+              <wp:align>left</wp:align>
+            </wp:positionH>
+            <wp:positionV relativeFrom="paragraph">
+              <wp:posOffset>530013</wp:posOffset>
+            </wp:positionV>
+            <wp:extent cx="4385734" cy="2109111"/>
+            <wp:effectExtent l="76200" t="76200" r="129540" b="139065"/>
+            <wp:wrapNone/>
+            <wp:docPr id="101612394" name="Picture 1"/>
+            <wp:cNvGraphicFramePr>
+              <a:graphicFrameLocks xmlns:a="http://schemas.openxmlformats.org/drawingml/2006/main" noChangeAspect="1"/>
+            </wp:cNvGraphicFramePr>
+            <a:graphic xmlns:a="http://schemas.openxmlformats.org/drawingml/2006/main">
+              <a:graphicData uri="http://schemas.openxmlformats.org/drawingml/2006/picture">
+                <pic:pic xmlns:pic="http://schemas.openxmlformats.org/drawingml/2006/picture">
+                  <pic:nvPicPr>
+                    <pic:cNvPr id="101612394" name=""/>
+                    <pic:cNvPicPr/>
+                  </pic:nvPicPr>
+                  <pic:blipFill>
+                    <a:blip r:embed="rId31">
+                      <a:extLst>
+                        <a:ext uri="{28A0092B-C50C-407E-A947-70E740481C1C}">
+                          <a14:useLocalDpi xmlns:a14="http://schemas.microsoft.com/office/drawing/2010/main" val="0"/>
+                        </a:ext>
+                      </a:extLst>
+                    </a:blip>
+                    <a:stretch>
+                      <a:fillRect/>
+                    </a:stretch>
+                  </pic:blipFill>
+                  <pic:spPr>
+                    <a:xfrm>
+                      <a:off x="0" y="0"/>
+                      <a:ext cx="4385734" cy="2109111"/>
                     </a:xfrm>
                     <a:prstGeom prst="rect">
                       <a:avLst/>
@@ -4135,9 +4339,7 @@
           </wp:anchor>
         </w:drawing>
       </w:r>
-    </w:p>
-    <w:p>
-      <w:pPr>
+      <w:r>
         <w:rPr>
           <w:b/>
           <w:bCs/>
@@ -4146,9 +4348,9 @@
           <w:color w:val="FF0000"/>
           <w:sz w:val="48"/>
           <w:szCs w:val="48"/>
-          <w:lang w:val="it-IT"/>
-        </w:rPr>
-      </w:pPr>
+        </w:rPr>
+        <w:t>- Package:</w:t>
+      </w:r>
     </w:p>
     <w:p>
       <w:pPr>
@@ -4160,34 +4362,42 @@
           <w:color w:val="FF0000"/>
           <w:sz w:val="48"/>
           <w:szCs w:val="48"/>
-          <w:lang w:val="it-IT"/>
-        </w:rPr>
-      </w:pPr>
-      <w:r>
+        </w:rPr>
+      </w:pPr>
+    </w:p>
+    <w:p>
+      <w:pPr>
+        <w:tabs>
+          <w:tab w:val="left" w:pos="2265"/>
+        </w:tabs>
         <w:rPr>
           <w:b/>
           <w:bCs/>
           <w:i/>
           <w:iCs/>
-          <w:noProof/>
           <w:color w:val="FF0000"/>
           <w:sz w:val="48"/>
           <w:szCs w:val="48"/>
-          <w:lang w:val="it-IT"/>
+        </w:rPr>
+      </w:pPr>
+      <w:r>
+        <w:rPr>
+          <w:sz w:val="36"/>
+          <w:szCs w:val="36"/>
         </w:rPr>
         <w:drawing>
-          <wp:anchor distT="0" distB="0" distL="114300" distR="114300" simplePos="0" relativeHeight="251874304" behindDoc="0" locked="0" layoutInCell="1" allowOverlap="1" wp14:anchorId="4B8DC577" wp14:editId="5E79414E">
+          <wp:anchor distT="0" distB="0" distL="114300" distR="114300" simplePos="0" relativeHeight="251937792" behindDoc="0" locked="0" layoutInCell="1" allowOverlap="1" wp14:anchorId="1871FDCC" wp14:editId="3E55C942">
             <wp:simplePos x="0" y="0"/>
             <wp:positionH relativeFrom="margin">
-              <wp:posOffset>2578372</wp:posOffset>
+              <wp:posOffset>3337560</wp:posOffset>
             </wp:positionH>
             <wp:positionV relativeFrom="paragraph">
-              <wp:posOffset>9343</wp:posOffset>
+              <wp:posOffset>30480</wp:posOffset>
             </wp:positionV>
-            <wp:extent cx="3729446" cy="2448853"/>
-            <wp:effectExtent l="76200" t="76200" r="137795" b="142240"/>
+            <wp:extent cx="3032760" cy="2057400"/>
+            <wp:effectExtent l="76200" t="76200" r="129540" b="133350"/>
             <wp:wrapNone/>
-            <wp:docPr id="1218382672" name="Picture 1"/>
+            <wp:docPr id="194183015" name="Picture 1"/>
             <wp:cNvGraphicFramePr>
               <a:graphicFrameLocks xmlns:a="http://schemas.openxmlformats.org/drawingml/2006/main" noChangeAspect="1"/>
             </wp:cNvGraphicFramePr>
@@ -4195,249 +4405,10 @@
               <a:graphicData uri="http://schemas.openxmlformats.org/drawingml/2006/picture">
                 <pic:pic xmlns:pic="http://schemas.openxmlformats.org/drawingml/2006/picture">
                   <pic:nvPicPr>
-                    <pic:cNvPr id="1218382672" name=""/>
+                    <pic:cNvPr id="194183015" name=""/>
                     <pic:cNvPicPr/>
                   </pic:nvPicPr>
-                  <pic:blipFill>
-                    <a:blip r:embed="rId31">
-                      <a:extLst>
-                        <a:ext uri="{28A0092B-C50C-407E-A947-70E740481C1C}">
-                          <a14:useLocalDpi xmlns:a14="http://schemas.microsoft.com/office/drawing/2010/main" val="0"/>
-                        </a:ext>
-                      </a:extLst>
-                    </a:blip>
-                    <a:stretch>
-                      <a:fillRect/>
-                    </a:stretch>
-                  </pic:blipFill>
-                  <pic:spPr>
-                    <a:xfrm>
-                      <a:off x="0" y="0"/>
-                      <a:ext cx="3731047" cy="2449904"/>
-                    </a:xfrm>
-                    <a:prstGeom prst="rect">
-                      <a:avLst/>
-                    </a:prstGeom>
-                    <a:ln w="38100" cap="sq">
-                      <a:solidFill>
-                        <a:srgbClr val="000000"/>
-                      </a:solidFill>
-                      <a:prstDash val="solid"/>
-                      <a:miter lim="800000"/>
-                    </a:ln>
-                    <a:effectLst>
-                      <a:outerShdw blurRad="50800" dist="38100" dir="2700000" algn="tl" rotWithShape="0">
-                        <a:srgbClr val="000000">
-                          <a:alpha val="43000"/>
-                        </a:srgbClr>
-                      </a:outerShdw>
-                    </a:effectLst>
-                  </pic:spPr>
-                </pic:pic>
-              </a:graphicData>
-            </a:graphic>
-            <wp14:sizeRelH relativeFrom="margin">
-              <wp14:pctWidth>0</wp14:pctWidth>
-            </wp14:sizeRelH>
-            <wp14:sizeRelV relativeFrom="margin">
-              <wp14:pctHeight>0</wp14:pctHeight>
-            </wp14:sizeRelV>
-          </wp:anchor>
-        </w:drawing>
-      </w:r>
-    </w:p>
-    <w:p>
-      <w:pPr>
-        <w:rPr>
-          <w:b/>
-          <w:bCs/>
-          <w:i/>
-          <w:iCs/>
-          <w:color w:val="FF0000"/>
-          <w:sz w:val="48"/>
-          <w:szCs w:val="48"/>
-          <w:lang w:val="it-IT"/>
-        </w:rPr>
-      </w:pPr>
-    </w:p>
-    <w:p>
-      <w:pPr>
-        <w:rPr>
-          <w:b/>
-          <w:bCs/>
-          <w:i/>
-          <w:iCs/>
-          <w:color w:val="FF0000"/>
-          <w:sz w:val="48"/>
-          <w:szCs w:val="48"/>
-          <w:lang w:val="it-IT"/>
-        </w:rPr>
-      </w:pPr>
-    </w:p>
-    <w:p>
-      <w:pPr>
-        <w:rPr>
-          <w:b/>
-          <w:bCs/>
-          <w:i/>
-          <w:iCs/>
-          <w:color w:val="FF0000"/>
-          <w:sz w:val="48"/>
-          <w:szCs w:val="48"/>
-          <w:lang w:val="it-IT"/>
-        </w:rPr>
-      </w:pPr>
-    </w:p>
-    <w:p>
-      <w:pPr>
-        <w:rPr>
-          <w:b/>
-          <w:bCs/>
-          <w:i/>
-          <w:iCs/>
-          <w:color w:val="FF0000"/>
-          <w:sz w:val="48"/>
-          <w:szCs w:val="48"/>
-          <w:lang w:val="it-IT"/>
-        </w:rPr>
-      </w:pPr>
-    </w:p>
-    <w:p>
-      <w:pPr>
-        <w:rPr>
-          <w:b/>
-          <w:bCs/>
-          <w:i/>
-          <w:iCs/>
-          <w:color w:val="FF0000"/>
-          <w:sz w:val="48"/>
-          <w:szCs w:val="48"/>
-          <w:lang w:val="it-IT"/>
-        </w:rPr>
-      </w:pPr>
-    </w:p>
-    <w:p>
-      <w:pPr>
-        <w:rPr>
-          <w:b/>
-          <w:bCs/>
-          <w:i/>
-          <w:iCs/>
-          <w:color w:val="FF0000"/>
-          <w:sz w:val="48"/>
-          <w:szCs w:val="48"/>
-          <w:lang w:val="it-IT"/>
-        </w:rPr>
-      </w:pPr>
-    </w:p>
-    <w:p>
-      <w:pPr>
-        <w:rPr>
-          <w:b/>
-          <w:bCs/>
-          <w:i/>
-          <w:iCs/>
-          <w:color w:val="FF0000"/>
-          <w:sz w:val="48"/>
-          <w:szCs w:val="48"/>
-          <w:lang w:val="it-IT"/>
-        </w:rPr>
-      </w:pPr>
-    </w:p>
-    <w:p>
-      <w:pPr>
-        <w:rPr>
-          <w:b/>
-          <w:bCs/>
-          <w:i/>
-          <w:iCs/>
-          <w:color w:val="FF0000"/>
-          <w:sz w:val="48"/>
-          <w:szCs w:val="48"/>
-          <w:lang w:val="it-IT"/>
-        </w:rPr>
-      </w:pPr>
-    </w:p>
-    <w:p>
-      <w:pPr>
-        <w:rPr>
-          <w:b/>
-          <w:bCs/>
-          <w:i/>
-          <w:iCs/>
-          <w:color w:val="FF0000"/>
-          <w:sz w:val="48"/>
-          <w:szCs w:val="48"/>
-          <w:lang w:val="it-IT"/>
-        </w:rPr>
-      </w:pPr>
-    </w:p>
-    <w:p>
-      <w:pPr>
-        <w:rPr>
-          <w:b/>
-          <w:bCs/>
-          <w:i/>
-          <w:iCs/>
-          <w:color w:val="FF0000"/>
-          <w:sz w:val="48"/>
-          <w:szCs w:val="48"/>
-          <w:lang w:val="it-IT"/>
-        </w:rPr>
-      </w:pPr>
-    </w:p>
-    <w:p>
-      <w:pPr>
-        <w:tabs>
-          <w:tab w:val="left" w:pos="1234"/>
-        </w:tabs>
-        <w:rPr>
-          <w:b/>
-          <w:bCs/>
-          <w:i/>
-          <w:iCs/>
-          <w:color w:val="FF0000"/>
-          <w:sz w:val="48"/>
-          <w:szCs w:val="48"/>
-          <w:lang w:val="it-IT"/>
-        </w:rPr>
-      </w:pPr>
-      <w:r>
-        <w:rPr>
-          <w:b/>
-          <w:bCs/>
-          <w:i/>
-          <w:iCs/>
-          <w:noProof/>
-          <w:color w:val="FF0000"/>
-          <w:sz w:val="48"/>
-          <w:szCs w:val="48"/>
-          <w:lang w:val="it-IT"/>
-        </w:rPr>
-        <w:drawing>
-          <wp:anchor distT="0" distB="0" distL="114300" distR="114300" simplePos="0" relativeHeight="251873280" behindDoc="0" locked="0" layoutInCell="1" allowOverlap="1" wp14:anchorId="21158D31" wp14:editId="0C07D3B9">
-            <wp:simplePos x="0" y="0"/>
-            <wp:positionH relativeFrom="column">
-              <wp:posOffset>-197485</wp:posOffset>
-            </wp:positionH>
-            <wp:positionV relativeFrom="paragraph">
-              <wp:posOffset>-143056</wp:posOffset>
-            </wp:positionV>
-            <wp:extent cx="5982528" cy="4898571"/>
-            <wp:effectExtent l="76200" t="76200" r="132715" b="130810"/>
-            <wp:wrapNone/>
-            <wp:docPr id="2027829627" name="Picture 1"/>
-            <wp:cNvGraphicFramePr>
-              <a:graphicFrameLocks xmlns:a="http://schemas.openxmlformats.org/drawingml/2006/main" noChangeAspect="1"/>
-            </wp:cNvGraphicFramePr>
-            <a:graphic xmlns:a="http://schemas.openxmlformats.org/drawingml/2006/main">
-              <a:graphicData uri="http://schemas.openxmlformats.org/drawingml/2006/picture">
-                <pic:pic xmlns:pic="http://schemas.openxmlformats.org/drawingml/2006/picture">
-                  <pic:nvPicPr>
-                    <pic:cNvPr id="2027829627" name=""/>
-                    <pic:cNvPicPr/>
-                  </pic:nvPicPr>
-                  <pic:blipFill>
+                  <pic:blipFill rotWithShape="1">
                     <a:blip r:embed="rId32">
                       <a:extLst>
                         <a:ext uri="{28A0092B-C50C-407E-A947-70E740481C1C}">
@@ -4445,766 +4416,7 @@
                         </a:ext>
                       </a:extLst>
                     </a:blip>
-                    <a:stretch>
-                      <a:fillRect/>
-                    </a:stretch>
-                  </pic:blipFill>
-                  <pic:spPr>
-                    <a:xfrm>
-                      <a:off x="0" y="0"/>
-                      <a:ext cx="5988342" cy="4903331"/>
-                    </a:xfrm>
-                    <a:prstGeom prst="rect">
-                      <a:avLst/>
-                    </a:prstGeom>
-                    <a:ln w="38100" cap="sq">
-                      <a:solidFill>
-                        <a:srgbClr val="000000"/>
-                      </a:solidFill>
-                      <a:prstDash val="solid"/>
-                      <a:miter lim="800000"/>
-                    </a:ln>
-                    <a:effectLst>
-                      <a:outerShdw blurRad="50800" dist="38100" dir="2700000" algn="tl" rotWithShape="0">
-                        <a:srgbClr val="000000">
-                          <a:alpha val="43000"/>
-                        </a:srgbClr>
-                      </a:outerShdw>
-                    </a:effectLst>
-                  </pic:spPr>
-                </pic:pic>
-              </a:graphicData>
-            </a:graphic>
-            <wp14:sizeRelH relativeFrom="margin">
-              <wp14:pctWidth>0</wp14:pctWidth>
-            </wp14:sizeRelH>
-            <wp14:sizeRelV relativeFrom="margin">
-              <wp14:pctHeight>0</wp14:pctHeight>
-            </wp14:sizeRelV>
-          </wp:anchor>
-        </w:drawing>
-      </w:r>
-      <w:r>
-        <w:rPr>
-          <w:b/>
-          <w:bCs/>
-          <w:i/>
-          <w:iCs/>
-          <w:color w:val="FF0000"/>
-          <w:sz w:val="48"/>
-          <w:szCs w:val="48"/>
-          <w:lang w:val="it-IT"/>
-        </w:rPr>
-        <w:tab/>
-      </w:r>
-    </w:p>
-    <w:p>
-      <w:pPr>
-        <w:rPr>
-          <w:b/>
-          <w:bCs/>
-          <w:i/>
-          <w:iCs/>
-          <w:color w:val="FF0000"/>
-          <w:sz w:val="48"/>
-          <w:szCs w:val="48"/>
-          <w:lang w:val="it-IT"/>
-        </w:rPr>
-      </w:pPr>
-    </w:p>
-    <w:p>
-      <w:pPr>
-        <w:rPr>
-          <w:b/>
-          <w:bCs/>
-          <w:i/>
-          <w:iCs/>
-          <w:color w:val="FF0000"/>
-          <w:sz w:val="48"/>
-          <w:szCs w:val="48"/>
-          <w:lang w:val="it-IT"/>
-        </w:rPr>
-      </w:pPr>
-    </w:p>
-    <w:p>
-      <w:pPr>
-        <w:rPr>
-          <w:b/>
-          <w:bCs/>
-          <w:i/>
-          <w:iCs/>
-          <w:color w:val="FF0000"/>
-          <w:sz w:val="48"/>
-          <w:szCs w:val="48"/>
-          <w:lang w:val="it-IT"/>
-        </w:rPr>
-      </w:pPr>
-    </w:p>
-    <w:p>
-      <w:pPr>
-        <w:rPr>
-          <w:b/>
-          <w:bCs/>
-          <w:i/>
-          <w:iCs/>
-          <w:color w:val="FF0000"/>
-          <w:sz w:val="48"/>
-          <w:szCs w:val="48"/>
-          <w:lang w:val="it-IT"/>
-        </w:rPr>
-      </w:pPr>
-    </w:p>
-    <w:p>
-      <w:pPr>
-        <w:rPr>
-          <w:b/>
-          <w:bCs/>
-          <w:i/>
-          <w:iCs/>
-          <w:color w:val="FF0000"/>
-          <w:sz w:val="48"/>
-          <w:szCs w:val="48"/>
-          <w:lang w:val="it-IT"/>
-        </w:rPr>
-      </w:pPr>
-    </w:p>
-    <w:p>
-      <w:pPr>
-        <w:rPr>
-          <w:b/>
-          <w:bCs/>
-          <w:i/>
-          <w:iCs/>
-          <w:color w:val="FF0000"/>
-          <w:sz w:val="48"/>
-          <w:szCs w:val="48"/>
-          <w:lang w:val="it-IT"/>
-        </w:rPr>
-      </w:pPr>
-    </w:p>
-    <w:p>
-      <w:pPr>
-        <w:rPr>
-          <w:b/>
-          <w:bCs/>
-          <w:i/>
-          <w:iCs/>
-          <w:color w:val="FF0000"/>
-          <w:sz w:val="48"/>
-          <w:szCs w:val="48"/>
-          <w:lang w:val="it-IT"/>
-        </w:rPr>
-      </w:pPr>
-    </w:p>
-    <w:p>
-      <w:pPr>
-        <w:rPr>
-          <w:b/>
-          <w:bCs/>
-          <w:i/>
-          <w:iCs/>
-          <w:color w:val="FF0000"/>
-          <w:sz w:val="48"/>
-          <w:szCs w:val="48"/>
-          <w:lang w:val="it-IT"/>
-        </w:rPr>
-      </w:pPr>
-      <w:r>
-        <w:rPr>
-          <w:b/>
-          <w:bCs/>
-          <w:i/>
-          <w:iCs/>
-          <w:noProof/>
-          <w:color w:val="FF0000"/>
-          <w:sz w:val="48"/>
-          <w:szCs w:val="48"/>
-          <w:lang w:val="it-IT"/>
-        </w:rPr>
-        <w:lastRenderedPageBreak/>
-        <w:drawing>
-          <wp:anchor distT="0" distB="0" distL="114300" distR="114300" simplePos="0" relativeHeight="251872256" behindDoc="0" locked="0" layoutInCell="1" allowOverlap="1" wp14:anchorId="4388485E" wp14:editId="5E478381">
-            <wp:simplePos x="0" y="0"/>
-            <wp:positionH relativeFrom="page">
-              <wp:posOffset>533400</wp:posOffset>
-            </wp:positionH>
-            <wp:positionV relativeFrom="paragraph">
-              <wp:posOffset>549094</wp:posOffset>
-            </wp:positionV>
-            <wp:extent cx="5998029" cy="5550289"/>
-            <wp:effectExtent l="76200" t="76200" r="136525" b="127000"/>
-            <wp:wrapNone/>
-            <wp:docPr id="1946210416" name="Picture 1"/>
-            <wp:cNvGraphicFramePr>
-              <a:graphicFrameLocks xmlns:a="http://schemas.openxmlformats.org/drawingml/2006/main" noChangeAspect="1"/>
-            </wp:cNvGraphicFramePr>
-            <a:graphic xmlns:a="http://schemas.openxmlformats.org/drawingml/2006/main">
-              <a:graphicData uri="http://schemas.openxmlformats.org/drawingml/2006/picture">
-                <pic:pic xmlns:pic="http://schemas.openxmlformats.org/drawingml/2006/picture">
-                  <pic:nvPicPr>
-                    <pic:cNvPr id="1946210416" name=""/>
-                    <pic:cNvPicPr/>
-                  </pic:nvPicPr>
-                  <pic:blipFill>
-                    <a:blip r:embed="rId33">
-                      <a:extLst>
-                        <a:ext uri="{28A0092B-C50C-407E-A947-70E740481C1C}">
-                          <a14:useLocalDpi xmlns:a14="http://schemas.microsoft.com/office/drawing/2010/main" val="0"/>
-                        </a:ext>
-                      </a:extLst>
-                    </a:blip>
-                    <a:stretch>
-                      <a:fillRect/>
-                    </a:stretch>
-                  </pic:blipFill>
-                  <pic:spPr>
-                    <a:xfrm>
-                      <a:off x="0" y="0"/>
-                      <a:ext cx="6003001" cy="5554890"/>
-                    </a:xfrm>
-                    <a:prstGeom prst="rect">
-                      <a:avLst/>
-                    </a:prstGeom>
-                    <a:ln w="38100" cap="sq">
-                      <a:solidFill>
-                        <a:srgbClr val="000000"/>
-                      </a:solidFill>
-                      <a:prstDash val="solid"/>
-                      <a:miter lim="800000"/>
-                    </a:ln>
-                    <a:effectLst>
-                      <a:outerShdw blurRad="50800" dist="38100" dir="2700000" algn="tl" rotWithShape="0">
-                        <a:srgbClr val="000000">
-                          <a:alpha val="43000"/>
-                        </a:srgbClr>
-                      </a:outerShdw>
-                    </a:effectLst>
-                  </pic:spPr>
-                </pic:pic>
-              </a:graphicData>
-            </a:graphic>
-            <wp14:sizeRelH relativeFrom="margin">
-              <wp14:pctWidth>0</wp14:pctWidth>
-            </wp14:sizeRelH>
-            <wp14:sizeRelV relativeFrom="margin">
-              <wp14:pctHeight>0</wp14:pctHeight>
-            </wp14:sizeRelV>
-          </wp:anchor>
-        </w:drawing>
-      </w:r>
-    </w:p>
-    <w:p>
-      <w:pPr>
-        <w:rPr>
-          <w:b/>
-          <w:bCs/>
-          <w:i/>
-          <w:iCs/>
-          <w:color w:val="FF0000"/>
-          <w:sz w:val="48"/>
-          <w:szCs w:val="48"/>
-          <w:lang w:val="it-IT"/>
-        </w:rPr>
-      </w:pPr>
-    </w:p>
-    <w:p>
-      <w:pPr>
-        <w:rPr>
-          <w:b/>
-          <w:bCs/>
-          <w:i/>
-          <w:iCs/>
-          <w:color w:val="FF0000"/>
-          <w:sz w:val="48"/>
-          <w:szCs w:val="48"/>
-          <w:lang w:val="it-IT"/>
-        </w:rPr>
-      </w:pPr>
-    </w:p>
-    <w:p>
-      <w:pPr>
-        <w:rPr>
-          <w:b/>
-          <w:bCs/>
-          <w:i/>
-          <w:iCs/>
-          <w:color w:val="FF0000"/>
-          <w:sz w:val="48"/>
-          <w:szCs w:val="48"/>
-          <w:lang w:val="it-IT"/>
-        </w:rPr>
-      </w:pPr>
-    </w:p>
-    <w:p>
-      <w:pPr>
-        <w:rPr>
-          <w:b/>
-          <w:bCs/>
-          <w:i/>
-          <w:iCs/>
-          <w:color w:val="FF0000"/>
-          <w:sz w:val="48"/>
-          <w:szCs w:val="48"/>
-          <w:lang w:val="it-IT"/>
-        </w:rPr>
-      </w:pPr>
-    </w:p>
-    <w:p>
-      <w:pPr>
-        <w:rPr>
-          <w:b/>
-          <w:bCs/>
-          <w:i/>
-          <w:iCs/>
-          <w:color w:val="FF0000"/>
-          <w:sz w:val="48"/>
-          <w:szCs w:val="48"/>
-          <w:lang w:val="it-IT"/>
-        </w:rPr>
-      </w:pPr>
-    </w:p>
-    <w:p>
-      <w:pPr>
-        <w:rPr>
-          <w:b/>
-          <w:bCs/>
-          <w:i/>
-          <w:iCs/>
-          <w:color w:val="FF0000"/>
-          <w:sz w:val="48"/>
-          <w:szCs w:val="48"/>
-          <w:lang w:val="it-IT"/>
-        </w:rPr>
-      </w:pPr>
-    </w:p>
-    <w:p>
-      <w:pPr>
-        <w:rPr>
-          <w:b/>
-          <w:bCs/>
-          <w:i/>
-          <w:iCs/>
-          <w:color w:val="FF0000"/>
-          <w:sz w:val="48"/>
-          <w:szCs w:val="48"/>
-          <w:lang w:val="it-IT"/>
-        </w:rPr>
-      </w:pPr>
-    </w:p>
-    <w:p>
-      <w:pPr>
-        <w:rPr>
-          <w:b/>
-          <w:bCs/>
-          <w:i/>
-          <w:iCs/>
-          <w:color w:val="FF0000"/>
-          <w:sz w:val="48"/>
-          <w:szCs w:val="48"/>
-          <w:lang w:val="it-IT"/>
-        </w:rPr>
-      </w:pPr>
-    </w:p>
-    <w:p>
-      <w:pPr>
-        <w:rPr>
-          <w:b/>
-          <w:bCs/>
-          <w:i/>
-          <w:iCs/>
-          <w:color w:val="FF0000"/>
-          <w:sz w:val="48"/>
-          <w:szCs w:val="48"/>
-          <w:lang w:val="it-IT"/>
-        </w:rPr>
-      </w:pPr>
-    </w:p>
-    <w:p>
-      <w:pPr>
-        <w:rPr>
-          <w:b/>
-          <w:bCs/>
-          <w:i/>
-          <w:iCs/>
-          <w:color w:val="FF0000"/>
-          <w:sz w:val="48"/>
-          <w:szCs w:val="48"/>
-          <w:lang w:val="it-IT"/>
-        </w:rPr>
-      </w:pPr>
-    </w:p>
-    <w:p>
-      <w:pPr>
-        <w:rPr>
-          <w:b/>
-          <w:bCs/>
-          <w:i/>
-          <w:iCs/>
-          <w:color w:val="FF0000"/>
-          <w:sz w:val="48"/>
-          <w:szCs w:val="48"/>
-          <w:lang w:val="it-IT"/>
-        </w:rPr>
-      </w:pPr>
-    </w:p>
-    <w:p>
-      <w:pPr>
-        <w:rPr>
-          <w:b/>
-          <w:bCs/>
-          <w:i/>
-          <w:iCs/>
-          <w:color w:val="FF0000"/>
-          <w:sz w:val="48"/>
-          <w:szCs w:val="48"/>
-          <w:lang w:val="en-AS"/>
-        </w:rPr>
-      </w:pPr>
-      <w:r>
-        <w:rPr>
-          <w:b/>
-          <w:bCs/>
-          <w:i/>
-          <w:iCs/>
-          <w:color w:val="FF0000"/>
-          <w:sz w:val="48"/>
-          <w:szCs w:val="48"/>
-        </w:rPr>
-        <w:t>-Bugs &amp; Fixes</w:t>
-      </w:r>
-    </w:p>
-    <w:p>
-      <w:pPr>
-        <w:tabs>
-          <w:tab w:val="left" w:pos="6045"/>
-        </w:tabs>
-        <w:rPr>
-          <w:sz w:val="28"/>
-          <w:szCs w:val="28"/>
-          <w:lang w:val="en-CA"/>
-        </w:rPr>
-      </w:pPr>
-      <w:r>
-        <w:rPr>
-          <w:sz w:val="28"/>
-          <w:szCs w:val="28"/>
-        </w:rPr>
-        <w:t xml:space="preserve">-Adder didn’t implement </w:t>
-      </w:r>
-      <w:proofErr w:type="spellStart"/>
-      <w:r>
-        <w:rPr>
-          <w:sz w:val="28"/>
-          <w:szCs w:val="28"/>
-        </w:rPr>
-        <w:t>cin</w:t>
-      </w:r>
-      <w:proofErr w:type="spellEnd"/>
-      <w:r>
-        <w:rPr>
-          <w:sz w:val="28"/>
-          <w:szCs w:val="28"/>
-        </w:rPr>
-        <w:t xml:space="preserve"> </w:t>
-      </w:r>
-      <w:r>
-        <w:rPr>
-          <w:sz w:val="28"/>
-          <w:szCs w:val="28"/>
-        </w:rPr>
-        <w:t>where we check if</w:t>
-      </w:r>
-      <w:r>
-        <w:rPr>
-          <w:sz w:val="28"/>
-          <w:szCs w:val="28"/>
-        </w:rPr>
-        <w:t xml:space="preserve"> </w:t>
-      </w:r>
-      <w:r>
-        <w:rPr>
-          <w:sz w:val="28"/>
-          <w:szCs w:val="28"/>
-          <w:lang w:val="en-CA"/>
-        </w:rPr>
-        <w:t>FULL_ADDER</w:t>
-      </w:r>
-      <w:r>
-        <w:rPr>
-          <w:sz w:val="28"/>
-          <w:szCs w:val="28"/>
-          <w:lang w:val="en-CA"/>
-        </w:rPr>
-        <w:t xml:space="preserve"> is ON</w:t>
-      </w:r>
-    </w:p>
-    <w:p>
-      <w:pPr>
-        <w:tabs>
-          <w:tab w:val="left" w:pos="6045"/>
-        </w:tabs>
-        <w:rPr>
-          <w:sz w:val="28"/>
-          <w:szCs w:val="28"/>
-        </w:rPr>
-      </w:pPr>
-      <w:r>
-        <w:rPr>
-          <w:sz w:val="28"/>
-          <w:szCs w:val="28"/>
-        </w:rPr>
-        <w:t>-Registered opcode wasn’t used in case block</w:t>
-      </w:r>
-    </w:p>
-    <w:p>
-      <w:pPr>
-        <w:tabs>
-          <w:tab w:val="left" w:pos="6045"/>
-        </w:tabs>
-        <w:rPr>
-          <w:sz w:val="28"/>
-          <w:szCs w:val="28"/>
-        </w:rPr>
-      </w:pPr>
-      <w:r>
-        <w:rPr>
-          <w:sz w:val="28"/>
-          <w:szCs w:val="28"/>
-        </w:rPr>
-        <w:t>-</w:t>
-      </w:r>
-      <w:proofErr w:type="spellStart"/>
-      <w:r>
-        <w:rPr>
-          <w:sz w:val="28"/>
-          <w:szCs w:val="28"/>
-        </w:rPr>
-        <w:t>cin_reg</w:t>
-      </w:r>
-      <w:proofErr w:type="spellEnd"/>
-      <w:r>
-        <w:rPr>
-          <w:sz w:val="28"/>
-          <w:szCs w:val="28"/>
-        </w:rPr>
-        <w:t xml:space="preserve"> size is wrong</w:t>
-      </w:r>
-    </w:p>
-    <w:p>
-      <w:pPr>
-        <w:tabs>
-          <w:tab w:val="left" w:pos="4429"/>
-        </w:tabs>
-        <w:rPr>
-          <w:sz w:val="28"/>
-          <w:szCs w:val="28"/>
-        </w:rPr>
-        <w:sectPr>
-          <w:pgSz w:w="12242" w:h="15842" w:code="1"/>
-          <w:pgMar w:top="1151" w:right="1151" w:bottom="1151" w:left="1151" w:header="720" w:footer="720" w:gutter="0"/>
-          <w:pgBorders w:offsetFrom="page">
-            <w:top w:val="single" w:sz="4" w:space="24" w:color="auto"/>
-            <w:left w:val="single" w:sz="4" w:space="24" w:color="auto"/>
-            <w:bottom w:val="single" w:sz="4" w:space="24" w:color="auto"/>
-            <w:right w:val="single" w:sz="4" w:space="24" w:color="auto"/>
-          </w:pgBorders>
-          <w:cols w:space="720"/>
-          <w:docGrid w:linePitch="360"/>
-        </w:sectPr>
-      </w:pPr>
-      <w:r>
-        <w:rPr>
-          <w:sz w:val="28"/>
-          <w:szCs w:val="28"/>
-        </w:rPr>
-        <w:t>-cases 3’h6 &amp; 3’h7 weren’t stat</w:t>
-      </w:r>
-      <w:r>
-        <w:rPr>
-          <w:sz w:val="28"/>
-          <w:szCs w:val="28"/>
-        </w:rPr>
-        <w:t>ed</w:t>
-      </w:r>
-      <w:r>
-        <w:rPr>
-          <w:sz w:val="28"/>
-          <w:szCs w:val="28"/>
-        </w:rPr>
-        <w:tab/>
-      </w:r>
-    </w:p>
-    <w:p>
-      <w:pPr>
-        <w:rPr>
-          <w:b/>
-          <w:bCs/>
-          <w:i/>
-          <w:iCs/>
-          <w:color w:val="FF0000"/>
-          <w:sz w:val="48"/>
-          <w:szCs w:val="48"/>
-        </w:rPr>
-      </w:pPr>
-      <w:r>
-        <w:rPr>
-          <w:b/>
-          <w:bCs/>
-          <w:i/>
-          <w:iCs/>
-          <w:color w:val="FF0000"/>
-          <w:sz w:val="48"/>
-          <w:szCs w:val="48"/>
-        </w:rPr>
-        <w:lastRenderedPageBreak/>
-        <w:t>-Verification Plan:</w:t>
-      </w:r>
-      <w:r>
-        <w:rPr>
-          <w:noProof/>
-        </w:rPr>
-        <w:t xml:space="preserve"> </w:t>
-      </w:r>
-    </w:p>
-    <w:p>
-      <w:pPr>
-        <w:tabs>
-          <w:tab w:val="left" w:pos="874"/>
-          <w:tab w:val="left" w:pos="2438"/>
-        </w:tabs>
-        <w:rPr>
-          <w:b/>
-          <w:bCs/>
-          <w:i/>
-          <w:iCs/>
-          <w:color w:val="FF0000"/>
-          <w:sz w:val="48"/>
-          <w:szCs w:val="48"/>
-        </w:rPr>
-      </w:pPr>
-      <w:r>
-        <w:rPr>
-          <w:b/>
-          <w:bCs/>
-          <w:i/>
-          <w:iCs/>
-          <w:noProof/>
-          <w:color w:val="FF0000"/>
-          <w:sz w:val="48"/>
-          <w:szCs w:val="48"/>
-        </w:rPr>
-        <w:drawing>
-          <wp:anchor distT="0" distB="0" distL="114300" distR="114300" simplePos="0" relativeHeight="251876352" behindDoc="0" locked="0" layoutInCell="1" allowOverlap="1" wp14:anchorId="268BC73A" wp14:editId="44B58196">
-            <wp:simplePos x="0" y="0"/>
-            <wp:positionH relativeFrom="margin">
-              <wp:posOffset>-254000</wp:posOffset>
-            </wp:positionH>
-            <wp:positionV relativeFrom="paragraph">
-              <wp:posOffset>74295</wp:posOffset>
-            </wp:positionV>
-            <wp:extent cx="7174865" cy="2970530"/>
-            <wp:effectExtent l="76200" t="76200" r="140335" b="134620"/>
-            <wp:wrapNone/>
-            <wp:docPr id="1117723756" name="Picture 1"/>
-            <wp:cNvGraphicFramePr>
-              <a:graphicFrameLocks xmlns:a="http://schemas.openxmlformats.org/drawingml/2006/main" noChangeAspect="1"/>
-            </wp:cNvGraphicFramePr>
-            <a:graphic xmlns:a="http://schemas.openxmlformats.org/drawingml/2006/main">
-              <a:graphicData uri="http://schemas.openxmlformats.org/drawingml/2006/picture">
-                <pic:pic xmlns:pic="http://schemas.openxmlformats.org/drawingml/2006/picture">
-                  <pic:nvPicPr>
-                    <pic:cNvPr id="1117723756" name=""/>
-                    <pic:cNvPicPr/>
-                  </pic:nvPicPr>
-                  <pic:blipFill>
-                    <a:blip r:embed="rId34">
-                      <a:extLst>
-                        <a:ext uri="{28A0092B-C50C-407E-A947-70E740481C1C}">
-                          <a14:useLocalDpi xmlns:a14="http://schemas.microsoft.com/office/drawing/2010/main" val="0"/>
-                        </a:ext>
-                      </a:extLst>
-                    </a:blip>
-                    <a:stretch>
-                      <a:fillRect/>
-                    </a:stretch>
-                  </pic:blipFill>
-                  <pic:spPr>
-                    <a:xfrm>
-                      <a:off x="0" y="0"/>
-                      <a:ext cx="7174865" cy="2970530"/>
-                    </a:xfrm>
-                    <a:prstGeom prst="rect">
-                      <a:avLst/>
-                    </a:prstGeom>
-                    <a:ln w="38100" cap="sq">
-                      <a:solidFill>
-                        <a:srgbClr val="000000"/>
-                      </a:solidFill>
-                      <a:prstDash val="solid"/>
-                      <a:miter lim="800000"/>
-                    </a:ln>
-                    <a:effectLst>
-                      <a:outerShdw blurRad="50800" dist="38100" dir="2700000" algn="tl" rotWithShape="0">
-                        <a:srgbClr val="000000">
-                          <a:alpha val="43000"/>
-                        </a:srgbClr>
-                      </a:outerShdw>
-                    </a:effectLst>
-                  </pic:spPr>
-                </pic:pic>
-              </a:graphicData>
-            </a:graphic>
-            <wp14:sizeRelH relativeFrom="margin">
-              <wp14:pctWidth>0</wp14:pctWidth>
-            </wp14:sizeRelH>
-            <wp14:sizeRelV relativeFrom="margin">
-              <wp14:pctHeight>0</wp14:pctHeight>
-            </wp14:sizeRelV>
-          </wp:anchor>
-        </w:drawing>
-      </w:r>
-      <w:r>
-        <w:rPr>
-          <w:b/>
-          <w:bCs/>
-          <w:i/>
-          <w:iCs/>
-          <w:color w:val="FF0000"/>
-          <w:sz w:val="48"/>
-          <w:szCs w:val="48"/>
-        </w:rPr>
-        <w:tab/>
-      </w:r>
-      <w:r>
-        <w:rPr>
-          <w:noProof/>
-        </w:rPr>
-        <w:drawing>
-          <wp:inline distT="0" distB="0" distL="0" distR="0" wp14:anchorId="12FB1F63" wp14:editId="46EFE791">
-            <wp:extent cx="5943600" cy="315595"/>
-            <wp:effectExtent l="0" t="0" r="0" b="0"/>
-            <wp:docPr id="1647819750" name="Picture 2"/>
-            <wp:cNvGraphicFramePr>
-              <a:graphicFrameLocks xmlns:a="http://schemas.openxmlformats.org/drawingml/2006/main" noChangeAspect="1"/>
-            </wp:cNvGraphicFramePr>
-            <a:graphic xmlns:a="http://schemas.openxmlformats.org/drawingml/2006/main">
-              <a:graphicData uri="http://schemas.openxmlformats.org/drawingml/2006/picture">
-                <pic:pic xmlns:pic="http://schemas.openxmlformats.org/drawingml/2006/picture">
-                  <pic:nvPicPr>
-                    <pic:cNvPr id="0" name="Picture 1"/>
-                    <pic:cNvPicPr>
-                      <a:picLocks noChangeAspect="1" noChangeArrowheads="1"/>
-                    </pic:cNvPicPr>
-                  </pic:nvPicPr>
-                  <pic:blipFill>
-                    <a:blip r:embed="rId35">
-                      <a:extLst>
-                        <a:ext uri="{28A0092B-C50C-407E-A947-70E740481C1C}">
-                          <a14:useLocalDpi xmlns:a14="http://schemas.microsoft.com/office/drawing/2010/main" val="0"/>
-                        </a:ext>
-                      </a:extLst>
-                    </a:blip>
-                    <a:srcRect/>
+                    <a:srcRect r="31139"/>
                     <a:stretch>
                       <a:fillRect/>
                     </a:stretch>
@@ -5212,1752 +4424,7 @@
                   <pic:spPr bwMode="auto">
                     <a:xfrm>
                       <a:off x="0" y="0"/>
-                      <a:ext cx="5943600" cy="315595"/>
-                    </a:xfrm>
-                    <a:prstGeom prst="rect">
-                      <a:avLst/>
-                    </a:prstGeom>
-                    <a:noFill/>
-                    <a:ln>
-                      <a:noFill/>
-                    </a:ln>
-                  </pic:spPr>
-                </pic:pic>
-              </a:graphicData>
-            </a:graphic>
-          </wp:inline>
-        </w:drawing>
-      </w:r>
-      <w:r>
-        <w:rPr>
-          <w:b/>
-          <w:bCs/>
-          <w:i/>
-          <w:iCs/>
-          <w:color w:val="FF0000"/>
-          <w:sz w:val="48"/>
-          <w:szCs w:val="48"/>
-        </w:rPr>
-        <w:tab/>
-      </w:r>
-    </w:p>
-    <w:p>
-      <w:pPr>
-        <w:tabs>
-          <w:tab w:val="left" w:pos="3379"/>
-        </w:tabs>
-        <w:rPr>
-          <w:sz w:val="36"/>
-          <w:szCs w:val="36"/>
-        </w:rPr>
-      </w:pPr>
-      <w:r>
-        <w:rPr>
-          <w:sz w:val="36"/>
-          <w:szCs w:val="36"/>
-        </w:rPr>
-        <w:tab/>
-      </w:r>
-    </w:p>
-    <w:p>
-      <w:pPr>
-        <w:rPr>
-          <w:b/>
-          <w:bCs/>
-          <w:i/>
-          <w:iCs/>
-          <w:color w:val="FF0000"/>
-          <w:sz w:val="48"/>
-          <w:szCs w:val="48"/>
-        </w:rPr>
-      </w:pPr>
-    </w:p>
-    <w:p>
-      <w:pPr>
-        <w:rPr>
-          <w:b/>
-          <w:bCs/>
-          <w:i/>
-          <w:iCs/>
-          <w:color w:val="FF0000"/>
-          <w:sz w:val="48"/>
-          <w:szCs w:val="48"/>
-        </w:rPr>
-      </w:pPr>
-    </w:p>
-    <w:p>
-      <w:pPr>
-        <w:tabs>
-          <w:tab w:val="center" w:pos="4970"/>
-        </w:tabs>
-        <w:rPr>
-          <w:sz w:val="28"/>
-          <w:szCs w:val="28"/>
-        </w:rPr>
-      </w:pPr>
-    </w:p>
-    <w:p>
-      <w:pPr>
-        <w:rPr>
-          <w:sz w:val="28"/>
-          <w:szCs w:val="28"/>
-        </w:rPr>
-      </w:pPr>
-    </w:p>
-    <w:p>
-      <w:pPr>
-        <w:rPr>
-          <w:sz w:val="28"/>
-          <w:szCs w:val="28"/>
-        </w:rPr>
-      </w:pPr>
-      <w:r>
-        <w:rPr>
-          <w:b/>
-          <w:bCs/>
-          <w:i/>
-          <w:iCs/>
-          <w:noProof/>
-          <w:color w:val="FF0000"/>
-          <w:sz w:val="48"/>
-          <w:szCs w:val="48"/>
-        </w:rPr>
-        <w:drawing>
-          <wp:anchor distT="0" distB="0" distL="114300" distR="114300" simplePos="0" relativeHeight="251877376" behindDoc="0" locked="0" layoutInCell="1" allowOverlap="1" wp14:anchorId="7C936DE7" wp14:editId="2C960D0C">
-            <wp:simplePos x="0" y="0"/>
-            <wp:positionH relativeFrom="column">
-              <wp:posOffset>-66651</wp:posOffset>
-            </wp:positionH>
-            <wp:positionV relativeFrom="paragraph">
-              <wp:posOffset>408257</wp:posOffset>
-            </wp:positionV>
-            <wp:extent cx="5469147" cy="4287743"/>
-            <wp:effectExtent l="76200" t="76200" r="132080" b="132080"/>
-            <wp:wrapNone/>
-            <wp:docPr id="292063237" name="Picture 1"/>
-            <wp:cNvGraphicFramePr>
-              <a:graphicFrameLocks xmlns:a="http://schemas.openxmlformats.org/drawingml/2006/main" noChangeAspect="1"/>
-            </wp:cNvGraphicFramePr>
-            <a:graphic xmlns:a="http://schemas.openxmlformats.org/drawingml/2006/main">
-              <a:graphicData uri="http://schemas.openxmlformats.org/drawingml/2006/picture">
-                <pic:pic xmlns:pic="http://schemas.openxmlformats.org/drawingml/2006/picture">
-                  <pic:nvPicPr>
-                    <pic:cNvPr id="292063237" name=""/>
-                    <pic:cNvPicPr/>
-                  </pic:nvPicPr>
-                  <pic:blipFill>
-                    <a:blip r:embed="rId36">
-                      <a:extLst>
-                        <a:ext uri="{28A0092B-C50C-407E-A947-70E740481C1C}">
-                          <a14:useLocalDpi xmlns:a14="http://schemas.microsoft.com/office/drawing/2010/main" val="0"/>
-                        </a:ext>
-                      </a:extLst>
-                    </a:blip>
-                    <a:stretch>
-                      <a:fillRect/>
-                    </a:stretch>
-                  </pic:blipFill>
-                  <pic:spPr>
-                    <a:xfrm>
-                      <a:off x="0" y="0"/>
-                      <a:ext cx="5474890" cy="4292245"/>
-                    </a:xfrm>
-                    <a:prstGeom prst="rect">
-                      <a:avLst/>
-                    </a:prstGeom>
-                    <a:ln w="38100" cap="sq">
-                      <a:solidFill>
-                        <a:srgbClr val="000000"/>
-                      </a:solidFill>
-                      <a:prstDash val="solid"/>
-                      <a:miter lim="800000"/>
-                    </a:ln>
-                    <a:effectLst>
-                      <a:outerShdw blurRad="50800" dist="38100" dir="2700000" algn="tl" rotWithShape="0">
-                        <a:srgbClr val="000000">
-                          <a:alpha val="43000"/>
-                        </a:srgbClr>
-                      </a:outerShdw>
-                    </a:effectLst>
-                  </pic:spPr>
-                </pic:pic>
-              </a:graphicData>
-            </a:graphic>
-            <wp14:sizeRelH relativeFrom="margin">
-              <wp14:pctWidth>0</wp14:pctWidth>
-            </wp14:sizeRelH>
-            <wp14:sizeRelV relativeFrom="margin">
-              <wp14:pctHeight>0</wp14:pctHeight>
-            </wp14:sizeRelV>
-          </wp:anchor>
-        </w:drawing>
-      </w:r>
-      <w:r>
-        <w:rPr>
-          <w:b/>
-          <w:bCs/>
-          <w:i/>
-          <w:iCs/>
-          <w:color w:val="FF0000"/>
-          <w:sz w:val="48"/>
-          <w:szCs w:val="48"/>
-        </w:rPr>
-        <w:t>-Package:</w:t>
-      </w:r>
-    </w:p>
-    <w:p>
-      <w:pPr>
-        <w:rPr>
-          <w:b/>
-          <w:bCs/>
-          <w:i/>
-          <w:iCs/>
-          <w:color w:val="FF0000"/>
-          <w:sz w:val="48"/>
-          <w:szCs w:val="48"/>
-        </w:rPr>
-      </w:pPr>
-    </w:p>
-    <w:p>
-      <w:pPr>
-        <w:rPr>
-          <w:b/>
-          <w:bCs/>
-          <w:i/>
-          <w:iCs/>
-          <w:color w:val="FF0000"/>
-          <w:sz w:val="48"/>
-          <w:szCs w:val="48"/>
-        </w:rPr>
-      </w:pPr>
-    </w:p>
-    <w:p>
-      <w:pPr>
-        <w:tabs>
-          <w:tab w:val="left" w:pos="4429"/>
-        </w:tabs>
-        <w:rPr>
-          <w:sz w:val="28"/>
-          <w:szCs w:val="28"/>
-        </w:rPr>
-      </w:pPr>
-    </w:p>
-    <w:p>
-      <w:pPr>
-        <w:rPr>
-          <w:sz w:val="28"/>
-          <w:szCs w:val="28"/>
-        </w:rPr>
-      </w:pPr>
-    </w:p>
-    <w:p>
-      <w:pPr>
-        <w:rPr>
-          <w:sz w:val="28"/>
-          <w:szCs w:val="28"/>
-        </w:rPr>
-      </w:pPr>
-    </w:p>
-    <w:p>
-      <w:pPr>
-        <w:rPr>
-          <w:sz w:val="28"/>
-          <w:szCs w:val="28"/>
-        </w:rPr>
-      </w:pPr>
-    </w:p>
-    <w:p>
-      <w:pPr>
-        <w:rPr>
-          <w:sz w:val="28"/>
-          <w:szCs w:val="28"/>
-        </w:rPr>
-      </w:pPr>
-    </w:p>
-    <w:p>
-      <w:pPr>
-        <w:rPr>
-          <w:sz w:val="28"/>
-          <w:szCs w:val="28"/>
-        </w:rPr>
-      </w:pPr>
-    </w:p>
-    <w:p>
-      <w:pPr>
-        <w:rPr>
-          <w:sz w:val="28"/>
-          <w:szCs w:val="28"/>
-        </w:rPr>
-      </w:pPr>
-    </w:p>
-    <w:p>
-      <w:pPr>
-        <w:rPr>
-          <w:sz w:val="28"/>
-          <w:szCs w:val="28"/>
-        </w:rPr>
-      </w:pPr>
-    </w:p>
-    <w:p>
-      <w:pPr>
-        <w:rPr>
-          <w:sz w:val="28"/>
-          <w:szCs w:val="28"/>
-        </w:rPr>
-      </w:pPr>
-      <w:r>
-        <w:rPr>
-          <w:noProof/>
-          <w:sz w:val="28"/>
-          <w:szCs w:val="28"/>
-        </w:rPr>
-        <w:lastRenderedPageBreak/>
-        <w:drawing>
-          <wp:anchor distT="0" distB="0" distL="114300" distR="114300" simplePos="0" relativeHeight="251878400" behindDoc="0" locked="0" layoutInCell="1" allowOverlap="1" wp14:anchorId="2FB12B19" wp14:editId="136A7D59">
-            <wp:simplePos x="0" y="0"/>
-            <wp:positionH relativeFrom="column">
-              <wp:posOffset>-66040</wp:posOffset>
-            </wp:positionH>
-            <wp:positionV relativeFrom="paragraph">
-              <wp:posOffset>324808</wp:posOffset>
-            </wp:positionV>
-            <wp:extent cx="4787265" cy="4335780"/>
-            <wp:effectExtent l="76200" t="76200" r="127635" b="140970"/>
-            <wp:wrapNone/>
-            <wp:docPr id="1002598441" name="Picture 1"/>
-            <wp:cNvGraphicFramePr>
-              <a:graphicFrameLocks xmlns:a="http://schemas.openxmlformats.org/drawingml/2006/main" noChangeAspect="1"/>
-            </wp:cNvGraphicFramePr>
-            <a:graphic xmlns:a="http://schemas.openxmlformats.org/drawingml/2006/main">
-              <a:graphicData uri="http://schemas.openxmlformats.org/drawingml/2006/picture">
-                <pic:pic xmlns:pic="http://schemas.openxmlformats.org/drawingml/2006/picture">
-                  <pic:nvPicPr>
-                    <pic:cNvPr id="1002598441" name=""/>
-                    <pic:cNvPicPr/>
-                  </pic:nvPicPr>
-                  <pic:blipFill rotWithShape="1">
-                    <a:blip r:embed="rId37">
-                      <a:extLst>
-                        <a:ext uri="{28A0092B-C50C-407E-A947-70E740481C1C}">
-                          <a14:useLocalDpi xmlns:a14="http://schemas.microsoft.com/office/drawing/2010/main" val="0"/>
-                        </a:ext>
-                      </a:extLst>
-                    </a:blip>
-                    <a:srcRect b="13483"/>
-                    <a:stretch>
-                      <a:fillRect/>
-                    </a:stretch>
-                  </pic:blipFill>
-                  <pic:spPr bwMode="auto">
-                    <a:xfrm>
-                      <a:off x="0" y="0"/>
-                      <a:ext cx="4787265" cy="4335780"/>
-                    </a:xfrm>
-                    <a:prstGeom prst="rect">
-                      <a:avLst/>
-                    </a:prstGeom>
-                    <a:ln w="38100" cap="sq">
-                      <a:solidFill>
-                        <a:srgbClr val="000000"/>
-                      </a:solidFill>
-                      <a:prstDash val="solid"/>
-                      <a:miter lim="800000"/>
-                    </a:ln>
-                    <a:effectLst>
-                      <a:outerShdw blurRad="50800" dist="38100" dir="2700000" algn="tl" rotWithShape="0">
-                        <a:srgbClr val="000000">
-                          <a:alpha val="43000"/>
-                        </a:srgbClr>
-                      </a:outerShdw>
-                    </a:effectLst>
-                    <a:extLst>
-                      <a:ext uri="{53640926-AAD7-44D8-BBD7-CCE9431645EC}">
-                        <a14:shadowObscured xmlns:a14="http://schemas.microsoft.com/office/drawing/2010/main"/>
-                      </a:ext>
-                    </a:extLst>
-                  </pic:spPr>
-                </pic:pic>
-              </a:graphicData>
-            </a:graphic>
-            <wp14:sizeRelH relativeFrom="margin">
-              <wp14:pctWidth>0</wp14:pctWidth>
-            </wp14:sizeRelH>
-            <wp14:sizeRelV relativeFrom="margin">
-              <wp14:pctHeight>0</wp14:pctHeight>
-            </wp14:sizeRelV>
-          </wp:anchor>
-        </w:drawing>
-      </w:r>
-    </w:p>
-    <w:p>
-      <w:pPr>
-        <w:rPr>
-          <w:sz w:val="28"/>
-          <w:szCs w:val="28"/>
-        </w:rPr>
-      </w:pPr>
-    </w:p>
-    <w:p>
-      <w:pPr>
-        <w:rPr>
-          <w:sz w:val="28"/>
-          <w:szCs w:val="28"/>
-        </w:rPr>
-      </w:pPr>
-    </w:p>
-    <w:p>
-      <w:pPr>
-        <w:rPr>
-          <w:sz w:val="28"/>
-          <w:szCs w:val="28"/>
-        </w:rPr>
-      </w:pPr>
-    </w:p>
-    <w:p>
-      <w:pPr>
-        <w:rPr>
-          <w:sz w:val="28"/>
-          <w:szCs w:val="28"/>
-        </w:rPr>
-      </w:pPr>
-    </w:p>
-    <w:p>
-      <w:pPr>
-        <w:rPr>
-          <w:sz w:val="28"/>
-          <w:szCs w:val="28"/>
-        </w:rPr>
-      </w:pPr>
-    </w:p>
-    <w:p>
-      <w:pPr>
-        <w:rPr>
-          <w:sz w:val="28"/>
-          <w:szCs w:val="28"/>
-        </w:rPr>
-      </w:pPr>
-    </w:p>
-    <w:p>
-      <w:pPr>
-        <w:rPr>
-          <w:sz w:val="28"/>
-          <w:szCs w:val="28"/>
-        </w:rPr>
-      </w:pPr>
-    </w:p>
-    <w:p>
-      <w:pPr>
-        <w:rPr>
-          <w:sz w:val="28"/>
-          <w:szCs w:val="28"/>
-        </w:rPr>
-      </w:pPr>
-    </w:p>
-    <w:p>
-      <w:pPr>
-        <w:rPr>
-          <w:sz w:val="28"/>
-          <w:szCs w:val="28"/>
-        </w:rPr>
-      </w:pPr>
-    </w:p>
-    <w:p>
-      <w:pPr>
-        <w:rPr>
-          <w:sz w:val="28"/>
-          <w:szCs w:val="28"/>
-        </w:rPr>
-      </w:pPr>
-    </w:p>
-    <w:p>
-      <w:pPr>
-        <w:rPr>
-          <w:sz w:val="28"/>
-          <w:szCs w:val="28"/>
-        </w:rPr>
-      </w:pPr>
-    </w:p>
-    <w:p>
-      <w:pPr>
-        <w:rPr>
-          <w:sz w:val="28"/>
-          <w:szCs w:val="28"/>
-        </w:rPr>
-        <w:sectPr>
-          <w:pgSz w:w="12242" w:h="15842" w:code="1"/>
-          <w:pgMar w:top="1151" w:right="1151" w:bottom="1151" w:left="1151" w:header="720" w:footer="720" w:gutter="0"/>
-          <w:pgBorders w:offsetFrom="page">
-            <w:top w:val="single" w:sz="4" w:space="24" w:color="auto"/>
-            <w:left w:val="single" w:sz="4" w:space="24" w:color="auto"/>
-            <w:bottom w:val="single" w:sz="4" w:space="24" w:color="auto"/>
-            <w:right w:val="single" w:sz="4" w:space="24" w:color="auto"/>
-          </w:pgBorders>
-          <w:cols w:space="720"/>
-          <w:docGrid w:linePitch="360"/>
-        </w:sectPr>
-      </w:pPr>
-    </w:p>
-    <w:p>
-      <w:pPr>
-        <w:rPr>
-          <w:b/>
-          <w:bCs/>
-          <w:i/>
-          <w:iCs/>
-          <w:color w:val="FF0000"/>
-          <w:sz w:val="48"/>
-          <w:szCs w:val="48"/>
-        </w:rPr>
-      </w:pPr>
-      <w:r>
-        <w:rPr>
-          <w:noProof/>
-          <w:sz w:val="36"/>
-          <w:szCs w:val="36"/>
-        </w:rPr>
-        <w:lastRenderedPageBreak/>
-        <w:drawing>
-          <wp:anchor distT="0" distB="0" distL="114300" distR="114300" simplePos="0" relativeHeight="251883520" behindDoc="0" locked="0" layoutInCell="1" allowOverlap="1" wp14:anchorId="6BA96153" wp14:editId="4B14F6C4">
-            <wp:simplePos x="0" y="0"/>
-            <wp:positionH relativeFrom="column">
-              <wp:posOffset>3495172</wp:posOffset>
-            </wp:positionH>
-            <wp:positionV relativeFrom="paragraph">
-              <wp:posOffset>28779</wp:posOffset>
-            </wp:positionV>
-            <wp:extent cx="3118367" cy="1889185"/>
-            <wp:effectExtent l="76200" t="76200" r="139700" b="130175"/>
-            <wp:wrapNone/>
-            <wp:docPr id="516858038" name="Picture 1"/>
-            <wp:cNvGraphicFramePr>
-              <a:graphicFrameLocks xmlns:a="http://schemas.openxmlformats.org/drawingml/2006/main" noChangeAspect="1"/>
-            </wp:cNvGraphicFramePr>
-            <a:graphic xmlns:a="http://schemas.openxmlformats.org/drawingml/2006/main">
-              <a:graphicData uri="http://schemas.openxmlformats.org/drawingml/2006/picture">
-                <pic:pic xmlns:pic="http://schemas.openxmlformats.org/drawingml/2006/picture">
-                  <pic:nvPicPr>
-                    <pic:cNvPr id="516858038" name=""/>
-                    <pic:cNvPicPr/>
-                  </pic:nvPicPr>
-                  <pic:blipFill>
-                    <a:blip r:embed="rId38">
-                      <a:extLst>
-                        <a:ext uri="{28A0092B-C50C-407E-A947-70E740481C1C}">
-                          <a14:useLocalDpi xmlns:a14="http://schemas.microsoft.com/office/drawing/2010/main" val="0"/>
-                        </a:ext>
-                      </a:extLst>
-                    </a:blip>
-                    <a:stretch>
-                      <a:fillRect/>
-                    </a:stretch>
-                  </pic:blipFill>
-                  <pic:spPr>
-                    <a:xfrm>
-                      <a:off x="0" y="0"/>
-                      <a:ext cx="3118367" cy="1889185"/>
-                    </a:xfrm>
-                    <a:prstGeom prst="rect">
-                      <a:avLst/>
-                    </a:prstGeom>
-                    <a:ln w="38100" cap="sq">
-                      <a:solidFill>
-                        <a:srgbClr val="000000"/>
-                      </a:solidFill>
-                      <a:prstDash val="solid"/>
-                      <a:miter lim="800000"/>
-                    </a:ln>
-                    <a:effectLst>
-                      <a:outerShdw blurRad="50800" dist="38100" dir="2700000" algn="tl" rotWithShape="0">
-                        <a:srgbClr val="000000">
-                          <a:alpha val="43000"/>
-                        </a:srgbClr>
-                      </a:outerShdw>
-                    </a:effectLst>
-                  </pic:spPr>
-                </pic:pic>
-              </a:graphicData>
-            </a:graphic>
-            <wp14:sizeRelH relativeFrom="margin">
-              <wp14:pctWidth>0</wp14:pctWidth>
-            </wp14:sizeRelH>
-            <wp14:sizeRelV relativeFrom="margin">
-              <wp14:pctHeight>0</wp14:pctHeight>
-            </wp14:sizeRelV>
-          </wp:anchor>
-        </w:drawing>
-      </w:r>
-      <w:r>
-        <w:rPr>
-          <w:b/>
-          <w:bCs/>
-          <w:i/>
-          <w:iCs/>
-          <w:noProof/>
-          <w:color w:val="FF0000"/>
-          <w:sz w:val="48"/>
-          <w:szCs w:val="48"/>
-        </w:rPr>
-        <w:drawing>
-          <wp:anchor distT="0" distB="0" distL="114300" distR="114300" simplePos="0" relativeHeight="251880448" behindDoc="0" locked="0" layoutInCell="1" allowOverlap="1" wp14:anchorId="1C7E2D7C" wp14:editId="00FBEF30">
-            <wp:simplePos x="0" y="0"/>
-            <wp:positionH relativeFrom="column">
-              <wp:posOffset>-92986</wp:posOffset>
-            </wp:positionH>
-            <wp:positionV relativeFrom="paragraph">
-              <wp:posOffset>391999</wp:posOffset>
-            </wp:positionV>
-            <wp:extent cx="6567170" cy="5938520"/>
-            <wp:effectExtent l="76200" t="76200" r="138430" b="138430"/>
-            <wp:wrapNone/>
-            <wp:docPr id="153625235" name="Picture 1"/>
-            <wp:cNvGraphicFramePr>
-              <a:graphicFrameLocks xmlns:a="http://schemas.openxmlformats.org/drawingml/2006/main" noChangeAspect="1"/>
-            </wp:cNvGraphicFramePr>
-            <a:graphic xmlns:a="http://schemas.openxmlformats.org/drawingml/2006/main">
-              <a:graphicData uri="http://schemas.openxmlformats.org/drawingml/2006/picture">
-                <pic:pic xmlns:pic="http://schemas.openxmlformats.org/drawingml/2006/picture">
-                  <pic:nvPicPr>
-                    <pic:cNvPr id="153625235" name=""/>
-                    <pic:cNvPicPr/>
-                  </pic:nvPicPr>
-                  <pic:blipFill>
-                    <a:blip r:embed="rId39">
-                      <a:extLst>
-                        <a:ext uri="{28A0092B-C50C-407E-A947-70E740481C1C}">
-                          <a14:useLocalDpi xmlns:a14="http://schemas.microsoft.com/office/drawing/2010/main" val="0"/>
-                        </a:ext>
-                      </a:extLst>
-                    </a:blip>
-                    <a:stretch>
-                      <a:fillRect/>
-                    </a:stretch>
-                  </pic:blipFill>
-                  <pic:spPr>
-                    <a:xfrm>
-                      <a:off x="0" y="0"/>
-                      <a:ext cx="6567170" cy="5938520"/>
-                    </a:xfrm>
-                    <a:prstGeom prst="rect">
-                      <a:avLst/>
-                    </a:prstGeom>
-                    <a:ln w="38100" cap="sq">
-                      <a:solidFill>
-                        <a:srgbClr val="000000"/>
-                      </a:solidFill>
-                      <a:prstDash val="solid"/>
-                      <a:miter lim="800000"/>
-                    </a:ln>
-                    <a:effectLst>
-                      <a:outerShdw blurRad="50800" dist="38100" dir="2700000" algn="tl" rotWithShape="0">
-                        <a:srgbClr val="000000">
-                          <a:alpha val="43000"/>
-                        </a:srgbClr>
-                      </a:outerShdw>
-                    </a:effectLst>
-                  </pic:spPr>
-                </pic:pic>
-              </a:graphicData>
-            </a:graphic>
-          </wp:anchor>
-        </w:drawing>
-      </w:r>
-      <w:r>
-        <w:rPr>
-          <w:b/>
-          <w:bCs/>
-          <w:i/>
-          <w:iCs/>
-          <w:color w:val="FF0000"/>
-          <w:sz w:val="40"/>
-          <w:szCs w:val="40"/>
-        </w:rPr>
-        <w:t>- Golden Model:</w:t>
-      </w:r>
-    </w:p>
-    <w:p>
-      <w:pPr>
-        <w:rPr>
-          <w:b/>
-          <w:bCs/>
-          <w:i/>
-          <w:iCs/>
-          <w:color w:val="FF0000"/>
-          <w:sz w:val="48"/>
-          <w:szCs w:val="48"/>
-        </w:rPr>
-      </w:pPr>
-    </w:p>
-    <w:p>
-      <w:pPr>
-        <w:tabs>
-          <w:tab w:val="left" w:pos="2265"/>
-        </w:tabs>
-        <w:rPr>
-          <w:b/>
-          <w:bCs/>
-          <w:i/>
-          <w:iCs/>
-          <w:color w:val="FF0000"/>
-          <w:sz w:val="48"/>
-          <w:szCs w:val="48"/>
-        </w:rPr>
-      </w:pPr>
-      <w:r>
-        <w:rPr>
-          <w:b/>
-          <w:bCs/>
-          <w:i/>
-          <w:iCs/>
-          <w:color w:val="FF0000"/>
-          <w:sz w:val="48"/>
-          <w:szCs w:val="48"/>
-        </w:rPr>
-        <w:tab/>
-      </w:r>
-    </w:p>
-    <w:p>
-      <w:pPr>
-        <w:tabs>
-          <w:tab w:val="left" w:pos="4504"/>
-        </w:tabs>
-        <w:rPr>
-          <w:b/>
-          <w:bCs/>
-          <w:i/>
-          <w:iCs/>
-          <w:color w:val="FF0000"/>
-          <w:sz w:val="48"/>
-          <w:szCs w:val="48"/>
-        </w:rPr>
-      </w:pPr>
-      <w:r>
-        <w:rPr>
-          <w:b/>
-          <w:bCs/>
-          <w:i/>
-          <w:iCs/>
-          <w:color w:val="FF0000"/>
-          <w:sz w:val="48"/>
-          <w:szCs w:val="48"/>
-        </w:rPr>
-        <w:tab/>
-      </w:r>
-    </w:p>
-    <w:p>
-      <w:pPr>
-        <w:rPr>
-          <w:b/>
-          <w:bCs/>
-          <w:i/>
-          <w:iCs/>
-          <w:color w:val="FF0000"/>
-          <w:sz w:val="48"/>
-          <w:szCs w:val="48"/>
-        </w:rPr>
-      </w:pPr>
-    </w:p>
-    <w:p>
-      <w:pPr>
-        <w:rPr>
-          <w:sz w:val="36"/>
-          <w:szCs w:val="36"/>
-        </w:rPr>
-      </w:pPr>
-    </w:p>
-    <w:p>
-      <w:pPr>
-        <w:rPr>
-          <w:sz w:val="36"/>
-          <w:szCs w:val="36"/>
-        </w:rPr>
-      </w:pPr>
-    </w:p>
-    <w:p>
-      <w:pPr>
-        <w:rPr>
-          <w:sz w:val="36"/>
-          <w:szCs w:val="36"/>
-        </w:rPr>
-      </w:pPr>
-    </w:p>
-    <w:p>
-      <w:pPr>
-        <w:rPr>
-          <w:sz w:val="36"/>
-          <w:szCs w:val="36"/>
-        </w:rPr>
-      </w:pPr>
-    </w:p>
-    <w:p>
-      <w:pPr>
-        <w:rPr>
-          <w:sz w:val="36"/>
-          <w:szCs w:val="36"/>
-        </w:rPr>
-      </w:pPr>
-    </w:p>
-    <w:p>
-      <w:pPr>
-        <w:rPr>
-          <w:sz w:val="36"/>
-          <w:szCs w:val="36"/>
-        </w:rPr>
-      </w:pPr>
-    </w:p>
-    <w:p>
-      <w:pPr>
-        <w:rPr>
-          <w:sz w:val="36"/>
-          <w:szCs w:val="36"/>
-        </w:rPr>
-      </w:pPr>
-    </w:p>
-    <w:p>
-      <w:pPr>
-        <w:rPr>
-          <w:sz w:val="36"/>
-          <w:szCs w:val="36"/>
-        </w:rPr>
-      </w:pPr>
-      <w:r>
-        <w:rPr>
-          <w:b/>
-          <w:bCs/>
-          <w:i/>
-          <w:iCs/>
-          <w:noProof/>
-          <w:color w:val="FF0000"/>
-          <w:sz w:val="48"/>
-          <w:szCs w:val="48"/>
-        </w:rPr>
-        <w:drawing>
-          <wp:anchor distT="0" distB="0" distL="114300" distR="114300" simplePos="0" relativeHeight="251881472" behindDoc="0" locked="0" layoutInCell="1" allowOverlap="1" wp14:anchorId="2D0EA69E" wp14:editId="387B6797">
-            <wp:simplePos x="0" y="0"/>
-            <wp:positionH relativeFrom="column">
-              <wp:posOffset>3883540</wp:posOffset>
-            </wp:positionH>
-            <wp:positionV relativeFrom="paragraph">
-              <wp:posOffset>219075</wp:posOffset>
-            </wp:positionV>
-            <wp:extent cx="2346385" cy="3273805"/>
-            <wp:effectExtent l="76200" t="76200" r="130175" b="136525"/>
-            <wp:wrapNone/>
-            <wp:docPr id="1940588142" name="Picture 1"/>
-            <wp:cNvGraphicFramePr>
-              <a:graphicFrameLocks xmlns:a="http://schemas.openxmlformats.org/drawingml/2006/main" noChangeAspect="1"/>
-            </wp:cNvGraphicFramePr>
-            <a:graphic xmlns:a="http://schemas.openxmlformats.org/drawingml/2006/main">
-              <a:graphicData uri="http://schemas.openxmlformats.org/drawingml/2006/picture">
-                <pic:pic xmlns:pic="http://schemas.openxmlformats.org/drawingml/2006/picture">
-                  <pic:nvPicPr>
-                    <pic:cNvPr id="1940588142" name=""/>
-                    <pic:cNvPicPr/>
-                  </pic:nvPicPr>
-                  <pic:blipFill>
-                    <a:blip r:embed="rId40" cstate="print">
-                      <a:extLst>
-                        <a:ext uri="{28A0092B-C50C-407E-A947-70E740481C1C}">
-                          <a14:useLocalDpi xmlns:a14="http://schemas.microsoft.com/office/drawing/2010/main" val="0"/>
-                        </a:ext>
-                      </a:extLst>
-                    </a:blip>
-                    <a:stretch>
-                      <a:fillRect/>
-                    </a:stretch>
-                  </pic:blipFill>
-                  <pic:spPr>
-                    <a:xfrm>
-                      <a:off x="0" y="0"/>
-                      <a:ext cx="2346385" cy="3273805"/>
-                    </a:xfrm>
-                    <a:prstGeom prst="rect">
-                      <a:avLst/>
-                    </a:prstGeom>
-                    <a:ln w="38100" cap="sq">
-                      <a:solidFill>
-                        <a:srgbClr val="000000"/>
-                      </a:solidFill>
-                      <a:prstDash val="solid"/>
-                      <a:miter lim="800000"/>
-                    </a:ln>
-                    <a:effectLst>
-                      <a:outerShdw blurRad="50800" dist="38100" dir="2700000" algn="tl" rotWithShape="0">
-                        <a:srgbClr val="000000">
-                          <a:alpha val="43000"/>
-                        </a:srgbClr>
-                      </a:outerShdw>
-                    </a:effectLst>
-                  </pic:spPr>
-                </pic:pic>
-              </a:graphicData>
-            </a:graphic>
-            <wp14:sizeRelH relativeFrom="margin">
-              <wp14:pctWidth>0</wp14:pctWidth>
-            </wp14:sizeRelH>
-            <wp14:sizeRelV relativeFrom="margin">
-              <wp14:pctHeight>0</wp14:pctHeight>
-            </wp14:sizeRelV>
-          </wp:anchor>
-        </w:drawing>
-      </w:r>
-    </w:p>
-    <w:p>
-      <w:pPr>
-        <w:rPr>
-          <w:sz w:val="36"/>
-          <w:szCs w:val="36"/>
-        </w:rPr>
-      </w:pPr>
-      <w:r>
-        <w:rPr>
-          <w:noProof/>
-          <w:sz w:val="36"/>
-          <w:szCs w:val="36"/>
-        </w:rPr>
-        <w:drawing>
-          <wp:anchor distT="0" distB="0" distL="114300" distR="114300" simplePos="0" relativeHeight="251882496" behindDoc="0" locked="0" layoutInCell="1" allowOverlap="1" wp14:anchorId="17FC0F38" wp14:editId="37773745">
-            <wp:simplePos x="0" y="0"/>
-            <wp:positionH relativeFrom="column">
-              <wp:posOffset>-92075</wp:posOffset>
-            </wp:positionH>
-            <wp:positionV relativeFrom="paragraph">
-              <wp:posOffset>306717</wp:posOffset>
-            </wp:positionV>
-            <wp:extent cx="3415665" cy="4330065"/>
-            <wp:effectExtent l="76200" t="76200" r="127635" b="127635"/>
-            <wp:wrapNone/>
-            <wp:docPr id="1357278104" name="Picture 1"/>
-            <wp:cNvGraphicFramePr>
-              <a:graphicFrameLocks xmlns:a="http://schemas.openxmlformats.org/drawingml/2006/main" noChangeAspect="1"/>
-            </wp:cNvGraphicFramePr>
-            <a:graphic xmlns:a="http://schemas.openxmlformats.org/drawingml/2006/main">
-              <a:graphicData uri="http://schemas.openxmlformats.org/drawingml/2006/picture">
-                <pic:pic xmlns:pic="http://schemas.openxmlformats.org/drawingml/2006/picture">
-                  <pic:nvPicPr>
-                    <pic:cNvPr id="1357278104" name=""/>
-                    <pic:cNvPicPr/>
-                  </pic:nvPicPr>
-                  <pic:blipFill>
-                    <a:blip r:embed="rId41">
-                      <a:extLst>
-                        <a:ext uri="{28A0092B-C50C-407E-A947-70E740481C1C}">
-                          <a14:useLocalDpi xmlns:a14="http://schemas.microsoft.com/office/drawing/2010/main" val="0"/>
-                        </a:ext>
-                      </a:extLst>
-                    </a:blip>
-                    <a:stretch>
-                      <a:fillRect/>
-                    </a:stretch>
-                  </pic:blipFill>
-                  <pic:spPr>
-                    <a:xfrm>
-                      <a:off x="0" y="0"/>
-                      <a:ext cx="3415665" cy="4330065"/>
-                    </a:xfrm>
-                    <a:prstGeom prst="rect">
-                      <a:avLst/>
-                    </a:prstGeom>
-                    <a:ln w="38100" cap="sq">
-                      <a:solidFill>
-                        <a:srgbClr val="000000"/>
-                      </a:solidFill>
-                      <a:prstDash val="solid"/>
-                      <a:miter lim="800000"/>
-                    </a:ln>
-                    <a:effectLst>
-                      <a:outerShdw blurRad="50800" dist="38100" dir="2700000" algn="tl" rotWithShape="0">
-                        <a:srgbClr val="000000">
-                          <a:alpha val="43000"/>
-                        </a:srgbClr>
-                      </a:outerShdw>
-                    </a:effectLst>
-                  </pic:spPr>
-                </pic:pic>
-              </a:graphicData>
-            </a:graphic>
-            <wp14:sizeRelH relativeFrom="margin">
-              <wp14:pctWidth>0</wp14:pctWidth>
-            </wp14:sizeRelH>
-            <wp14:sizeRelV relativeFrom="margin">
-              <wp14:pctHeight>0</wp14:pctHeight>
-            </wp14:sizeRelV>
-          </wp:anchor>
-        </w:drawing>
-      </w:r>
-    </w:p>
-    <w:p>
-      <w:pPr>
-        <w:rPr>
-          <w:sz w:val="36"/>
-          <w:szCs w:val="36"/>
-        </w:rPr>
-      </w:pPr>
-    </w:p>
-    <w:p>
-      <w:pPr>
-        <w:rPr>
-          <w:sz w:val="36"/>
-          <w:szCs w:val="36"/>
-        </w:rPr>
-      </w:pPr>
-    </w:p>
-    <w:p>
-      <w:pPr>
-        <w:rPr>
-          <w:sz w:val="36"/>
-          <w:szCs w:val="36"/>
-        </w:rPr>
-      </w:pPr>
-    </w:p>
-    <w:p>
-      <w:pPr>
-        <w:rPr>
-          <w:sz w:val="36"/>
-          <w:szCs w:val="36"/>
-        </w:rPr>
-      </w:pPr>
-    </w:p>
-    <w:p>
-      <w:pPr>
-        <w:rPr>
-          <w:sz w:val="36"/>
-          <w:szCs w:val="36"/>
-        </w:rPr>
-      </w:pPr>
-    </w:p>
-    <w:p>
-      <w:pPr>
-        <w:rPr>
-          <w:sz w:val="36"/>
-          <w:szCs w:val="36"/>
-        </w:rPr>
-      </w:pPr>
-    </w:p>
-    <w:p>
-      <w:pPr>
-        <w:rPr>
-          <w:sz w:val="36"/>
-          <w:szCs w:val="36"/>
-        </w:rPr>
-      </w:pPr>
-      <w:r>
-        <w:rPr>
-          <w:noProof/>
-          <w:sz w:val="36"/>
-          <w:szCs w:val="36"/>
-        </w:rPr>
-        <w:drawing>
-          <wp:anchor distT="0" distB="0" distL="114300" distR="114300" simplePos="0" relativeHeight="251884544" behindDoc="0" locked="0" layoutInCell="1" allowOverlap="1" wp14:anchorId="7D05C02E" wp14:editId="2BACB0E6">
-            <wp:simplePos x="0" y="0"/>
-            <wp:positionH relativeFrom="column">
-              <wp:posOffset>2787255</wp:posOffset>
-            </wp:positionH>
-            <wp:positionV relativeFrom="paragraph">
-              <wp:posOffset>-292376</wp:posOffset>
-            </wp:positionV>
-            <wp:extent cx="3641785" cy="1342594"/>
-            <wp:effectExtent l="76200" t="76200" r="130175" b="124460"/>
-            <wp:wrapNone/>
-            <wp:docPr id="579349504" name="Picture 1"/>
-            <wp:cNvGraphicFramePr>
-              <a:graphicFrameLocks xmlns:a="http://schemas.openxmlformats.org/drawingml/2006/main" noChangeAspect="1"/>
-            </wp:cNvGraphicFramePr>
-            <a:graphic xmlns:a="http://schemas.openxmlformats.org/drawingml/2006/main">
-              <a:graphicData uri="http://schemas.openxmlformats.org/drawingml/2006/picture">
-                <pic:pic xmlns:pic="http://schemas.openxmlformats.org/drawingml/2006/picture">
-                  <pic:nvPicPr>
-                    <pic:cNvPr id="579349504" name=""/>
-                    <pic:cNvPicPr/>
-                  </pic:nvPicPr>
-                  <pic:blipFill>
-                    <a:blip r:embed="rId42">
-                      <a:extLst>
-                        <a:ext uri="{28A0092B-C50C-407E-A947-70E740481C1C}">
-                          <a14:useLocalDpi xmlns:a14="http://schemas.microsoft.com/office/drawing/2010/main" val="0"/>
-                        </a:ext>
-                      </a:extLst>
-                    </a:blip>
-                    <a:stretch>
-                      <a:fillRect/>
-                    </a:stretch>
-                  </pic:blipFill>
-                  <pic:spPr>
-                    <a:xfrm>
-                      <a:off x="0" y="0"/>
-                      <a:ext cx="3650247" cy="1345713"/>
-                    </a:xfrm>
-                    <a:prstGeom prst="rect">
-                      <a:avLst/>
-                    </a:prstGeom>
-                    <a:ln w="38100" cap="sq">
-                      <a:solidFill>
-                        <a:srgbClr val="000000"/>
-                      </a:solidFill>
-                      <a:prstDash val="solid"/>
-                      <a:miter lim="800000"/>
-                    </a:ln>
-                    <a:effectLst>
-                      <a:outerShdw blurRad="50800" dist="38100" dir="2700000" algn="tl" rotWithShape="0">
-                        <a:srgbClr val="000000">
-                          <a:alpha val="43000"/>
-                        </a:srgbClr>
-                      </a:outerShdw>
-                    </a:effectLst>
-                  </pic:spPr>
-                </pic:pic>
-              </a:graphicData>
-            </a:graphic>
-            <wp14:sizeRelH relativeFrom="margin">
-              <wp14:pctWidth>0</wp14:pctWidth>
-            </wp14:sizeRelH>
-            <wp14:sizeRelV relativeFrom="margin">
-              <wp14:pctHeight>0</wp14:pctHeight>
-            </wp14:sizeRelV>
-          </wp:anchor>
-        </w:drawing>
-      </w:r>
-      <w:r>
-        <w:rPr>
-          <w:b/>
-          <w:bCs/>
-          <w:i/>
-          <w:iCs/>
-          <w:color w:val="FF0000"/>
-          <w:sz w:val="48"/>
-          <w:szCs w:val="48"/>
-        </w:rPr>
-        <w:t>- Testbench:</w:t>
-      </w:r>
-    </w:p>
-    <w:p>
-      <w:pPr>
-        <w:rPr>
-          <w:sz w:val="36"/>
-          <w:szCs w:val="36"/>
-        </w:rPr>
-      </w:pPr>
-      <w:r>
-        <w:rPr>
-          <w:noProof/>
-          <w:sz w:val="36"/>
-          <w:szCs w:val="36"/>
-        </w:rPr>
-        <w:drawing>
-          <wp:anchor distT="0" distB="0" distL="114300" distR="114300" simplePos="0" relativeHeight="251885568" behindDoc="0" locked="0" layoutInCell="1" allowOverlap="1" wp14:anchorId="30999C0F" wp14:editId="754EEE66">
-            <wp:simplePos x="0" y="0"/>
-            <wp:positionH relativeFrom="column">
-              <wp:posOffset>388560</wp:posOffset>
-            </wp:positionH>
-            <wp:positionV relativeFrom="paragraph">
-              <wp:posOffset>6092825</wp:posOffset>
-            </wp:positionV>
-            <wp:extent cx="5979484" cy="2977023"/>
-            <wp:effectExtent l="76200" t="76200" r="135890" b="128270"/>
-            <wp:wrapNone/>
-            <wp:docPr id="114743048" name="Picture 1"/>
-            <wp:cNvGraphicFramePr>
-              <a:graphicFrameLocks xmlns:a="http://schemas.openxmlformats.org/drawingml/2006/main" noChangeAspect="1"/>
-            </wp:cNvGraphicFramePr>
-            <a:graphic xmlns:a="http://schemas.openxmlformats.org/drawingml/2006/main">
-              <a:graphicData uri="http://schemas.openxmlformats.org/drawingml/2006/picture">
-                <pic:pic xmlns:pic="http://schemas.openxmlformats.org/drawingml/2006/picture">
-                  <pic:nvPicPr>
-                    <pic:cNvPr id="114743048" name=""/>
-                    <pic:cNvPicPr/>
-                  </pic:nvPicPr>
-                  <pic:blipFill>
-                    <a:blip r:embed="rId43">
-                      <a:extLst>
-                        <a:ext uri="{28A0092B-C50C-407E-A947-70E740481C1C}">
-                          <a14:useLocalDpi xmlns:a14="http://schemas.microsoft.com/office/drawing/2010/main" val="0"/>
-                        </a:ext>
-                      </a:extLst>
-                    </a:blip>
-                    <a:stretch>
-                      <a:fillRect/>
-                    </a:stretch>
-                  </pic:blipFill>
-                  <pic:spPr>
-                    <a:xfrm>
-                      <a:off x="0" y="0"/>
-                      <a:ext cx="5979484" cy="2977023"/>
-                    </a:xfrm>
-                    <a:prstGeom prst="rect">
-                      <a:avLst/>
-                    </a:prstGeom>
-                    <a:ln w="38100" cap="sq">
-                      <a:solidFill>
-                        <a:srgbClr val="000000"/>
-                      </a:solidFill>
-                      <a:prstDash val="solid"/>
-                      <a:miter lim="800000"/>
-                    </a:ln>
-                    <a:effectLst>
-                      <a:outerShdw blurRad="50800" dist="38100" dir="2700000" algn="tl" rotWithShape="0">
-                        <a:srgbClr val="000000">
-                          <a:alpha val="43000"/>
-                        </a:srgbClr>
-                      </a:outerShdw>
-                    </a:effectLst>
-                  </pic:spPr>
-                </pic:pic>
-              </a:graphicData>
-            </a:graphic>
-            <wp14:sizeRelH relativeFrom="margin">
-              <wp14:pctWidth>0</wp14:pctWidth>
-            </wp14:sizeRelH>
-            <wp14:sizeRelV relativeFrom="margin">
-              <wp14:pctHeight>0</wp14:pctHeight>
-            </wp14:sizeRelV>
-          </wp:anchor>
-        </w:drawing>
-      </w:r>
-      <w:r>
-        <w:rPr>
-          <w:noProof/>
-          <w:sz w:val="36"/>
-          <w:szCs w:val="36"/>
-        </w:rPr>
-        <w:drawing>
-          <wp:inline distT="0" distB="0" distL="0" distR="0" wp14:anchorId="1835FDBD" wp14:editId="45550346">
-            <wp:extent cx="6567170" cy="6146165"/>
-            <wp:effectExtent l="76200" t="76200" r="138430" b="140335"/>
-            <wp:docPr id="485003230" name="Picture 1"/>
-            <wp:cNvGraphicFramePr>
-              <a:graphicFrameLocks xmlns:a="http://schemas.openxmlformats.org/drawingml/2006/main" noChangeAspect="1"/>
-            </wp:cNvGraphicFramePr>
-            <a:graphic xmlns:a="http://schemas.openxmlformats.org/drawingml/2006/main">
-              <a:graphicData uri="http://schemas.openxmlformats.org/drawingml/2006/picture">
-                <pic:pic xmlns:pic="http://schemas.openxmlformats.org/drawingml/2006/picture">
-                  <pic:nvPicPr>
-                    <pic:cNvPr id="485003230" name=""/>
-                    <pic:cNvPicPr/>
-                  </pic:nvPicPr>
-                  <pic:blipFill>
-                    <a:blip r:embed="rId44"/>
-                    <a:stretch>
-                      <a:fillRect/>
-                    </a:stretch>
-                  </pic:blipFill>
-                  <pic:spPr>
-                    <a:xfrm>
-                      <a:off x="0" y="0"/>
-                      <a:ext cx="6567170" cy="6146165"/>
-                    </a:xfrm>
-                    <a:prstGeom prst="rect">
-                      <a:avLst/>
-                    </a:prstGeom>
-                    <a:ln w="38100" cap="sq">
-                      <a:solidFill>
-                        <a:srgbClr val="000000"/>
-                      </a:solidFill>
-                      <a:prstDash val="solid"/>
-                      <a:miter lim="800000"/>
-                    </a:ln>
-                    <a:effectLst>
-                      <a:outerShdw blurRad="50800" dist="38100" dir="2700000" algn="tl" rotWithShape="0">
-                        <a:srgbClr val="000000">
-                          <a:alpha val="43000"/>
-                        </a:srgbClr>
-                      </a:outerShdw>
-                    </a:effectLst>
-                  </pic:spPr>
-                </pic:pic>
-              </a:graphicData>
-            </a:graphic>
-          </wp:inline>
-        </w:drawing>
-      </w:r>
-    </w:p>
-    <w:p>
-      <w:pPr>
-        <w:rPr>
-          <w:sz w:val="36"/>
-          <w:szCs w:val="36"/>
-        </w:rPr>
-      </w:pPr>
-    </w:p>
-    <w:p>
-      <w:pPr>
-        <w:rPr>
-          <w:sz w:val="36"/>
-          <w:szCs w:val="36"/>
-        </w:rPr>
-      </w:pPr>
-    </w:p>
-    <w:p>
-      <w:pPr>
-        <w:rPr>
-          <w:sz w:val="36"/>
-          <w:szCs w:val="36"/>
-        </w:rPr>
-      </w:pPr>
-    </w:p>
-    <w:p>
-      <w:pPr>
-        <w:rPr>
-          <w:sz w:val="36"/>
-          <w:szCs w:val="36"/>
-        </w:rPr>
-      </w:pPr>
-    </w:p>
-    <w:p>
-      <w:pPr>
-        <w:tabs>
-          <w:tab w:val="center" w:pos="4968"/>
-        </w:tabs>
-        <w:rPr>
-          <w:b/>
-          <w:bCs/>
-          <w:i/>
-          <w:iCs/>
-          <w:color w:val="FF0000"/>
-          <w:sz w:val="48"/>
-          <w:szCs w:val="48"/>
-        </w:rPr>
-      </w:pPr>
-    </w:p>
-    <w:p>
-      <w:pPr>
-        <w:tabs>
-          <w:tab w:val="center" w:pos="4968"/>
-        </w:tabs>
-        <w:rPr>
-          <w:b/>
-          <w:bCs/>
-          <w:i/>
-          <w:iCs/>
-          <w:color w:val="FF0000"/>
-          <w:sz w:val="48"/>
-          <w:szCs w:val="48"/>
-        </w:rPr>
-      </w:pPr>
-      <w:r>
-        <w:rPr>
-          <w:b/>
-          <w:bCs/>
-          <w:i/>
-          <w:iCs/>
-          <w:color w:val="FF0000"/>
-          <w:sz w:val="48"/>
-          <w:szCs w:val="48"/>
-        </w:rPr>
-        <w:t>- Do fil</w:t>
-      </w:r>
-      <w:r>
-        <w:rPr>
-          <w:b/>
-          <w:bCs/>
-          <w:i/>
-          <w:iCs/>
-          <w:color w:val="FF0000"/>
-          <w:sz w:val="48"/>
-          <w:szCs w:val="48"/>
-        </w:rPr>
-        <w:t>e</w:t>
-      </w:r>
-    </w:p>
-    <w:p>
-      <w:pPr>
-        <w:rPr>
-          <w:sz w:val="36"/>
-          <w:szCs w:val="36"/>
-        </w:rPr>
-      </w:pPr>
-      <w:r>
-        <w:rPr>
-          <w:noProof/>
-          <w:sz w:val="36"/>
-          <w:szCs w:val="36"/>
-        </w:rPr>
-        <w:drawing>
-          <wp:anchor distT="0" distB="0" distL="114300" distR="114300" simplePos="0" relativeHeight="251886592" behindDoc="0" locked="0" layoutInCell="1" allowOverlap="1" wp14:anchorId="3E49E505" wp14:editId="07760934">
-            <wp:simplePos x="0" y="0"/>
-            <wp:positionH relativeFrom="column">
-              <wp:posOffset>1905</wp:posOffset>
-            </wp:positionH>
-            <wp:positionV relativeFrom="paragraph">
-              <wp:posOffset>38531</wp:posOffset>
-            </wp:positionV>
-            <wp:extent cx="6567170" cy="2280920"/>
-            <wp:effectExtent l="76200" t="76200" r="138430" b="138430"/>
-            <wp:wrapNone/>
-            <wp:docPr id="486988547" name="Picture 1"/>
-            <wp:cNvGraphicFramePr>
-              <a:graphicFrameLocks xmlns:a="http://schemas.openxmlformats.org/drawingml/2006/main" noChangeAspect="1"/>
-            </wp:cNvGraphicFramePr>
-            <a:graphic xmlns:a="http://schemas.openxmlformats.org/drawingml/2006/main">
-              <a:graphicData uri="http://schemas.openxmlformats.org/drawingml/2006/picture">
-                <pic:pic xmlns:pic="http://schemas.openxmlformats.org/drawingml/2006/picture">
-                  <pic:nvPicPr>
-                    <pic:cNvPr id="486988547" name=""/>
-                    <pic:cNvPicPr/>
-                  </pic:nvPicPr>
-                  <pic:blipFill>
-                    <a:blip r:embed="rId45">
-                      <a:extLst>
-                        <a:ext uri="{28A0092B-C50C-407E-A947-70E740481C1C}">
-                          <a14:useLocalDpi xmlns:a14="http://schemas.microsoft.com/office/drawing/2010/main" val="0"/>
-                        </a:ext>
-                      </a:extLst>
-                    </a:blip>
-                    <a:stretch>
-                      <a:fillRect/>
-                    </a:stretch>
-                  </pic:blipFill>
-                  <pic:spPr>
-                    <a:xfrm>
-                      <a:off x="0" y="0"/>
-                      <a:ext cx="6567170" cy="2280920"/>
-                    </a:xfrm>
-                    <a:prstGeom prst="rect">
-                      <a:avLst/>
-                    </a:prstGeom>
-                    <a:ln w="38100" cap="sq">
-                      <a:solidFill>
-                        <a:srgbClr val="000000"/>
-                      </a:solidFill>
-                      <a:prstDash val="solid"/>
-                      <a:miter lim="800000"/>
-                    </a:ln>
-                    <a:effectLst>
-                      <a:outerShdw blurRad="50800" dist="38100" dir="2700000" algn="tl" rotWithShape="0">
-                        <a:srgbClr val="000000">
-                          <a:alpha val="43000"/>
-                        </a:srgbClr>
-                      </a:outerShdw>
-                    </a:effectLst>
-                  </pic:spPr>
-                </pic:pic>
-              </a:graphicData>
-            </a:graphic>
-          </wp:anchor>
-        </w:drawing>
-      </w:r>
-    </w:p>
-    <w:p>
-      <w:pPr>
-        <w:rPr>
-          <w:sz w:val="36"/>
-          <w:szCs w:val="36"/>
-        </w:rPr>
-      </w:pPr>
-    </w:p>
-    <w:p>
-      <w:pPr>
-        <w:rPr>
-          <w:sz w:val="36"/>
-          <w:szCs w:val="36"/>
-        </w:rPr>
-      </w:pPr>
-    </w:p>
-    <w:p>
-      <w:pPr>
-        <w:rPr>
-          <w:sz w:val="36"/>
-          <w:szCs w:val="36"/>
-        </w:rPr>
-      </w:pPr>
-    </w:p>
-    <w:p>
-      <w:pPr>
-        <w:rPr>
-          <w:b/>
-          <w:bCs/>
-          <w:i/>
-          <w:iCs/>
-          <w:color w:val="FF0000"/>
-          <w:sz w:val="48"/>
-          <w:szCs w:val="48"/>
-        </w:rPr>
-      </w:pPr>
-    </w:p>
-    <w:p>
-      <w:pPr>
-        <w:rPr>
-          <w:b/>
-          <w:bCs/>
-          <w:i/>
-          <w:iCs/>
-          <w:color w:val="FF0000"/>
-          <w:sz w:val="48"/>
-          <w:szCs w:val="48"/>
-        </w:rPr>
-      </w:pPr>
-    </w:p>
-    <w:p>
-      <w:pPr>
-        <w:rPr>
-          <w:b/>
-          <w:bCs/>
-          <w:i/>
-          <w:iCs/>
-          <w:color w:val="FF0000"/>
-          <w:sz w:val="48"/>
-          <w:szCs w:val="48"/>
-        </w:rPr>
-      </w:pPr>
-      <w:r>
-        <w:rPr>
-          <w:b/>
-          <w:bCs/>
-          <w:i/>
-          <w:iCs/>
-          <w:color w:val="FF0000"/>
-          <w:sz w:val="48"/>
-          <w:szCs w:val="48"/>
-        </w:rPr>
-        <w:t>Coverage Report</w:t>
-      </w:r>
-    </w:p>
-    <w:p>
-      <w:pPr>
-        <w:rPr>
-          <w:sz w:val="36"/>
-          <w:szCs w:val="36"/>
-        </w:rPr>
-      </w:pPr>
-      <w:r>
-        <w:rPr>
-          <w:noProof/>
-          <w:sz w:val="36"/>
-          <w:szCs w:val="36"/>
-        </w:rPr>
-        <w:drawing>
-          <wp:anchor distT="0" distB="0" distL="114300" distR="114300" simplePos="0" relativeHeight="251887616" behindDoc="0" locked="0" layoutInCell="1" allowOverlap="1" wp14:anchorId="20303404" wp14:editId="41E2CACD">
-            <wp:simplePos x="0" y="0"/>
-            <wp:positionH relativeFrom="column">
-              <wp:posOffset>468</wp:posOffset>
-            </wp:positionH>
-            <wp:positionV relativeFrom="paragraph">
-              <wp:posOffset>19590</wp:posOffset>
-            </wp:positionV>
-            <wp:extent cx="6567170" cy="1396365"/>
-            <wp:effectExtent l="76200" t="76200" r="138430" b="127635"/>
-            <wp:wrapNone/>
-            <wp:docPr id="799846850" name="Picture 1"/>
-            <wp:cNvGraphicFramePr>
-              <a:graphicFrameLocks xmlns:a="http://schemas.openxmlformats.org/drawingml/2006/main" noChangeAspect="1"/>
-            </wp:cNvGraphicFramePr>
-            <a:graphic xmlns:a="http://schemas.openxmlformats.org/drawingml/2006/main">
-              <a:graphicData uri="http://schemas.openxmlformats.org/drawingml/2006/picture">
-                <pic:pic xmlns:pic="http://schemas.openxmlformats.org/drawingml/2006/picture">
-                  <pic:nvPicPr>
-                    <pic:cNvPr id="799846850" name=""/>
-                    <pic:cNvPicPr/>
-                  </pic:nvPicPr>
-                  <pic:blipFill>
-                    <a:blip r:embed="rId46">
-                      <a:extLst>
-                        <a:ext uri="{28A0092B-C50C-407E-A947-70E740481C1C}">
-                          <a14:useLocalDpi xmlns:a14="http://schemas.microsoft.com/office/drawing/2010/main" val="0"/>
-                        </a:ext>
-                      </a:extLst>
-                    </a:blip>
-                    <a:stretch>
-                      <a:fillRect/>
-                    </a:stretch>
-                  </pic:blipFill>
-                  <pic:spPr>
-                    <a:xfrm>
-                      <a:off x="0" y="0"/>
-                      <a:ext cx="6567170" cy="1396365"/>
-                    </a:xfrm>
-                    <a:prstGeom prst="rect">
-                      <a:avLst/>
-                    </a:prstGeom>
-                    <a:ln w="38100" cap="sq">
-                      <a:solidFill>
-                        <a:srgbClr val="000000"/>
-                      </a:solidFill>
-                      <a:prstDash val="solid"/>
-                      <a:miter lim="800000"/>
-                    </a:ln>
-                    <a:effectLst>
-                      <a:outerShdw blurRad="50800" dist="38100" dir="2700000" algn="tl" rotWithShape="0">
-                        <a:srgbClr val="000000">
-                          <a:alpha val="43000"/>
-                        </a:srgbClr>
-                      </a:outerShdw>
-                    </a:effectLst>
-                  </pic:spPr>
-                </pic:pic>
-              </a:graphicData>
-            </a:graphic>
-          </wp:anchor>
-        </w:drawing>
-      </w:r>
-    </w:p>
-    <w:p>
-      <w:pPr>
-        <w:rPr>
-          <w:sz w:val="36"/>
-          <w:szCs w:val="36"/>
-        </w:rPr>
-      </w:pPr>
-    </w:p>
-    <w:p>
-      <w:pPr>
-        <w:rPr>
-          <w:sz w:val="36"/>
-          <w:szCs w:val="36"/>
-        </w:rPr>
-      </w:pPr>
-    </w:p>
-    <w:p>
-      <w:pPr>
-        <w:rPr>
-          <w:b/>
-          <w:bCs/>
-          <w:i/>
-          <w:iCs/>
-          <w:color w:val="FF0000"/>
-          <w:sz w:val="48"/>
-          <w:szCs w:val="48"/>
-        </w:rPr>
-      </w:pPr>
-      <w:r>
-        <w:rPr>
-          <w:b/>
-          <w:bCs/>
-          <w:i/>
-          <w:iCs/>
-          <w:noProof/>
-          <w:color w:val="FF0000"/>
-          <w:sz w:val="48"/>
-          <w:szCs w:val="48"/>
-        </w:rPr>
-        <w:drawing>
-          <wp:anchor distT="0" distB="0" distL="114300" distR="114300" simplePos="0" relativeHeight="251888640" behindDoc="0" locked="0" layoutInCell="1" allowOverlap="1" wp14:anchorId="139DA5BE" wp14:editId="36569A2B">
-            <wp:simplePos x="0" y="0"/>
-            <wp:positionH relativeFrom="column">
-              <wp:posOffset>0</wp:posOffset>
-            </wp:positionH>
-            <wp:positionV relativeFrom="paragraph">
-              <wp:posOffset>194669</wp:posOffset>
-            </wp:positionV>
-            <wp:extent cx="6567170" cy="1055370"/>
-            <wp:effectExtent l="76200" t="76200" r="138430" b="125730"/>
-            <wp:wrapNone/>
-            <wp:docPr id="854791159" name="Picture 1"/>
-            <wp:cNvGraphicFramePr>
-              <a:graphicFrameLocks xmlns:a="http://schemas.openxmlformats.org/drawingml/2006/main" noChangeAspect="1"/>
-            </wp:cNvGraphicFramePr>
-            <a:graphic xmlns:a="http://schemas.openxmlformats.org/drawingml/2006/main">
-              <a:graphicData uri="http://schemas.openxmlformats.org/drawingml/2006/picture">
-                <pic:pic xmlns:pic="http://schemas.openxmlformats.org/drawingml/2006/picture">
-                  <pic:nvPicPr>
-                    <pic:cNvPr id="854791159" name=""/>
-                    <pic:cNvPicPr/>
-                  </pic:nvPicPr>
-                  <pic:blipFill>
-                    <a:blip r:embed="rId47">
-                      <a:extLst>
-                        <a:ext uri="{28A0092B-C50C-407E-A947-70E740481C1C}">
-                          <a14:useLocalDpi xmlns:a14="http://schemas.microsoft.com/office/drawing/2010/main" val="0"/>
-                        </a:ext>
-                      </a:extLst>
-                    </a:blip>
-                    <a:stretch>
-                      <a:fillRect/>
-                    </a:stretch>
-                  </pic:blipFill>
-                  <pic:spPr>
-                    <a:xfrm>
-                      <a:off x="0" y="0"/>
-                      <a:ext cx="6567170" cy="1055370"/>
-                    </a:xfrm>
-                    <a:prstGeom prst="rect">
-                      <a:avLst/>
-                    </a:prstGeom>
-                    <a:ln w="38100" cap="sq">
-                      <a:solidFill>
-                        <a:srgbClr val="000000"/>
-                      </a:solidFill>
-                      <a:prstDash val="solid"/>
-                      <a:miter lim="800000"/>
-                    </a:ln>
-                    <a:effectLst>
-                      <a:outerShdw blurRad="50800" dist="38100" dir="2700000" algn="tl" rotWithShape="0">
-                        <a:srgbClr val="000000">
-                          <a:alpha val="43000"/>
-                        </a:srgbClr>
-                      </a:outerShdw>
-                    </a:effectLst>
-                  </pic:spPr>
-                </pic:pic>
-              </a:graphicData>
-            </a:graphic>
-          </wp:anchor>
-        </w:drawing>
-      </w:r>
-    </w:p>
-    <w:p>
-      <w:pPr>
-        <w:rPr>
-          <w:b/>
-          <w:bCs/>
-          <w:i/>
-          <w:iCs/>
-          <w:color w:val="FF0000"/>
-          <w:sz w:val="48"/>
-          <w:szCs w:val="48"/>
-        </w:rPr>
-      </w:pPr>
-    </w:p>
-    <w:p>
-      <w:pPr>
-        <w:rPr>
-          <w:sz w:val="48"/>
-          <w:szCs w:val="48"/>
-        </w:rPr>
-      </w:pPr>
-      <w:r>
-        <w:rPr>
-          <w:noProof/>
-          <w:sz w:val="48"/>
-          <w:szCs w:val="48"/>
-        </w:rPr>
-        <w:drawing>
-          <wp:anchor distT="0" distB="0" distL="114300" distR="114300" simplePos="0" relativeHeight="251889664" behindDoc="0" locked="0" layoutInCell="1" allowOverlap="1" wp14:anchorId="375B6619" wp14:editId="783175DA">
-            <wp:simplePos x="0" y="0"/>
-            <wp:positionH relativeFrom="column">
-              <wp:posOffset>2164</wp:posOffset>
-            </wp:positionH>
-            <wp:positionV relativeFrom="paragraph">
-              <wp:posOffset>230337</wp:posOffset>
-            </wp:positionV>
-            <wp:extent cx="6567170" cy="976222"/>
-            <wp:effectExtent l="76200" t="76200" r="138430" b="128905"/>
-            <wp:wrapNone/>
-            <wp:docPr id="1547034221" name="Picture 1"/>
-            <wp:cNvGraphicFramePr>
-              <a:graphicFrameLocks xmlns:a="http://schemas.openxmlformats.org/drawingml/2006/main" noChangeAspect="1"/>
-            </wp:cNvGraphicFramePr>
-            <a:graphic xmlns:a="http://schemas.openxmlformats.org/drawingml/2006/main">
-              <a:graphicData uri="http://schemas.openxmlformats.org/drawingml/2006/picture">
-                <pic:pic xmlns:pic="http://schemas.openxmlformats.org/drawingml/2006/picture">
-                  <pic:nvPicPr>
-                    <pic:cNvPr id="1547034221" name=""/>
-                    <pic:cNvPicPr/>
-                  </pic:nvPicPr>
-                  <pic:blipFill rotWithShape="1">
-                    <a:blip r:embed="rId48">
-                      <a:extLst>
-                        <a:ext uri="{28A0092B-C50C-407E-A947-70E740481C1C}">
-                          <a14:useLocalDpi xmlns:a14="http://schemas.microsoft.com/office/drawing/2010/main" val="0"/>
-                        </a:ext>
-                      </a:extLst>
-                    </a:blip>
-                    <a:srcRect b="12351"/>
-                    <a:stretch>
-                      <a:fillRect/>
-                    </a:stretch>
-                  </pic:blipFill>
-                  <pic:spPr bwMode="auto">
-                    <a:xfrm>
-                      <a:off x="0" y="0"/>
-                      <a:ext cx="6567170" cy="976222"/>
+                      <a:ext cx="3032760" cy="2057400"/>
                     </a:xfrm>
                     <a:prstGeom prst="rect">
                       <a:avLst/>
@@ -7011,9 +4478,7 @@
           </wp:anchor>
         </w:drawing>
       </w:r>
-    </w:p>
-    <w:p>
-      <w:pPr>
+      <w:r>
         <w:rPr>
           <w:b/>
           <w:bCs/>
@@ -7023,86 +4488,83 @@
           <w:sz w:val="48"/>
           <w:szCs w:val="48"/>
         </w:rPr>
-      </w:pPr>
-    </w:p>
-    <w:p>
-      <w:pPr>
-        <w:rPr>
-          <w:sz w:val="48"/>
-          <w:szCs w:val="48"/>
-        </w:rPr>
-      </w:pPr>
-    </w:p>
-    <w:p>
-      <w:pPr>
-        <w:rPr>
-          <w:color w:val="404040" w:themeColor="text1" w:themeTint="BF"/>
-          <w:sz w:val="36"/>
-          <w:szCs w:val="36"/>
-        </w:rPr>
-      </w:pPr>
-      <w:r>
-        <w:rPr>
-          <w:color w:val="404040" w:themeColor="text1" w:themeTint="BF"/>
-          <w:sz w:val="36"/>
-          <w:szCs w:val="36"/>
-        </w:rPr>
-        <w:lastRenderedPageBreak/>
-        <w:t xml:space="preserve">-The 2 missed statements and branches are the ones concerning invalid opcodes in the case, they are infact impossible to reach as we check for invalidity </w:t>
-      </w:r>
-      <w:r>
-        <w:rPr>
-          <w:b/>
-          <w:bCs/>
-          <w:color w:val="404040" w:themeColor="text1" w:themeTint="BF"/>
-          <w:sz w:val="36"/>
-          <w:szCs w:val="36"/>
-        </w:rPr>
-        <w:t xml:space="preserve">before </w:t>
-      </w:r>
-      <w:r>
-        <w:rPr>
-          <w:color w:val="404040" w:themeColor="text1" w:themeTint="BF"/>
-          <w:sz w:val="36"/>
-          <w:szCs w:val="36"/>
-        </w:rPr>
-        <w:t>the case</w:t>
-      </w:r>
-    </w:p>
-    <w:p>
-      <w:pPr>
-        <w:rPr>
-          <w:sz w:val="48"/>
-          <w:szCs w:val="48"/>
-        </w:rPr>
-      </w:pPr>
-    </w:p>
-    <w:p>
-      <w:pPr>
-        <w:rPr>
-          <w:sz w:val="36"/>
-          <w:szCs w:val="36"/>
-        </w:rPr>
-      </w:pPr>
-      <w:r>
-        <w:rPr>
-          <w:noProof/>
-          <w:sz w:val="48"/>
-          <w:szCs w:val="48"/>
+        <w:tab/>
+      </w:r>
+    </w:p>
+    <w:p>
+      <w:pPr>
+        <w:tabs>
+          <w:tab w:val="left" w:pos="4504"/>
+        </w:tabs>
+        <w:rPr>
+          <w:b/>
+          <w:bCs/>
+          <w:i/>
+          <w:iCs/>
+          <w:color w:val="FF0000"/>
+          <w:sz w:val="48"/>
+          <w:szCs w:val="48"/>
+        </w:rPr>
+      </w:pPr>
+      <w:r>
+        <w:rPr>
+          <w:b/>
+          <w:bCs/>
+          <w:i/>
+          <w:iCs/>
+          <w:color w:val="FF0000"/>
+          <w:sz w:val="48"/>
+          <w:szCs w:val="48"/>
+        </w:rPr>
+        <w:tab/>
+      </w:r>
+    </w:p>
+    <w:p>
+      <w:pPr>
+        <w:rPr>
+          <w:sz w:val="36"/>
+          <w:szCs w:val="36"/>
+        </w:rPr>
+      </w:pPr>
+    </w:p>
+    <w:p>
+      <w:pPr>
+        <w:rPr>
+          <w:b/>
+          <w:bCs/>
+          <w:i/>
+          <w:iCs/>
+          <w:color w:val="FF0000"/>
+          <w:sz w:val="48"/>
+          <w:szCs w:val="48"/>
+        </w:rPr>
+      </w:pPr>
+    </w:p>
+    <w:p>
+      <w:pPr>
+        <w:rPr>
+          <w:sz w:val="36"/>
+          <w:szCs w:val="36"/>
+        </w:rPr>
+      </w:pPr>
+      <w:r>
+        <w:rPr>
+          <w:sz w:val="36"/>
+          <w:szCs w:val="36"/>
         </w:rPr>
         <w:drawing>
-          <wp:anchor distT="0" distB="0" distL="114300" distR="114300" simplePos="0" relativeHeight="251890688" behindDoc="0" locked="0" layoutInCell="1" allowOverlap="1" wp14:anchorId="5ACB0C88" wp14:editId="5B5C64F8">
+          <wp:anchor distT="0" distB="0" distL="114300" distR="114300" simplePos="0" relativeHeight="251938816" behindDoc="0" locked="0" layoutInCell="1" allowOverlap="1" wp14:anchorId="64F0FEA1" wp14:editId="2102E6D6">
             <wp:simplePos x="0" y="0"/>
-            <wp:positionH relativeFrom="column">
-              <wp:posOffset>-152915</wp:posOffset>
+            <wp:positionH relativeFrom="margin">
+              <wp:align>center</wp:align>
             </wp:positionH>
             <wp:positionV relativeFrom="paragraph">
-              <wp:posOffset>528571</wp:posOffset>
+              <wp:posOffset>158115</wp:posOffset>
             </wp:positionV>
-            <wp:extent cx="6986905" cy="1738957"/>
-            <wp:effectExtent l="152400" t="171450" r="156845" b="166370"/>
+            <wp:extent cx="6309360" cy="5301615"/>
+            <wp:effectExtent l="76200" t="76200" r="129540" b="127635"/>
             <wp:wrapNone/>
-            <wp:docPr id="1289496244" name="Picture 1"/>
+            <wp:docPr id="748326736" name="Picture 1"/>
             <wp:cNvGraphicFramePr>
               <a:graphicFrameLocks xmlns:a="http://schemas.openxmlformats.org/drawingml/2006/main" noChangeAspect="1"/>
             </wp:cNvGraphicFramePr>
@@ -7110,11 +4572,11 @@
               <a:graphicData uri="http://schemas.openxmlformats.org/drawingml/2006/picture">
                 <pic:pic xmlns:pic="http://schemas.openxmlformats.org/drawingml/2006/picture">
                   <pic:nvPicPr>
-                    <pic:cNvPr id="1289496244" name=""/>
+                    <pic:cNvPr id="748326736" name=""/>
                     <pic:cNvPicPr/>
                   </pic:nvPicPr>
                   <pic:blipFill>
-                    <a:blip r:embed="rId49">
+                    <a:blip r:embed="rId33">
                       <a:extLst>
                         <a:ext uri="{28A0092B-C50C-407E-A947-70E740481C1C}">
                           <a14:useLocalDpi xmlns:a14="http://schemas.microsoft.com/office/drawing/2010/main" val="0"/>
@@ -7128,55 +4590,122 @@
                   <pic:spPr>
                     <a:xfrm>
                       <a:off x="0" y="0"/>
-                      <a:ext cx="7010804" cy="1744905"/>
+                      <a:ext cx="6309360" cy="5301615"/>
                     </a:xfrm>
-                    <a:prstGeom prst="snip2DiagRect">
+                    <a:prstGeom prst="rect">
                       <a:avLst/>
                     </a:prstGeom>
-                    <a:solidFill>
-                      <a:srgbClr val="FFFFFF">
-                        <a:shade val="85000"/>
-                      </a:srgbClr>
-                    </a:solidFill>
-                    <a:ln w="88900" cap="sq">
+                    <a:ln w="38100" cap="sq">
                       <a:solidFill>
-                        <a:srgbClr val="FFFFFF"/>
+                        <a:srgbClr val="000000"/>
                       </a:solidFill>
+                      <a:prstDash val="solid"/>
                       <a:miter lim="800000"/>
                     </a:ln>
                     <a:effectLst>
-                      <a:outerShdw blurRad="88900" algn="tl" rotWithShape="0">
+                      <a:outerShdw blurRad="50800" dist="38100" dir="2700000" algn="tl" rotWithShape="0">
                         <a:srgbClr val="000000">
-                          <a:alpha val="45000"/>
+                          <a:alpha val="43000"/>
                         </a:srgbClr>
                       </a:outerShdw>
                     </a:effectLst>
-                    <a:scene3d>
-                      <a:camera prst="orthographicFront"/>
-                      <a:lightRig rig="twoPt" dir="t">
-                        <a:rot lat="0" lon="0" rev="7200000"/>
-                      </a:lightRig>
-                    </a:scene3d>
-                    <a:sp3d>
-                      <a:bevelT w="25400" h="19050"/>
-                      <a:contourClr>
-                        <a:srgbClr val="FFFFFF"/>
-                      </a:contourClr>
-                    </a:sp3d>
                   </pic:spPr>
                 </pic:pic>
               </a:graphicData>
             </a:graphic>
-            <wp14:sizeRelH relativeFrom="margin">
-              <wp14:pctWidth>0</wp14:pctWidth>
-            </wp14:sizeRelH>
-            <wp14:sizeRelV relativeFrom="margin">
-              <wp14:pctHeight>0</wp14:pctHeight>
-            </wp14:sizeRelV>
           </wp:anchor>
         </w:drawing>
       </w:r>
-      <w:r>
+    </w:p>
+    <w:p>
+      <w:pPr>
+        <w:rPr>
+          <w:sz w:val="36"/>
+          <w:szCs w:val="36"/>
+        </w:rPr>
+      </w:pPr>
+    </w:p>
+    <w:p>
+      <w:pPr>
+        <w:rPr>
+          <w:sz w:val="36"/>
+          <w:szCs w:val="36"/>
+        </w:rPr>
+      </w:pPr>
+    </w:p>
+    <w:p>
+      <w:pPr>
+        <w:rPr>
+          <w:sz w:val="36"/>
+          <w:szCs w:val="36"/>
+        </w:rPr>
+      </w:pPr>
+    </w:p>
+    <w:p>
+      <w:pPr>
+        <w:rPr>
+          <w:sz w:val="36"/>
+          <w:szCs w:val="36"/>
+        </w:rPr>
+      </w:pPr>
+    </w:p>
+    <w:p>
+      <w:pPr>
+        <w:rPr>
+          <w:sz w:val="36"/>
+          <w:szCs w:val="36"/>
+        </w:rPr>
+      </w:pPr>
+    </w:p>
+    <w:p>
+      <w:pPr>
+        <w:rPr>
+          <w:sz w:val="36"/>
+          <w:szCs w:val="36"/>
+        </w:rPr>
+      </w:pPr>
+    </w:p>
+    <w:p>
+      <w:pPr>
+        <w:rPr>
+          <w:sz w:val="36"/>
+          <w:szCs w:val="36"/>
+        </w:rPr>
+      </w:pPr>
+    </w:p>
+    <w:p>
+      <w:pPr>
+        <w:rPr>
+          <w:sz w:val="36"/>
+          <w:szCs w:val="36"/>
+        </w:rPr>
+      </w:pPr>
+    </w:p>
+    <w:p>
+      <w:pPr>
+        <w:tabs>
+          <w:tab w:val="left" w:pos="8871"/>
+        </w:tabs>
+        <w:rPr>
+          <w:sz w:val="36"/>
+          <w:szCs w:val="36"/>
+        </w:rPr>
+        <w:sectPr>
+          <w:pgSz w:w="12240" w:h="15840" w:code="1"/>
+          <w:pgMar w:top="1152" w:right="1152" w:bottom="1152" w:left="1152" w:header="720" w:footer="720" w:gutter="0"/>
+          <w:pgBorders w:offsetFrom="page">
+            <w:top w:val="single" w:sz="4" w:space="24" w:color="auto"/>
+            <w:left w:val="single" w:sz="4" w:space="24" w:color="auto"/>
+            <w:bottom w:val="single" w:sz="4" w:space="24" w:color="auto"/>
+            <w:right w:val="single" w:sz="4" w:space="24" w:color="auto"/>
+          </w:pgBorders>
+          <w:cols w:space="720"/>
+          <w:docGrid w:linePitch="360"/>
+        </w:sectPr>
+      </w:pPr>
+    </w:p>
+    <w:p>
+      <w:pPr>
         <w:rPr>
           <w:b/>
           <w:bCs/>
@@ -7186,62 +4715,26 @@
           <w:sz w:val="48"/>
           <w:szCs w:val="48"/>
         </w:rPr>
-        <w:t>-Waveforms:</w:t>
-      </w:r>
-    </w:p>
-    <w:p>
-      <w:pPr>
-        <w:rPr>
-          <w:sz w:val="48"/>
-          <w:szCs w:val="48"/>
-        </w:rPr>
-      </w:pPr>
-    </w:p>
-    <w:p>
-      <w:pPr>
-        <w:rPr>
-          <w:sz w:val="48"/>
-          <w:szCs w:val="48"/>
-        </w:rPr>
-      </w:pPr>
-    </w:p>
-    <w:p>
-      <w:pPr>
-        <w:tabs>
-          <w:tab w:val="left" w:pos="1814"/>
-        </w:tabs>
-        <w:rPr>
-          <w:sz w:val="48"/>
-          <w:szCs w:val="48"/>
-        </w:rPr>
-      </w:pPr>
-    </w:p>
-    <w:p>
-      <w:pPr>
-        <w:rPr>
-          <w:sz w:val="48"/>
-          <w:szCs w:val="48"/>
-        </w:rPr>
-      </w:pPr>
-      <w:r>
-        <w:rPr>
-          <w:noProof/>
-          <w:sz w:val="48"/>
-          <w:szCs w:val="48"/>
-        </w:rPr>
+      </w:pPr>
+      <w:r>
+        <w:rPr>
+          <w:sz w:val="36"/>
+          <w:szCs w:val="36"/>
+        </w:rPr>
+        <w:lastRenderedPageBreak/>
         <w:drawing>
-          <wp:anchor distT="0" distB="0" distL="114300" distR="114300" simplePos="0" relativeHeight="251891712" behindDoc="0" locked="0" layoutInCell="1" allowOverlap="1" wp14:anchorId="5F260EBC" wp14:editId="37356F76">
+          <wp:anchor distT="0" distB="0" distL="114300" distR="114300" simplePos="0" relativeHeight="251940864" behindDoc="0" locked="0" layoutInCell="1" allowOverlap="1" wp14:anchorId="39D0B159" wp14:editId="6FF3720A">
             <wp:simplePos x="0" y="0"/>
-            <wp:positionH relativeFrom="column">
-              <wp:posOffset>-152622</wp:posOffset>
+            <wp:positionH relativeFrom="margin">
+              <wp:align>right</wp:align>
             </wp:positionH>
             <wp:positionV relativeFrom="paragraph">
-              <wp:posOffset>253557</wp:posOffset>
+              <wp:posOffset>345349</wp:posOffset>
             </wp:positionV>
-            <wp:extent cx="7062594" cy="1679944"/>
-            <wp:effectExtent l="171450" t="152400" r="157480" b="168275"/>
+            <wp:extent cx="4049485" cy="3316845"/>
+            <wp:effectExtent l="76200" t="76200" r="141605" b="131445"/>
             <wp:wrapNone/>
-            <wp:docPr id="666639032" name="Picture 1"/>
+            <wp:docPr id="1725809330" name="Picture 1"/>
             <wp:cNvGraphicFramePr>
               <a:graphicFrameLocks xmlns:a="http://schemas.openxmlformats.org/drawingml/2006/main" noChangeAspect="1"/>
             </wp:cNvGraphicFramePr>
@@ -7249,11 +4742,11 @@
               <a:graphicData uri="http://schemas.openxmlformats.org/drawingml/2006/picture">
                 <pic:pic xmlns:pic="http://schemas.openxmlformats.org/drawingml/2006/picture">
                   <pic:nvPicPr>
-                    <pic:cNvPr id="666639032" name=""/>
+                    <pic:cNvPr id="1725809330" name=""/>
                     <pic:cNvPicPr/>
                   </pic:nvPicPr>
                   <pic:blipFill>
-                    <a:blip r:embed="rId50">
+                    <a:blip r:embed="rId34">
                       <a:extLst>
                         <a:ext uri="{28A0092B-C50C-407E-A947-70E740481C1C}">
                           <a14:useLocalDpi xmlns:a14="http://schemas.microsoft.com/office/drawing/2010/main" val="0"/>
@@ -7267,41 +4760,25 @@
                   <pic:spPr>
                     <a:xfrm>
                       <a:off x="0" y="0"/>
-                      <a:ext cx="7062594" cy="1679944"/>
+                      <a:ext cx="4049485" cy="3316845"/>
                     </a:xfrm>
-                    <a:prstGeom prst="snip2DiagRect">
+                    <a:prstGeom prst="rect">
                       <a:avLst/>
                     </a:prstGeom>
-                    <a:solidFill>
-                      <a:srgbClr val="FFFFFF">
-                        <a:shade val="85000"/>
-                      </a:srgbClr>
-                    </a:solidFill>
-                    <a:ln w="88900" cap="sq">
+                    <a:ln w="38100" cap="sq">
                       <a:solidFill>
-                        <a:srgbClr val="FFFFFF"/>
+                        <a:srgbClr val="000000"/>
                       </a:solidFill>
+                      <a:prstDash val="solid"/>
                       <a:miter lim="800000"/>
                     </a:ln>
                     <a:effectLst>
-                      <a:outerShdw blurRad="88900" algn="tl" rotWithShape="0">
+                      <a:outerShdw blurRad="50800" dist="38100" dir="2700000" algn="tl" rotWithShape="0">
                         <a:srgbClr val="000000">
-                          <a:alpha val="45000"/>
+                          <a:alpha val="43000"/>
                         </a:srgbClr>
                       </a:outerShdw>
                     </a:effectLst>
-                    <a:scene3d>
-                      <a:camera prst="orthographicFront"/>
-                      <a:lightRig rig="twoPt" dir="t">
-                        <a:rot lat="0" lon="0" rev="7200000"/>
-                      </a:lightRig>
-                    </a:scene3d>
-                    <a:sp3d>
-                      <a:bevelT w="25400" h="19050"/>
-                      <a:contourClr>
-                        <a:srgbClr val="FFFFFF"/>
-                      </a:contourClr>
-                    </a:sp3d>
                   </pic:spPr>
                 </pic:pic>
               </a:graphicData>
@@ -7315,45 +4792,1624 @@
           </wp:anchor>
         </w:drawing>
       </w:r>
-    </w:p>
-    <w:p>
-      <w:pPr>
-        <w:rPr>
-          <w:sz w:val="48"/>
-          <w:szCs w:val="48"/>
-        </w:rPr>
-      </w:pPr>
-    </w:p>
-    <w:p>
-      <w:pPr>
-        <w:rPr>
-          <w:sz w:val="48"/>
-          <w:szCs w:val="48"/>
-        </w:rPr>
-      </w:pPr>
-    </w:p>
-    <w:p>
-      <w:pPr>
-        <w:rPr>
-          <w:sz w:val="48"/>
-          <w:szCs w:val="48"/>
-        </w:rPr>
-      </w:pPr>
-    </w:p>
-    <w:p>
-      <w:pPr>
+      <w:r>
+        <w:rPr>
+          <w:sz w:val="36"/>
+          <w:szCs w:val="36"/>
+        </w:rPr>
+        <w:drawing>
+          <wp:anchor distT="0" distB="0" distL="114300" distR="114300" simplePos="0" relativeHeight="251939840" behindDoc="0" locked="0" layoutInCell="1" allowOverlap="1" wp14:anchorId="0989E955" wp14:editId="29943C27">
+            <wp:simplePos x="0" y="0"/>
+            <wp:positionH relativeFrom="margin">
+              <wp:posOffset>-65315</wp:posOffset>
+            </wp:positionH>
+            <wp:positionV relativeFrom="paragraph">
+              <wp:posOffset>378460</wp:posOffset>
+            </wp:positionV>
+            <wp:extent cx="3026228" cy="3862792"/>
+            <wp:effectExtent l="76200" t="76200" r="136525" b="137795"/>
+            <wp:wrapNone/>
+            <wp:docPr id="2083526193" name="Picture 1"/>
+            <wp:cNvGraphicFramePr>
+              <a:graphicFrameLocks xmlns:a="http://schemas.openxmlformats.org/drawingml/2006/main" noChangeAspect="1"/>
+            </wp:cNvGraphicFramePr>
+            <a:graphic xmlns:a="http://schemas.openxmlformats.org/drawingml/2006/main">
+              <a:graphicData uri="http://schemas.openxmlformats.org/drawingml/2006/picture">
+                <pic:pic xmlns:pic="http://schemas.openxmlformats.org/drawingml/2006/picture">
+                  <pic:nvPicPr>
+                    <pic:cNvPr id="2083526193" name=""/>
+                    <pic:cNvPicPr/>
+                  </pic:nvPicPr>
+                  <pic:blipFill>
+                    <a:blip r:embed="rId35">
+                      <a:extLst>
+                        <a:ext uri="{28A0092B-C50C-407E-A947-70E740481C1C}">
+                          <a14:useLocalDpi xmlns:a14="http://schemas.microsoft.com/office/drawing/2010/main" val="0"/>
+                        </a:ext>
+                      </a:extLst>
+                    </a:blip>
+                    <a:stretch>
+                      <a:fillRect/>
+                    </a:stretch>
+                  </pic:blipFill>
+                  <pic:spPr>
+                    <a:xfrm>
+                      <a:off x="0" y="0"/>
+                      <a:ext cx="3026228" cy="3862792"/>
+                    </a:xfrm>
+                    <a:prstGeom prst="rect">
+                      <a:avLst/>
+                    </a:prstGeom>
+                    <a:ln w="38100" cap="sq">
+                      <a:solidFill>
+                        <a:srgbClr val="000000"/>
+                      </a:solidFill>
+                      <a:prstDash val="solid"/>
+                      <a:miter lim="800000"/>
+                    </a:ln>
+                    <a:effectLst>
+                      <a:outerShdw blurRad="50800" dist="38100" dir="2700000" algn="tl" rotWithShape="0">
+                        <a:srgbClr val="000000">
+                          <a:alpha val="43000"/>
+                        </a:srgbClr>
+                      </a:outerShdw>
+                    </a:effectLst>
+                  </pic:spPr>
+                </pic:pic>
+              </a:graphicData>
+            </a:graphic>
+            <wp14:sizeRelH relativeFrom="margin">
+              <wp14:pctWidth>0</wp14:pctWidth>
+            </wp14:sizeRelH>
+            <wp14:sizeRelV relativeFrom="margin">
+              <wp14:pctHeight>0</wp14:pctHeight>
+            </wp14:sizeRelV>
+          </wp:anchor>
+        </w:drawing>
+      </w:r>
+      <w:r>
+        <w:rPr>
+          <w:b/>
+          <w:bCs/>
+          <w:i/>
+          <w:iCs/>
+          <w:color w:val="FF0000"/>
+          <w:sz w:val="48"/>
+          <w:szCs w:val="48"/>
+        </w:rPr>
+        <w:t>- Testbench:</w:t>
+      </w:r>
+    </w:p>
+    <w:p>
+      <w:pPr>
+        <w:rPr>
+          <w:sz w:val="36"/>
+          <w:szCs w:val="36"/>
+        </w:rPr>
+      </w:pPr>
+    </w:p>
+    <w:p>
+      <w:pPr>
+        <w:rPr>
+          <w:sz w:val="36"/>
+          <w:szCs w:val="36"/>
+        </w:rPr>
+      </w:pPr>
+      <w:r>
+        <w:rPr>
+          <w:sz w:val="36"/>
+          <w:szCs w:val="36"/>
+        </w:rPr>
+        <w:drawing>
+          <wp:anchor distT="0" distB="0" distL="114300" distR="114300" simplePos="0" relativeHeight="251941888" behindDoc="0" locked="0" layoutInCell="1" allowOverlap="1" wp14:anchorId="14435FEC" wp14:editId="2AD060B1">
+            <wp:simplePos x="0" y="0"/>
+            <wp:positionH relativeFrom="margin">
+              <wp:align>right</wp:align>
+            </wp:positionH>
+            <wp:positionV relativeFrom="paragraph">
+              <wp:posOffset>250462</wp:posOffset>
+            </wp:positionV>
+            <wp:extent cx="2448878" cy="1932053"/>
+            <wp:effectExtent l="76200" t="76200" r="142240" b="125730"/>
+            <wp:wrapNone/>
+            <wp:docPr id="1622119522" name="Picture 1"/>
+            <wp:cNvGraphicFramePr>
+              <a:graphicFrameLocks xmlns:a="http://schemas.openxmlformats.org/drawingml/2006/main" noChangeAspect="1"/>
+            </wp:cNvGraphicFramePr>
+            <a:graphic xmlns:a="http://schemas.openxmlformats.org/drawingml/2006/main">
+              <a:graphicData uri="http://schemas.openxmlformats.org/drawingml/2006/picture">
+                <pic:pic xmlns:pic="http://schemas.openxmlformats.org/drawingml/2006/picture">
+                  <pic:nvPicPr>
+                    <pic:cNvPr id="1622119522" name=""/>
+                    <pic:cNvPicPr/>
+                  </pic:nvPicPr>
+                  <pic:blipFill>
+                    <a:blip r:embed="rId36">
+                      <a:extLst>
+                        <a:ext uri="{28A0092B-C50C-407E-A947-70E740481C1C}">
+                          <a14:useLocalDpi xmlns:a14="http://schemas.microsoft.com/office/drawing/2010/main" val="0"/>
+                        </a:ext>
+                      </a:extLst>
+                    </a:blip>
+                    <a:stretch>
+                      <a:fillRect/>
+                    </a:stretch>
+                  </pic:blipFill>
+                  <pic:spPr>
+                    <a:xfrm>
+                      <a:off x="0" y="0"/>
+                      <a:ext cx="2448878" cy="1932053"/>
+                    </a:xfrm>
+                    <a:prstGeom prst="rect">
+                      <a:avLst/>
+                    </a:prstGeom>
+                    <a:ln w="38100" cap="sq">
+                      <a:solidFill>
+                        <a:srgbClr val="000000"/>
+                      </a:solidFill>
+                      <a:prstDash val="solid"/>
+                      <a:miter lim="800000"/>
+                    </a:ln>
+                    <a:effectLst>
+                      <a:outerShdw blurRad="50800" dist="38100" dir="2700000" algn="tl" rotWithShape="0">
+                        <a:srgbClr val="000000">
+                          <a:alpha val="43000"/>
+                        </a:srgbClr>
+                      </a:outerShdw>
+                    </a:effectLst>
+                  </pic:spPr>
+                </pic:pic>
+              </a:graphicData>
+            </a:graphic>
+            <wp14:sizeRelH relativeFrom="margin">
+              <wp14:pctWidth>0</wp14:pctWidth>
+            </wp14:sizeRelH>
+            <wp14:sizeRelV relativeFrom="margin">
+              <wp14:pctHeight>0</wp14:pctHeight>
+            </wp14:sizeRelV>
+          </wp:anchor>
+        </w:drawing>
+      </w:r>
+    </w:p>
+    <w:p>
+      <w:pPr>
+        <w:rPr>
+          <w:sz w:val="36"/>
+          <w:szCs w:val="36"/>
+        </w:rPr>
+      </w:pPr>
+    </w:p>
+    <w:p>
+      <w:pPr>
+        <w:rPr>
+          <w:sz w:val="36"/>
+          <w:szCs w:val="36"/>
+        </w:rPr>
+      </w:pPr>
+    </w:p>
+    <w:p>
+      <w:pPr>
+        <w:rPr>
+          <w:sz w:val="36"/>
+          <w:szCs w:val="36"/>
+        </w:rPr>
+      </w:pPr>
+    </w:p>
+    <w:p>
+      <w:pPr>
+        <w:rPr>
+          <w:sz w:val="36"/>
+          <w:szCs w:val="36"/>
+        </w:rPr>
+      </w:pPr>
+    </w:p>
+    <w:p>
+      <w:pPr>
+        <w:rPr>
+          <w:sz w:val="36"/>
+          <w:szCs w:val="36"/>
+        </w:rPr>
+      </w:pPr>
+    </w:p>
+    <w:p>
+      <w:pPr>
+        <w:rPr>
+          <w:sz w:val="36"/>
+          <w:szCs w:val="36"/>
+        </w:rPr>
+      </w:pPr>
+    </w:p>
+    <w:p>
+      <w:pPr>
+        <w:rPr>
+          <w:sz w:val="36"/>
+          <w:szCs w:val="36"/>
+        </w:rPr>
+      </w:pPr>
+    </w:p>
+    <w:p>
+      <w:pPr>
+        <w:rPr>
+          <w:sz w:val="36"/>
+          <w:szCs w:val="36"/>
+        </w:rPr>
+      </w:pPr>
+      <w:r>
+        <w:rPr>
+          <w:sz w:val="36"/>
+          <w:szCs w:val="36"/>
+        </w:rPr>
+        <w:drawing>
+          <wp:anchor distT="0" distB="0" distL="114300" distR="114300" simplePos="0" relativeHeight="251943936" behindDoc="0" locked="0" layoutInCell="1" allowOverlap="1" wp14:anchorId="44DF1396" wp14:editId="52C49962">
+            <wp:simplePos x="0" y="0"/>
+            <wp:positionH relativeFrom="column">
+              <wp:posOffset>3524250</wp:posOffset>
+            </wp:positionH>
+            <wp:positionV relativeFrom="paragraph">
+              <wp:posOffset>82187</wp:posOffset>
+            </wp:positionV>
+            <wp:extent cx="3200400" cy="2426670"/>
+            <wp:effectExtent l="76200" t="76200" r="133350" b="126365"/>
+            <wp:wrapNone/>
+            <wp:docPr id="827671477" name="Picture 1"/>
+            <wp:cNvGraphicFramePr>
+              <a:graphicFrameLocks xmlns:a="http://schemas.openxmlformats.org/drawingml/2006/main" noChangeAspect="1"/>
+            </wp:cNvGraphicFramePr>
+            <a:graphic xmlns:a="http://schemas.openxmlformats.org/drawingml/2006/main">
+              <a:graphicData uri="http://schemas.openxmlformats.org/drawingml/2006/picture">
+                <pic:pic xmlns:pic="http://schemas.openxmlformats.org/drawingml/2006/picture">
+                  <pic:nvPicPr>
+                    <pic:cNvPr id="827671477" name=""/>
+                    <pic:cNvPicPr/>
+                  </pic:nvPicPr>
+                  <pic:blipFill rotWithShape="1">
+                    <a:blip r:embed="rId37">
+                      <a:extLst>
+                        <a:ext uri="{28A0092B-C50C-407E-A947-70E740481C1C}">
+                          <a14:useLocalDpi xmlns:a14="http://schemas.microsoft.com/office/drawing/2010/main" val="0"/>
+                        </a:ext>
+                      </a:extLst>
+                    </a:blip>
+                    <a:srcRect l="-1" r="15546"/>
+                    <a:stretch>
+                      <a:fillRect/>
+                    </a:stretch>
+                  </pic:blipFill>
+                  <pic:spPr bwMode="auto">
+                    <a:xfrm>
+                      <a:off x="0" y="0"/>
+                      <a:ext cx="3200400" cy="2426670"/>
+                    </a:xfrm>
+                    <a:prstGeom prst="rect">
+                      <a:avLst/>
+                    </a:prstGeom>
+                    <a:ln w="38100" cap="sq">
+                      <a:solidFill>
+                        <a:srgbClr val="000000"/>
+                      </a:solidFill>
+                      <a:prstDash val="solid"/>
+                      <a:miter lim="800000"/>
+                    </a:ln>
+                    <a:effectLst>
+                      <a:outerShdw blurRad="50800" dist="38100" dir="2700000" algn="tl" rotWithShape="0">
+                        <a:srgbClr val="000000">
+                          <a:alpha val="43000"/>
+                        </a:srgbClr>
+                      </a:outerShdw>
+                    </a:effectLst>
+                    <a:extLst>
+                      <a:ext uri="{53640926-AAD7-44D8-BBD7-CCE9431645EC}">
+                        <a14:shadowObscured xmlns:a14="http://schemas.microsoft.com/office/drawing/2010/main"/>
+                      </a:ext>
+                    </a:extLst>
+                  </pic:spPr>
+                </pic:pic>
+              </a:graphicData>
+            </a:graphic>
+            <wp14:sizeRelH relativeFrom="margin">
+              <wp14:pctWidth>0</wp14:pctWidth>
+            </wp14:sizeRelH>
+            <wp14:sizeRelV relativeFrom="margin">
+              <wp14:pctHeight>0</wp14:pctHeight>
+            </wp14:sizeRelV>
+          </wp:anchor>
+        </w:drawing>
+      </w:r>
+      <w:r>
+        <w:rPr>
+          <w:sz w:val="36"/>
+          <w:szCs w:val="36"/>
+        </w:rPr>
+        <w:drawing>
+          <wp:anchor distT="0" distB="0" distL="114300" distR="114300" simplePos="0" relativeHeight="251942912" behindDoc="0" locked="0" layoutInCell="1" allowOverlap="1" wp14:anchorId="7B4F63AE" wp14:editId="7D48CE5E">
+            <wp:simplePos x="0" y="0"/>
+            <wp:positionH relativeFrom="margin">
+              <wp:posOffset>-89263</wp:posOffset>
+            </wp:positionH>
+            <wp:positionV relativeFrom="paragraph">
+              <wp:posOffset>83095</wp:posOffset>
+            </wp:positionV>
+            <wp:extent cx="3614057" cy="2640174"/>
+            <wp:effectExtent l="76200" t="76200" r="139065" b="141605"/>
+            <wp:wrapNone/>
+            <wp:docPr id="446595103" name="Picture 1"/>
+            <wp:cNvGraphicFramePr>
+              <a:graphicFrameLocks xmlns:a="http://schemas.openxmlformats.org/drawingml/2006/main" noChangeAspect="1"/>
+            </wp:cNvGraphicFramePr>
+            <a:graphic xmlns:a="http://schemas.openxmlformats.org/drawingml/2006/main">
+              <a:graphicData uri="http://schemas.openxmlformats.org/drawingml/2006/picture">
+                <pic:pic xmlns:pic="http://schemas.openxmlformats.org/drawingml/2006/picture">
+                  <pic:nvPicPr>
+                    <pic:cNvPr id="446595103" name=""/>
+                    <pic:cNvPicPr/>
+                  </pic:nvPicPr>
+                  <pic:blipFill>
+                    <a:blip r:embed="rId38">
+                      <a:extLst>
+                        <a:ext uri="{28A0092B-C50C-407E-A947-70E740481C1C}">
+                          <a14:useLocalDpi xmlns:a14="http://schemas.microsoft.com/office/drawing/2010/main" val="0"/>
+                        </a:ext>
+                      </a:extLst>
+                    </a:blip>
+                    <a:stretch>
+                      <a:fillRect/>
+                    </a:stretch>
+                  </pic:blipFill>
+                  <pic:spPr>
+                    <a:xfrm>
+                      <a:off x="0" y="0"/>
+                      <a:ext cx="3619412" cy="2644086"/>
+                    </a:xfrm>
+                    <a:prstGeom prst="rect">
+                      <a:avLst/>
+                    </a:prstGeom>
+                    <a:ln w="38100" cap="sq">
+                      <a:solidFill>
+                        <a:srgbClr val="000000"/>
+                      </a:solidFill>
+                      <a:prstDash val="solid"/>
+                      <a:miter lim="800000"/>
+                    </a:ln>
+                    <a:effectLst>
+                      <a:outerShdw blurRad="50800" dist="38100" dir="2700000" algn="tl" rotWithShape="0">
+                        <a:srgbClr val="000000">
+                          <a:alpha val="43000"/>
+                        </a:srgbClr>
+                      </a:outerShdw>
+                    </a:effectLst>
+                  </pic:spPr>
+                </pic:pic>
+              </a:graphicData>
+            </a:graphic>
+            <wp14:sizeRelH relativeFrom="margin">
+              <wp14:pctWidth>0</wp14:pctWidth>
+            </wp14:sizeRelH>
+            <wp14:sizeRelV relativeFrom="margin">
+              <wp14:pctHeight>0</wp14:pctHeight>
+            </wp14:sizeRelV>
+          </wp:anchor>
+        </w:drawing>
+      </w:r>
+    </w:p>
+    <w:p>
+      <w:pPr>
+        <w:rPr>
+          <w:sz w:val="36"/>
+          <w:szCs w:val="36"/>
+        </w:rPr>
+      </w:pPr>
+    </w:p>
+    <w:p>
+      <w:pPr>
+        <w:rPr>
+          <w:sz w:val="36"/>
+          <w:szCs w:val="36"/>
+        </w:rPr>
+      </w:pPr>
+    </w:p>
+    <w:p>
+      <w:pPr>
+        <w:rPr>
+          <w:sz w:val="36"/>
+          <w:szCs w:val="36"/>
+        </w:rPr>
+      </w:pPr>
+    </w:p>
+    <w:p>
+      <w:pPr>
+        <w:rPr>
+          <w:sz w:val="36"/>
+          <w:szCs w:val="36"/>
+        </w:rPr>
+      </w:pPr>
+    </w:p>
+    <w:p>
+      <w:pPr>
+        <w:rPr>
+          <w:sz w:val="36"/>
+          <w:szCs w:val="36"/>
+        </w:rPr>
+      </w:pPr>
+    </w:p>
+    <w:p>
+      <w:pPr>
+        <w:rPr>
+          <w:sz w:val="36"/>
+          <w:szCs w:val="36"/>
+        </w:rPr>
+      </w:pPr>
+      <w:r>
+        <w:rPr>
+          <w:sz w:val="36"/>
+          <w:szCs w:val="36"/>
+        </w:rPr>
+        <w:drawing>
+          <wp:anchor distT="0" distB="0" distL="114300" distR="114300" simplePos="0" relativeHeight="251944960" behindDoc="0" locked="0" layoutInCell="1" allowOverlap="1" wp14:anchorId="771794BF" wp14:editId="4A4103FC">
+            <wp:simplePos x="0" y="0"/>
+            <wp:positionH relativeFrom="margin">
+              <wp:align>center</wp:align>
+            </wp:positionH>
+            <wp:positionV relativeFrom="paragraph">
+              <wp:posOffset>205377</wp:posOffset>
+            </wp:positionV>
+            <wp:extent cx="4841059" cy="4497148"/>
+            <wp:effectExtent l="76200" t="76200" r="131445" b="132080"/>
+            <wp:wrapNone/>
+            <wp:docPr id="1131514643" name="Picture 1"/>
+            <wp:cNvGraphicFramePr>
+              <a:graphicFrameLocks xmlns:a="http://schemas.openxmlformats.org/drawingml/2006/main" noChangeAspect="1"/>
+            </wp:cNvGraphicFramePr>
+            <a:graphic xmlns:a="http://schemas.openxmlformats.org/drawingml/2006/main">
+              <a:graphicData uri="http://schemas.openxmlformats.org/drawingml/2006/picture">
+                <pic:pic xmlns:pic="http://schemas.openxmlformats.org/drawingml/2006/picture">
+                  <pic:nvPicPr>
+                    <pic:cNvPr id="1131514643" name=""/>
+                    <pic:cNvPicPr/>
+                  </pic:nvPicPr>
+                  <pic:blipFill>
+                    <a:blip r:embed="rId39">
+                      <a:extLst>
+                        <a:ext uri="{28A0092B-C50C-407E-A947-70E740481C1C}">
+                          <a14:useLocalDpi xmlns:a14="http://schemas.microsoft.com/office/drawing/2010/main" val="0"/>
+                        </a:ext>
+                      </a:extLst>
+                    </a:blip>
+                    <a:stretch>
+                      <a:fillRect/>
+                    </a:stretch>
+                  </pic:blipFill>
+                  <pic:spPr>
+                    <a:xfrm>
+                      <a:off x="0" y="0"/>
+                      <a:ext cx="4841059" cy="4497148"/>
+                    </a:xfrm>
+                    <a:prstGeom prst="rect">
+                      <a:avLst/>
+                    </a:prstGeom>
+                    <a:ln w="38100" cap="sq">
+                      <a:solidFill>
+                        <a:srgbClr val="000000"/>
+                      </a:solidFill>
+                      <a:prstDash val="solid"/>
+                      <a:miter lim="800000"/>
+                    </a:ln>
+                    <a:effectLst>
+                      <a:outerShdw blurRad="50800" dist="38100" dir="2700000" algn="tl" rotWithShape="0">
+                        <a:srgbClr val="000000">
+                          <a:alpha val="43000"/>
+                        </a:srgbClr>
+                      </a:outerShdw>
+                    </a:effectLst>
+                  </pic:spPr>
+                </pic:pic>
+              </a:graphicData>
+            </a:graphic>
+            <wp14:sizeRelH relativeFrom="margin">
+              <wp14:pctWidth>0</wp14:pctWidth>
+            </wp14:sizeRelH>
+            <wp14:sizeRelV relativeFrom="margin">
+              <wp14:pctHeight>0</wp14:pctHeight>
+            </wp14:sizeRelV>
+          </wp:anchor>
+        </w:drawing>
+      </w:r>
+    </w:p>
+    <w:p>
+      <w:pPr>
+        <w:rPr>
+          <w:sz w:val="36"/>
+          <w:szCs w:val="36"/>
+        </w:rPr>
+      </w:pPr>
+    </w:p>
+    <w:p>
+      <w:pPr>
+        <w:rPr>
+          <w:sz w:val="36"/>
+          <w:szCs w:val="36"/>
+        </w:rPr>
+      </w:pPr>
+    </w:p>
+    <w:p>
+      <w:pPr>
+        <w:rPr>
+          <w:sz w:val="36"/>
+          <w:szCs w:val="36"/>
+        </w:rPr>
+      </w:pPr>
+    </w:p>
+    <w:p>
+      <w:pPr>
+        <w:rPr>
+          <w:sz w:val="36"/>
+          <w:szCs w:val="36"/>
+        </w:rPr>
+      </w:pPr>
+    </w:p>
+    <w:p>
+      <w:pPr>
+        <w:rPr>
+          <w:sz w:val="36"/>
+          <w:szCs w:val="36"/>
+        </w:rPr>
+      </w:pPr>
+    </w:p>
+    <w:p>
+      <w:pPr>
+        <w:rPr>
+          <w:sz w:val="36"/>
+          <w:szCs w:val="36"/>
+        </w:rPr>
+        <w:sectPr>
+          <w:pgSz w:w="12242" w:h="20163" w:code="5"/>
+          <w:pgMar w:top="1152" w:right="1152" w:bottom="1152" w:left="1152" w:header="720" w:footer="720" w:gutter="0"/>
+          <w:pgBorders w:offsetFrom="page">
+            <w:top w:val="single" w:sz="4" w:space="24" w:color="auto"/>
+            <w:left w:val="single" w:sz="4" w:space="24" w:color="auto"/>
+            <w:bottom w:val="single" w:sz="4" w:space="24" w:color="auto"/>
+            <w:right w:val="single" w:sz="4" w:space="24" w:color="auto"/>
+          </w:pgBorders>
+          <w:cols w:space="720"/>
+          <w:docGrid w:linePitch="360"/>
+        </w:sectPr>
+      </w:pPr>
+    </w:p>
+    <w:p>
+      <w:pPr>
+        <w:tabs>
+          <w:tab w:val="center" w:pos="4968"/>
+        </w:tabs>
+        <w:rPr>
+          <w:b/>
+          <w:bCs/>
+          <w:i/>
+          <w:iCs/>
+          <w:color w:val="FF0000"/>
+          <w:sz w:val="48"/>
+          <w:szCs w:val="48"/>
+        </w:rPr>
+      </w:pPr>
+      <w:r>
+        <w:rPr>
+          <w:b/>
+          <w:bCs/>
+          <w:i/>
+          <w:iCs/>
+          <w:color w:val="FF0000"/>
+          <w:sz w:val="48"/>
+          <w:szCs w:val="48"/>
+        </w:rPr>
+        <w:lastRenderedPageBreak/>
+        <w:drawing>
+          <wp:anchor distT="0" distB="0" distL="114300" distR="114300" simplePos="0" relativeHeight="251945984" behindDoc="0" locked="0" layoutInCell="1" allowOverlap="1" wp14:anchorId="6F1DC5FF" wp14:editId="1F546E1B">
+            <wp:simplePos x="0" y="0"/>
+            <wp:positionH relativeFrom="column">
+              <wp:posOffset>-1542</wp:posOffset>
+            </wp:positionH>
+            <wp:positionV relativeFrom="paragraph">
+              <wp:posOffset>433886</wp:posOffset>
+            </wp:positionV>
+            <wp:extent cx="6117771" cy="2202767"/>
+            <wp:effectExtent l="76200" t="76200" r="130810" b="140970"/>
+            <wp:wrapNone/>
+            <wp:docPr id="283524507" name="Picture 1"/>
+            <wp:cNvGraphicFramePr>
+              <a:graphicFrameLocks xmlns:a="http://schemas.openxmlformats.org/drawingml/2006/main" noChangeAspect="1"/>
+            </wp:cNvGraphicFramePr>
+            <a:graphic xmlns:a="http://schemas.openxmlformats.org/drawingml/2006/main">
+              <a:graphicData uri="http://schemas.openxmlformats.org/drawingml/2006/picture">
+                <pic:pic xmlns:pic="http://schemas.openxmlformats.org/drawingml/2006/picture">
+                  <pic:nvPicPr>
+                    <pic:cNvPr id="283524507" name=""/>
+                    <pic:cNvPicPr/>
+                  </pic:nvPicPr>
+                  <pic:blipFill>
+                    <a:blip r:embed="rId40">
+                      <a:extLst>
+                        <a:ext uri="{28A0092B-C50C-407E-A947-70E740481C1C}">
+                          <a14:useLocalDpi xmlns:a14="http://schemas.microsoft.com/office/drawing/2010/main" val="0"/>
+                        </a:ext>
+                      </a:extLst>
+                    </a:blip>
+                    <a:stretch>
+                      <a:fillRect/>
+                    </a:stretch>
+                  </pic:blipFill>
+                  <pic:spPr>
+                    <a:xfrm>
+                      <a:off x="0" y="0"/>
+                      <a:ext cx="6122938" cy="2204627"/>
+                    </a:xfrm>
+                    <a:prstGeom prst="rect">
+                      <a:avLst/>
+                    </a:prstGeom>
+                    <a:ln w="38100" cap="sq">
+                      <a:solidFill>
+                        <a:srgbClr val="000000"/>
+                      </a:solidFill>
+                      <a:prstDash val="solid"/>
+                      <a:miter lim="800000"/>
+                    </a:ln>
+                    <a:effectLst>
+                      <a:outerShdw blurRad="50800" dist="38100" dir="2700000" algn="tl" rotWithShape="0">
+                        <a:srgbClr val="000000">
+                          <a:alpha val="43000"/>
+                        </a:srgbClr>
+                      </a:outerShdw>
+                    </a:effectLst>
+                  </pic:spPr>
+                </pic:pic>
+              </a:graphicData>
+            </a:graphic>
+            <wp14:sizeRelH relativeFrom="margin">
+              <wp14:pctWidth>0</wp14:pctWidth>
+            </wp14:sizeRelH>
+            <wp14:sizeRelV relativeFrom="margin">
+              <wp14:pctHeight>0</wp14:pctHeight>
+            </wp14:sizeRelV>
+          </wp:anchor>
+        </w:drawing>
+      </w:r>
+      <w:r>
+        <w:rPr>
+          <w:b/>
+          <w:bCs/>
+          <w:i/>
+          <w:iCs/>
+          <w:color w:val="FF0000"/>
+          <w:sz w:val="48"/>
+          <w:szCs w:val="48"/>
+        </w:rPr>
+        <w:t>- Do file</w:t>
+      </w:r>
+    </w:p>
+    <w:p>
+      <w:pPr>
+        <w:rPr>
+          <w:sz w:val="36"/>
+          <w:szCs w:val="36"/>
+        </w:rPr>
+      </w:pPr>
+    </w:p>
+    <w:p>
+      <w:pPr>
+        <w:rPr>
+          <w:sz w:val="36"/>
+          <w:szCs w:val="36"/>
+        </w:rPr>
+      </w:pPr>
+    </w:p>
+    <w:p>
+      <w:pPr>
+        <w:rPr>
+          <w:sz w:val="36"/>
+          <w:szCs w:val="36"/>
+        </w:rPr>
+      </w:pPr>
+    </w:p>
+    <w:p>
+      <w:pPr>
+        <w:rPr>
+          <w:sz w:val="36"/>
+          <w:szCs w:val="36"/>
+        </w:rPr>
+      </w:pPr>
+    </w:p>
+    <w:p>
+      <w:pPr>
+        <w:rPr>
+          <w:b/>
+          <w:bCs/>
+          <w:i/>
+          <w:iCs/>
+          <w:color w:val="FF0000"/>
+          <w:sz w:val="48"/>
+          <w:szCs w:val="48"/>
+        </w:rPr>
+      </w:pPr>
+    </w:p>
+    <w:p>
+      <w:pPr>
+        <w:rPr>
+          <w:sz w:val="36"/>
+          <w:szCs w:val="36"/>
+        </w:rPr>
+      </w:pPr>
+      <w:r>
+        <w:rPr>
+          <w:b/>
+          <w:bCs/>
+          <w:i/>
+          <w:iCs/>
+          <w:color w:val="FF0000"/>
+          <w:sz w:val="48"/>
+          <w:szCs w:val="48"/>
+        </w:rPr>
+        <w:drawing>
+          <wp:anchor distT="0" distB="0" distL="114300" distR="114300" simplePos="0" relativeHeight="251947008" behindDoc="0" locked="0" layoutInCell="1" allowOverlap="1" wp14:anchorId="12A51573" wp14:editId="3CF1344B">
+            <wp:simplePos x="0" y="0"/>
+            <wp:positionH relativeFrom="margin">
+              <wp:posOffset>-1270</wp:posOffset>
+            </wp:positionH>
+            <wp:positionV relativeFrom="paragraph">
+              <wp:posOffset>445044</wp:posOffset>
+            </wp:positionV>
+            <wp:extent cx="6311900" cy="1303020"/>
+            <wp:effectExtent l="76200" t="76200" r="127000" b="125730"/>
+            <wp:wrapNone/>
+            <wp:docPr id="10373511" name="Picture 1"/>
+            <wp:cNvGraphicFramePr>
+              <a:graphicFrameLocks xmlns:a="http://schemas.openxmlformats.org/drawingml/2006/main" noChangeAspect="1"/>
+            </wp:cNvGraphicFramePr>
+            <a:graphic xmlns:a="http://schemas.openxmlformats.org/drawingml/2006/main">
+              <a:graphicData uri="http://schemas.openxmlformats.org/drawingml/2006/picture">
+                <pic:pic xmlns:pic="http://schemas.openxmlformats.org/drawingml/2006/picture">
+                  <pic:nvPicPr>
+                    <pic:cNvPr id="10373511" name=""/>
+                    <pic:cNvPicPr/>
+                  </pic:nvPicPr>
+                  <pic:blipFill>
+                    <a:blip r:embed="rId41">
+                      <a:extLst>
+                        <a:ext uri="{28A0092B-C50C-407E-A947-70E740481C1C}">
+                          <a14:useLocalDpi xmlns:a14="http://schemas.microsoft.com/office/drawing/2010/main" val="0"/>
+                        </a:ext>
+                      </a:extLst>
+                    </a:blip>
+                    <a:stretch>
+                      <a:fillRect/>
+                    </a:stretch>
+                  </pic:blipFill>
+                  <pic:spPr>
+                    <a:xfrm>
+                      <a:off x="0" y="0"/>
+                      <a:ext cx="6311900" cy="1303020"/>
+                    </a:xfrm>
+                    <a:prstGeom prst="rect">
+                      <a:avLst/>
+                    </a:prstGeom>
+                    <a:ln w="38100" cap="sq">
+                      <a:solidFill>
+                        <a:srgbClr val="000000"/>
+                      </a:solidFill>
+                      <a:prstDash val="solid"/>
+                      <a:miter lim="800000"/>
+                    </a:ln>
+                    <a:effectLst>
+                      <a:outerShdw blurRad="50800" dist="38100" dir="2700000" algn="tl" rotWithShape="0">
+                        <a:srgbClr val="000000">
+                          <a:alpha val="43000"/>
+                        </a:srgbClr>
+                      </a:outerShdw>
+                    </a:effectLst>
+                  </pic:spPr>
+                </pic:pic>
+              </a:graphicData>
+            </a:graphic>
+          </wp:anchor>
+        </w:drawing>
+      </w:r>
+      <w:r>
+        <w:rPr>
+          <w:b/>
+          <w:bCs/>
+          <w:i/>
+          <w:iCs/>
+          <w:color w:val="FF0000"/>
+          <w:sz w:val="48"/>
+          <w:szCs w:val="48"/>
+        </w:rPr>
+        <w:t>-Code Coverage:</w:t>
+      </w:r>
+      <w:r>
+        <w:rPr>
+          <w:noProof/>
+        </w:rPr>
+        <w:t xml:space="preserve"> </w:t>
+      </w:r>
+    </w:p>
+    <w:p>
+      <w:pPr>
+        <w:rPr>
+          <w:b/>
+          <w:bCs/>
+          <w:i/>
+          <w:iCs/>
+          <w:color w:val="FF0000"/>
+          <w:sz w:val="48"/>
+          <w:szCs w:val="48"/>
+        </w:rPr>
+      </w:pPr>
+    </w:p>
+    <w:p>
+      <w:pPr>
+        <w:rPr>
+          <w:b/>
+          <w:bCs/>
+          <w:i/>
+          <w:iCs/>
+          <w:color w:val="FF0000"/>
+          <w:sz w:val="48"/>
+          <w:szCs w:val="48"/>
+        </w:rPr>
+      </w:pPr>
+    </w:p>
+    <w:p>
+      <w:pPr>
+        <w:tabs>
+          <w:tab w:val="left" w:pos="1902"/>
+        </w:tabs>
         <w:rPr>
           <w:sz w:val="28"/>
           <w:szCs w:val="28"/>
         </w:rPr>
       </w:pPr>
+      <w:r>
+        <w:rPr>
+          <w:sz w:val="36"/>
+          <w:szCs w:val="36"/>
+        </w:rPr>
+        <w:drawing>
+          <wp:anchor distT="0" distB="0" distL="114300" distR="114300" simplePos="0" relativeHeight="251949056" behindDoc="0" locked="0" layoutInCell="1" allowOverlap="1" wp14:anchorId="20A331EE" wp14:editId="110534BF">
+            <wp:simplePos x="0" y="0"/>
+            <wp:positionH relativeFrom="margin">
+              <wp:posOffset>-1270</wp:posOffset>
+            </wp:positionH>
+            <wp:positionV relativeFrom="paragraph">
+              <wp:posOffset>229416</wp:posOffset>
+            </wp:positionV>
+            <wp:extent cx="6311900" cy="1073150"/>
+            <wp:effectExtent l="76200" t="76200" r="127000" b="127000"/>
+            <wp:wrapNone/>
+            <wp:docPr id="1506124912" name="Picture 1"/>
+            <wp:cNvGraphicFramePr>
+              <a:graphicFrameLocks xmlns:a="http://schemas.openxmlformats.org/drawingml/2006/main" noChangeAspect="1"/>
+            </wp:cNvGraphicFramePr>
+            <a:graphic xmlns:a="http://schemas.openxmlformats.org/drawingml/2006/main">
+              <a:graphicData uri="http://schemas.openxmlformats.org/drawingml/2006/picture">
+                <pic:pic xmlns:pic="http://schemas.openxmlformats.org/drawingml/2006/picture">
+                  <pic:nvPicPr>
+                    <pic:cNvPr id="1506124912" name=""/>
+                    <pic:cNvPicPr/>
+                  </pic:nvPicPr>
+                  <pic:blipFill>
+                    <a:blip r:embed="rId42">
+                      <a:extLst>
+                        <a:ext uri="{28A0092B-C50C-407E-A947-70E740481C1C}">
+                          <a14:useLocalDpi xmlns:a14="http://schemas.microsoft.com/office/drawing/2010/main" val="0"/>
+                        </a:ext>
+                      </a:extLst>
+                    </a:blip>
+                    <a:stretch>
+                      <a:fillRect/>
+                    </a:stretch>
+                  </pic:blipFill>
+                  <pic:spPr>
+                    <a:xfrm>
+                      <a:off x="0" y="0"/>
+                      <a:ext cx="6311900" cy="1073150"/>
+                    </a:xfrm>
+                    <a:prstGeom prst="rect">
+                      <a:avLst/>
+                    </a:prstGeom>
+                    <a:ln w="38100" cap="sq">
+                      <a:solidFill>
+                        <a:srgbClr val="000000"/>
+                      </a:solidFill>
+                      <a:prstDash val="solid"/>
+                      <a:miter lim="800000"/>
+                    </a:ln>
+                    <a:effectLst>
+                      <a:outerShdw blurRad="50800" dist="38100" dir="2700000" algn="tl" rotWithShape="0">
+                        <a:srgbClr val="000000">
+                          <a:alpha val="43000"/>
+                        </a:srgbClr>
+                      </a:outerShdw>
+                    </a:effectLst>
+                  </pic:spPr>
+                </pic:pic>
+              </a:graphicData>
+            </a:graphic>
+          </wp:anchor>
+        </w:drawing>
+      </w:r>
+    </w:p>
+    <w:p>
+      <w:pPr>
+        <w:rPr>
+          <w:sz w:val="36"/>
+          <w:szCs w:val="36"/>
+        </w:rPr>
+      </w:pPr>
+    </w:p>
+    <w:p>
+      <w:pPr>
+        <w:rPr>
+          <w:sz w:val="36"/>
+          <w:szCs w:val="36"/>
+        </w:rPr>
+      </w:pPr>
+    </w:p>
+    <w:p>
+      <w:pPr>
+        <w:rPr>
+          <w:sz w:val="36"/>
+          <w:szCs w:val="36"/>
+        </w:rPr>
+      </w:pPr>
+      <w:r>
+        <w:rPr>
+          <w:sz w:val="36"/>
+          <w:szCs w:val="36"/>
+        </w:rPr>
+        <w:drawing>
+          <wp:anchor distT="0" distB="0" distL="114300" distR="114300" simplePos="0" relativeHeight="251948032" behindDoc="0" locked="0" layoutInCell="1" allowOverlap="1" wp14:anchorId="0809345C" wp14:editId="29FB9209">
+            <wp:simplePos x="0" y="0"/>
+            <wp:positionH relativeFrom="column">
+              <wp:posOffset>-1270</wp:posOffset>
+            </wp:positionH>
+            <wp:positionV relativeFrom="paragraph">
+              <wp:posOffset>159657</wp:posOffset>
+            </wp:positionV>
+            <wp:extent cx="6311900" cy="1209040"/>
+            <wp:effectExtent l="76200" t="76200" r="127000" b="124460"/>
+            <wp:wrapNone/>
+            <wp:docPr id="1700559909" name="Picture 1"/>
+            <wp:cNvGraphicFramePr>
+              <a:graphicFrameLocks xmlns:a="http://schemas.openxmlformats.org/drawingml/2006/main" noChangeAspect="1"/>
+            </wp:cNvGraphicFramePr>
+            <a:graphic xmlns:a="http://schemas.openxmlformats.org/drawingml/2006/main">
+              <a:graphicData uri="http://schemas.openxmlformats.org/drawingml/2006/picture">
+                <pic:pic xmlns:pic="http://schemas.openxmlformats.org/drawingml/2006/picture">
+                  <pic:nvPicPr>
+                    <pic:cNvPr id="1700559909" name=""/>
+                    <pic:cNvPicPr/>
+                  </pic:nvPicPr>
+                  <pic:blipFill>
+                    <a:blip r:embed="rId43">
+                      <a:extLst>
+                        <a:ext uri="{28A0092B-C50C-407E-A947-70E740481C1C}">
+                          <a14:useLocalDpi xmlns:a14="http://schemas.microsoft.com/office/drawing/2010/main" val="0"/>
+                        </a:ext>
+                      </a:extLst>
+                    </a:blip>
+                    <a:stretch>
+                      <a:fillRect/>
+                    </a:stretch>
+                  </pic:blipFill>
+                  <pic:spPr>
+                    <a:xfrm>
+                      <a:off x="0" y="0"/>
+                      <a:ext cx="6311900" cy="1209040"/>
+                    </a:xfrm>
+                    <a:prstGeom prst="rect">
+                      <a:avLst/>
+                    </a:prstGeom>
+                    <a:ln w="38100" cap="sq">
+                      <a:solidFill>
+                        <a:srgbClr val="000000"/>
+                      </a:solidFill>
+                      <a:prstDash val="solid"/>
+                      <a:miter lim="800000"/>
+                    </a:ln>
+                    <a:effectLst>
+                      <a:outerShdw blurRad="50800" dist="38100" dir="2700000" algn="tl" rotWithShape="0">
+                        <a:srgbClr val="000000">
+                          <a:alpha val="43000"/>
+                        </a:srgbClr>
+                      </a:outerShdw>
+                    </a:effectLst>
+                  </pic:spPr>
+                </pic:pic>
+              </a:graphicData>
+            </a:graphic>
+          </wp:anchor>
+        </w:drawing>
+      </w:r>
+    </w:p>
+    <w:p>
+      <w:pPr>
+        <w:rPr>
+          <w:sz w:val="36"/>
+          <w:szCs w:val="36"/>
+        </w:rPr>
+      </w:pPr>
+    </w:p>
+    <w:p>
+      <w:pPr>
+        <w:rPr>
+          <w:sz w:val="36"/>
+          <w:szCs w:val="36"/>
+        </w:rPr>
+      </w:pPr>
+    </w:p>
+    <w:p>
+      <w:pPr>
+        <w:rPr>
+          <w:sz w:val="36"/>
+          <w:szCs w:val="36"/>
+        </w:rPr>
+      </w:pPr>
+    </w:p>
+    <w:p>
+      <w:pPr>
+        <w:rPr>
+          <w:sz w:val="36"/>
+          <w:szCs w:val="36"/>
+        </w:rPr>
+      </w:pPr>
+    </w:p>
+    <w:p>
+      <w:pPr>
+        <w:rPr>
+          <w:sz w:val="36"/>
+          <w:szCs w:val="36"/>
+        </w:rPr>
+      </w:pPr>
+    </w:p>
+    <w:p>
+      <w:pPr>
+        <w:rPr>
+          <w:sz w:val="36"/>
+          <w:szCs w:val="36"/>
+        </w:rPr>
+      </w:pPr>
+    </w:p>
+    <w:p>
+      <w:pPr>
+        <w:rPr>
+          <w:sz w:val="36"/>
+          <w:szCs w:val="36"/>
+        </w:rPr>
+      </w:pPr>
+      <w:r>
+        <w:rPr>
+          <w:b/>
+          <w:bCs/>
+          <w:i/>
+          <w:iCs/>
+          <w:color w:val="FF0000"/>
+          <w:sz w:val="48"/>
+          <w:szCs w:val="48"/>
+        </w:rPr>
+        <w:lastRenderedPageBreak/>
+        <w:t>-</w:t>
+      </w:r>
+      <w:r>
+        <w:rPr>
+          <w:b/>
+          <w:bCs/>
+          <w:i/>
+          <w:iCs/>
+          <w:color w:val="FF0000"/>
+          <w:sz w:val="48"/>
+          <w:szCs w:val="48"/>
+        </w:rPr>
+        <w:t>Functional</w:t>
+      </w:r>
+      <w:r>
+        <w:rPr>
+          <w:b/>
+          <w:bCs/>
+          <w:i/>
+          <w:iCs/>
+          <w:color w:val="FF0000"/>
+          <w:sz w:val="48"/>
+          <w:szCs w:val="48"/>
+        </w:rPr>
+        <w:t xml:space="preserve"> Coverage:</w:t>
+      </w:r>
+    </w:p>
+    <w:p>
+      <w:pPr>
+        <w:rPr>
+          <w:sz w:val="36"/>
+          <w:szCs w:val="36"/>
+        </w:rPr>
+      </w:pPr>
+      <w:r>
+        <w:rPr>
+          <w:sz w:val="36"/>
+          <w:szCs w:val="36"/>
+        </w:rPr>
+        <w:drawing>
+          <wp:anchor distT="0" distB="0" distL="114300" distR="114300" simplePos="0" relativeHeight="251950080" behindDoc="0" locked="0" layoutInCell="1" allowOverlap="1" wp14:anchorId="020EDF81" wp14:editId="1C7DDB32">
+            <wp:simplePos x="0" y="0"/>
+            <wp:positionH relativeFrom="margin">
+              <wp:posOffset>-1542</wp:posOffset>
+            </wp:positionH>
+            <wp:positionV relativeFrom="paragraph">
+              <wp:posOffset>9979</wp:posOffset>
+            </wp:positionV>
+            <wp:extent cx="6311900" cy="1144270"/>
+            <wp:effectExtent l="76200" t="76200" r="127000" b="132080"/>
+            <wp:wrapNone/>
+            <wp:docPr id="1342493411" name="Picture 1"/>
+            <wp:cNvGraphicFramePr>
+              <a:graphicFrameLocks xmlns:a="http://schemas.openxmlformats.org/drawingml/2006/main" noChangeAspect="1"/>
+            </wp:cNvGraphicFramePr>
+            <a:graphic xmlns:a="http://schemas.openxmlformats.org/drawingml/2006/main">
+              <a:graphicData uri="http://schemas.openxmlformats.org/drawingml/2006/picture">
+                <pic:pic xmlns:pic="http://schemas.openxmlformats.org/drawingml/2006/picture">
+                  <pic:nvPicPr>
+                    <pic:cNvPr id="1342493411" name=""/>
+                    <pic:cNvPicPr/>
+                  </pic:nvPicPr>
+                  <pic:blipFill>
+                    <a:blip r:embed="rId44">
+                      <a:extLst>
+                        <a:ext uri="{28A0092B-C50C-407E-A947-70E740481C1C}">
+                          <a14:useLocalDpi xmlns:a14="http://schemas.microsoft.com/office/drawing/2010/main" val="0"/>
+                        </a:ext>
+                      </a:extLst>
+                    </a:blip>
+                    <a:stretch>
+                      <a:fillRect/>
+                    </a:stretch>
+                  </pic:blipFill>
+                  <pic:spPr>
+                    <a:xfrm>
+                      <a:off x="0" y="0"/>
+                      <a:ext cx="6312205" cy="1144325"/>
+                    </a:xfrm>
+                    <a:prstGeom prst="rect">
+                      <a:avLst/>
+                    </a:prstGeom>
+                    <a:ln w="38100" cap="sq">
+                      <a:solidFill>
+                        <a:srgbClr val="000000"/>
+                      </a:solidFill>
+                      <a:prstDash val="solid"/>
+                      <a:miter lim="800000"/>
+                    </a:ln>
+                    <a:effectLst>
+                      <a:outerShdw blurRad="50800" dist="38100" dir="2700000" algn="tl" rotWithShape="0">
+                        <a:srgbClr val="000000">
+                          <a:alpha val="43000"/>
+                        </a:srgbClr>
+                      </a:outerShdw>
+                    </a:effectLst>
+                  </pic:spPr>
+                </pic:pic>
+              </a:graphicData>
+            </a:graphic>
+            <wp14:sizeRelH relativeFrom="margin">
+              <wp14:pctWidth>0</wp14:pctWidth>
+            </wp14:sizeRelH>
+            <wp14:sizeRelV relativeFrom="margin">
+              <wp14:pctHeight>0</wp14:pctHeight>
+            </wp14:sizeRelV>
+          </wp:anchor>
+        </w:drawing>
+      </w:r>
+    </w:p>
+    <w:p>
+      <w:pPr>
+        <w:rPr>
+          <w:sz w:val="36"/>
+          <w:szCs w:val="36"/>
+        </w:rPr>
+      </w:pPr>
+    </w:p>
+    <w:p>
+      <w:pPr>
+        <w:rPr>
+          <w:sz w:val="36"/>
+          <w:szCs w:val="36"/>
+        </w:rPr>
+      </w:pPr>
+    </w:p>
+    <w:p>
+      <w:pPr>
+        <w:rPr>
+          <w:sz w:val="36"/>
+          <w:szCs w:val="36"/>
+        </w:rPr>
+      </w:pPr>
+    </w:p>
+    <w:p>
+      <w:pPr>
+        <w:rPr>
+          <w:sz w:val="36"/>
+          <w:szCs w:val="36"/>
+        </w:rPr>
+      </w:pPr>
+    </w:p>
+    <w:p>
+      <w:pPr>
+        <w:rPr>
+          <w:sz w:val="36"/>
+          <w:szCs w:val="36"/>
+        </w:rPr>
+      </w:pPr>
+    </w:p>
+    <w:p>
+      <w:pPr>
+        <w:rPr>
+          <w:sz w:val="36"/>
+          <w:szCs w:val="36"/>
+        </w:rPr>
+      </w:pPr>
+      <w:r>
+        <w:rPr>
+          <w:b/>
+          <w:bCs/>
+          <w:i/>
+          <w:iCs/>
+          <w:color w:val="FF0000"/>
+          <w:sz w:val="48"/>
+          <w:szCs w:val="48"/>
+        </w:rPr>
+        <w:t>-Waveforms:</w:t>
+      </w:r>
     </w:p>
     <w:p>
       <w:pPr>
         <w:tabs>
-          <w:tab w:val="left" w:pos="960"/>
-          <w:tab w:val="left" w:pos="3450"/>
+          <w:tab w:val="left" w:pos="1291"/>
         </w:tabs>
+        <w:rPr>
+          <w:sz w:val="36"/>
+          <w:szCs w:val="36"/>
+        </w:rPr>
+      </w:pPr>
+      <w:r>
+        <w:rPr>
+          <w:noProof/>
+          <w:sz w:val="36"/>
+          <w:szCs w:val="36"/>
+        </w:rPr>
+        <w:drawing>
+          <wp:anchor distT="0" distB="0" distL="114300" distR="114300" simplePos="0" relativeHeight="251951104" behindDoc="0" locked="0" layoutInCell="1" allowOverlap="1" wp14:anchorId="23F9D01E" wp14:editId="6ABE6D27">
+            <wp:simplePos x="0" y="0"/>
+            <wp:positionH relativeFrom="margin">
+              <wp:align>right</wp:align>
+            </wp:positionH>
+            <wp:positionV relativeFrom="paragraph">
+              <wp:posOffset>8799</wp:posOffset>
+            </wp:positionV>
+            <wp:extent cx="6311900" cy="1670050"/>
+            <wp:effectExtent l="76200" t="76200" r="127000" b="139700"/>
+            <wp:wrapNone/>
+            <wp:docPr id="1116293460" name="Picture 1"/>
+            <wp:cNvGraphicFramePr>
+              <a:graphicFrameLocks xmlns:a="http://schemas.openxmlformats.org/drawingml/2006/main" noChangeAspect="1"/>
+            </wp:cNvGraphicFramePr>
+            <a:graphic xmlns:a="http://schemas.openxmlformats.org/drawingml/2006/main">
+              <a:graphicData uri="http://schemas.openxmlformats.org/drawingml/2006/picture">
+                <pic:pic xmlns:pic="http://schemas.openxmlformats.org/drawingml/2006/picture">
+                  <pic:nvPicPr>
+                    <pic:cNvPr id="1116293460" name=""/>
+                    <pic:cNvPicPr/>
+                  </pic:nvPicPr>
+                  <pic:blipFill>
+                    <a:blip r:embed="rId45">
+                      <a:extLst>
+                        <a:ext uri="{28A0092B-C50C-407E-A947-70E740481C1C}">
+                          <a14:useLocalDpi xmlns:a14="http://schemas.microsoft.com/office/drawing/2010/main" val="0"/>
+                        </a:ext>
+                      </a:extLst>
+                    </a:blip>
+                    <a:stretch>
+                      <a:fillRect/>
+                    </a:stretch>
+                  </pic:blipFill>
+                  <pic:spPr>
+                    <a:xfrm>
+                      <a:off x="0" y="0"/>
+                      <a:ext cx="6311900" cy="1670050"/>
+                    </a:xfrm>
+                    <a:prstGeom prst="rect">
+                      <a:avLst/>
+                    </a:prstGeom>
+                    <a:ln w="38100" cap="sq">
+                      <a:solidFill>
+                        <a:srgbClr val="000000"/>
+                      </a:solidFill>
+                      <a:prstDash val="solid"/>
+                      <a:miter lim="800000"/>
+                    </a:ln>
+                    <a:effectLst>
+                      <a:outerShdw blurRad="50800" dist="38100" dir="2700000" algn="tl" rotWithShape="0">
+                        <a:srgbClr val="000000">
+                          <a:alpha val="43000"/>
+                        </a:srgbClr>
+                      </a:outerShdw>
+                    </a:effectLst>
+                  </pic:spPr>
+                </pic:pic>
+              </a:graphicData>
+            </a:graphic>
+          </wp:anchor>
+        </w:drawing>
+      </w:r>
+      <w:r>
+        <w:rPr>
+          <w:noProof/>
+          <w:sz w:val="36"/>
+          <w:szCs w:val="36"/>
+        </w:rPr>
+        <w:tab/>
+      </w:r>
+    </w:p>
+    <w:p>
+      <w:pPr>
+        <w:tabs>
+          <w:tab w:val="left" w:pos="3480"/>
+          <w:tab w:val="center" w:pos="4968"/>
+        </w:tabs>
+        <w:rPr>
+          <w:sz w:val="36"/>
+          <w:szCs w:val="36"/>
+        </w:rPr>
+      </w:pPr>
+    </w:p>
+    <w:p>
+      <w:pPr>
+        <w:tabs>
+          <w:tab w:val="left" w:pos="3480"/>
+          <w:tab w:val="center" w:pos="4968"/>
+        </w:tabs>
+        <w:rPr>
+          <w:sz w:val="36"/>
+          <w:szCs w:val="36"/>
+        </w:rPr>
+      </w:pPr>
+      <w:r>
+        <w:rPr>
+          <w:sz w:val="36"/>
+          <w:szCs w:val="36"/>
+        </w:rPr>
+        <w:br/>
+      </w:r>
+      <w:r>
+        <w:rPr>
+          <w:sz w:val="36"/>
+          <w:szCs w:val="36"/>
+        </w:rPr>
+        <w:tab/>
+      </w:r>
+      <w:r>
+        <w:rPr>
+          <w:sz w:val="36"/>
+          <w:szCs w:val="36"/>
+        </w:rPr>
+        <w:tab/>
+      </w:r>
+    </w:p>
+    <w:p>
+      <w:pPr>
+        <w:rPr>
+          <w:sz w:val="36"/>
+          <w:szCs w:val="36"/>
+        </w:rPr>
+      </w:pPr>
+      <w:r>
+        <w:rPr>
+          <w:sz w:val="36"/>
+          <w:szCs w:val="36"/>
+        </w:rPr>
+        <w:drawing>
+          <wp:anchor distT="0" distB="0" distL="114300" distR="114300" simplePos="0" relativeHeight="251952128" behindDoc="0" locked="0" layoutInCell="1" allowOverlap="1" wp14:anchorId="09FED02F" wp14:editId="6ACEDFAF">
+            <wp:simplePos x="0" y="0"/>
+            <wp:positionH relativeFrom="margin">
+              <wp:align>right</wp:align>
+            </wp:positionH>
+            <wp:positionV relativeFrom="paragraph">
+              <wp:posOffset>108948</wp:posOffset>
+            </wp:positionV>
+            <wp:extent cx="6311900" cy="1854835"/>
+            <wp:effectExtent l="76200" t="76200" r="127000" b="126365"/>
+            <wp:wrapNone/>
+            <wp:docPr id="1037392625" name="Picture 1"/>
+            <wp:cNvGraphicFramePr>
+              <a:graphicFrameLocks xmlns:a="http://schemas.openxmlformats.org/drawingml/2006/main" noChangeAspect="1"/>
+            </wp:cNvGraphicFramePr>
+            <a:graphic xmlns:a="http://schemas.openxmlformats.org/drawingml/2006/main">
+              <a:graphicData uri="http://schemas.openxmlformats.org/drawingml/2006/picture">
+                <pic:pic xmlns:pic="http://schemas.openxmlformats.org/drawingml/2006/picture">
+                  <pic:nvPicPr>
+                    <pic:cNvPr id="1037392625" name=""/>
+                    <pic:cNvPicPr/>
+                  </pic:nvPicPr>
+                  <pic:blipFill>
+                    <a:blip r:embed="rId46">
+                      <a:extLst>
+                        <a:ext uri="{28A0092B-C50C-407E-A947-70E740481C1C}">
+                          <a14:useLocalDpi xmlns:a14="http://schemas.microsoft.com/office/drawing/2010/main" val="0"/>
+                        </a:ext>
+                      </a:extLst>
+                    </a:blip>
+                    <a:stretch>
+                      <a:fillRect/>
+                    </a:stretch>
+                  </pic:blipFill>
+                  <pic:spPr>
+                    <a:xfrm>
+                      <a:off x="0" y="0"/>
+                      <a:ext cx="6311900" cy="1854835"/>
+                    </a:xfrm>
+                    <a:prstGeom prst="rect">
+                      <a:avLst/>
+                    </a:prstGeom>
+                    <a:ln w="38100" cap="sq">
+                      <a:solidFill>
+                        <a:srgbClr val="000000"/>
+                      </a:solidFill>
+                      <a:prstDash val="solid"/>
+                      <a:miter lim="800000"/>
+                    </a:ln>
+                    <a:effectLst>
+                      <a:outerShdw blurRad="50800" dist="38100" dir="2700000" algn="tl" rotWithShape="0">
+                        <a:srgbClr val="000000">
+                          <a:alpha val="43000"/>
+                        </a:srgbClr>
+                      </a:outerShdw>
+                    </a:effectLst>
+                  </pic:spPr>
+                </pic:pic>
+              </a:graphicData>
+            </a:graphic>
+          </wp:anchor>
+        </w:drawing>
+      </w:r>
+    </w:p>
+    <w:p>
+      <w:pPr>
+        <w:rPr>
+          <w:sz w:val="36"/>
+          <w:szCs w:val="36"/>
+        </w:rPr>
+      </w:pPr>
+    </w:p>
+    <w:p>
+      <w:pPr>
+        <w:rPr>
+          <w:sz w:val="36"/>
+          <w:szCs w:val="36"/>
+        </w:rPr>
+      </w:pPr>
+    </w:p>
+    <w:p>
+      <w:pPr>
+        <w:rPr>
+          <w:sz w:val="36"/>
+          <w:szCs w:val="36"/>
+        </w:rPr>
+      </w:pPr>
+    </w:p>
+    <w:p>
+      <w:pPr>
+        <w:rPr>
+          <w:b/>
+          <w:bCs/>
+          <w:i/>
+          <w:iCs/>
+          <w:color w:val="FF0000"/>
+          <w:sz w:val="48"/>
+          <w:szCs w:val="48"/>
+        </w:rPr>
+      </w:pPr>
+      <w:r>
+        <w:rPr>
+          <w:sz w:val="36"/>
+          <w:szCs w:val="36"/>
+        </w:rPr>
+        <w:drawing>
+          <wp:anchor distT="0" distB="0" distL="114300" distR="114300" simplePos="0" relativeHeight="251953152" behindDoc="0" locked="0" layoutInCell="1" allowOverlap="1" wp14:anchorId="146DEB0B" wp14:editId="46A3E3F0">
+            <wp:simplePos x="0" y="0"/>
+            <wp:positionH relativeFrom="margin">
+              <wp:align>left</wp:align>
+            </wp:positionH>
+            <wp:positionV relativeFrom="paragraph">
+              <wp:posOffset>478246</wp:posOffset>
+            </wp:positionV>
+            <wp:extent cx="5290461" cy="740228"/>
+            <wp:effectExtent l="76200" t="76200" r="139065" b="136525"/>
+            <wp:wrapNone/>
+            <wp:docPr id="623755705" name="Picture 1"/>
+            <wp:cNvGraphicFramePr>
+              <a:graphicFrameLocks xmlns:a="http://schemas.openxmlformats.org/drawingml/2006/main" noChangeAspect="1"/>
+            </wp:cNvGraphicFramePr>
+            <a:graphic xmlns:a="http://schemas.openxmlformats.org/drawingml/2006/main">
+              <a:graphicData uri="http://schemas.openxmlformats.org/drawingml/2006/picture">
+                <pic:pic xmlns:pic="http://schemas.openxmlformats.org/drawingml/2006/picture">
+                  <pic:nvPicPr>
+                    <pic:cNvPr id="623755705" name=""/>
+                    <pic:cNvPicPr/>
+                  </pic:nvPicPr>
+                  <pic:blipFill rotWithShape="1">
+                    <a:blip r:embed="rId47">
+                      <a:extLst>
+                        <a:ext uri="{28A0092B-C50C-407E-A947-70E740481C1C}">
+                          <a14:useLocalDpi xmlns:a14="http://schemas.microsoft.com/office/drawing/2010/main" val="0"/>
+                        </a:ext>
+                      </a:extLst>
+                    </a:blip>
+                    <a:srcRect l="9833" t="-1" b="-25346"/>
+                    <a:stretch>
+                      <a:fillRect/>
+                    </a:stretch>
+                  </pic:blipFill>
+                  <pic:spPr bwMode="auto">
+                    <a:xfrm>
+                      <a:off x="0" y="0"/>
+                      <a:ext cx="5290461" cy="740228"/>
+                    </a:xfrm>
+                    <a:prstGeom prst="rect">
+                      <a:avLst/>
+                    </a:prstGeom>
+                    <a:ln w="38100" cap="sq">
+                      <a:solidFill>
+                        <a:srgbClr val="000000"/>
+                      </a:solidFill>
+                      <a:prstDash val="solid"/>
+                      <a:miter lim="800000"/>
+                    </a:ln>
+                    <a:effectLst>
+                      <a:outerShdw blurRad="50800" dist="38100" dir="2700000" algn="tl" rotWithShape="0">
+                        <a:srgbClr val="000000">
+                          <a:alpha val="43000"/>
+                        </a:srgbClr>
+                      </a:outerShdw>
+                    </a:effectLst>
+                    <a:extLst>
+                      <a:ext uri="{53640926-AAD7-44D8-BBD7-CCE9431645EC}">
+                        <a14:shadowObscured xmlns:a14="http://schemas.microsoft.com/office/drawing/2010/main"/>
+                      </a:ext>
+                    </a:extLst>
+                  </pic:spPr>
+                </pic:pic>
+              </a:graphicData>
+            </a:graphic>
+            <wp14:sizeRelH relativeFrom="margin">
+              <wp14:pctWidth>0</wp14:pctWidth>
+            </wp14:sizeRelH>
+            <wp14:sizeRelV relativeFrom="margin">
+              <wp14:pctHeight>0</wp14:pctHeight>
+            </wp14:sizeRelV>
+          </wp:anchor>
+        </w:drawing>
+      </w:r>
+    </w:p>
+    <w:p>
+      <w:pPr>
+        <w:tabs>
+          <w:tab w:val="left" w:pos="915"/>
+        </w:tabs>
+        <w:jc w:val="center"/>
+        <w:rPr>
+          <w:sz w:val="36"/>
+          <w:szCs w:val="36"/>
+        </w:rPr>
+      </w:pPr>
+    </w:p>
+    <w:p>
+      <w:pPr>
+        <w:tabs>
+          <w:tab w:val="left" w:pos="915"/>
+        </w:tabs>
+        <w:jc w:val="center"/>
         <w:rPr>
           <w:sz w:val="36"/>
           <w:szCs w:val="36"/>

--- a/Documentaion/Ibrahim_Mohamed_Assignment3.docx
+++ b/Documentaion/Ibrahim_Mohamed_Assignment3.docx
@@ -2519,7 +2519,7 @@
         </w:rPr>
         <w:lastRenderedPageBreak/>
         <w:drawing>
-          <wp:anchor distT="0" distB="0" distL="114300" distR="114300" simplePos="0" relativeHeight="251905024" behindDoc="0" locked="0" layoutInCell="1" allowOverlap="1" wp14:anchorId="3EAF7C9E" wp14:editId="5E9511EF">
+          <wp:anchor distT="0" distB="0" distL="114300" distR="114300" simplePos="0" relativeHeight="251905024" behindDoc="0" locked="0" layoutInCell="1" allowOverlap="1" wp14:anchorId="3EAF7C9E" wp14:editId="4F6C5DEB">
             <wp:simplePos x="0" y="0"/>
             <wp:positionH relativeFrom="column">
               <wp:posOffset>288</wp:posOffset>
@@ -3706,7 +3706,7 @@
           <w:u w:val="single"/>
         </w:rPr>
         <w:lastRenderedPageBreak/>
-        <w:t>Question</w:t>
+        <w:t>Question2</w:t>
       </w:r>
       <w:r>
         <w:rPr>
@@ -3717,7 +3717,7 @@
           <w:szCs w:val="48"/>
           <w:u w:val="single"/>
         </w:rPr>
-        <w:t>2</w:t>
+        <w:t>:</w:t>
       </w:r>
       <w:r>
         <w:rPr>
@@ -3728,29 +3728,7 @@
           <w:szCs w:val="48"/>
           <w:u w:val="single"/>
         </w:rPr>
-        <w:t>:</w:t>
-      </w:r>
-      <w:r>
-        <w:rPr>
-          <w:b/>
-          <w:bCs/>
-          <w:color w:val="215E99" w:themeColor="text2" w:themeTint="BF"/>
-          <w:sz w:val="48"/>
-          <w:szCs w:val="48"/>
-          <w:u w:val="single"/>
-        </w:rPr>
-        <w:t xml:space="preserve"> </w:t>
-      </w:r>
-      <w:r>
-        <w:rPr>
-          <w:b/>
-          <w:bCs/>
-          <w:color w:val="215E99" w:themeColor="text2" w:themeTint="BF"/>
-          <w:sz w:val="48"/>
-          <w:szCs w:val="48"/>
-          <w:u w:val="single"/>
-        </w:rPr>
-        <w:t xml:space="preserve">Counter </w:t>
+        <w:t xml:space="preserve"> Counter </w:t>
       </w:r>
     </w:p>
     <w:p>
@@ -4016,6 +3994,7 @@
           <w:bCs/>
           <w:i/>
           <w:iCs/>
+          <w:noProof/>
           <w:color w:val="FF0000"/>
           <w:sz w:val="48"/>
           <w:szCs w:val="48"/>
@@ -4264,6 +4243,7 @@
           <w:bCs/>
           <w:i/>
           <w:iCs/>
+          <w:noProof/>
           <w:color w:val="FF0000"/>
           <w:sz w:val="48"/>
           <w:szCs w:val="48"/>
@@ -4382,6 +4362,7 @@
       </w:pPr>
       <w:r>
         <w:rPr>
+          <w:noProof/>
           <w:sz w:val="36"/>
           <w:szCs w:val="36"/>
         </w:rPr>
@@ -4549,6 +4530,7 @@
       </w:pPr>
       <w:r>
         <w:rPr>
+          <w:noProof/>
           <w:sz w:val="36"/>
           <w:szCs w:val="36"/>
         </w:rPr>
@@ -4718,6 +4700,7 @@
       </w:pPr>
       <w:r>
         <w:rPr>
+          <w:noProof/>
           <w:sz w:val="36"/>
           <w:szCs w:val="36"/>
         </w:rPr>
@@ -4794,6 +4777,7 @@
       </w:r>
       <w:r>
         <w:rPr>
+          <w:noProof/>
           <w:sz w:val="36"/>
           <w:szCs w:val="36"/>
         </w:rPr>
@@ -4897,6 +4881,7 @@
       </w:pPr>
       <w:r>
         <w:rPr>
+          <w:noProof/>
           <w:sz w:val="36"/>
           <w:szCs w:val="36"/>
         </w:rPr>
@@ -5036,6 +5021,7 @@
       </w:pPr>
       <w:r>
         <w:rPr>
+          <w:noProof/>
           <w:sz w:val="36"/>
           <w:szCs w:val="36"/>
         </w:rPr>
@@ -5117,6 +5103,7 @@
       </w:r>
       <w:r>
         <w:rPr>
+          <w:noProof/>
           <w:sz w:val="36"/>
           <w:szCs w:val="36"/>
         </w:rPr>
@@ -5240,6 +5227,7 @@
       </w:pPr>
       <w:r>
         <w:rPr>
+          <w:noProof/>
           <w:sz w:val="36"/>
           <w:szCs w:val="36"/>
         </w:rPr>
@@ -5395,6 +5383,7 @@
           <w:bCs/>
           <w:i/>
           <w:iCs/>
+          <w:noProof/>
           <w:color w:val="FF0000"/>
           <w:sz w:val="48"/>
           <w:szCs w:val="48"/>
@@ -5541,6 +5530,7 @@
           <w:bCs/>
           <w:i/>
           <w:iCs/>
+          <w:noProof/>
           <w:color w:val="FF0000"/>
           <w:sz w:val="48"/>
           <w:szCs w:val="48"/>
@@ -5666,6 +5656,7 @@
       </w:pPr>
       <w:r>
         <w:rPr>
+          <w:noProof/>
           <w:sz w:val="36"/>
           <w:szCs w:val="36"/>
         </w:rPr>
@@ -5759,6 +5750,7 @@
       </w:pPr>
       <w:r>
         <w:rPr>
+          <w:noProof/>
           <w:sz w:val="36"/>
           <w:szCs w:val="36"/>
         </w:rPr>
@@ -5929,6 +5921,7 @@
       </w:pPr>
       <w:r>
         <w:rPr>
+          <w:noProof/>
           <w:sz w:val="36"/>
           <w:szCs w:val="36"/>
         </w:rPr>
@@ -6206,6 +6199,7 @@
       </w:pPr>
       <w:r>
         <w:rPr>
+          <w:noProof/>
           <w:sz w:val="36"/>
           <w:szCs w:val="36"/>
         </w:rPr>
@@ -6312,6 +6306,7 @@
       </w:pPr>
       <w:r>
         <w:rPr>
+          <w:noProof/>
           <w:sz w:val="36"/>
           <w:szCs w:val="36"/>
         </w:rPr>
@@ -6410,6 +6405,5843 @@
           <w:tab w:val="left" w:pos="915"/>
         </w:tabs>
         <w:jc w:val="center"/>
+        <w:rPr>
+          <w:sz w:val="36"/>
+          <w:szCs w:val="36"/>
+        </w:rPr>
+      </w:pPr>
+    </w:p>
+    <w:p>
+      <w:pPr>
+        <w:tabs>
+          <w:tab w:val="left" w:pos="915"/>
+        </w:tabs>
+        <w:jc w:val="center"/>
+        <w:rPr>
+          <w:sz w:val="36"/>
+          <w:szCs w:val="36"/>
+        </w:rPr>
+      </w:pPr>
+    </w:p>
+    <w:p>
+      <w:pPr>
+        <w:tabs>
+          <w:tab w:val="left" w:pos="4420"/>
+        </w:tabs>
+        <w:jc w:val="center"/>
+        <w:rPr>
+          <w:sz w:val="28"/>
+          <w:szCs w:val="28"/>
+        </w:rPr>
+      </w:pPr>
+      <w:r>
+        <w:rPr>
+          <w:b/>
+          <w:bCs/>
+          <w:color w:val="215E99" w:themeColor="text2" w:themeTint="BF"/>
+          <w:sz w:val="48"/>
+          <w:szCs w:val="48"/>
+          <w:u w:val="single"/>
+        </w:rPr>
+        <w:lastRenderedPageBreak/>
+        <w:t>Question</w:t>
+      </w:r>
+      <w:r>
+        <w:rPr>
+          <w:b/>
+          <w:bCs/>
+          <w:color w:val="215E99" w:themeColor="text2" w:themeTint="BF"/>
+          <w:sz w:val="48"/>
+          <w:szCs w:val="48"/>
+          <w:u w:val="single"/>
+        </w:rPr>
+        <w:t>3</w:t>
+      </w:r>
+      <w:r>
+        <w:rPr>
+          <w:b/>
+          <w:bCs/>
+          <w:color w:val="215E99" w:themeColor="text2" w:themeTint="BF"/>
+          <w:sz w:val="48"/>
+          <w:szCs w:val="48"/>
+          <w:u w:val="single"/>
+        </w:rPr>
+        <w:t>:</w:t>
+      </w:r>
+      <w:r>
+        <w:rPr>
+          <w:b/>
+          <w:bCs/>
+          <w:color w:val="215E99" w:themeColor="text2" w:themeTint="BF"/>
+          <w:sz w:val="48"/>
+          <w:szCs w:val="48"/>
+          <w:u w:val="single"/>
+        </w:rPr>
+        <w:t xml:space="preserve"> ALSU</w:t>
+      </w:r>
+    </w:p>
+    <w:p>
+      <w:pPr>
+        <w:rPr>
+          <w:sz w:val="28"/>
+          <w:szCs w:val="28"/>
+          <w:lang w:val="en-CA"/>
+        </w:rPr>
+      </w:pPr>
+      <w:r>
+        <w:rPr>
+          <w:noProof/>
+          <w:sz w:val="28"/>
+          <w:szCs w:val="28"/>
+          <w:lang w:val="it-IT"/>
+        </w:rPr>
+        <w:drawing>
+          <wp:anchor distT="0" distB="0" distL="114300" distR="114300" simplePos="0" relativeHeight="251975680" behindDoc="0" locked="0" layoutInCell="1" allowOverlap="1" wp14:anchorId="49881E94" wp14:editId="663A1624">
+            <wp:simplePos x="0" y="0"/>
+            <wp:positionH relativeFrom="column">
+              <wp:posOffset>288</wp:posOffset>
+            </wp:positionH>
+            <wp:positionV relativeFrom="paragraph">
+              <wp:posOffset>407803</wp:posOffset>
+            </wp:positionV>
+            <wp:extent cx="4081732" cy="3261360"/>
+            <wp:effectExtent l="76200" t="76200" r="128905" b="129540"/>
+            <wp:wrapNone/>
+            <wp:docPr id="550834915" name="Picture 1"/>
+            <wp:cNvGraphicFramePr>
+              <a:graphicFrameLocks xmlns:a="http://schemas.openxmlformats.org/drawingml/2006/main" noChangeAspect="1"/>
+            </wp:cNvGraphicFramePr>
+            <a:graphic xmlns:a="http://schemas.openxmlformats.org/drawingml/2006/main">
+              <a:graphicData uri="http://schemas.openxmlformats.org/drawingml/2006/picture">
+                <pic:pic xmlns:pic="http://schemas.openxmlformats.org/drawingml/2006/picture">
+                  <pic:nvPicPr>
+                    <pic:cNvPr id="550834915" name=""/>
+                    <pic:cNvPicPr/>
+                  </pic:nvPicPr>
+                  <pic:blipFill>
+                    <a:blip r:embed="rId48">
+                      <a:extLst>
+                        <a:ext uri="{28A0092B-C50C-407E-A947-70E740481C1C}">
+                          <a14:useLocalDpi xmlns:a14="http://schemas.microsoft.com/office/drawing/2010/main" val="0"/>
+                        </a:ext>
+                      </a:extLst>
+                    </a:blip>
+                    <a:stretch>
+                      <a:fillRect/>
+                    </a:stretch>
+                  </pic:blipFill>
+                  <pic:spPr>
+                    <a:xfrm>
+                      <a:off x="0" y="0"/>
+                      <a:ext cx="4087604" cy="3266052"/>
+                    </a:xfrm>
+                    <a:prstGeom prst="rect">
+                      <a:avLst/>
+                    </a:prstGeom>
+                    <a:ln w="38100" cap="sq">
+                      <a:solidFill>
+                        <a:srgbClr val="000000"/>
+                      </a:solidFill>
+                      <a:prstDash val="solid"/>
+                      <a:miter lim="800000"/>
+                    </a:ln>
+                    <a:effectLst>
+                      <a:outerShdw blurRad="50800" dist="38100" dir="2700000" algn="tl" rotWithShape="0">
+                        <a:srgbClr val="000000">
+                          <a:alpha val="43000"/>
+                        </a:srgbClr>
+                      </a:outerShdw>
+                    </a:effectLst>
+                  </pic:spPr>
+                </pic:pic>
+              </a:graphicData>
+            </a:graphic>
+            <wp14:sizeRelH relativeFrom="margin">
+              <wp14:pctWidth>0</wp14:pctWidth>
+            </wp14:sizeRelH>
+            <wp14:sizeRelV relativeFrom="margin">
+              <wp14:pctHeight>0</wp14:pctHeight>
+            </wp14:sizeRelV>
+          </wp:anchor>
+        </w:drawing>
+      </w:r>
+      <w:r>
+        <w:rPr>
+          <w:b/>
+          <w:bCs/>
+          <w:i/>
+          <w:iCs/>
+          <w:color w:val="FF0000"/>
+          <w:sz w:val="48"/>
+          <w:szCs w:val="48"/>
+          <w:lang w:val="en-CA"/>
+        </w:rPr>
+        <w:t>-ALSU Design Code:</w:t>
+      </w:r>
+    </w:p>
+    <w:p>
+      <w:pPr>
+        <w:tabs>
+          <w:tab w:val="left" w:pos="3350"/>
+        </w:tabs>
+        <w:rPr>
+          <w:sz w:val="28"/>
+          <w:szCs w:val="28"/>
+          <w:lang w:val="it-IT"/>
+        </w:rPr>
+      </w:pPr>
+      <w:r>
+        <w:rPr>
+          <w:sz w:val="28"/>
+          <w:szCs w:val="28"/>
+          <w:lang w:val="it-IT"/>
+        </w:rPr>
+        <w:tab/>
+      </w:r>
+    </w:p>
+    <w:p>
+      <w:pPr>
+        <w:tabs>
+          <w:tab w:val="left" w:pos="5578"/>
+        </w:tabs>
+        <w:rPr>
+          <w:sz w:val="28"/>
+          <w:szCs w:val="28"/>
+          <w:lang w:val="it-IT"/>
+        </w:rPr>
+      </w:pPr>
+      <w:r>
+        <w:rPr>
+          <w:sz w:val="28"/>
+          <w:szCs w:val="28"/>
+          <w:lang w:val="it-IT"/>
+        </w:rPr>
+        <w:tab/>
+      </w:r>
+    </w:p>
+    <w:p>
+      <w:pPr>
+        <w:tabs>
+          <w:tab w:val="left" w:pos="4420"/>
+        </w:tabs>
+        <w:rPr>
+          <w:sz w:val="28"/>
+          <w:szCs w:val="28"/>
+          <w:lang w:val="it-IT"/>
+        </w:rPr>
+      </w:pPr>
+      <w:r>
+        <w:rPr>
+          <w:sz w:val="28"/>
+          <w:szCs w:val="28"/>
+          <w:lang w:val="it-IT"/>
+        </w:rPr>
+        <w:tab/>
+      </w:r>
+    </w:p>
+    <w:p>
+      <w:pPr>
+        <w:rPr>
+          <w:noProof/>
+          <w:sz w:val="36"/>
+          <w:szCs w:val="36"/>
+          <w:lang w:val="it-IT"/>
+        </w:rPr>
+      </w:pPr>
+    </w:p>
+    <w:p>
+      <w:pPr>
+        <w:rPr>
+          <w:b/>
+          <w:bCs/>
+          <w:i/>
+          <w:iCs/>
+          <w:color w:val="FF0000"/>
+          <w:sz w:val="48"/>
+          <w:szCs w:val="48"/>
+          <w:lang w:val="it-IT"/>
+        </w:rPr>
+      </w:pPr>
+    </w:p>
+    <w:p>
+      <w:pPr>
+        <w:rPr>
+          <w:b/>
+          <w:bCs/>
+          <w:i/>
+          <w:iCs/>
+          <w:color w:val="FF0000"/>
+          <w:sz w:val="48"/>
+          <w:szCs w:val="48"/>
+          <w:lang w:val="it-IT"/>
+        </w:rPr>
+      </w:pPr>
+    </w:p>
+    <w:p>
+      <w:pPr>
+        <w:rPr>
+          <w:b/>
+          <w:bCs/>
+          <w:i/>
+          <w:iCs/>
+          <w:color w:val="FF0000"/>
+          <w:sz w:val="48"/>
+          <w:szCs w:val="48"/>
+          <w:lang w:val="it-IT"/>
+        </w:rPr>
+      </w:pPr>
+    </w:p>
+    <w:p>
+      <w:pPr>
+        <w:rPr>
+          <w:b/>
+          <w:bCs/>
+          <w:i/>
+          <w:iCs/>
+          <w:color w:val="FF0000"/>
+          <w:sz w:val="48"/>
+          <w:szCs w:val="48"/>
+          <w:lang w:val="it-IT"/>
+        </w:rPr>
+      </w:pPr>
+      <w:r>
+        <w:rPr>
+          <w:b/>
+          <w:bCs/>
+          <w:i/>
+          <w:iCs/>
+          <w:noProof/>
+          <w:color w:val="FF0000"/>
+          <w:sz w:val="48"/>
+          <w:szCs w:val="48"/>
+          <w:lang w:val="it-IT"/>
+        </w:rPr>
+        <w:drawing>
+          <wp:anchor distT="0" distB="0" distL="114300" distR="114300" simplePos="0" relativeHeight="251977728" behindDoc="0" locked="0" layoutInCell="1" allowOverlap="1" wp14:anchorId="4CD46F84" wp14:editId="153979CF">
+            <wp:simplePos x="0" y="0"/>
+            <wp:positionH relativeFrom="margin">
+              <wp:posOffset>3062329</wp:posOffset>
+            </wp:positionH>
+            <wp:positionV relativeFrom="paragraph">
+              <wp:posOffset>54970</wp:posOffset>
+            </wp:positionV>
+            <wp:extent cx="3029310" cy="1988936"/>
+            <wp:effectExtent l="76200" t="76200" r="133350" b="125730"/>
+            <wp:wrapNone/>
+            <wp:docPr id="1218382672" name="Picture 1"/>
+            <wp:cNvGraphicFramePr>
+              <a:graphicFrameLocks xmlns:a="http://schemas.openxmlformats.org/drawingml/2006/main" noChangeAspect="1"/>
+            </wp:cNvGraphicFramePr>
+            <a:graphic xmlns:a="http://schemas.openxmlformats.org/drawingml/2006/main">
+              <a:graphicData uri="http://schemas.openxmlformats.org/drawingml/2006/picture">
+                <pic:pic xmlns:pic="http://schemas.openxmlformats.org/drawingml/2006/picture">
+                  <pic:nvPicPr>
+                    <pic:cNvPr id="1218382672" name=""/>
+                    <pic:cNvPicPr/>
+                  </pic:nvPicPr>
+                  <pic:blipFill>
+                    <a:blip r:embed="rId49">
+                      <a:extLst>
+                        <a:ext uri="{28A0092B-C50C-407E-A947-70E740481C1C}">
+                          <a14:useLocalDpi xmlns:a14="http://schemas.microsoft.com/office/drawing/2010/main" val="0"/>
+                        </a:ext>
+                      </a:extLst>
+                    </a:blip>
+                    <a:stretch>
+                      <a:fillRect/>
+                    </a:stretch>
+                  </pic:blipFill>
+                  <pic:spPr>
+                    <a:xfrm>
+                      <a:off x="0" y="0"/>
+                      <a:ext cx="3029310" cy="1988936"/>
+                    </a:xfrm>
+                    <a:prstGeom prst="rect">
+                      <a:avLst/>
+                    </a:prstGeom>
+                    <a:ln w="38100" cap="sq">
+                      <a:solidFill>
+                        <a:srgbClr val="000000"/>
+                      </a:solidFill>
+                      <a:prstDash val="solid"/>
+                      <a:miter lim="800000"/>
+                    </a:ln>
+                    <a:effectLst>
+                      <a:outerShdw blurRad="50800" dist="38100" dir="2700000" algn="tl" rotWithShape="0">
+                        <a:srgbClr val="000000">
+                          <a:alpha val="43000"/>
+                        </a:srgbClr>
+                      </a:outerShdw>
+                    </a:effectLst>
+                  </pic:spPr>
+                </pic:pic>
+              </a:graphicData>
+            </a:graphic>
+            <wp14:sizeRelH relativeFrom="margin">
+              <wp14:pctWidth>0</wp14:pctWidth>
+            </wp14:sizeRelH>
+            <wp14:sizeRelV relativeFrom="margin">
+              <wp14:pctHeight>0</wp14:pctHeight>
+            </wp14:sizeRelV>
+          </wp:anchor>
+        </w:drawing>
+      </w:r>
+      <w:r>
+        <w:rPr>
+          <w:b/>
+          <w:bCs/>
+          <w:i/>
+          <w:iCs/>
+          <w:noProof/>
+          <w:color w:val="FF0000"/>
+          <w:sz w:val="48"/>
+          <w:szCs w:val="48"/>
+          <w:lang w:val="it-IT"/>
+        </w:rPr>
+        <w:drawing>
+          <wp:anchor distT="0" distB="0" distL="114300" distR="114300" simplePos="0" relativeHeight="251976704" behindDoc="0" locked="0" layoutInCell="1" allowOverlap="1" wp14:anchorId="457A2A27" wp14:editId="188D30AD">
+            <wp:simplePos x="0" y="0"/>
+            <wp:positionH relativeFrom="margin">
+              <wp:posOffset>288</wp:posOffset>
+            </wp:positionH>
+            <wp:positionV relativeFrom="paragraph">
+              <wp:posOffset>54802</wp:posOffset>
+            </wp:positionV>
+            <wp:extent cx="3011677" cy="4098985"/>
+            <wp:effectExtent l="76200" t="76200" r="132080" b="130175"/>
+            <wp:wrapNone/>
+            <wp:docPr id="846019797" name="Picture 1"/>
+            <wp:cNvGraphicFramePr>
+              <a:graphicFrameLocks xmlns:a="http://schemas.openxmlformats.org/drawingml/2006/main" noChangeAspect="1"/>
+            </wp:cNvGraphicFramePr>
+            <a:graphic xmlns:a="http://schemas.openxmlformats.org/drawingml/2006/main">
+              <a:graphicData uri="http://schemas.openxmlformats.org/drawingml/2006/picture">
+                <pic:pic xmlns:pic="http://schemas.openxmlformats.org/drawingml/2006/picture">
+                  <pic:nvPicPr>
+                    <pic:cNvPr id="846019797" name=""/>
+                    <pic:cNvPicPr/>
+                  </pic:nvPicPr>
+                  <pic:blipFill>
+                    <a:blip r:embed="rId50">
+                      <a:extLst>
+                        <a:ext uri="{28A0092B-C50C-407E-A947-70E740481C1C}">
+                          <a14:useLocalDpi xmlns:a14="http://schemas.microsoft.com/office/drawing/2010/main" val="0"/>
+                        </a:ext>
+                      </a:extLst>
+                    </a:blip>
+                    <a:stretch>
+                      <a:fillRect/>
+                    </a:stretch>
+                  </pic:blipFill>
+                  <pic:spPr>
+                    <a:xfrm>
+                      <a:off x="0" y="0"/>
+                      <a:ext cx="3015634" cy="4104370"/>
+                    </a:xfrm>
+                    <a:prstGeom prst="rect">
+                      <a:avLst/>
+                    </a:prstGeom>
+                    <a:ln w="38100" cap="sq">
+                      <a:solidFill>
+                        <a:srgbClr val="000000"/>
+                      </a:solidFill>
+                      <a:prstDash val="solid"/>
+                      <a:miter lim="800000"/>
+                    </a:ln>
+                    <a:effectLst>
+                      <a:outerShdw blurRad="50800" dist="38100" dir="2700000" algn="tl" rotWithShape="0">
+                        <a:srgbClr val="000000">
+                          <a:alpha val="43000"/>
+                        </a:srgbClr>
+                      </a:outerShdw>
+                    </a:effectLst>
+                  </pic:spPr>
+                </pic:pic>
+              </a:graphicData>
+            </a:graphic>
+            <wp14:sizeRelH relativeFrom="margin">
+              <wp14:pctWidth>0</wp14:pctWidth>
+            </wp14:sizeRelH>
+            <wp14:sizeRelV relativeFrom="margin">
+              <wp14:pctHeight>0</wp14:pctHeight>
+            </wp14:sizeRelV>
+          </wp:anchor>
+        </w:drawing>
+      </w:r>
+    </w:p>
+    <w:p>
+      <w:pPr>
+        <w:rPr>
+          <w:b/>
+          <w:bCs/>
+          <w:i/>
+          <w:iCs/>
+          <w:color w:val="FF0000"/>
+          <w:sz w:val="48"/>
+          <w:szCs w:val="48"/>
+          <w:lang w:val="it-IT"/>
+        </w:rPr>
+      </w:pPr>
+    </w:p>
+    <w:p>
+      <w:pPr>
+        <w:rPr>
+          <w:b/>
+          <w:bCs/>
+          <w:i/>
+          <w:iCs/>
+          <w:color w:val="FF0000"/>
+          <w:sz w:val="48"/>
+          <w:szCs w:val="48"/>
+          <w:lang w:val="it-IT"/>
+        </w:rPr>
+      </w:pPr>
+    </w:p>
+    <w:p>
+      <w:pPr>
+        <w:rPr>
+          <w:b/>
+          <w:bCs/>
+          <w:i/>
+          <w:iCs/>
+          <w:color w:val="FF0000"/>
+          <w:sz w:val="48"/>
+          <w:szCs w:val="48"/>
+          <w:lang w:val="it-IT"/>
+        </w:rPr>
+      </w:pPr>
+    </w:p>
+    <w:p>
+      <w:pPr>
+        <w:rPr>
+          <w:b/>
+          <w:bCs/>
+          <w:i/>
+          <w:iCs/>
+          <w:color w:val="FF0000"/>
+          <w:sz w:val="48"/>
+          <w:szCs w:val="48"/>
+          <w:lang w:val="it-IT"/>
+        </w:rPr>
+      </w:pPr>
+    </w:p>
+    <w:p>
+      <w:pPr>
+        <w:rPr>
+          <w:b/>
+          <w:bCs/>
+          <w:i/>
+          <w:iCs/>
+          <w:color w:val="FF0000"/>
+          <w:sz w:val="48"/>
+          <w:szCs w:val="48"/>
+          <w:lang w:val="it-IT"/>
+        </w:rPr>
+      </w:pPr>
+    </w:p>
+    <w:p>
+      <w:pPr>
+        <w:tabs>
+          <w:tab w:val="left" w:pos="1234"/>
+        </w:tabs>
+        <w:rPr>
+          <w:b/>
+          <w:bCs/>
+          <w:i/>
+          <w:iCs/>
+          <w:color w:val="FF0000"/>
+          <w:sz w:val="48"/>
+          <w:szCs w:val="48"/>
+          <w:lang w:val="it-IT"/>
+        </w:rPr>
+      </w:pPr>
+      <w:r>
+        <w:rPr>
+          <w:b/>
+          <w:bCs/>
+          <w:i/>
+          <w:iCs/>
+          <w:color w:val="FF0000"/>
+          <w:sz w:val="48"/>
+          <w:szCs w:val="48"/>
+          <w:lang w:val="it-IT"/>
+        </w:rPr>
+        <w:t>\</w:t>
+      </w:r>
+    </w:p>
+    <w:p>
+      <w:pPr>
+        <w:tabs>
+          <w:tab w:val="left" w:pos="1234"/>
+        </w:tabs>
+        <w:rPr>
+          <w:b/>
+          <w:bCs/>
+          <w:i/>
+          <w:iCs/>
+          <w:color w:val="FF0000"/>
+          <w:sz w:val="48"/>
+          <w:szCs w:val="48"/>
+          <w:lang w:val="it-IT"/>
+        </w:rPr>
+      </w:pPr>
+    </w:p>
+    <w:p>
+      <w:pPr>
+        <w:rPr>
+          <w:b/>
+          <w:bCs/>
+          <w:i/>
+          <w:iCs/>
+          <w:color w:val="FF0000"/>
+          <w:sz w:val="48"/>
+          <w:szCs w:val="48"/>
+          <w:lang w:val="it-IT"/>
+        </w:rPr>
+      </w:pPr>
+      <w:r>
+        <w:rPr>
+          <w:b/>
+          <w:bCs/>
+          <w:i/>
+          <w:iCs/>
+          <w:noProof/>
+          <w:color w:val="FF0000"/>
+          <w:sz w:val="48"/>
+          <w:szCs w:val="48"/>
+          <w:lang w:val="it-IT"/>
+        </w:rPr>
+        <w:lastRenderedPageBreak/>
+        <w:drawing>
+          <wp:anchor distT="0" distB="0" distL="114300" distR="114300" simplePos="0" relativeHeight="251981824" behindDoc="0" locked="0" layoutInCell="1" allowOverlap="1" wp14:anchorId="5B2D18B0" wp14:editId="316DFAD9">
+            <wp:simplePos x="0" y="0"/>
+            <wp:positionH relativeFrom="column">
+              <wp:posOffset>34889</wp:posOffset>
+            </wp:positionH>
+            <wp:positionV relativeFrom="paragraph">
+              <wp:posOffset>-387350</wp:posOffset>
+            </wp:positionV>
+            <wp:extent cx="4005158" cy="3279475"/>
+            <wp:effectExtent l="76200" t="76200" r="128905" b="130810"/>
+            <wp:wrapNone/>
+            <wp:docPr id="2027829627" name="Picture 1"/>
+            <wp:cNvGraphicFramePr>
+              <a:graphicFrameLocks xmlns:a="http://schemas.openxmlformats.org/drawingml/2006/main" noChangeAspect="1"/>
+            </wp:cNvGraphicFramePr>
+            <a:graphic xmlns:a="http://schemas.openxmlformats.org/drawingml/2006/main">
+              <a:graphicData uri="http://schemas.openxmlformats.org/drawingml/2006/picture">
+                <pic:pic xmlns:pic="http://schemas.openxmlformats.org/drawingml/2006/picture">
+                  <pic:nvPicPr>
+                    <pic:cNvPr id="2027829627" name=""/>
+                    <pic:cNvPicPr/>
+                  </pic:nvPicPr>
+                  <pic:blipFill>
+                    <a:blip r:embed="rId51">
+                      <a:extLst>
+                        <a:ext uri="{28A0092B-C50C-407E-A947-70E740481C1C}">
+                          <a14:useLocalDpi xmlns:a14="http://schemas.microsoft.com/office/drawing/2010/main" val="0"/>
+                        </a:ext>
+                      </a:extLst>
+                    </a:blip>
+                    <a:stretch>
+                      <a:fillRect/>
+                    </a:stretch>
+                  </pic:blipFill>
+                  <pic:spPr>
+                    <a:xfrm>
+                      <a:off x="0" y="0"/>
+                      <a:ext cx="4005158" cy="3279475"/>
+                    </a:xfrm>
+                    <a:prstGeom prst="rect">
+                      <a:avLst/>
+                    </a:prstGeom>
+                    <a:ln w="38100" cap="sq">
+                      <a:solidFill>
+                        <a:srgbClr val="000000"/>
+                      </a:solidFill>
+                      <a:prstDash val="solid"/>
+                      <a:miter lim="800000"/>
+                    </a:ln>
+                    <a:effectLst>
+                      <a:outerShdw blurRad="50800" dist="38100" dir="2700000" algn="tl" rotWithShape="0">
+                        <a:srgbClr val="000000">
+                          <a:alpha val="43000"/>
+                        </a:srgbClr>
+                      </a:outerShdw>
+                    </a:effectLst>
+                  </pic:spPr>
+                </pic:pic>
+              </a:graphicData>
+            </a:graphic>
+            <wp14:sizeRelH relativeFrom="margin">
+              <wp14:pctWidth>0</wp14:pctWidth>
+            </wp14:sizeRelH>
+            <wp14:sizeRelV relativeFrom="margin">
+              <wp14:pctHeight>0</wp14:pctHeight>
+            </wp14:sizeRelV>
+          </wp:anchor>
+        </w:drawing>
+      </w:r>
+    </w:p>
+    <w:p>
+      <w:pPr>
+        <w:rPr>
+          <w:b/>
+          <w:bCs/>
+          <w:i/>
+          <w:iCs/>
+          <w:color w:val="FF0000"/>
+          <w:sz w:val="48"/>
+          <w:szCs w:val="48"/>
+          <w:lang w:val="it-IT"/>
+        </w:rPr>
+      </w:pPr>
+    </w:p>
+    <w:p>
+      <w:pPr>
+        <w:rPr>
+          <w:b/>
+          <w:bCs/>
+          <w:i/>
+          <w:iCs/>
+          <w:color w:val="FF0000"/>
+          <w:sz w:val="48"/>
+          <w:szCs w:val="48"/>
+          <w:lang w:val="it-IT"/>
+        </w:rPr>
+      </w:pPr>
+    </w:p>
+    <w:p>
+      <w:pPr>
+        <w:rPr>
+          <w:b/>
+          <w:bCs/>
+          <w:i/>
+          <w:iCs/>
+          <w:color w:val="FF0000"/>
+          <w:sz w:val="48"/>
+          <w:szCs w:val="48"/>
+          <w:lang w:val="it-IT"/>
+        </w:rPr>
+      </w:pPr>
+    </w:p>
+    <w:p>
+      <w:pPr>
+        <w:rPr>
+          <w:b/>
+          <w:bCs/>
+          <w:i/>
+          <w:iCs/>
+          <w:color w:val="FF0000"/>
+          <w:sz w:val="48"/>
+          <w:szCs w:val="48"/>
+          <w:lang w:val="it-IT"/>
+        </w:rPr>
+      </w:pPr>
+    </w:p>
+    <w:p>
+      <w:pPr>
+        <w:rPr>
+          <w:b/>
+          <w:bCs/>
+          <w:i/>
+          <w:iCs/>
+          <w:color w:val="FF0000"/>
+          <w:sz w:val="48"/>
+          <w:szCs w:val="48"/>
+          <w:lang w:val="it-IT"/>
+        </w:rPr>
+      </w:pPr>
+      <w:r>
+        <w:rPr>
+          <w:b/>
+          <w:bCs/>
+          <w:i/>
+          <w:iCs/>
+          <w:noProof/>
+          <w:color w:val="FF0000"/>
+          <w:sz w:val="48"/>
+          <w:szCs w:val="48"/>
+          <w:lang w:val="it-IT"/>
+        </w:rPr>
+        <w:drawing>
+          <wp:anchor distT="0" distB="0" distL="114300" distR="114300" simplePos="0" relativeHeight="251979776" behindDoc="0" locked="0" layoutInCell="1" allowOverlap="1" wp14:anchorId="0D8E9BB1" wp14:editId="64D9256B">
+            <wp:simplePos x="0" y="0"/>
+            <wp:positionH relativeFrom="page">
+              <wp:posOffset>766313</wp:posOffset>
+            </wp:positionH>
+            <wp:positionV relativeFrom="paragraph">
+              <wp:posOffset>226948</wp:posOffset>
+            </wp:positionV>
+            <wp:extent cx="3650412" cy="3377918"/>
+            <wp:effectExtent l="76200" t="76200" r="140970" b="127635"/>
+            <wp:wrapNone/>
+            <wp:docPr id="1946210416" name="Picture 1"/>
+            <wp:cNvGraphicFramePr>
+              <a:graphicFrameLocks xmlns:a="http://schemas.openxmlformats.org/drawingml/2006/main" noChangeAspect="1"/>
+            </wp:cNvGraphicFramePr>
+            <a:graphic xmlns:a="http://schemas.openxmlformats.org/drawingml/2006/main">
+              <a:graphicData uri="http://schemas.openxmlformats.org/drawingml/2006/picture">
+                <pic:pic xmlns:pic="http://schemas.openxmlformats.org/drawingml/2006/picture">
+                  <pic:nvPicPr>
+                    <pic:cNvPr id="1946210416" name=""/>
+                    <pic:cNvPicPr/>
+                  </pic:nvPicPr>
+                  <pic:blipFill>
+                    <a:blip r:embed="rId52">
+                      <a:extLst>
+                        <a:ext uri="{28A0092B-C50C-407E-A947-70E740481C1C}">
+                          <a14:useLocalDpi xmlns:a14="http://schemas.microsoft.com/office/drawing/2010/main" val="0"/>
+                        </a:ext>
+                      </a:extLst>
+                    </a:blip>
+                    <a:stretch>
+                      <a:fillRect/>
+                    </a:stretch>
+                  </pic:blipFill>
+                  <pic:spPr>
+                    <a:xfrm>
+                      <a:off x="0" y="0"/>
+                      <a:ext cx="3653959" cy="3381201"/>
+                    </a:xfrm>
+                    <a:prstGeom prst="rect">
+                      <a:avLst/>
+                    </a:prstGeom>
+                    <a:ln w="38100" cap="sq">
+                      <a:solidFill>
+                        <a:srgbClr val="000000"/>
+                      </a:solidFill>
+                      <a:prstDash val="solid"/>
+                      <a:miter lim="800000"/>
+                    </a:ln>
+                    <a:effectLst>
+                      <a:outerShdw blurRad="50800" dist="38100" dir="2700000" algn="tl" rotWithShape="0">
+                        <a:srgbClr val="000000">
+                          <a:alpha val="43000"/>
+                        </a:srgbClr>
+                      </a:outerShdw>
+                    </a:effectLst>
+                  </pic:spPr>
+                </pic:pic>
+              </a:graphicData>
+            </a:graphic>
+            <wp14:sizeRelH relativeFrom="margin">
+              <wp14:pctWidth>0</wp14:pctWidth>
+            </wp14:sizeRelH>
+            <wp14:sizeRelV relativeFrom="margin">
+              <wp14:pctHeight>0</wp14:pctHeight>
+            </wp14:sizeRelV>
+          </wp:anchor>
+        </w:drawing>
+      </w:r>
+    </w:p>
+    <w:p>
+      <w:pPr>
+        <w:rPr>
+          <w:b/>
+          <w:bCs/>
+          <w:i/>
+          <w:iCs/>
+          <w:color w:val="FF0000"/>
+          <w:sz w:val="48"/>
+          <w:szCs w:val="48"/>
+          <w:lang w:val="it-IT"/>
+        </w:rPr>
+      </w:pPr>
+    </w:p>
+    <w:p>
+      <w:pPr>
+        <w:rPr>
+          <w:b/>
+          <w:bCs/>
+          <w:i/>
+          <w:iCs/>
+          <w:color w:val="FF0000"/>
+          <w:sz w:val="48"/>
+          <w:szCs w:val="48"/>
+          <w:lang w:val="it-IT"/>
+        </w:rPr>
+      </w:pPr>
+    </w:p>
+    <w:p>
+      <w:pPr>
+        <w:rPr>
+          <w:b/>
+          <w:bCs/>
+          <w:i/>
+          <w:iCs/>
+          <w:color w:val="FF0000"/>
+          <w:sz w:val="48"/>
+          <w:szCs w:val="48"/>
+          <w:lang w:val="it-IT"/>
+        </w:rPr>
+      </w:pPr>
+    </w:p>
+    <w:p>
+      <w:pPr>
+        <w:rPr>
+          <w:b/>
+          <w:bCs/>
+          <w:i/>
+          <w:iCs/>
+          <w:color w:val="FF0000"/>
+          <w:sz w:val="48"/>
+          <w:szCs w:val="48"/>
+          <w:lang w:val="it-IT"/>
+        </w:rPr>
+      </w:pPr>
+    </w:p>
+    <w:p>
+      <w:pPr>
+        <w:rPr>
+          <w:b/>
+          <w:bCs/>
+          <w:i/>
+          <w:iCs/>
+          <w:color w:val="FF0000"/>
+          <w:sz w:val="48"/>
+          <w:szCs w:val="48"/>
+          <w:lang w:val="it-IT"/>
+        </w:rPr>
+      </w:pPr>
+    </w:p>
+    <w:p>
+      <w:pPr>
+        <w:rPr>
+          <w:b/>
+          <w:bCs/>
+          <w:i/>
+          <w:iCs/>
+          <w:color w:val="FF0000"/>
+          <w:sz w:val="48"/>
+          <w:szCs w:val="48"/>
+          <w:lang w:val="it-IT"/>
+        </w:rPr>
+      </w:pPr>
+    </w:p>
+    <w:p>
+      <w:pPr>
+        <w:rPr>
+          <w:b/>
+          <w:bCs/>
+          <w:i/>
+          <w:iCs/>
+          <w:color w:val="FF0000"/>
+          <w:sz w:val="48"/>
+          <w:szCs w:val="48"/>
+          <w:lang w:val="en-AS"/>
+        </w:rPr>
+      </w:pPr>
+      <w:r>
+        <w:rPr>
+          <w:b/>
+          <w:bCs/>
+          <w:i/>
+          <w:iCs/>
+          <w:color w:val="FF0000"/>
+          <w:sz w:val="48"/>
+          <w:szCs w:val="48"/>
+        </w:rPr>
+        <w:t>-Bugs &amp; Fixes</w:t>
+      </w:r>
+    </w:p>
+    <w:p>
+      <w:pPr>
+        <w:tabs>
+          <w:tab w:val="left" w:pos="6045"/>
+        </w:tabs>
+        <w:rPr>
+          <w:sz w:val="28"/>
+          <w:szCs w:val="28"/>
+          <w:lang w:val="en-CA"/>
+        </w:rPr>
+      </w:pPr>
+      <w:r>
+        <w:rPr>
+          <w:sz w:val="28"/>
+          <w:szCs w:val="28"/>
+        </w:rPr>
+        <w:t xml:space="preserve">-Adder didn’t implement </w:t>
+      </w:r>
+      <w:proofErr w:type="spellStart"/>
+      <w:r>
+        <w:rPr>
+          <w:sz w:val="28"/>
+          <w:szCs w:val="28"/>
+        </w:rPr>
+        <w:t>cin</w:t>
+      </w:r>
+      <w:proofErr w:type="spellEnd"/>
+      <w:r>
+        <w:rPr>
+          <w:sz w:val="28"/>
+          <w:szCs w:val="28"/>
+        </w:rPr>
+        <w:t xml:space="preserve"> where we check if </w:t>
+      </w:r>
+      <w:r>
+        <w:rPr>
+          <w:sz w:val="28"/>
+          <w:szCs w:val="28"/>
+          <w:lang w:val="en-CA"/>
+        </w:rPr>
+        <w:t>FULL_ADDER</w:t>
+      </w:r>
+      <w:r>
+        <w:rPr>
+          <w:sz w:val="28"/>
+          <w:szCs w:val="28"/>
+          <w:lang w:val="en-CA"/>
+        </w:rPr>
+        <w:t xml:space="preserve"> is ON</w:t>
+      </w:r>
+    </w:p>
+    <w:p>
+      <w:pPr>
+        <w:tabs>
+          <w:tab w:val="left" w:pos="6045"/>
+        </w:tabs>
+        <w:rPr>
+          <w:sz w:val="28"/>
+          <w:szCs w:val="28"/>
+        </w:rPr>
+      </w:pPr>
+      <w:r>
+        <w:rPr>
+          <w:sz w:val="28"/>
+          <w:szCs w:val="28"/>
+        </w:rPr>
+        <w:t>-Registered opcode wasn’t used in case block</w:t>
+      </w:r>
+    </w:p>
+    <w:p>
+      <w:pPr>
+        <w:tabs>
+          <w:tab w:val="center" w:pos="4968"/>
+        </w:tabs>
+        <w:rPr>
+          <w:sz w:val="28"/>
+          <w:szCs w:val="28"/>
+        </w:rPr>
+      </w:pPr>
+      <w:r>
+        <w:rPr>
+          <w:sz w:val="28"/>
+          <w:szCs w:val="28"/>
+        </w:rPr>
+        <w:t>-</w:t>
+      </w:r>
+      <w:proofErr w:type="spellStart"/>
+      <w:r>
+        <w:rPr>
+          <w:sz w:val="28"/>
+          <w:szCs w:val="28"/>
+        </w:rPr>
+        <w:t>cin_reg</w:t>
+      </w:r>
+      <w:proofErr w:type="spellEnd"/>
+      <w:r>
+        <w:rPr>
+          <w:sz w:val="28"/>
+          <w:szCs w:val="28"/>
+        </w:rPr>
+        <w:t xml:space="preserve"> size is wrong</w:t>
+      </w:r>
+      <w:r>
+        <w:rPr>
+          <w:sz w:val="28"/>
+          <w:szCs w:val="28"/>
+        </w:rPr>
+        <w:tab/>
+      </w:r>
+    </w:p>
+    <w:p>
+      <w:pPr>
+        <w:tabs>
+          <w:tab w:val="left" w:pos="6643"/>
+        </w:tabs>
+        <w:rPr>
+          <w:sz w:val="28"/>
+          <w:szCs w:val="28"/>
+        </w:rPr>
+        <w:sectPr>
+          <w:pgSz w:w="12240" w:h="15840" w:code="1"/>
+          <w:pgMar w:top="1152" w:right="1152" w:bottom="1152" w:left="1152" w:header="720" w:footer="720" w:gutter="0"/>
+          <w:pgBorders w:offsetFrom="page">
+            <w:top w:val="single" w:sz="4" w:space="24" w:color="auto"/>
+            <w:left w:val="single" w:sz="4" w:space="24" w:color="auto"/>
+            <w:bottom w:val="single" w:sz="4" w:space="24" w:color="auto"/>
+            <w:right w:val="single" w:sz="4" w:space="24" w:color="auto"/>
+          </w:pgBorders>
+          <w:cols w:space="720"/>
+          <w:docGrid w:linePitch="360"/>
+        </w:sectPr>
+      </w:pPr>
+      <w:r>
+        <w:rPr>
+          <w:sz w:val="28"/>
+          <w:szCs w:val="28"/>
+        </w:rPr>
+        <w:t>-cases 3’h6 &amp; 3’h7 weren’t stated</w:t>
+      </w:r>
+    </w:p>
+    <w:p>
+      <w:pPr>
+        <w:rPr>
+          <w:b/>
+          <w:bCs/>
+          <w:i/>
+          <w:iCs/>
+          <w:color w:val="FF0000"/>
+          <w:sz w:val="48"/>
+          <w:szCs w:val="48"/>
+        </w:rPr>
+      </w:pPr>
+      <w:r>
+        <w:rPr>
+          <w:b/>
+          <w:bCs/>
+          <w:i/>
+          <w:iCs/>
+          <w:color w:val="FF0000"/>
+          <w:sz w:val="48"/>
+          <w:szCs w:val="48"/>
+        </w:rPr>
+        <w:lastRenderedPageBreak/>
+        <w:t>-Verification Plan:</w:t>
+      </w:r>
+      <w:r>
+        <w:rPr>
+          <w:noProof/>
+        </w:rPr>
+        <w:t xml:space="preserve"> </w:t>
+      </w:r>
+    </w:p>
+    <w:p>
+      <w:pPr>
+        <w:rPr>
+          <w:b/>
+          <w:bCs/>
+          <w:i/>
+          <w:iCs/>
+          <w:color w:val="FF0000"/>
+          <w:sz w:val="48"/>
+          <w:szCs w:val="48"/>
+        </w:rPr>
+      </w:pPr>
+      <w:r>
+        <w:rPr>
+          <w:b/>
+          <w:bCs/>
+          <w:i/>
+          <w:iCs/>
+          <w:noProof/>
+          <w:color w:val="FF0000"/>
+          <w:sz w:val="48"/>
+          <w:szCs w:val="48"/>
+        </w:rPr>
+        <w:drawing>
+          <wp:anchor distT="0" distB="0" distL="114300" distR="114300" simplePos="0" relativeHeight="251982848" behindDoc="0" locked="0" layoutInCell="1" allowOverlap="1" wp14:anchorId="03F9B89B" wp14:editId="1499E0B9">
+            <wp:simplePos x="0" y="0"/>
+            <wp:positionH relativeFrom="column">
+              <wp:posOffset>-102870</wp:posOffset>
+            </wp:positionH>
+            <wp:positionV relativeFrom="paragraph">
+              <wp:posOffset>87365</wp:posOffset>
+            </wp:positionV>
+            <wp:extent cx="9007522" cy="4360711"/>
+            <wp:effectExtent l="76200" t="76200" r="136525" b="135255"/>
+            <wp:wrapNone/>
+            <wp:docPr id="359141646" name="Picture 1"/>
+            <wp:cNvGraphicFramePr>
+              <a:graphicFrameLocks xmlns:a="http://schemas.openxmlformats.org/drawingml/2006/main" noChangeAspect="1"/>
+            </wp:cNvGraphicFramePr>
+            <a:graphic xmlns:a="http://schemas.openxmlformats.org/drawingml/2006/main">
+              <a:graphicData uri="http://schemas.openxmlformats.org/drawingml/2006/picture">
+                <pic:pic xmlns:pic="http://schemas.openxmlformats.org/drawingml/2006/picture">
+                  <pic:nvPicPr>
+                    <pic:cNvPr id="359141646" name=""/>
+                    <pic:cNvPicPr/>
+                  </pic:nvPicPr>
+                  <pic:blipFill>
+                    <a:blip r:embed="rId53">
+                      <a:extLst>
+                        <a:ext uri="{28A0092B-C50C-407E-A947-70E740481C1C}">
+                          <a14:useLocalDpi xmlns:a14="http://schemas.microsoft.com/office/drawing/2010/main" val="0"/>
+                        </a:ext>
+                      </a:extLst>
+                    </a:blip>
+                    <a:stretch>
+                      <a:fillRect/>
+                    </a:stretch>
+                  </pic:blipFill>
+                  <pic:spPr>
+                    <a:xfrm>
+                      <a:off x="0" y="0"/>
+                      <a:ext cx="9007522" cy="4360711"/>
+                    </a:xfrm>
+                    <a:prstGeom prst="rect">
+                      <a:avLst/>
+                    </a:prstGeom>
+                    <a:ln w="38100" cap="sq">
+                      <a:solidFill>
+                        <a:srgbClr val="000000"/>
+                      </a:solidFill>
+                      <a:prstDash val="solid"/>
+                      <a:miter lim="800000"/>
+                    </a:ln>
+                    <a:effectLst>
+                      <a:outerShdw blurRad="50800" dist="38100" dir="2700000" algn="tl" rotWithShape="0">
+                        <a:srgbClr val="000000">
+                          <a:alpha val="43000"/>
+                        </a:srgbClr>
+                      </a:outerShdw>
+                    </a:effectLst>
+                  </pic:spPr>
+                </pic:pic>
+              </a:graphicData>
+            </a:graphic>
+            <wp14:sizeRelH relativeFrom="margin">
+              <wp14:pctWidth>0</wp14:pctWidth>
+            </wp14:sizeRelH>
+            <wp14:sizeRelV relativeFrom="margin">
+              <wp14:pctHeight>0</wp14:pctHeight>
+            </wp14:sizeRelV>
+          </wp:anchor>
+        </w:drawing>
+      </w:r>
+    </w:p>
+    <w:p>
+      <w:pPr>
+        <w:rPr>
+          <w:b/>
+          <w:bCs/>
+          <w:i/>
+          <w:iCs/>
+          <w:color w:val="FF0000"/>
+          <w:sz w:val="48"/>
+          <w:szCs w:val="48"/>
+          <w:lang w:val="it-IT"/>
+        </w:rPr>
+      </w:pPr>
+    </w:p>
+    <w:p>
+      <w:pPr>
+        <w:tabs>
+          <w:tab w:val="left" w:pos="3350"/>
+        </w:tabs>
+        <w:rPr>
+          <w:sz w:val="28"/>
+          <w:szCs w:val="28"/>
+        </w:rPr>
+      </w:pPr>
+      <w:r>
+        <w:rPr>
+          <w:sz w:val="28"/>
+          <w:szCs w:val="28"/>
+        </w:rPr>
+        <w:tab/>
+      </w:r>
+    </w:p>
+    <w:p>
+      <w:pPr>
+        <w:tabs>
+          <w:tab w:val="left" w:pos="5578"/>
+        </w:tabs>
+        <w:rPr>
+          <w:sz w:val="28"/>
+          <w:szCs w:val="28"/>
+        </w:rPr>
+      </w:pPr>
+      <w:r>
+        <w:rPr>
+          <w:sz w:val="28"/>
+          <w:szCs w:val="28"/>
+        </w:rPr>
+        <w:tab/>
+      </w:r>
+    </w:p>
+    <w:p>
+      <w:pPr>
+        <w:tabs>
+          <w:tab w:val="left" w:pos="4420"/>
+        </w:tabs>
+        <w:rPr>
+          <w:sz w:val="28"/>
+          <w:szCs w:val="28"/>
+        </w:rPr>
+      </w:pPr>
+      <w:r>
+        <w:rPr>
+          <w:sz w:val="28"/>
+          <w:szCs w:val="28"/>
+        </w:rPr>
+        <w:tab/>
+      </w:r>
+    </w:p>
+    <w:p>
+      <w:pPr>
+        <w:rPr>
+          <w:noProof/>
+          <w:sz w:val="36"/>
+          <w:szCs w:val="36"/>
+        </w:rPr>
+      </w:pPr>
+    </w:p>
+    <w:p>
+      <w:pPr>
+        <w:rPr>
+          <w:b/>
+          <w:bCs/>
+          <w:i/>
+          <w:iCs/>
+          <w:color w:val="FF0000"/>
+          <w:sz w:val="48"/>
+          <w:szCs w:val="48"/>
+        </w:rPr>
+      </w:pPr>
+    </w:p>
+    <w:p>
+      <w:pPr>
+        <w:rPr>
+          <w:b/>
+          <w:bCs/>
+          <w:i/>
+          <w:iCs/>
+          <w:color w:val="FF0000"/>
+          <w:sz w:val="48"/>
+          <w:szCs w:val="48"/>
+        </w:rPr>
+      </w:pPr>
+    </w:p>
+    <w:p>
+      <w:pPr>
+        <w:tabs>
+          <w:tab w:val="left" w:pos="1739"/>
+        </w:tabs>
+        <w:rPr>
+          <w:b/>
+          <w:bCs/>
+          <w:i/>
+          <w:iCs/>
+          <w:color w:val="FF0000"/>
+          <w:sz w:val="48"/>
+          <w:szCs w:val="48"/>
+        </w:rPr>
+        <w:sectPr>
+          <w:pgSz w:w="15840" w:h="12240" w:orient="landscape" w:code="1"/>
+          <w:pgMar w:top="1151" w:right="1151" w:bottom="1151" w:left="1151" w:header="720" w:footer="720" w:gutter="0"/>
+          <w:pgBorders w:offsetFrom="page">
+            <w:top w:val="single" w:sz="4" w:space="24" w:color="auto"/>
+            <w:left w:val="single" w:sz="4" w:space="24" w:color="auto"/>
+            <w:bottom w:val="single" w:sz="4" w:space="24" w:color="auto"/>
+            <w:right w:val="single" w:sz="4" w:space="24" w:color="auto"/>
+          </w:pgBorders>
+          <w:cols w:space="720"/>
+          <w:docGrid w:linePitch="360"/>
+        </w:sectPr>
+      </w:pPr>
+    </w:p>
+    <w:p>
+      <w:pPr>
+        <w:tabs>
+          <w:tab w:val="left" w:pos="2367"/>
+        </w:tabs>
+        <w:rPr>
+          <w:sz w:val="36"/>
+          <w:szCs w:val="36"/>
+        </w:rPr>
+      </w:pPr>
+      <w:r>
+        <w:rPr>
+          <w:b/>
+          <w:bCs/>
+          <w:i/>
+          <w:iCs/>
+          <w:noProof/>
+          <w:color w:val="FF0000"/>
+          <w:sz w:val="48"/>
+          <w:szCs w:val="48"/>
+        </w:rPr>
+        <w:lastRenderedPageBreak/>
+        <w:drawing>
+          <wp:anchor distT="0" distB="0" distL="114300" distR="114300" simplePos="0" relativeHeight="251984896" behindDoc="0" locked="0" layoutInCell="1" allowOverlap="1" wp14:anchorId="52D1CBF4" wp14:editId="558A32C5">
+            <wp:simplePos x="0" y="0"/>
+            <wp:positionH relativeFrom="column">
+              <wp:posOffset>9549</wp:posOffset>
+            </wp:positionH>
+            <wp:positionV relativeFrom="paragraph">
+              <wp:posOffset>440870</wp:posOffset>
+            </wp:positionV>
+            <wp:extent cx="4989923" cy="2063151"/>
+            <wp:effectExtent l="76200" t="76200" r="134620" b="127635"/>
+            <wp:wrapNone/>
+            <wp:docPr id="818780071" name="Picture 1"/>
+            <wp:cNvGraphicFramePr>
+              <a:graphicFrameLocks xmlns:a="http://schemas.openxmlformats.org/drawingml/2006/main" noChangeAspect="1"/>
+            </wp:cNvGraphicFramePr>
+            <a:graphic xmlns:a="http://schemas.openxmlformats.org/drawingml/2006/main">
+              <a:graphicData uri="http://schemas.openxmlformats.org/drawingml/2006/picture">
+                <pic:pic xmlns:pic="http://schemas.openxmlformats.org/drawingml/2006/picture">
+                  <pic:nvPicPr>
+                    <pic:cNvPr id="818780071" name=""/>
+                    <pic:cNvPicPr/>
+                  </pic:nvPicPr>
+                  <pic:blipFill>
+                    <a:blip r:embed="rId54">
+                      <a:extLst>
+                        <a:ext uri="{28A0092B-C50C-407E-A947-70E740481C1C}">
+                          <a14:useLocalDpi xmlns:a14="http://schemas.microsoft.com/office/drawing/2010/main" val="0"/>
+                        </a:ext>
+                      </a:extLst>
+                    </a:blip>
+                    <a:stretch>
+                      <a:fillRect/>
+                    </a:stretch>
+                  </pic:blipFill>
+                  <pic:spPr>
+                    <a:xfrm>
+                      <a:off x="0" y="0"/>
+                      <a:ext cx="4993808" cy="2064757"/>
+                    </a:xfrm>
+                    <a:prstGeom prst="rect">
+                      <a:avLst/>
+                    </a:prstGeom>
+                    <a:ln w="38100" cap="sq">
+                      <a:solidFill>
+                        <a:srgbClr val="000000"/>
+                      </a:solidFill>
+                      <a:prstDash val="solid"/>
+                      <a:miter lim="800000"/>
+                    </a:ln>
+                    <a:effectLst>
+                      <a:outerShdw blurRad="50800" dist="38100" dir="2700000" algn="tl" rotWithShape="0">
+                        <a:srgbClr val="000000">
+                          <a:alpha val="43000"/>
+                        </a:srgbClr>
+                      </a:outerShdw>
+                    </a:effectLst>
+                  </pic:spPr>
+                </pic:pic>
+              </a:graphicData>
+            </a:graphic>
+            <wp14:sizeRelH relativeFrom="margin">
+              <wp14:pctWidth>0</wp14:pctWidth>
+            </wp14:sizeRelH>
+            <wp14:sizeRelV relativeFrom="margin">
+              <wp14:pctHeight>0</wp14:pctHeight>
+            </wp14:sizeRelV>
+          </wp:anchor>
+        </w:drawing>
+      </w:r>
+      <w:r>
+        <w:rPr>
+          <w:b/>
+          <w:bCs/>
+          <w:i/>
+          <w:iCs/>
+          <w:color w:val="FF0000"/>
+          <w:sz w:val="48"/>
+          <w:szCs w:val="48"/>
+        </w:rPr>
+        <w:t>- Package:</w:t>
+      </w:r>
+    </w:p>
+    <w:p>
+      <w:pPr>
+        <w:rPr>
+          <w:b/>
+          <w:bCs/>
+          <w:i/>
+          <w:iCs/>
+          <w:color w:val="FF0000"/>
+          <w:sz w:val="48"/>
+          <w:szCs w:val="48"/>
+        </w:rPr>
+      </w:pPr>
+    </w:p>
+    <w:p>
+      <w:pPr>
+        <w:tabs>
+          <w:tab w:val="left" w:pos="2265"/>
+        </w:tabs>
+        <w:rPr>
+          <w:b/>
+          <w:bCs/>
+          <w:i/>
+          <w:iCs/>
+          <w:color w:val="FF0000"/>
+          <w:sz w:val="48"/>
+          <w:szCs w:val="48"/>
+        </w:rPr>
+      </w:pPr>
+      <w:r>
+        <w:rPr>
+          <w:b/>
+          <w:bCs/>
+          <w:i/>
+          <w:iCs/>
+          <w:color w:val="FF0000"/>
+          <w:sz w:val="48"/>
+          <w:szCs w:val="48"/>
+        </w:rPr>
+        <w:tab/>
+      </w:r>
+    </w:p>
+    <w:p>
+      <w:pPr>
+        <w:tabs>
+          <w:tab w:val="left" w:pos="4504"/>
+        </w:tabs>
+        <w:rPr>
+          <w:b/>
+          <w:bCs/>
+          <w:i/>
+          <w:iCs/>
+          <w:color w:val="FF0000"/>
+          <w:sz w:val="48"/>
+          <w:szCs w:val="48"/>
+        </w:rPr>
+      </w:pPr>
+      <w:r>
+        <w:rPr>
+          <w:b/>
+          <w:bCs/>
+          <w:i/>
+          <w:iCs/>
+          <w:color w:val="FF0000"/>
+          <w:sz w:val="48"/>
+          <w:szCs w:val="48"/>
+        </w:rPr>
+        <w:tab/>
+      </w:r>
+    </w:p>
+    <w:p>
+      <w:pPr>
+        <w:rPr>
+          <w:sz w:val="36"/>
+          <w:szCs w:val="36"/>
+        </w:rPr>
+      </w:pPr>
+      <w:r>
+        <w:rPr>
+          <w:noProof/>
+          <w:sz w:val="36"/>
+          <w:szCs w:val="36"/>
+        </w:rPr>
+        <w:drawing>
+          <wp:anchor distT="0" distB="0" distL="114300" distR="114300" simplePos="0" relativeHeight="251985920" behindDoc="0" locked="0" layoutInCell="1" allowOverlap="1" wp14:anchorId="31CA9552" wp14:editId="33A4557C">
+            <wp:simplePos x="0" y="0"/>
+            <wp:positionH relativeFrom="column">
+              <wp:posOffset>-318255</wp:posOffset>
+            </wp:positionH>
+            <wp:positionV relativeFrom="paragraph">
+              <wp:posOffset>475675</wp:posOffset>
+            </wp:positionV>
+            <wp:extent cx="4961627" cy="7411875"/>
+            <wp:effectExtent l="76200" t="76200" r="125095" b="132080"/>
+            <wp:wrapNone/>
+            <wp:docPr id="50916338" name="Picture 1"/>
+            <wp:cNvGraphicFramePr>
+              <a:graphicFrameLocks xmlns:a="http://schemas.openxmlformats.org/drawingml/2006/main" noChangeAspect="1"/>
+            </wp:cNvGraphicFramePr>
+            <a:graphic xmlns:a="http://schemas.openxmlformats.org/drawingml/2006/main">
+              <a:graphicData uri="http://schemas.openxmlformats.org/drawingml/2006/picture">
+                <pic:pic xmlns:pic="http://schemas.openxmlformats.org/drawingml/2006/picture">
+                  <pic:nvPicPr>
+                    <pic:cNvPr id="50916338" name=""/>
+                    <pic:cNvPicPr/>
+                  </pic:nvPicPr>
+                  <pic:blipFill rotWithShape="1">
+                    <a:blip r:embed="rId55">
+                      <a:extLst>
+                        <a:ext uri="{28A0092B-C50C-407E-A947-70E740481C1C}">
+                          <a14:useLocalDpi xmlns:a14="http://schemas.microsoft.com/office/drawing/2010/main" val="0"/>
+                        </a:ext>
+                      </a:extLst>
+                    </a:blip>
+                    <a:srcRect r="20132"/>
+                    <a:stretch>
+                      <a:fillRect/>
+                    </a:stretch>
+                  </pic:blipFill>
+                  <pic:spPr bwMode="auto">
+                    <a:xfrm>
+                      <a:off x="0" y="0"/>
+                      <a:ext cx="4964760" cy="7416556"/>
+                    </a:xfrm>
+                    <a:prstGeom prst="rect">
+                      <a:avLst/>
+                    </a:prstGeom>
+                    <a:ln w="38100" cap="sq" cmpd="sng" algn="ctr">
+                      <a:solidFill>
+                        <a:srgbClr val="000000"/>
+                      </a:solidFill>
+                      <a:prstDash val="solid"/>
+                      <a:miter lim="800000"/>
+                      <a:headEnd type="none" w="med" len="med"/>
+                      <a:tailEnd type="none" w="med" len="med"/>
+                      <a:extLst>
+                        <a:ext uri="{C807C97D-BFC1-408E-A445-0C87EB9F89A2}">
+                          <ask:lineSketchStyleProps xmlns:ask="http://schemas.microsoft.com/office/drawing/2018/sketchyshapes" sd="0">
+                            <a:custGeom>
+                              <a:avLst/>
+                              <a:gdLst/>
+                              <a:ahLst/>
+                              <a:cxnLst/>
+                              <a:rect l="0" t="0" r="0" b="0"/>
+                              <a:pathLst/>
+                            </a:custGeom>
+                            <ask:type/>
+                          </ask:lineSketchStyleProps>
+                        </a:ext>
+                      </a:extLst>
+                    </a:ln>
+                    <a:effectLst>
+                      <a:outerShdw blurRad="50800" dist="38100" dir="2700000" algn="tl" rotWithShape="0">
+                        <a:srgbClr val="000000">
+                          <a:alpha val="43000"/>
+                        </a:srgbClr>
+                      </a:outerShdw>
+                    </a:effectLst>
+                    <a:extLst>
+                      <a:ext uri="{53640926-AAD7-44D8-BBD7-CCE9431645EC}">
+                        <a14:shadowObscured xmlns:a14="http://schemas.microsoft.com/office/drawing/2010/main"/>
+                      </a:ext>
+                    </a:extLst>
+                  </pic:spPr>
+                </pic:pic>
+              </a:graphicData>
+            </a:graphic>
+            <wp14:sizeRelH relativeFrom="margin">
+              <wp14:pctWidth>0</wp14:pctWidth>
+            </wp14:sizeRelH>
+            <wp14:sizeRelV relativeFrom="margin">
+              <wp14:pctHeight>0</wp14:pctHeight>
+            </wp14:sizeRelV>
+          </wp:anchor>
+        </w:drawing>
+      </w:r>
+    </w:p>
+    <w:p>
+      <w:pPr>
+        <w:rPr>
+          <w:sz w:val="36"/>
+          <w:szCs w:val="36"/>
+        </w:rPr>
+      </w:pPr>
+    </w:p>
+    <w:p>
+      <w:pPr>
+        <w:rPr>
+          <w:b/>
+          <w:bCs/>
+          <w:i/>
+          <w:iCs/>
+          <w:color w:val="FF0000"/>
+          <w:sz w:val="48"/>
+          <w:szCs w:val="48"/>
+        </w:rPr>
+      </w:pPr>
+    </w:p>
+    <w:p>
+      <w:pPr>
+        <w:rPr>
+          <w:sz w:val="36"/>
+          <w:szCs w:val="36"/>
+        </w:rPr>
+      </w:pPr>
+    </w:p>
+    <w:p>
+      <w:pPr>
+        <w:rPr>
+          <w:sz w:val="36"/>
+          <w:szCs w:val="36"/>
+        </w:rPr>
+      </w:pPr>
+    </w:p>
+    <w:p>
+      <w:pPr>
+        <w:rPr>
+          <w:sz w:val="36"/>
+          <w:szCs w:val="36"/>
+        </w:rPr>
+      </w:pPr>
+    </w:p>
+    <w:p>
+      <w:pPr>
+        <w:rPr>
+          <w:sz w:val="36"/>
+          <w:szCs w:val="36"/>
+        </w:rPr>
+      </w:pPr>
+    </w:p>
+    <w:p>
+      <w:pPr>
+        <w:rPr>
+          <w:sz w:val="36"/>
+          <w:szCs w:val="36"/>
+        </w:rPr>
+      </w:pPr>
+    </w:p>
+    <w:p>
+      <w:pPr>
+        <w:tabs>
+          <w:tab w:val="left" w:pos="6996"/>
+        </w:tabs>
+        <w:rPr>
+          <w:sz w:val="36"/>
+          <w:szCs w:val="36"/>
+        </w:rPr>
+      </w:pPr>
+      <w:r>
+        <w:rPr>
+          <w:sz w:val="36"/>
+          <w:szCs w:val="36"/>
+        </w:rPr>
+        <w:tab/>
+      </w:r>
+    </w:p>
+    <w:p>
+      <w:pPr>
+        <w:rPr>
+          <w:sz w:val="36"/>
+          <w:szCs w:val="36"/>
+        </w:rPr>
+      </w:pPr>
+    </w:p>
+    <w:p>
+      <w:pPr>
+        <w:rPr>
+          <w:sz w:val="36"/>
+          <w:szCs w:val="36"/>
+        </w:rPr>
+      </w:pPr>
+    </w:p>
+    <w:p>
+      <w:pPr>
+        <w:rPr>
+          <w:sz w:val="36"/>
+          <w:szCs w:val="36"/>
+        </w:rPr>
+      </w:pPr>
+    </w:p>
+    <w:p>
+      <w:pPr>
+        <w:rPr>
+          <w:sz w:val="36"/>
+          <w:szCs w:val="36"/>
+        </w:rPr>
+      </w:pPr>
+    </w:p>
+    <w:p>
+      <w:pPr>
+        <w:rPr>
+          <w:sz w:val="36"/>
+          <w:szCs w:val="36"/>
+        </w:rPr>
+      </w:pPr>
+      <w:r>
+        <w:rPr>
+          <w:noProof/>
+          <w:sz w:val="36"/>
+          <w:szCs w:val="36"/>
+        </w:rPr>
+        <w:drawing>
+          <wp:anchor distT="0" distB="0" distL="114300" distR="114300" simplePos="0" relativeHeight="251986944" behindDoc="0" locked="0" layoutInCell="1" allowOverlap="1" wp14:anchorId="6BDE8D8D" wp14:editId="3E32E3E2">
+            <wp:simplePos x="0" y="0"/>
+            <wp:positionH relativeFrom="column">
+              <wp:posOffset>-318255</wp:posOffset>
+            </wp:positionH>
+            <wp:positionV relativeFrom="paragraph">
+              <wp:posOffset>2255220</wp:posOffset>
+            </wp:positionV>
+            <wp:extent cx="4961255" cy="1656680"/>
+            <wp:effectExtent l="76200" t="76200" r="125095" b="134620"/>
+            <wp:wrapNone/>
+            <wp:docPr id="1868097931" name="Picture 1"/>
+            <wp:cNvGraphicFramePr>
+              <a:graphicFrameLocks xmlns:a="http://schemas.openxmlformats.org/drawingml/2006/main" noChangeAspect="1"/>
+            </wp:cNvGraphicFramePr>
+            <a:graphic xmlns:a="http://schemas.openxmlformats.org/drawingml/2006/main">
+              <a:graphicData uri="http://schemas.openxmlformats.org/drawingml/2006/picture">
+                <pic:pic xmlns:pic="http://schemas.openxmlformats.org/drawingml/2006/picture">
+                  <pic:nvPicPr>
+                    <pic:cNvPr id="1868097931" name=""/>
+                    <pic:cNvPicPr/>
+                  </pic:nvPicPr>
+                  <pic:blipFill rotWithShape="1">
+                    <a:blip r:embed="rId56">
+                      <a:extLst>
+                        <a:ext uri="{28A0092B-C50C-407E-A947-70E740481C1C}">
+                          <a14:useLocalDpi xmlns:a14="http://schemas.microsoft.com/office/drawing/2010/main" val="0"/>
+                        </a:ext>
+                      </a:extLst>
+                    </a:blip>
+                    <a:srcRect r="18324"/>
+                    <a:stretch>
+                      <a:fillRect/>
+                    </a:stretch>
+                  </pic:blipFill>
+                  <pic:spPr bwMode="auto">
+                    <a:xfrm>
+                      <a:off x="0" y="0"/>
+                      <a:ext cx="4982735" cy="1663853"/>
+                    </a:xfrm>
+                    <a:prstGeom prst="rect">
+                      <a:avLst/>
+                    </a:prstGeom>
+                    <a:ln w="38100" cap="sq" cmpd="sng" algn="ctr">
+                      <a:solidFill>
+                        <a:srgbClr val="000000"/>
+                      </a:solidFill>
+                      <a:prstDash val="solid"/>
+                      <a:miter lim="800000"/>
+                      <a:headEnd type="none" w="med" len="med"/>
+                      <a:tailEnd type="none" w="med" len="med"/>
+                      <a:extLst>
+                        <a:ext uri="{C807C97D-BFC1-408E-A445-0C87EB9F89A2}">
+                          <ask:lineSketchStyleProps xmlns:ask="http://schemas.microsoft.com/office/drawing/2018/sketchyshapes" sd="0">
+                            <a:custGeom>
+                              <a:avLst/>
+                              <a:gdLst/>
+                              <a:ahLst/>
+                              <a:cxnLst/>
+                              <a:rect l="0" t="0" r="0" b="0"/>
+                              <a:pathLst/>
+                            </a:custGeom>
+                            <ask:type/>
+                          </ask:lineSketchStyleProps>
+                        </a:ext>
+                      </a:extLst>
+                    </a:ln>
+                    <a:effectLst>
+                      <a:outerShdw blurRad="50800" dist="38100" dir="2700000" algn="tl" rotWithShape="0">
+                        <a:srgbClr val="000000">
+                          <a:alpha val="43000"/>
+                        </a:srgbClr>
+                      </a:outerShdw>
+                    </a:effectLst>
+                    <a:extLst>
+                      <a:ext uri="{53640926-AAD7-44D8-BBD7-CCE9431645EC}">
+                        <a14:shadowObscured xmlns:a14="http://schemas.microsoft.com/office/drawing/2010/main"/>
+                      </a:ext>
+                    </a:extLst>
+                  </pic:spPr>
+                </pic:pic>
+              </a:graphicData>
+            </a:graphic>
+            <wp14:sizeRelH relativeFrom="margin">
+              <wp14:pctWidth>0</wp14:pctWidth>
+            </wp14:sizeRelH>
+            <wp14:sizeRelV relativeFrom="margin">
+              <wp14:pctHeight>0</wp14:pctHeight>
+            </wp14:sizeRelV>
+          </wp:anchor>
+        </w:drawing>
+      </w:r>
+    </w:p>
+    <w:p>
+      <w:pPr>
+        <w:rPr>
+          <w:sz w:val="36"/>
+          <w:szCs w:val="36"/>
+        </w:rPr>
+      </w:pPr>
+    </w:p>
+    <w:p>
+      <w:pPr>
+        <w:rPr>
+          <w:sz w:val="36"/>
+          <w:szCs w:val="36"/>
+        </w:rPr>
+      </w:pPr>
+    </w:p>
+    <w:p>
+      <w:pPr>
+        <w:rPr>
+          <w:sz w:val="36"/>
+          <w:szCs w:val="36"/>
+        </w:rPr>
+      </w:pPr>
+    </w:p>
+    <w:p>
+      <w:pPr>
+        <w:rPr>
+          <w:sz w:val="36"/>
+          <w:szCs w:val="36"/>
+        </w:rPr>
+      </w:pPr>
+    </w:p>
+    <w:p>
+      <w:pPr>
+        <w:rPr>
+          <w:sz w:val="36"/>
+          <w:szCs w:val="36"/>
+        </w:rPr>
+      </w:pPr>
+    </w:p>
+    <w:p>
+      <w:pPr>
+        <w:tabs>
+          <w:tab w:val="left" w:pos="8572"/>
+        </w:tabs>
+        <w:rPr>
+          <w:sz w:val="36"/>
+          <w:szCs w:val="36"/>
+        </w:rPr>
+        <w:sectPr>
+          <w:pgSz w:w="12242" w:h="20163" w:code="5"/>
+          <w:pgMar w:top="1151" w:right="1151" w:bottom="1151" w:left="1151" w:header="720" w:footer="720" w:gutter="0"/>
+          <w:pgBorders w:offsetFrom="page">
+            <w:top w:val="single" w:sz="4" w:space="24" w:color="auto"/>
+            <w:left w:val="single" w:sz="4" w:space="24" w:color="auto"/>
+            <w:bottom w:val="single" w:sz="4" w:space="24" w:color="auto"/>
+            <w:right w:val="single" w:sz="4" w:space="24" w:color="auto"/>
+          </w:pgBorders>
+          <w:cols w:space="720"/>
+          <w:docGrid w:linePitch="360"/>
+        </w:sectPr>
+      </w:pPr>
+      <w:r>
+        <w:rPr>
+          <w:sz w:val="36"/>
+          <w:szCs w:val="36"/>
+        </w:rPr>
+        <w:tab/>
+      </w:r>
+    </w:p>
+    <w:p>
+      <w:pPr>
+        <w:tabs>
+          <w:tab w:val="left" w:pos="8572"/>
+        </w:tabs>
+        <w:rPr>
+          <w:sz w:val="36"/>
+          <w:szCs w:val="36"/>
+        </w:rPr>
+      </w:pPr>
+      <w:r>
+        <w:rPr>
+          <w:noProof/>
+          <w:sz w:val="36"/>
+          <w:szCs w:val="36"/>
+        </w:rPr>
+        <w:lastRenderedPageBreak/>
+        <w:drawing>
+          <wp:anchor distT="0" distB="0" distL="114300" distR="114300" simplePos="0" relativeHeight="251988992" behindDoc="0" locked="0" layoutInCell="1" allowOverlap="1" wp14:anchorId="157B68C8" wp14:editId="6A991DB6">
+            <wp:simplePos x="0" y="0"/>
+            <wp:positionH relativeFrom="column">
+              <wp:posOffset>-251891</wp:posOffset>
+            </wp:positionH>
+            <wp:positionV relativeFrom="paragraph">
+              <wp:posOffset>-270427</wp:posOffset>
+            </wp:positionV>
+            <wp:extent cx="6311900" cy="5416550"/>
+            <wp:effectExtent l="76200" t="76200" r="127000" b="127000"/>
+            <wp:wrapNone/>
+            <wp:docPr id="1422415893" name="Picture 1"/>
+            <wp:cNvGraphicFramePr>
+              <a:graphicFrameLocks xmlns:a="http://schemas.openxmlformats.org/drawingml/2006/main" noChangeAspect="1"/>
+            </wp:cNvGraphicFramePr>
+            <a:graphic xmlns:a="http://schemas.openxmlformats.org/drawingml/2006/main">
+              <a:graphicData uri="http://schemas.openxmlformats.org/drawingml/2006/picture">
+                <pic:pic xmlns:pic="http://schemas.openxmlformats.org/drawingml/2006/picture">
+                  <pic:nvPicPr>
+                    <pic:cNvPr id="1422415893" name=""/>
+                    <pic:cNvPicPr/>
+                  </pic:nvPicPr>
+                  <pic:blipFill>
+                    <a:blip r:embed="rId57">
+                      <a:extLst>
+                        <a:ext uri="{28A0092B-C50C-407E-A947-70E740481C1C}">
+                          <a14:useLocalDpi xmlns:a14="http://schemas.microsoft.com/office/drawing/2010/main" val="0"/>
+                        </a:ext>
+                      </a:extLst>
+                    </a:blip>
+                    <a:stretch>
+                      <a:fillRect/>
+                    </a:stretch>
+                  </pic:blipFill>
+                  <pic:spPr>
+                    <a:xfrm>
+                      <a:off x="0" y="0"/>
+                      <a:ext cx="6311900" cy="5416550"/>
+                    </a:xfrm>
+                    <a:prstGeom prst="rect">
+                      <a:avLst/>
+                    </a:prstGeom>
+                    <a:ln w="38100" cap="sq">
+                      <a:solidFill>
+                        <a:srgbClr val="000000"/>
+                      </a:solidFill>
+                      <a:prstDash val="solid"/>
+                      <a:miter lim="800000"/>
+                    </a:ln>
+                    <a:effectLst>
+                      <a:outerShdw blurRad="50800" dist="38100" dir="2700000" algn="tl" rotWithShape="0">
+                        <a:srgbClr val="000000">
+                          <a:alpha val="43000"/>
+                        </a:srgbClr>
+                      </a:outerShdw>
+                    </a:effectLst>
+                  </pic:spPr>
+                </pic:pic>
+              </a:graphicData>
+            </a:graphic>
+          </wp:anchor>
+        </w:drawing>
+      </w:r>
+      <w:r>
+        <w:rPr>
+          <w:sz w:val="36"/>
+          <w:szCs w:val="36"/>
+        </w:rPr>
+        <w:tab/>
+      </w:r>
+    </w:p>
+    <w:p>
+      <w:pPr>
+        <w:rPr>
+          <w:sz w:val="36"/>
+          <w:szCs w:val="36"/>
+        </w:rPr>
+      </w:pPr>
+    </w:p>
+    <w:p>
+      <w:pPr>
+        <w:rPr>
+          <w:sz w:val="36"/>
+          <w:szCs w:val="36"/>
+        </w:rPr>
+      </w:pPr>
+    </w:p>
+    <w:p>
+      <w:pPr>
+        <w:rPr>
+          <w:sz w:val="36"/>
+          <w:szCs w:val="36"/>
+        </w:rPr>
+      </w:pPr>
+    </w:p>
+    <w:p>
+      <w:pPr>
+        <w:rPr>
+          <w:sz w:val="36"/>
+          <w:szCs w:val="36"/>
+        </w:rPr>
+      </w:pPr>
+    </w:p>
+    <w:p>
+      <w:pPr>
+        <w:rPr>
+          <w:sz w:val="36"/>
+          <w:szCs w:val="36"/>
+        </w:rPr>
+      </w:pPr>
+    </w:p>
+    <w:p>
+      <w:pPr>
+        <w:rPr>
+          <w:sz w:val="36"/>
+          <w:szCs w:val="36"/>
+        </w:rPr>
+      </w:pPr>
+    </w:p>
+    <w:p>
+      <w:pPr>
+        <w:rPr>
+          <w:sz w:val="36"/>
+          <w:szCs w:val="36"/>
+        </w:rPr>
+      </w:pPr>
+    </w:p>
+    <w:p>
+      <w:pPr>
+        <w:rPr>
+          <w:sz w:val="36"/>
+          <w:szCs w:val="36"/>
+        </w:rPr>
+      </w:pPr>
+    </w:p>
+    <w:p>
+      <w:pPr>
+        <w:rPr>
+          <w:sz w:val="36"/>
+          <w:szCs w:val="36"/>
+        </w:rPr>
+      </w:pPr>
+    </w:p>
+    <w:p>
+      <w:pPr>
+        <w:rPr>
+          <w:sz w:val="36"/>
+          <w:szCs w:val="36"/>
+        </w:rPr>
+      </w:pPr>
+    </w:p>
+    <w:p>
+      <w:pPr>
+        <w:rPr>
+          <w:sz w:val="36"/>
+          <w:szCs w:val="36"/>
+        </w:rPr>
+      </w:pPr>
+      <w:r>
+        <w:rPr>
+          <w:noProof/>
+          <w:sz w:val="36"/>
+          <w:szCs w:val="36"/>
+        </w:rPr>
+        <w:drawing>
+          <wp:anchor distT="0" distB="0" distL="114300" distR="114300" simplePos="0" relativeHeight="251990016" behindDoc="0" locked="0" layoutInCell="1" allowOverlap="1" wp14:anchorId="6156C78E" wp14:editId="522F94ED">
+            <wp:simplePos x="0" y="0"/>
+            <wp:positionH relativeFrom="column">
+              <wp:posOffset>-251891</wp:posOffset>
+            </wp:positionH>
+            <wp:positionV relativeFrom="paragraph">
+              <wp:posOffset>474428</wp:posOffset>
+            </wp:positionV>
+            <wp:extent cx="6311900" cy="1295400"/>
+            <wp:effectExtent l="76200" t="76200" r="127000" b="133350"/>
+            <wp:wrapNone/>
+            <wp:docPr id="568115315" name="Picture 1"/>
+            <wp:cNvGraphicFramePr>
+              <a:graphicFrameLocks xmlns:a="http://schemas.openxmlformats.org/drawingml/2006/main" noChangeAspect="1"/>
+            </wp:cNvGraphicFramePr>
+            <a:graphic xmlns:a="http://schemas.openxmlformats.org/drawingml/2006/main">
+              <a:graphicData uri="http://schemas.openxmlformats.org/drawingml/2006/picture">
+                <pic:pic xmlns:pic="http://schemas.openxmlformats.org/drawingml/2006/picture">
+                  <pic:nvPicPr>
+                    <pic:cNvPr id="568115315" name=""/>
+                    <pic:cNvPicPr/>
+                  </pic:nvPicPr>
+                  <pic:blipFill>
+                    <a:blip r:embed="rId58">
+                      <a:extLst>
+                        <a:ext uri="{28A0092B-C50C-407E-A947-70E740481C1C}">
+                          <a14:useLocalDpi xmlns:a14="http://schemas.microsoft.com/office/drawing/2010/main" val="0"/>
+                        </a:ext>
+                      </a:extLst>
+                    </a:blip>
+                    <a:stretch>
+                      <a:fillRect/>
+                    </a:stretch>
+                  </pic:blipFill>
+                  <pic:spPr>
+                    <a:xfrm>
+                      <a:off x="0" y="0"/>
+                      <a:ext cx="6311900" cy="1295400"/>
+                    </a:xfrm>
+                    <a:prstGeom prst="rect">
+                      <a:avLst/>
+                    </a:prstGeom>
+                    <a:ln w="38100" cap="sq">
+                      <a:solidFill>
+                        <a:srgbClr val="000000"/>
+                      </a:solidFill>
+                      <a:prstDash val="solid"/>
+                      <a:miter lim="800000"/>
+                    </a:ln>
+                    <a:effectLst>
+                      <a:outerShdw blurRad="50800" dist="38100" dir="2700000" algn="tl" rotWithShape="0">
+                        <a:srgbClr val="000000">
+                          <a:alpha val="43000"/>
+                        </a:srgbClr>
+                      </a:outerShdw>
+                    </a:effectLst>
+                  </pic:spPr>
+                </pic:pic>
+              </a:graphicData>
+            </a:graphic>
+          </wp:anchor>
+        </w:drawing>
+      </w:r>
+    </w:p>
+    <w:p>
+      <w:pPr>
+        <w:rPr>
+          <w:sz w:val="36"/>
+          <w:szCs w:val="36"/>
+        </w:rPr>
+      </w:pPr>
+    </w:p>
+    <w:p>
+      <w:pPr>
+        <w:rPr>
+          <w:sz w:val="36"/>
+          <w:szCs w:val="36"/>
+        </w:rPr>
+      </w:pPr>
+    </w:p>
+    <w:p>
+      <w:pPr>
+        <w:rPr>
+          <w:sz w:val="36"/>
+          <w:szCs w:val="36"/>
+        </w:rPr>
+      </w:pPr>
+    </w:p>
+    <w:p>
+      <w:pPr>
+        <w:rPr>
+          <w:sz w:val="36"/>
+          <w:szCs w:val="36"/>
+        </w:rPr>
+      </w:pPr>
+    </w:p>
+    <w:p>
+      <w:pPr>
+        <w:rPr>
+          <w:sz w:val="36"/>
+          <w:szCs w:val="36"/>
+        </w:rPr>
+      </w:pPr>
+    </w:p>
+    <w:p>
+      <w:pPr>
+        <w:tabs>
+          <w:tab w:val="left" w:pos="1060"/>
+        </w:tabs>
+        <w:rPr>
+          <w:sz w:val="36"/>
+          <w:szCs w:val="36"/>
+        </w:rPr>
+      </w:pPr>
+    </w:p>
+    <w:p>
+      <w:pPr>
+        <w:tabs>
+          <w:tab w:val="left" w:pos="1060"/>
+        </w:tabs>
+        <w:rPr>
+          <w:sz w:val="36"/>
+          <w:szCs w:val="36"/>
+        </w:rPr>
+        <w:sectPr>
+          <w:pgSz w:w="12242" w:h="15842" w:code="1"/>
+          <w:pgMar w:top="1151" w:right="1151" w:bottom="1151" w:left="1151" w:header="720" w:footer="720" w:gutter="0"/>
+          <w:pgBorders w:offsetFrom="page">
+            <w:top w:val="single" w:sz="4" w:space="24" w:color="auto"/>
+            <w:left w:val="single" w:sz="4" w:space="24" w:color="auto"/>
+            <w:bottom w:val="single" w:sz="4" w:space="24" w:color="auto"/>
+            <w:right w:val="single" w:sz="4" w:space="24" w:color="auto"/>
+          </w:pgBorders>
+          <w:cols w:space="720"/>
+          <w:docGrid w:linePitch="360"/>
+        </w:sectPr>
+      </w:pPr>
+    </w:p>
+    <w:p>
+      <w:pPr>
+        <w:rPr>
+          <w:b/>
+          <w:bCs/>
+          <w:i/>
+          <w:iCs/>
+          <w:color w:val="FF0000"/>
+          <w:sz w:val="48"/>
+          <w:szCs w:val="48"/>
+        </w:rPr>
+      </w:pPr>
+      <w:r>
+        <w:rPr>
+          <w:noProof/>
+          <w:sz w:val="36"/>
+          <w:szCs w:val="36"/>
+        </w:rPr>
+        <w:lastRenderedPageBreak/>
+        <w:drawing>
+          <wp:anchor distT="0" distB="0" distL="114300" distR="114300" simplePos="0" relativeHeight="251992064" behindDoc="0" locked="0" layoutInCell="1" allowOverlap="1" wp14:anchorId="72FDF12D" wp14:editId="1B713EB2">
+            <wp:simplePos x="0" y="0"/>
+            <wp:positionH relativeFrom="column">
+              <wp:posOffset>5063969</wp:posOffset>
+            </wp:positionH>
+            <wp:positionV relativeFrom="paragraph">
+              <wp:posOffset>-93956</wp:posOffset>
+            </wp:positionV>
+            <wp:extent cx="1735551" cy="1627281"/>
+            <wp:effectExtent l="76200" t="76200" r="131445" b="125730"/>
+            <wp:wrapNone/>
+            <wp:docPr id="530306071" name="Picture 1"/>
+            <wp:cNvGraphicFramePr>
+              <a:graphicFrameLocks xmlns:a="http://schemas.openxmlformats.org/drawingml/2006/main" noChangeAspect="1"/>
+            </wp:cNvGraphicFramePr>
+            <a:graphic xmlns:a="http://schemas.openxmlformats.org/drawingml/2006/main">
+              <a:graphicData uri="http://schemas.openxmlformats.org/drawingml/2006/picture">
+                <pic:pic xmlns:pic="http://schemas.openxmlformats.org/drawingml/2006/picture">
+                  <pic:nvPicPr>
+                    <pic:cNvPr id="530306071" name=""/>
+                    <pic:cNvPicPr/>
+                  </pic:nvPicPr>
+                  <pic:blipFill rotWithShape="1">
+                    <a:blip r:embed="rId59">
+                      <a:extLst>
+                        <a:ext uri="{28A0092B-C50C-407E-A947-70E740481C1C}">
+                          <a14:useLocalDpi xmlns:a14="http://schemas.microsoft.com/office/drawing/2010/main" val="0"/>
+                        </a:ext>
+                      </a:extLst>
+                    </a:blip>
+                    <a:srcRect r="39170"/>
+                    <a:stretch>
+                      <a:fillRect/>
+                    </a:stretch>
+                  </pic:blipFill>
+                  <pic:spPr bwMode="auto">
+                    <a:xfrm>
+                      <a:off x="0" y="0"/>
+                      <a:ext cx="1735551" cy="1627281"/>
+                    </a:xfrm>
+                    <a:prstGeom prst="rect">
+                      <a:avLst/>
+                    </a:prstGeom>
+                    <a:ln w="38100" cap="sq">
+                      <a:solidFill>
+                        <a:srgbClr val="000000"/>
+                      </a:solidFill>
+                      <a:prstDash val="solid"/>
+                      <a:miter lim="800000"/>
+                    </a:ln>
+                    <a:effectLst>
+                      <a:outerShdw blurRad="50800" dist="38100" dir="2700000" algn="tl" rotWithShape="0">
+                        <a:srgbClr val="000000">
+                          <a:alpha val="43000"/>
+                        </a:srgbClr>
+                      </a:outerShdw>
+                    </a:effectLst>
+                    <a:extLst>
+                      <a:ext uri="{53640926-AAD7-44D8-BBD7-CCE9431645EC}">
+                        <a14:shadowObscured xmlns:a14="http://schemas.microsoft.com/office/drawing/2010/main"/>
+                      </a:ext>
+                    </a:extLst>
+                  </pic:spPr>
+                </pic:pic>
+              </a:graphicData>
+            </a:graphic>
+            <wp14:sizeRelH relativeFrom="margin">
+              <wp14:pctWidth>0</wp14:pctWidth>
+            </wp14:sizeRelH>
+            <wp14:sizeRelV relativeFrom="margin">
+              <wp14:pctHeight>0</wp14:pctHeight>
+            </wp14:sizeRelV>
+          </wp:anchor>
+        </w:drawing>
+      </w:r>
+      <w:r>
+        <w:rPr>
+          <w:noProof/>
+          <w:sz w:val="36"/>
+          <w:szCs w:val="36"/>
+        </w:rPr>
+        <w:drawing>
+          <wp:anchor distT="0" distB="0" distL="114300" distR="114300" simplePos="0" relativeHeight="251991040" behindDoc="0" locked="0" layoutInCell="1" allowOverlap="1" wp14:anchorId="6DD6703A" wp14:editId="2CADD8FA">
+            <wp:simplePos x="0" y="0"/>
+            <wp:positionH relativeFrom="column">
+              <wp:posOffset>1813596</wp:posOffset>
+            </wp:positionH>
+            <wp:positionV relativeFrom="paragraph">
+              <wp:posOffset>-316434</wp:posOffset>
+            </wp:positionV>
+            <wp:extent cx="3357999" cy="1850221"/>
+            <wp:effectExtent l="76200" t="76200" r="128270" b="131445"/>
+            <wp:wrapNone/>
+            <wp:docPr id="1295475528" name="Picture 1"/>
+            <wp:cNvGraphicFramePr>
+              <a:graphicFrameLocks xmlns:a="http://schemas.openxmlformats.org/drawingml/2006/main" noChangeAspect="1"/>
+            </wp:cNvGraphicFramePr>
+            <a:graphic xmlns:a="http://schemas.openxmlformats.org/drawingml/2006/main">
+              <a:graphicData uri="http://schemas.openxmlformats.org/drawingml/2006/picture">
+                <pic:pic xmlns:pic="http://schemas.openxmlformats.org/drawingml/2006/picture">
+                  <pic:nvPicPr>
+                    <pic:cNvPr id="1295475528" name=""/>
+                    <pic:cNvPicPr/>
+                  </pic:nvPicPr>
+                  <pic:blipFill>
+                    <a:blip r:embed="rId60">
+                      <a:extLst>
+                        <a:ext uri="{28A0092B-C50C-407E-A947-70E740481C1C}">
+                          <a14:useLocalDpi xmlns:a14="http://schemas.microsoft.com/office/drawing/2010/main" val="0"/>
+                        </a:ext>
+                      </a:extLst>
+                    </a:blip>
+                    <a:stretch>
+                      <a:fillRect/>
+                    </a:stretch>
+                  </pic:blipFill>
+                  <pic:spPr>
+                    <a:xfrm>
+                      <a:off x="0" y="0"/>
+                      <a:ext cx="3357999" cy="1850221"/>
+                    </a:xfrm>
+                    <a:prstGeom prst="rect">
+                      <a:avLst/>
+                    </a:prstGeom>
+                    <a:ln w="38100" cap="sq">
+                      <a:solidFill>
+                        <a:srgbClr val="000000"/>
+                      </a:solidFill>
+                      <a:prstDash val="solid"/>
+                      <a:miter lim="800000"/>
+                    </a:ln>
+                    <a:effectLst>
+                      <a:outerShdw blurRad="50800" dist="38100" dir="2700000" algn="tl" rotWithShape="0">
+                        <a:srgbClr val="000000">
+                          <a:alpha val="43000"/>
+                        </a:srgbClr>
+                      </a:outerShdw>
+                    </a:effectLst>
+                  </pic:spPr>
+                </pic:pic>
+              </a:graphicData>
+            </a:graphic>
+            <wp14:sizeRelH relativeFrom="margin">
+              <wp14:pctWidth>0</wp14:pctWidth>
+            </wp14:sizeRelH>
+            <wp14:sizeRelV relativeFrom="margin">
+              <wp14:pctHeight>0</wp14:pctHeight>
+            </wp14:sizeRelV>
+          </wp:anchor>
+        </w:drawing>
+      </w:r>
+      <w:r>
+        <w:rPr>
+          <w:b/>
+          <w:bCs/>
+          <w:i/>
+          <w:iCs/>
+          <w:color w:val="FF0000"/>
+          <w:sz w:val="48"/>
+          <w:szCs w:val="48"/>
+        </w:rPr>
+        <w:t>- Testbench:</w:t>
+      </w:r>
+    </w:p>
+    <w:p>
+      <w:pPr>
+        <w:rPr>
+          <w:sz w:val="36"/>
+          <w:szCs w:val="36"/>
+        </w:rPr>
+      </w:pPr>
+    </w:p>
+    <w:p>
+      <w:pPr>
+        <w:rPr>
+          <w:sz w:val="36"/>
+          <w:szCs w:val="36"/>
+        </w:rPr>
+      </w:pPr>
+    </w:p>
+    <w:p>
+      <w:pPr>
+        <w:rPr>
+          <w:sz w:val="36"/>
+          <w:szCs w:val="36"/>
+        </w:rPr>
+      </w:pPr>
+      <w:r>
+        <w:rPr>
+          <w:noProof/>
+          <w:sz w:val="36"/>
+          <w:szCs w:val="36"/>
+        </w:rPr>
+        <w:drawing>
+          <wp:anchor distT="0" distB="0" distL="114300" distR="114300" simplePos="0" relativeHeight="251995136" behindDoc="0" locked="0" layoutInCell="1" allowOverlap="1" wp14:anchorId="5F0E2885" wp14:editId="749DD397">
+            <wp:simplePos x="0" y="0"/>
+            <wp:positionH relativeFrom="column">
+              <wp:posOffset>3951821</wp:posOffset>
+            </wp:positionH>
+            <wp:positionV relativeFrom="paragraph">
+              <wp:posOffset>145403</wp:posOffset>
+            </wp:positionV>
+            <wp:extent cx="2769870" cy="2259936"/>
+            <wp:effectExtent l="76200" t="76200" r="125730" b="140970"/>
+            <wp:wrapNone/>
+            <wp:docPr id="157676641" name="Picture 1"/>
+            <wp:cNvGraphicFramePr>
+              <a:graphicFrameLocks xmlns:a="http://schemas.openxmlformats.org/drawingml/2006/main" noChangeAspect="1"/>
+            </wp:cNvGraphicFramePr>
+            <a:graphic xmlns:a="http://schemas.openxmlformats.org/drawingml/2006/main">
+              <a:graphicData uri="http://schemas.openxmlformats.org/drawingml/2006/picture">
+                <pic:pic xmlns:pic="http://schemas.openxmlformats.org/drawingml/2006/picture">
+                  <pic:nvPicPr>
+                    <pic:cNvPr id="157676641" name=""/>
+                    <pic:cNvPicPr/>
+                  </pic:nvPicPr>
+                  <pic:blipFill>
+                    <a:blip r:embed="rId61">
+                      <a:extLst>
+                        <a:ext uri="{28A0092B-C50C-407E-A947-70E740481C1C}">
+                          <a14:useLocalDpi xmlns:a14="http://schemas.microsoft.com/office/drawing/2010/main" val="0"/>
+                        </a:ext>
+                      </a:extLst>
+                    </a:blip>
+                    <a:stretch>
+                      <a:fillRect/>
+                    </a:stretch>
+                  </pic:blipFill>
+                  <pic:spPr>
+                    <a:xfrm>
+                      <a:off x="0" y="0"/>
+                      <a:ext cx="2781333" cy="2269289"/>
+                    </a:xfrm>
+                    <a:prstGeom prst="rect">
+                      <a:avLst/>
+                    </a:prstGeom>
+                    <a:ln w="38100" cap="sq">
+                      <a:solidFill>
+                        <a:srgbClr val="000000"/>
+                      </a:solidFill>
+                      <a:prstDash val="solid"/>
+                      <a:miter lim="800000"/>
+                    </a:ln>
+                    <a:effectLst>
+                      <a:outerShdw blurRad="50800" dist="38100" dir="2700000" algn="tl" rotWithShape="0">
+                        <a:srgbClr val="000000">
+                          <a:alpha val="43000"/>
+                        </a:srgbClr>
+                      </a:outerShdw>
+                    </a:effectLst>
+                  </pic:spPr>
+                </pic:pic>
+              </a:graphicData>
+            </a:graphic>
+            <wp14:sizeRelH relativeFrom="margin">
+              <wp14:pctWidth>0</wp14:pctWidth>
+            </wp14:sizeRelH>
+            <wp14:sizeRelV relativeFrom="margin">
+              <wp14:pctHeight>0</wp14:pctHeight>
+            </wp14:sizeRelV>
+          </wp:anchor>
+        </w:drawing>
+      </w:r>
+      <w:r>
+        <w:rPr>
+          <w:noProof/>
+          <w:sz w:val="36"/>
+          <w:szCs w:val="36"/>
+        </w:rPr>
+        <w:drawing>
+          <wp:anchor distT="0" distB="0" distL="114300" distR="114300" simplePos="0" relativeHeight="251994112" behindDoc="0" locked="0" layoutInCell="1" allowOverlap="1" wp14:anchorId="66DEB144" wp14:editId="68784891">
+            <wp:simplePos x="0" y="0"/>
+            <wp:positionH relativeFrom="column">
+              <wp:posOffset>-214739</wp:posOffset>
+            </wp:positionH>
+            <wp:positionV relativeFrom="paragraph">
+              <wp:posOffset>145403</wp:posOffset>
+            </wp:positionV>
+            <wp:extent cx="4133491" cy="1640090"/>
+            <wp:effectExtent l="76200" t="76200" r="133985" b="132080"/>
+            <wp:wrapNone/>
+            <wp:docPr id="1494498535" name="Picture 1"/>
+            <wp:cNvGraphicFramePr>
+              <a:graphicFrameLocks xmlns:a="http://schemas.openxmlformats.org/drawingml/2006/main" noChangeAspect="1"/>
+            </wp:cNvGraphicFramePr>
+            <a:graphic xmlns:a="http://schemas.openxmlformats.org/drawingml/2006/main">
+              <a:graphicData uri="http://schemas.openxmlformats.org/drawingml/2006/picture">
+                <pic:pic xmlns:pic="http://schemas.openxmlformats.org/drawingml/2006/picture">
+                  <pic:nvPicPr>
+                    <pic:cNvPr id="1494498535" name=""/>
+                    <pic:cNvPicPr/>
+                  </pic:nvPicPr>
+                  <pic:blipFill>
+                    <a:blip r:embed="rId62">
+                      <a:extLst>
+                        <a:ext uri="{28A0092B-C50C-407E-A947-70E740481C1C}">
+                          <a14:useLocalDpi xmlns:a14="http://schemas.microsoft.com/office/drawing/2010/main" val="0"/>
+                        </a:ext>
+                      </a:extLst>
+                    </a:blip>
+                    <a:stretch>
+                      <a:fillRect/>
+                    </a:stretch>
+                  </pic:blipFill>
+                  <pic:spPr>
+                    <a:xfrm>
+                      <a:off x="0" y="0"/>
+                      <a:ext cx="4139917" cy="1642640"/>
+                    </a:xfrm>
+                    <a:prstGeom prst="rect">
+                      <a:avLst/>
+                    </a:prstGeom>
+                    <a:ln w="38100" cap="sq">
+                      <a:solidFill>
+                        <a:srgbClr val="000000"/>
+                      </a:solidFill>
+                      <a:prstDash val="solid"/>
+                      <a:miter lim="800000"/>
+                    </a:ln>
+                    <a:effectLst>
+                      <a:outerShdw blurRad="50800" dist="38100" dir="2700000" algn="tl" rotWithShape="0">
+                        <a:srgbClr val="000000">
+                          <a:alpha val="43000"/>
+                        </a:srgbClr>
+                      </a:outerShdw>
+                    </a:effectLst>
+                  </pic:spPr>
+                </pic:pic>
+              </a:graphicData>
+            </a:graphic>
+            <wp14:sizeRelH relativeFrom="margin">
+              <wp14:pctWidth>0</wp14:pctWidth>
+            </wp14:sizeRelH>
+            <wp14:sizeRelV relativeFrom="margin">
+              <wp14:pctHeight>0</wp14:pctHeight>
+            </wp14:sizeRelV>
+          </wp:anchor>
+        </w:drawing>
+      </w:r>
+    </w:p>
+    <w:p>
+      <w:pPr>
+        <w:rPr>
+          <w:sz w:val="36"/>
+          <w:szCs w:val="36"/>
+        </w:rPr>
+      </w:pPr>
+    </w:p>
+    <w:p>
+      <w:pPr>
+        <w:rPr>
+          <w:sz w:val="36"/>
+          <w:szCs w:val="36"/>
+        </w:rPr>
+      </w:pPr>
+    </w:p>
+    <w:p>
+      <w:pPr>
+        <w:rPr>
+          <w:sz w:val="36"/>
+          <w:szCs w:val="36"/>
+        </w:rPr>
+      </w:pPr>
+    </w:p>
+    <w:p>
+      <w:pPr>
+        <w:rPr>
+          <w:sz w:val="36"/>
+          <w:szCs w:val="36"/>
+        </w:rPr>
+      </w:pPr>
+    </w:p>
+    <w:p>
+      <w:pPr>
+        <w:rPr>
+          <w:sz w:val="36"/>
+          <w:szCs w:val="36"/>
+        </w:rPr>
+      </w:pPr>
+      <w:r>
+        <w:rPr>
+          <w:noProof/>
+          <w:sz w:val="36"/>
+          <w:szCs w:val="36"/>
+        </w:rPr>
+        <w:drawing>
+          <wp:anchor distT="0" distB="0" distL="114300" distR="114300" simplePos="0" relativeHeight="251996160" behindDoc="0" locked="0" layoutInCell="1" allowOverlap="1" wp14:anchorId="5D01DDCF" wp14:editId="6D8468C6">
+            <wp:simplePos x="0" y="0"/>
+            <wp:positionH relativeFrom="column">
+              <wp:posOffset>2360</wp:posOffset>
+            </wp:positionH>
+            <wp:positionV relativeFrom="paragraph">
+              <wp:posOffset>420909</wp:posOffset>
+            </wp:positionV>
+            <wp:extent cx="6512944" cy="3977220"/>
+            <wp:effectExtent l="76200" t="76200" r="135890" b="137795"/>
+            <wp:wrapNone/>
+            <wp:docPr id="49479443" name="Picture 1"/>
+            <wp:cNvGraphicFramePr>
+              <a:graphicFrameLocks xmlns:a="http://schemas.openxmlformats.org/drawingml/2006/main" noChangeAspect="1"/>
+            </wp:cNvGraphicFramePr>
+            <a:graphic xmlns:a="http://schemas.openxmlformats.org/drawingml/2006/main">
+              <a:graphicData uri="http://schemas.openxmlformats.org/drawingml/2006/picture">
+                <pic:pic xmlns:pic="http://schemas.openxmlformats.org/drawingml/2006/picture">
+                  <pic:nvPicPr>
+                    <pic:cNvPr id="49479443" name=""/>
+                    <pic:cNvPicPr/>
+                  </pic:nvPicPr>
+                  <pic:blipFill>
+                    <a:blip r:embed="rId63">
+                      <a:extLst>
+                        <a:ext uri="{28A0092B-C50C-407E-A947-70E740481C1C}">
+                          <a14:useLocalDpi xmlns:a14="http://schemas.microsoft.com/office/drawing/2010/main" val="0"/>
+                        </a:ext>
+                      </a:extLst>
+                    </a:blip>
+                    <a:stretch>
+                      <a:fillRect/>
+                    </a:stretch>
+                  </pic:blipFill>
+                  <pic:spPr>
+                    <a:xfrm>
+                      <a:off x="0" y="0"/>
+                      <a:ext cx="6514622" cy="3978245"/>
+                    </a:xfrm>
+                    <a:prstGeom prst="rect">
+                      <a:avLst/>
+                    </a:prstGeom>
+                    <a:ln w="38100" cap="sq">
+                      <a:solidFill>
+                        <a:srgbClr val="000000"/>
+                      </a:solidFill>
+                      <a:prstDash val="solid"/>
+                      <a:miter lim="800000"/>
+                    </a:ln>
+                    <a:effectLst>
+                      <a:outerShdw blurRad="50800" dist="38100" dir="2700000" algn="tl" rotWithShape="0">
+                        <a:srgbClr val="000000">
+                          <a:alpha val="43000"/>
+                        </a:srgbClr>
+                      </a:outerShdw>
+                    </a:effectLst>
+                  </pic:spPr>
+                </pic:pic>
+              </a:graphicData>
+            </a:graphic>
+            <wp14:sizeRelH relativeFrom="margin">
+              <wp14:pctWidth>0</wp14:pctWidth>
+            </wp14:sizeRelH>
+            <wp14:sizeRelV relativeFrom="margin">
+              <wp14:pctHeight>0</wp14:pctHeight>
+            </wp14:sizeRelV>
+          </wp:anchor>
+        </w:drawing>
+      </w:r>
+    </w:p>
+    <w:p>
+      <w:pPr>
+        <w:rPr>
+          <w:sz w:val="36"/>
+          <w:szCs w:val="36"/>
+        </w:rPr>
+      </w:pPr>
+    </w:p>
+    <w:p>
+      <w:pPr>
+        <w:rPr>
+          <w:sz w:val="36"/>
+          <w:szCs w:val="36"/>
+        </w:rPr>
+      </w:pPr>
+    </w:p>
+    <w:p>
+      <w:pPr>
+        <w:rPr>
+          <w:sz w:val="36"/>
+          <w:szCs w:val="36"/>
+        </w:rPr>
+      </w:pPr>
+    </w:p>
+    <w:p>
+      <w:pPr>
+        <w:rPr>
+          <w:sz w:val="36"/>
+          <w:szCs w:val="36"/>
+        </w:rPr>
+      </w:pPr>
+    </w:p>
+    <w:p>
+      <w:pPr>
+        <w:rPr>
+          <w:sz w:val="36"/>
+          <w:szCs w:val="36"/>
+        </w:rPr>
+      </w:pPr>
+    </w:p>
+    <w:p>
+      <w:pPr>
+        <w:rPr>
+          <w:sz w:val="36"/>
+          <w:szCs w:val="36"/>
+        </w:rPr>
+      </w:pPr>
+    </w:p>
+    <w:p>
+      <w:pPr>
+        <w:rPr>
+          <w:sz w:val="36"/>
+          <w:szCs w:val="36"/>
+        </w:rPr>
+      </w:pPr>
+    </w:p>
+    <w:p>
+      <w:pPr>
+        <w:rPr>
+          <w:sz w:val="36"/>
+          <w:szCs w:val="36"/>
+        </w:rPr>
+      </w:pPr>
+    </w:p>
+    <w:p>
+      <w:pPr>
+        <w:rPr>
+          <w:sz w:val="36"/>
+          <w:szCs w:val="36"/>
+        </w:rPr>
+      </w:pPr>
+    </w:p>
+    <w:p>
+      <w:pPr>
+        <w:rPr>
+          <w:sz w:val="36"/>
+          <w:szCs w:val="36"/>
+        </w:rPr>
+      </w:pPr>
+    </w:p>
+    <w:p>
+      <w:pPr>
+        <w:rPr>
+          <w:sz w:val="36"/>
+          <w:szCs w:val="36"/>
+        </w:rPr>
+      </w:pPr>
+    </w:p>
+    <w:p>
+      <w:pPr>
+        <w:rPr>
+          <w:sz w:val="36"/>
+          <w:szCs w:val="36"/>
+        </w:rPr>
+      </w:pPr>
+      <w:r>
+        <w:rPr>
+          <w:noProof/>
+          <w:sz w:val="36"/>
+          <w:szCs w:val="36"/>
+        </w:rPr>
+        <w:lastRenderedPageBreak/>
+        <w:drawing>
+          <wp:anchor distT="0" distB="0" distL="114300" distR="114300" simplePos="0" relativeHeight="251993088" behindDoc="0" locked="0" layoutInCell="1" allowOverlap="1" wp14:anchorId="05AE519E" wp14:editId="26729BFE">
+            <wp:simplePos x="0" y="0"/>
+            <wp:positionH relativeFrom="column">
+              <wp:posOffset>-290195</wp:posOffset>
+            </wp:positionH>
+            <wp:positionV relativeFrom="paragraph">
+              <wp:posOffset>-247686</wp:posOffset>
+            </wp:positionV>
+            <wp:extent cx="4695461" cy="5771071"/>
+            <wp:effectExtent l="76200" t="76200" r="124460" b="134620"/>
+            <wp:wrapNone/>
+            <wp:docPr id="1196923108" name="Picture 1"/>
+            <wp:cNvGraphicFramePr>
+              <a:graphicFrameLocks xmlns:a="http://schemas.openxmlformats.org/drawingml/2006/main" noChangeAspect="1"/>
+            </wp:cNvGraphicFramePr>
+            <a:graphic xmlns:a="http://schemas.openxmlformats.org/drawingml/2006/main">
+              <a:graphicData uri="http://schemas.openxmlformats.org/drawingml/2006/picture">
+                <pic:pic xmlns:pic="http://schemas.openxmlformats.org/drawingml/2006/picture">
+                  <pic:nvPicPr>
+                    <pic:cNvPr id="1196923108" name=""/>
+                    <pic:cNvPicPr/>
+                  </pic:nvPicPr>
+                  <pic:blipFill>
+                    <a:blip r:embed="rId64">
+                      <a:extLst>
+                        <a:ext uri="{28A0092B-C50C-407E-A947-70E740481C1C}">
+                          <a14:useLocalDpi xmlns:a14="http://schemas.microsoft.com/office/drawing/2010/main" val="0"/>
+                        </a:ext>
+                      </a:extLst>
+                    </a:blip>
+                    <a:stretch>
+                      <a:fillRect/>
+                    </a:stretch>
+                  </pic:blipFill>
+                  <pic:spPr>
+                    <a:xfrm>
+                      <a:off x="0" y="0"/>
+                      <a:ext cx="4695461" cy="5771071"/>
+                    </a:xfrm>
+                    <a:prstGeom prst="rect">
+                      <a:avLst/>
+                    </a:prstGeom>
+                    <a:ln w="38100" cap="sq">
+                      <a:solidFill>
+                        <a:srgbClr val="000000"/>
+                      </a:solidFill>
+                      <a:prstDash val="solid"/>
+                      <a:miter lim="800000"/>
+                    </a:ln>
+                    <a:effectLst>
+                      <a:outerShdw blurRad="50800" dist="38100" dir="2700000" algn="tl" rotWithShape="0">
+                        <a:srgbClr val="000000">
+                          <a:alpha val="43000"/>
+                        </a:srgbClr>
+                      </a:outerShdw>
+                    </a:effectLst>
+                  </pic:spPr>
+                </pic:pic>
+              </a:graphicData>
+            </a:graphic>
+            <wp14:sizeRelH relativeFrom="margin">
+              <wp14:pctWidth>0</wp14:pctWidth>
+            </wp14:sizeRelH>
+            <wp14:sizeRelV relativeFrom="margin">
+              <wp14:pctHeight>0</wp14:pctHeight>
+            </wp14:sizeRelV>
+          </wp:anchor>
+        </w:drawing>
+      </w:r>
+    </w:p>
+    <w:p>
+      <w:pPr>
+        <w:rPr>
+          <w:sz w:val="36"/>
+          <w:szCs w:val="36"/>
+        </w:rPr>
+      </w:pPr>
+    </w:p>
+    <w:p>
+      <w:pPr>
+        <w:rPr>
+          <w:sz w:val="36"/>
+          <w:szCs w:val="36"/>
+        </w:rPr>
+        <w:sectPr>
+          <w:pgSz w:w="12242" w:h="15842" w:code="1"/>
+          <w:pgMar w:top="1151" w:right="1151" w:bottom="1151" w:left="1151" w:header="720" w:footer="720" w:gutter="0"/>
+          <w:pgBorders w:offsetFrom="page">
+            <w:top w:val="single" w:sz="4" w:space="24" w:color="auto"/>
+            <w:left w:val="single" w:sz="4" w:space="24" w:color="auto"/>
+            <w:bottom w:val="single" w:sz="4" w:space="24" w:color="auto"/>
+            <w:right w:val="single" w:sz="4" w:space="24" w:color="auto"/>
+          </w:pgBorders>
+          <w:cols w:space="720"/>
+          <w:docGrid w:linePitch="360"/>
+        </w:sectPr>
+      </w:pPr>
+      <w:r>
+        <w:rPr>
+          <w:noProof/>
+          <w:sz w:val="36"/>
+          <w:szCs w:val="36"/>
+        </w:rPr>
+        <w:drawing>
+          <wp:anchor distT="0" distB="0" distL="114300" distR="114300" simplePos="0" relativeHeight="251997184" behindDoc="0" locked="0" layoutInCell="1" allowOverlap="1" wp14:anchorId="2A3B074E" wp14:editId="61402F7E">
+            <wp:simplePos x="0" y="0"/>
+            <wp:positionH relativeFrom="column">
+              <wp:posOffset>1615129</wp:posOffset>
+            </wp:positionH>
+            <wp:positionV relativeFrom="paragraph">
+              <wp:posOffset>3508914</wp:posOffset>
+            </wp:positionV>
+            <wp:extent cx="4408099" cy="4664868"/>
+            <wp:effectExtent l="76200" t="76200" r="126365" b="135890"/>
+            <wp:wrapNone/>
+            <wp:docPr id="1797261112" name="Picture 1"/>
+            <wp:cNvGraphicFramePr>
+              <a:graphicFrameLocks xmlns:a="http://schemas.openxmlformats.org/drawingml/2006/main" noChangeAspect="1"/>
+            </wp:cNvGraphicFramePr>
+            <a:graphic xmlns:a="http://schemas.openxmlformats.org/drawingml/2006/main">
+              <a:graphicData uri="http://schemas.openxmlformats.org/drawingml/2006/picture">
+                <pic:pic xmlns:pic="http://schemas.openxmlformats.org/drawingml/2006/picture">
+                  <pic:nvPicPr>
+                    <pic:cNvPr id="1797261112" name=""/>
+                    <pic:cNvPicPr/>
+                  </pic:nvPicPr>
+                  <pic:blipFill>
+                    <a:blip r:embed="rId65">
+                      <a:extLst>
+                        <a:ext uri="{28A0092B-C50C-407E-A947-70E740481C1C}">
+                          <a14:useLocalDpi xmlns:a14="http://schemas.microsoft.com/office/drawing/2010/main" val="0"/>
+                        </a:ext>
+                      </a:extLst>
+                    </a:blip>
+                    <a:stretch>
+                      <a:fillRect/>
+                    </a:stretch>
+                  </pic:blipFill>
+                  <pic:spPr>
+                    <a:xfrm>
+                      <a:off x="0" y="0"/>
+                      <a:ext cx="4408099" cy="4664868"/>
+                    </a:xfrm>
+                    <a:prstGeom prst="rect">
+                      <a:avLst/>
+                    </a:prstGeom>
+                    <a:ln w="38100" cap="sq">
+                      <a:solidFill>
+                        <a:srgbClr val="000000"/>
+                      </a:solidFill>
+                      <a:prstDash val="solid"/>
+                      <a:miter lim="800000"/>
+                    </a:ln>
+                    <a:effectLst>
+                      <a:outerShdw blurRad="50800" dist="38100" dir="2700000" algn="tl" rotWithShape="0">
+                        <a:srgbClr val="000000">
+                          <a:alpha val="43000"/>
+                        </a:srgbClr>
+                      </a:outerShdw>
+                    </a:effectLst>
+                  </pic:spPr>
+                </pic:pic>
+              </a:graphicData>
+            </a:graphic>
+            <wp14:sizeRelH relativeFrom="margin">
+              <wp14:pctWidth>0</wp14:pctWidth>
+            </wp14:sizeRelH>
+            <wp14:sizeRelV relativeFrom="margin">
+              <wp14:pctHeight>0</wp14:pctHeight>
+            </wp14:sizeRelV>
+          </wp:anchor>
+        </w:drawing>
+      </w:r>
+    </w:p>
+    <w:p>
+      <w:pPr>
+        <w:tabs>
+          <w:tab w:val="center" w:pos="4968"/>
+        </w:tabs>
+        <w:rPr>
+          <w:b/>
+          <w:bCs/>
+          <w:i/>
+          <w:iCs/>
+          <w:color w:val="FF0000"/>
+          <w:sz w:val="48"/>
+          <w:szCs w:val="48"/>
+        </w:rPr>
+      </w:pPr>
+      <w:r>
+        <w:rPr>
+          <w:noProof/>
+          <w:sz w:val="36"/>
+          <w:szCs w:val="36"/>
+        </w:rPr>
+        <w:lastRenderedPageBreak/>
+        <w:drawing>
+          <wp:anchor distT="0" distB="0" distL="114300" distR="114300" simplePos="0" relativeHeight="251998208" behindDoc="0" locked="0" layoutInCell="1" allowOverlap="1" wp14:anchorId="3DB473D8" wp14:editId="0A07AF9B">
+            <wp:simplePos x="0" y="0"/>
+            <wp:positionH relativeFrom="column">
+              <wp:posOffset>-92530</wp:posOffset>
+            </wp:positionH>
+            <wp:positionV relativeFrom="paragraph">
+              <wp:posOffset>528572</wp:posOffset>
+            </wp:positionV>
+            <wp:extent cx="6564702" cy="1687406"/>
+            <wp:effectExtent l="76200" t="76200" r="140970" b="141605"/>
+            <wp:wrapNone/>
+            <wp:docPr id="1007891348" name="Picture 1"/>
+            <wp:cNvGraphicFramePr>
+              <a:graphicFrameLocks xmlns:a="http://schemas.openxmlformats.org/drawingml/2006/main" noChangeAspect="1"/>
+            </wp:cNvGraphicFramePr>
+            <a:graphic xmlns:a="http://schemas.openxmlformats.org/drawingml/2006/main">
+              <a:graphicData uri="http://schemas.openxmlformats.org/drawingml/2006/picture">
+                <pic:pic xmlns:pic="http://schemas.openxmlformats.org/drawingml/2006/picture">
+                  <pic:nvPicPr>
+                    <pic:cNvPr id="1007891348" name=""/>
+                    <pic:cNvPicPr/>
+                  </pic:nvPicPr>
+                  <pic:blipFill>
+                    <a:blip r:embed="rId66">
+                      <a:extLst>
+                        <a:ext uri="{28A0092B-C50C-407E-A947-70E740481C1C}">
+                          <a14:useLocalDpi xmlns:a14="http://schemas.microsoft.com/office/drawing/2010/main" val="0"/>
+                        </a:ext>
+                      </a:extLst>
+                    </a:blip>
+                    <a:stretch>
+                      <a:fillRect/>
+                    </a:stretch>
+                  </pic:blipFill>
+                  <pic:spPr>
+                    <a:xfrm>
+                      <a:off x="0" y="0"/>
+                      <a:ext cx="6569916" cy="1688746"/>
+                    </a:xfrm>
+                    <a:prstGeom prst="rect">
+                      <a:avLst/>
+                    </a:prstGeom>
+                    <a:ln w="38100" cap="sq">
+                      <a:solidFill>
+                        <a:srgbClr val="000000"/>
+                      </a:solidFill>
+                      <a:prstDash val="solid"/>
+                      <a:miter lim="800000"/>
+                    </a:ln>
+                    <a:effectLst>
+                      <a:outerShdw blurRad="50800" dist="38100" dir="2700000" algn="tl" rotWithShape="0">
+                        <a:srgbClr val="000000">
+                          <a:alpha val="43000"/>
+                        </a:srgbClr>
+                      </a:outerShdw>
+                    </a:effectLst>
+                  </pic:spPr>
+                </pic:pic>
+              </a:graphicData>
+            </a:graphic>
+            <wp14:sizeRelH relativeFrom="margin">
+              <wp14:pctWidth>0</wp14:pctWidth>
+            </wp14:sizeRelH>
+            <wp14:sizeRelV relativeFrom="margin">
+              <wp14:pctHeight>0</wp14:pctHeight>
+            </wp14:sizeRelV>
+          </wp:anchor>
+        </w:drawing>
+      </w:r>
+      <w:r>
+        <w:rPr>
+          <w:b/>
+          <w:bCs/>
+          <w:i/>
+          <w:iCs/>
+          <w:color w:val="FF0000"/>
+          <w:sz w:val="48"/>
+          <w:szCs w:val="48"/>
+        </w:rPr>
+        <w:t>- Do file</w:t>
+      </w:r>
+    </w:p>
+    <w:p>
+      <w:pPr>
+        <w:rPr>
+          <w:sz w:val="36"/>
+          <w:szCs w:val="36"/>
+        </w:rPr>
+      </w:pPr>
+    </w:p>
+    <w:p>
+      <w:pPr>
+        <w:rPr>
+          <w:sz w:val="36"/>
+          <w:szCs w:val="36"/>
+        </w:rPr>
+      </w:pPr>
+    </w:p>
+    <w:p>
+      <w:pPr>
+        <w:rPr>
+          <w:sz w:val="36"/>
+          <w:szCs w:val="36"/>
+        </w:rPr>
+      </w:pPr>
+    </w:p>
+    <w:p>
+      <w:pPr>
+        <w:rPr>
+          <w:sz w:val="36"/>
+          <w:szCs w:val="36"/>
+        </w:rPr>
+      </w:pPr>
+    </w:p>
+    <w:p>
+      <w:pPr>
+        <w:rPr>
+          <w:b/>
+          <w:bCs/>
+          <w:i/>
+          <w:iCs/>
+          <w:color w:val="FF0000"/>
+          <w:sz w:val="48"/>
+          <w:szCs w:val="48"/>
+        </w:rPr>
+      </w:pPr>
+    </w:p>
+    <w:p>
+      <w:pPr>
+        <w:rPr>
+          <w:sz w:val="36"/>
+          <w:szCs w:val="36"/>
+        </w:rPr>
+      </w:pPr>
+      <w:r>
+        <w:rPr>
+          <w:b/>
+          <w:bCs/>
+          <w:i/>
+          <w:iCs/>
+          <w:noProof/>
+          <w:color w:val="FF0000"/>
+          <w:sz w:val="48"/>
+          <w:szCs w:val="48"/>
+        </w:rPr>
+        <w:drawing>
+          <wp:anchor distT="0" distB="0" distL="114300" distR="114300" simplePos="0" relativeHeight="251999232" behindDoc="0" locked="0" layoutInCell="1" allowOverlap="1" wp14:anchorId="4215F861" wp14:editId="1C02CB19">
+            <wp:simplePos x="0" y="0"/>
+            <wp:positionH relativeFrom="column">
+              <wp:posOffset>0</wp:posOffset>
+            </wp:positionH>
+            <wp:positionV relativeFrom="paragraph">
+              <wp:posOffset>425247</wp:posOffset>
+            </wp:positionV>
+            <wp:extent cx="6311900" cy="1468755"/>
+            <wp:effectExtent l="76200" t="76200" r="127000" b="131445"/>
+            <wp:wrapNone/>
+            <wp:docPr id="1850396390" name="Picture 1"/>
+            <wp:cNvGraphicFramePr>
+              <a:graphicFrameLocks xmlns:a="http://schemas.openxmlformats.org/drawingml/2006/main" noChangeAspect="1"/>
+            </wp:cNvGraphicFramePr>
+            <a:graphic xmlns:a="http://schemas.openxmlformats.org/drawingml/2006/main">
+              <a:graphicData uri="http://schemas.openxmlformats.org/drawingml/2006/picture">
+                <pic:pic xmlns:pic="http://schemas.openxmlformats.org/drawingml/2006/picture">
+                  <pic:nvPicPr>
+                    <pic:cNvPr id="1850396390" name=""/>
+                    <pic:cNvPicPr/>
+                  </pic:nvPicPr>
+                  <pic:blipFill>
+                    <a:blip r:embed="rId67">
+                      <a:extLst>
+                        <a:ext uri="{28A0092B-C50C-407E-A947-70E740481C1C}">
+                          <a14:useLocalDpi xmlns:a14="http://schemas.microsoft.com/office/drawing/2010/main" val="0"/>
+                        </a:ext>
+                      </a:extLst>
+                    </a:blip>
+                    <a:stretch>
+                      <a:fillRect/>
+                    </a:stretch>
+                  </pic:blipFill>
+                  <pic:spPr>
+                    <a:xfrm>
+                      <a:off x="0" y="0"/>
+                      <a:ext cx="6311900" cy="1468755"/>
+                    </a:xfrm>
+                    <a:prstGeom prst="rect">
+                      <a:avLst/>
+                    </a:prstGeom>
+                    <a:ln w="38100" cap="sq">
+                      <a:solidFill>
+                        <a:srgbClr val="000000"/>
+                      </a:solidFill>
+                      <a:prstDash val="solid"/>
+                      <a:miter lim="800000"/>
+                    </a:ln>
+                    <a:effectLst>
+                      <a:outerShdw blurRad="50800" dist="38100" dir="2700000" algn="tl" rotWithShape="0">
+                        <a:srgbClr val="000000">
+                          <a:alpha val="43000"/>
+                        </a:srgbClr>
+                      </a:outerShdw>
+                    </a:effectLst>
+                  </pic:spPr>
+                </pic:pic>
+              </a:graphicData>
+            </a:graphic>
+          </wp:anchor>
+        </w:drawing>
+      </w:r>
+      <w:r>
+        <w:rPr>
+          <w:b/>
+          <w:bCs/>
+          <w:i/>
+          <w:iCs/>
+          <w:color w:val="FF0000"/>
+          <w:sz w:val="48"/>
+          <w:szCs w:val="48"/>
+        </w:rPr>
+        <w:t>-Code Coverage:</w:t>
+      </w:r>
+      <w:r>
+        <w:rPr>
+          <w:noProof/>
+        </w:rPr>
+        <w:t xml:space="preserve"> </w:t>
+      </w:r>
+    </w:p>
+    <w:p>
+      <w:pPr>
+        <w:rPr>
+          <w:b/>
+          <w:bCs/>
+          <w:i/>
+          <w:iCs/>
+          <w:color w:val="FF0000"/>
+          <w:sz w:val="48"/>
+          <w:szCs w:val="48"/>
+        </w:rPr>
+      </w:pPr>
+    </w:p>
+    <w:p>
+      <w:pPr>
+        <w:rPr>
+          <w:b/>
+          <w:bCs/>
+          <w:i/>
+          <w:iCs/>
+          <w:color w:val="FF0000"/>
+          <w:sz w:val="48"/>
+          <w:szCs w:val="48"/>
+        </w:rPr>
+      </w:pPr>
+    </w:p>
+    <w:p>
+      <w:pPr>
+        <w:tabs>
+          <w:tab w:val="left" w:pos="1902"/>
+        </w:tabs>
+        <w:rPr>
+          <w:sz w:val="28"/>
+          <w:szCs w:val="28"/>
+        </w:rPr>
+      </w:pPr>
+      <w:r>
+        <w:rPr>
+          <w:noProof/>
+          <w:sz w:val="36"/>
+          <w:szCs w:val="36"/>
+        </w:rPr>
+        <w:drawing>
+          <wp:anchor distT="0" distB="0" distL="114300" distR="114300" simplePos="0" relativeHeight="252001280" behindDoc="0" locked="0" layoutInCell="1" allowOverlap="1" wp14:anchorId="4A26E454" wp14:editId="0C99A326">
+            <wp:simplePos x="0" y="0"/>
+            <wp:positionH relativeFrom="column">
+              <wp:posOffset>1905</wp:posOffset>
+            </wp:positionH>
+            <wp:positionV relativeFrom="paragraph">
+              <wp:posOffset>302787</wp:posOffset>
+            </wp:positionV>
+            <wp:extent cx="6311900" cy="923290"/>
+            <wp:effectExtent l="76200" t="76200" r="127000" b="124460"/>
+            <wp:wrapNone/>
+            <wp:docPr id="12339402" name="Picture 1"/>
+            <wp:cNvGraphicFramePr>
+              <a:graphicFrameLocks xmlns:a="http://schemas.openxmlformats.org/drawingml/2006/main" noChangeAspect="1"/>
+            </wp:cNvGraphicFramePr>
+            <a:graphic xmlns:a="http://schemas.openxmlformats.org/drawingml/2006/main">
+              <a:graphicData uri="http://schemas.openxmlformats.org/drawingml/2006/picture">
+                <pic:pic xmlns:pic="http://schemas.openxmlformats.org/drawingml/2006/picture">
+                  <pic:nvPicPr>
+                    <pic:cNvPr id="12339402" name=""/>
+                    <pic:cNvPicPr/>
+                  </pic:nvPicPr>
+                  <pic:blipFill>
+                    <a:blip r:embed="rId68">
+                      <a:extLst>
+                        <a:ext uri="{28A0092B-C50C-407E-A947-70E740481C1C}">
+                          <a14:useLocalDpi xmlns:a14="http://schemas.microsoft.com/office/drawing/2010/main" val="0"/>
+                        </a:ext>
+                      </a:extLst>
+                    </a:blip>
+                    <a:stretch>
+                      <a:fillRect/>
+                    </a:stretch>
+                  </pic:blipFill>
+                  <pic:spPr>
+                    <a:xfrm>
+                      <a:off x="0" y="0"/>
+                      <a:ext cx="6311900" cy="923290"/>
+                    </a:xfrm>
+                    <a:prstGeom prst="rect">
+                      <a:avLst/>
+                    </a:prstGeom>
+                    <a:ln w="38100" cap="sq">
+                      <a:solidFill>
+                        <a:srgbClr val="000000"/>
+                      </a:solidFill>
+                      <a:prstDash val="solid"/>
+                      <a:miter lim="800000"/>
+                    </a:ln>
+                    <a:effectLst>
+                      <a:outerShdw blurRad="50800" dist="38100" dir="2700000" algn="tl" rotWithShape="0">
+                        <a:srgbClr val="000000">
+                          <a:alpha val="43000"/>
+                        </a:srgbClr>
+                      </a:outerShdw>
+                    </a:effectLst>
+                  </pic:spPr>
+                </pic:pic>
+              </a:graphicData>
+            </a:graphic>
+          </wp:anchor>
+        </w:drawing>
+      </w:r>
+    </w:p>
+    <w:p>
+      <w:pPr>
+        <w:rPr>
+          <w:sz w:val="36"/>
+          <w:szCs w:val="36"/>
+        </w:rPr>
+      </w:pPr>
+    </w:p>
+    <w:p>
+      <w:pPr>
+        <w:rPr>
+          <w:sz w:val="36"/>
+          <w:szCs w:val="36"/>
+        </w:rPr>
+      </w:pPr>
+      <w:r>
+        <w:rPr>
+          <w:noProof/>
+          <w:sz w:val="36"/>
+          <w:szCs w:val="36"/>
+        </w:rPr>
+        <w:drawing>
+          <wp:anchor distT="0" distB="0" distL="114300" distR="114300" simplePos="0" relativeHeight="252002304" behindDoc="0" locked="0" layoutInCell="1" allowOverlap="1" wp14:anchorId="21E90FB3" wp14:editId="185FC979">
+            <wp:simplePos x="0" y="0"/>
+            <wp:positionH relativeFrom="column">
+              <wp:posOffset>3063145</wp:posOffset>
+            </wp:positionH>
+            <wp:positionV relativeFrom="paragraph">
+              <wp:posOffset>370145</wp:posOffset>
+            </wp:positionV>
+            <wp:extent cx="3348487" cy="406826"/>
+            <wp:effectExtent l="76200" t="76200" r="137795" b="127000"/>
+            <wp:wrapNone/>
+            <wp:docPr id="57432717" name="Picture 1"/>
+            <wp:cNvGraphicFramePr>
+              <a:graphicFrameLocks xmlns:a="http://schemas.openxmlformats.org/drawingml/2006/main" noChangeAspect="1"/>
+            </wp:cNvGraphicFramePr>
+            <a:graphic xmlns:a="http://schemas.openxmlformats.org/drawingml/2006/main">
+              <a:graphicData uri="http://schemas.openxmlformats.org/drawingml/2006/picture">
+                <pic:pic xmlns:pic="http://schemas.openxmlformats.org/drawingml/2006/picture">
+                  <pic:nvPicPr>
+                    <pic:cNvPr id="57432717" name=""/>
+                    <pic:cNvPicPr/>
+                  </pic:nvPicPr>
+                  <pic:blipFill>
+                    <a:blip r:embed="rId69">
+                      <a:extLst>
+                        <a:ext uri="{28A0092B-C50C-407E-A947-70E740481C1C}">
+                          <a14:useLocalDpi xmlns:a14="http://schemas.microsoft.com/office/drawing/2010/main" val="0"/>
+                        </a:ext>
+                      </a:extLst>
+                    </a:blip>
+                    <a:stretch>
+                      <a:fillRect/>
+                    </a:stretch>
+                  </pic:blipFill>
+                  <pic:spPr>
+                    <a:xfrm>
+                      <a:off x="0" y="0"/>
+                      <a:ext cx="3348487" cy="406826"/>
+                    </a:xfrm>
+                    <a:prstGeom prst="rect">
+                      <a:avLst/>
+                    </a:prstGeom>
+                    <a:ln w="38100" cap="sq">
+                      <a:solidFill>
+                        <a:srgbClr val="000000"/>
+                      </a:solidFill>
+                      <a:prstDash val="solid"/>
+                      <a:miter lim="800000"/>
+                    </a:ln>
+                    <a:effectLst>
+                      <a:outerShdw blurRad="50800" dist="38100" dir="2700000" algn="tl" rotWithShape="0">
+                        <a:srgbClr val="000000">
+                          <a:alpha val="43000"/>
+                        </a:srgbClr>
+                      </a:outerShdw>
+                    </a:effectLst>
+                  </pic:spPr>
+                </pic:pic>
+              </a:graphicData>
+            </a:graphic>
+            <wp14:sizeRelH relativeFrom="margin">
+              <wp14:pctWidth>0</wp14:pctWidth>
+            </wp14:sizeRelH>
+            <wp14:sizeRelV relativeFrom="margin">
+              <wp14:pctHeight>0</wp14:pctHeight>
+            </wp14:sizeRelV>
+          </wp:anchor>
+        </w:drawing>
+      </w:r>
+    </w:p>
+    <w:p>
+      <w:pPr>
+        <w:rPr>
+          <w:sz w:val="36"/>
+          <w:szCs w:val="36"/>
+        </w:rPr>
+      </w:pPr>
+    </w:p>
+    <w:p>
+      <w:pPr>
+        <w:rPr>
+          <w:sz w:val="36"/>
+          <w:szCs w:val="36"/>
+        </w:rPr>
+      </w:pPr>
+      <w:r>
+        <w:rPr>
+          <w:sz w:val="28"/>
+          <w:szCs w:val="28"/>
+        </w:rPr>
+        <w:t>-The two invalid opcode (statements/Branches) as the design’s code structure checks for invalidity before these statements</w:t>
+      </w:r>
+    </w:p>
+    <w:p>
+      <w:pPr>
+        <w:rPr>
+          <w:sz w:val="36"/>
+          <w:szCs w:val="36"/>
+        </w:rPr>
+      </w:pPr>
+      <w:r>
+        <w:rPr>
+          <w:noProof/>
+          <w:sz w:val="36"/>
+          <w:szCs w:val="36"/>
+        </w:rPr>
+        <w:drawing>
+          <wp:anchor distT="0" distB="0" distL="114300" distR="114300" simplePos="0" relativeHeight="252003328" behindDoc="0" locked="0" layoutInCell="1" allowOverlap="1" wp14:anchorId="45790C10" wp14:editId="22F71185">
+            <wp:simplePos x="0" y="0"/>
+            <wp:positionH relativeFrom="column">
+              <wp:posOffset>2360</wp:posOffset>
+            </wp:positionH>
+            <wp:positionV relativeFrom="paragraph">
+              <wp:posOffset>-1534</wp:posOffset>
+            </wp:positionV>
+            <wp:extent cx="6311900" cy="926465"/>
+            <wp:effectExtent l="76200" t="76200" r="127000" b="140335"/>
+            <wp:wrapNone/>
+            <wp:docPr id="1548484145" name="Picture 1"/>
+            <wp:cNvGraphicFramePr>
+              <a:graphicFrameLocks xmlns:a="http://schemas.openxmlformats.org/drawingml/2006/main" noChangeAspect="1"/>
+            </wp:cNvGraphicFramePr>
+            <a:graphic xmlns:a="http://schemas.openxmlformats.org/drawingml/2006/main">
+              <a:graphicData uri="http://schemas.openxmlformats.org/drawingml/2006/picture">
+                <pic:pic xmlns:pic="http://schemas.openxmlformats.org/drawingml/2006/picture">
+                  <pic:nvPicPr>
+                    <pic:cNvPr id="1548484145" name=""/>
+                    <pic:cNvPicPr/>
+                  </pic:nvPicPr>
+                  <pic:blipFill>
+                    <a:blip r:embed="rId70">
+                      <a:extLst>
+                        <a:ext uri="{28A0092B-C50C-407E-A947-70E740481C1C}">
+                          <a14:useLocalDpi xmlns:a14="http://schemas.microsoft.com/office/drawing/2010/main" val="0"/>
+                        </a:ext>
+                      </a:extLst>
+                    </a:blip>
+                    <a:stretch>
+                      <a:fillRect/>
+                    </a:stretch>
+                  </pic:blipFill>
+                  <pic:spPr>
+                    <a:xfrm>
+                      <a:off x="0" y="0"/>
+                      <a:ext cx="6325332" cy="928437"/>
+                    </a:xfrm>
+                    <a:prstGeom prst="rect">
+                      <a:avLst/>
+                    </a:prstGeom>
+                    <a:ln w="38100" cap="sq">
+                      <a:solidFill>
+                        <a:srgbClr val="000000"/>
+                      </a:solidFill>
+                      <a:prstDash val="solid"/>
+                      <a:miter lim="800000"/>
+                    </a:ln>
+                    <a:effectLst>
+                      <a:outerShdw blurRad="50800" dist="38100" dir="2700000" algn="tl" rotWithShape="0">
+                        <a:srgbClr val="000000">
+                          <a:alpha val="43000"/>
+                        </a:srgbClr>
+                      </a:outerShdw>
+                    </a:effectLst>
+                  </pic:spPr>
+                </pic:pic>
+              </a:graphicData>
+            </a:graphic>
+            <wp14:sizeRelH relativeFrom="margin">
+              <wp14:pctWidth>0</wp14:pctWidth>
+            </wp14:sizeRelH>
+            <wp14:sizeRelV relativeFrom="margin">
+              <wp14:pctHeight>0</wp14:pctHeight>
+            </wp14:sizeRelV>
+          </wp:anchor>
+        </w:drawing>
+      </w:r>
+    </w:p>
+    <w:p>
+      <w:pPr>
+        <w:rPr>
+          <w:sz w:val="36"/>
+          <w:szCs w:val="36"/>
+        </w:rPr>
+      </w:pPr>
+    </w:p>
+    <w:p>
+      <w:pPr>
+        <w:rPr>
+          <w:sz w:val="36"/>
+          <w:szCs w:val="36"/>
+        </w:rPr>
+      </w:pPr>
+    </w:p>
+    <w:p>
+      <w:pPr>
+        <w:rPr>
+          <w:sz w:val="36"/>
+          <w:szCs w:val="36"/>
+        </w:rPr>
+      </w:pPr>
+    </w:p>
+    <w:p>
+      <w:pPr>
+        <w:rPr>
+          <w:sz w:val="36"/>
+          <w:szCs w:val="36"/>
+        </w:rPr>
+      </w:pPr>
+    </w:p>
+    <w:p>
+      <w:pPr>
+        <w:rPr>
+          <w:sz w:val="36"/>
+          <w:szCs w:val="36"/>
+        </w:rPr>
+      </w:pPr>
+      <w:r>
+        <w:rPr>
+          <w:noProof/>
+          <w:sz w:val="36"/>
+          <w:szCs w:val="36"/>
+        </w:rPr>
+        <w:lastRenderedPageBreak/>
+        <w:drawing>
+          <wp:anchor distT="0" distB="0" distL="114300" distR="114300" simplePos="0" relativeHeight="252007424" behindDoc="0" locked="0" layoutInCell="1" allowOverlap="1" wp14:anchorId="6DA9EBD7" wp14:editId="36237142">
+            <wp:simplePos x="0" y="0"/>
+            <wp:positionH relativeFrom="column">
+              <wp:posOffset>57697</wp:posOffset>
+            </wp:positionH>
+            <wp:positionV relativeFrom="paragraph">
+              <wp:posOffset>514897</wp:posOffset>
+            </wp:positionV>
+            <wp:extent cx="5484628" cy="3335924"/>
+            <wp:effectExtent l="76200" t="76200" r="135255" b="131445"/>
+            <wp:wrapNone/>
+            <wp:docPr id="1008342526" name="Picture 1"/>
+            <wp:cNvGraphicFramePr>
+              <a:graphicFrameLocks xmlns:a="http://schemas.openxmlformats.org/drawingml/2006/main" noChangeAspect="1"/>
+            </wp:cNvGraphicFramePr>
+            <a:graphic xmlns:a="http://schemas.openxmlformats.org/drawingml/2006/main">
+              <a:graphicData uri="http://schemas.openxmlformats.org/drawingml/2006/picture">
+                <pic:pic xmlns:pic="http://schemas.openxmlformats.org/drawingml/2006/picture">
+                  <pic:nvPicPr>
+                    <pic:cNvPr id="1008342526" name=""/>
+                    <pic:cNvPicPr/>
+                  </pic:nvPicPr>
+                  <pic:blipFill>
+                    <a:blip r:embed="rId71">
+                      <a:extLst>
+                        <a:ext uri="{28A0092B-C50C-407E-A947-70E740481C1C}">
+                          <a14:useLocalDpi xmlns:a14="http://schemas.microsoft.com/office/drawing/2010/main" val="0"/>
+                        </a:ext>
+                      </a:extLst>
+                    </a:blip>
+                    <a:stretch>
+                      <a:fillRect/>
+                    </a:stretch>
+                  </pic:blipFill>
+                  <pic:spPr>
+                    <a:xfrm>
+                      <a:off x="0" y="0"/>
+                      <a:ext cx="5493382" cy="3341248"/>
+                    </a:xfrm>
+                    <a:prstGeom prst="rect">
+                      <a:avLst/>
+                    </a:prstGeom>
+                    <a:ln w="38100" cap="sq">
+                      <a:solidFill>
+                        <a:srgbClr val="000000"/>
+                      </a:solidFill>
+                      <a:prstDash val="solid"/>
+                      <a:miter lim="800000"/>
+                    </a:ln>
+                    <a:effectLst>
+                      <a:outerShdw blurRad="50800" dist="38100" dir="2700000" algn="tl" rotWithShape="0">
+                        <a:srgbClr val="000000">
+                          <a:alpha val="43000"/>
+                        </a:srgbClr>
+                      </a:outerShdw>
+                    </a:effectLst>
+                  </pic:spPr>
+                </pic:pic>
+              </a:graphicData>
+            </a:graphic>
+            <wp14:sizeRelH relativeFrom="margin">
+              <wp14:pctWidth>0</wp14:pctWidth>
+            </wp14:sizeRelH>
+            <wp14:sizeRelV relativeFrom="margin">
+              <wp14:pctHeight>0</wp14:pctHeight>
+            </wp14:sizeRelV>
+          </wp:anchor>
+        </w:drawing>
+      </w:r>
+      <w:r>
+        <w:rPr>
+          <w:b/>
+          <w:bCs/>
+          <w:i/>
+          <w:iCs/>
+          <w:color w:val="FF0000"/>
+          <w:sz w:val="48"/>
+          <w:szCs w:val="48"/>
+        </w:rPr>
+        <w:t>-Functional Coverage:</w:t>
+      </w:r>
+    </w:p>
+    <w:p>
+      <w:pPr>
+        <w:rPr>
+          <w:sz w:val="36"/>
+          <w:szCs w:val="36"/>
+        </w:rPr>
+      </w:pPr>
+    </w:p>
+    <w:p>
+      <w:pPr>
+        <w:rPr>
+          <w:sz w:val="36"/>
+          <w:szCs w:val="36"/>
+        </w:rPr>
+      </w:pPr>
+    </w:p>
+    <w:p>
+      <w:pPr>
+        <w:rPr>
+          <w:sz w:val="36"/>
+          <w:szCs w:val="36"/>
+        </w:rPr>
+      </w:pPr>
+    </w:p>
+    <w:p>
+      <w:pPr>
+        <w:rPr>
+          <w:sz w:val="36"/>
+          <w:szCs w:val="36"/>
+        </w:rPr>
+      </w:pPr>
+    </w:p>
+    <w:p>
+      <w:pPr>
+        <w:rPr>
+          <w:sz w:val="36"/>
+          <w:szCs w:val="36"/>
+        </w:rPr>
+      </w:pPr>
+    </w:p>
+    <w:p>
+      <w:pPr>
+        <w:rPr>
+          <w:sz w:val="36"/>
+          <w:szCs w:val="36"/>
+        </w:rPr>
+      </w:pPr>
+    </w:p>
+    <w:p>
+      <w:pPr>
+        <w:rPr>
+          <w:sz w:val="36"/>
+          <w:szCs w:val="36"/>
+        </w:rPr>
+      </w:pPr>
+    </w:p>
+    <w:p>
+      <w:pPr>
+        <w:rPr>
+          <w:sz w:val="36"/>
+          <w:szCs w:val="36"/>
+        </w:rPr>
+      </w:pPr>
+    </w:p>
+    <w:p>
+      <w:pPr>
+        <w:rPr>
+          <w:sz w:val="36"/>
+          <w:szCs w:val="36"/>
+        </w:rPr>
+      </w:pPr>
+      <w:r>
+        <w:rPr>
+          <w:noProof/>
+          <w:sz w:val="36"/>
+          <w:szCs w:val="36"/>
+        </w:rPr>
+        <w:drawing>
+          <wp:anchor distT="0" distB="0" distL="114300" distR="114300" simplePos="0" relativeHeight="252005376" behindDoc="0" locked="0" layoutInCell="1" allowOverlap="1" wp14:anchorId="488A5670" wp14:editId="762A63BE">
+            <wp:simplePos x="0" y="0"/>
+            <wp:positionH relativeFrom="column">
+              <wp:posOffset>-69894</wp:posOffset>
+            </wp:positionH>
+            <wp:positionV relativeFrom="paragraph">
+              <wp:posOffset>527804</wp:posOffset>
+            </wp:positionV>
+            <wp:extent cx="6303335" cy="2254362"/>
+            <wp:effectExtent l="76200" t="76200" r="135890" b="127000"/>
+            <wp:wrapNone/>
+            <wp:docPr id="849975810" name="Picture 1"/>
+            <wp:cNvGraphicFramePr>
+              <a:graphicFrameLocks xmlns:a="http://schemas.openxmlformats.org/drawingml/2006/main" noChangeAspect="1"/>
+            </wp:cNvGraphicFramePr>
+            <a:graphic xmlns:a="http://schemas.openxmlformats.org/drawingml/2006/main">
+              <a:graphicData uri="http://schemas.openxmlformats.org/drawingml/2006/picture">
+                <pic:pic xmlns:pic="http://schemas.openxmlformats.org/drawingml/2006/picture">
+                  <pic:nvPicPr>
+                    <pic:cNvPr id="849975810" name=""/>
+                    <pic:cNvPicPr/>
+                  </pic:nvPicPr>
+                  <pic:blipFill>
+                    <a:blip r:embed="rId72">
+                      <a:extLst>
+                        <a:ext uri="{28A0092B-C50C-407E-A947-70E740481C1C}">
+                          <a14:useLocalDpi xmlns:a14="http://schemas.microsoft.com/office/drawing/2010/main" val="0"/>
+                        </a:ext>
+                      </a:extLst>
+                    </a:blip>
+                    <a:stretch>
+                      <a:fillRect/>
+                    </a:stretch>
+                  </pic:blipFill>
+                  <pic:spPr>
+                    <a:xfrm>
+                      <a:off x="0" y="0"/>
+                      <a:ext cx="6321286" cy="2260782"/>
+                    </a:xfrm>
+                    <a:prstGeom prst="rect">
+                      <a:avLst/>
+                    </a:prstGeom>
+                    <a:ln w="38100" cap="sq">
+                      <a:solidFill>
+                        <a:srgbClr val="000000"/>
+                      </a:solidFill>
+                      <a:prstDash val="solid"/>
+                      <a:miter lim="800000"/>
+                    </a:ln>
+                    <a:effectLst>
+                      <a:outerShdw blurRad="50800" dist="38100" dir="2700000" algn="tl" rotWithShape="0">
+                        <a:srgbClr val="000000">
+                          <a:alpha val="43000"/>
+                        </a:srgbClr>
+                      </a:outerShdw>
+                    </a:effectLst>
+                  </pic:spPr>
+                </pic:pic>
+              </a:graphicData>
+            </a:graphic>
+            <wp14:sizeRelH relativeFrom="margin">
+              <wp14:pctWidth>0</wp14:pctWidth>
+            </wp14:sizeRelH>
+            <wp14:sizeRelV relativeFrom="margin">
+              <wp14:pctHeight>0</wp14:pctHeight>
+            </wp14:sizeRelV>
+          </wp:anchor>
+        </w:drawing>
+      </w:r>
+      <w:r>
+        <w:rPr>
+          <w:b/>
+          <w:bCs/>
+          <w:i/>
+          <w:iCs/>
+          <w:color w:val="FF0000"/>
+          <w:sz w:val="48"/>
+          <w:szCs w:val="48"/>
+        </w:rPr>
+        <w:t>-Waveforms:</w:t>
+      </w:r>
+    </w:p>
+    <w:p>
+      <w:pPr>
+        <w:tabs>
+          <w:tab w:val="left" w:pos="1291"/>
+        </w:tabs>
+        <w:rPr>
+          <w:sz w:val="36"/>
+          <w:szCs w:val="36"/>
+        </w:rPr>
+      </w:pPr>
+      <w:r>
+        <w:rPr>
+          <w:noProof/>
+          <w:sz w:val="36"/>
+          <w:szCs w:val="36"/>
+        </w:rPr>
+        <w:tab/>
+      </w:r>
+    </w:p>
+    <w:p>
+      <w:pPr>
+        <w:tabs>
+          <w:tab w:val="left" w:pos="3480"/>
+          <w:tab w:val="center" w:pos="4968"/>
+        </w:tabs>
+        <w:rPr>
+          <w:sz w:val="36"/>
+          <w:szCs w:val="36"/>
+        </w:rPr>
+      </w:pPr>
+    </w:p>
+    <w:p>
+      <w:pPr>
+        <w:tabs>
+          <w:tab w:val="left" w:pos="3480"/>
+          <w:tab w:val="center" w:pos="4968"/>
+        </w:tabs>
+        <w:rPr>
+          <w:sz w:val="36"/>
+          <w:szCs w:val="36"/>
+        </w:rPr>
+      </w:pPr>
+      <w:r>
+        <w:rPr>
+          <w:sz w:val="36"/>
+          <w:szCs w:val="36"/>
+        </w:rPr>
+        <w:br/>
+      </w:r>
+      <w:r>
+        <w:rPr>
+          <w:sz w:val="36"/>
+          <w:szCs w:val="36"/>
+        </w:rPr>
+        <w:tab/>
+      </w:r>
+      <w:r>
+        <w:rPr>
+          <w:sz w:val="36"/>
+          <w:szCs w:val="36"/>
+        </w:rPr>
+        <w:tab/>
+      </w:r>
+    </w:p>
+    <w:p>
+      <w:pPr>
+        <w:rPr>
+          <w:sz w:val="36"/>
+          <w:szCs w:val="36"/>
+        </w:rPr>
+      </w:pPr>
+    </w:p>
+    <w:p>
+      <w:pPr>
+        <w:rPr>
+          <w:sz w:val="36"/>
+          <w:szCs w:val="36"/>
+        </w:rPr>
+      </w:pPr>
+      <w:r>
+        <w:rPr>
+          <w:noProof/>
+          <w:sz w:val="36"/>
+          <w:szCs w:val="36"/>
+        </w:rPr>
+        <w:drawing>
+          <wp:anchor distT="0" distB="0" distL="114300" distR="114300" simplePos="0" relativeHeight="252006400" behindDoc="0" locked="0" layoutInCell="1" allowOverlap="1" wp14:anchorId="73031A7E" wp14:editId="7E1D23DA">
+            <wp:simplePos x="0" y="0"/>
+            <wp:positionH relativeFrom="column">
+              <wp:posOffset>-68710</wp:posOffset>
+            </wp:positionH>
+            <wp:positionV relativeFrom="paragraph">
+              <wp:posOffset>226621</wp:posOffset>
+            </wp:positionV>
+            <wp:extent cx="6303010" cy="1994896"/>
+            <wp:effectExtent l="76200" t="76200" r="135890" b="139065"/>
+            <wp:wrapNone/>
+            <wp:docPr id="1751673121" name="Picture 1"/>
+            <wp:cNvGraphicFramePr>
+              <a:graphicFrameLocks xmlns:a="http://schemas.openxmlformats.org/drawingml/2006/main" noChangeAspect="1"/>
+            </wp:cNvGraphicFramePr>
+            <a:graphic xmlns:a="http://schemas.openxmlformats.org/drawingml/2006/main">
+              <a:graphicData uri="http://schemas.openxmlformats.org/drawingml/2006/picture">
+                <pic:pic xmlns:pic="http://schemas.openxmlformats.org/drawingml/2006/picture">
+                  <pic:nvPicPr>
+                    <pic:cNvPr id="1751673121" name=""/>
+                    <pic:cNvPicPr/>
+                  </pic:nvPicPr>
+                  <pic:blipFill>
+                    <a:blip r:embed="rId73">
+                      <a:extLst>
+                        <a:ext uri="{28A0092B-C50C-407E-A947-70E740481C1C}">
+                          <a14:useLocalDpi xmlns:a14="http://schemas.microsoft.com/office/drawing/2010/main" val="0"/>
+                        </a:ext>
+                      </a:extLst>
+                    </a:blip>
+                    <a:stretch>
+                      <a:fillRect/>
+                    </a:stretch>
+                  </pic:blipFill>
+                  <pic:spPr>
+                    <a:xfrm>
+                      <a:off x="0" y="0"/>
+                      <a:ext cx="6303010" cy="1994896"/>
+                    </a:xfrm>
+                    <a:prstGeom prst="rect">
+                      <a:avLst/>
+                    </a:prstGeom>
+                    <a:ln w="38100" cap="sq">
+                      <a:solidFill>
+                        <a:srgbClr val="000000"/>
+                      </a:solidFill>
+                      <a:prstDash val="solid"/>
+                      <a:miter lim="800000"/>
+                    </a:ln>
+                    <a:effectLst>
+                      <a:outerShdw blurRad="50800" dist="38100" dir="2700000" algn="tl" rotWithShape="0">
+                        <a:srgbClr val="000000">
+                          <a:alpha val="43000"/>
+                        </a:srgbClr>
+                      </a:outerShdw>
+                    </a:effectLst>
+                  </pic:spPr>
+                </pic:pic>
+              </a:graphicData>
+            </a:graphic>
+            <wp14:sizeRelH relativeFrom="margin">
+              <wp14:pctWidth>0</wp14:pctWidth>
+            </wp14:sizeRelH>
+            <wp14:sizeRelV relativeFrom="margin">
+              <wp14:pctHeight>0</wp14:pctHeight>
+            </wp14:sizeRelV>
+          </wp:anchor>
+        </w:drawing>
+      </w:r>
+    </w:p>
+    <w:p>
+      <w:pPr>
+        <w:jc w:val="right"/>
+        <w:rPr>
+          <w:sz w:val="36"/>
+          <w:szCs w:val="36"/>
+        </w:rPr>
+      </w:pPr>
+    </w:p>
+    <w:p>
+      <w:pPr>
+        <w:jc w:val="right"/>
+        <w:rPr>
+          <w:sz w:val="36"/>
+          <w:szCs w:val="36"/>
+        </w:rPr>
+      </w:pPr>
+    </w:p>
+    <w:p>
+      <w:pPr>
+        <w:jc w:val="center"/>
+        <w:rPr>
+          <w:sz w:val="36"/>
+          <w:szCs w:val="36"/>
+        </w:rPr>
+        <w:sectPr>
+          <w:pgSz w:w="12240" w:h="15840" w:code="1"/>
+          <w:pgMar w:top="1152" w:right="1152" w:bottom="1152" w:left="1152" w:header="720" w:footer="720" w:gutter="0"/>
+          <w:pgBorders w:offsetFrom="page">
+            <w:top w:val="single" w:sz="4" w:space="24" w:color="auto"/>
+            <w:left w:val="single" w:sz="4" w:space="24" w:color="auto"/>
+            <w:bottom w:val="single" w:sz="4" w:space="24" w:color="auto"/>
+            <w:right w:val="single" w:sz="4" w:space="24" w:color="auto"/>
+          </w:pgBorders>
+          <w:cols w:space="720"/>
+          <w:docGrid w:linePitch="360"/>
+        </w:sectPr>
+      </w:pPr>
+    </w:p>
+    <w:p>
+      <w:pPr>
+        <w:tabs>
+          <w:tab w:val="left" w:pos="4420"/>
+        </w:tabs>
+        <w:jc w:val="center"/>
+        <w:rPr>
+          <w:sz w:val="28"/>
+          <w:szCs w:val="28"/>
+        </w:rPr>
+      </w:pPr>
+      <w:r>
+        <w:rPr>
+          <w:b/>
+          <w:bCs/>
+          <w:color w:val="215E99" w:themeColor="text2" w:themeTint="BF"/>
+          <w:sz w:val="48"/>
+          <w:szCs w:val="48"/>
+          <w:u w:val="single"/>
+        </w:rPr>
+        <w:lastRenderedPageBreak/>
+        <w:t>Question</w:t>
+      </w:r>
+      <w:r>
+        <w:rPr>
+          <w:b/>
+          <w:bCs/>
+          <w:color w:val="215E99" w:themeColor="text2" w:themeTint="BF"/>
+          <w:sz w:val="48"/>
+          <w:szCs w:val="48"/>
+          <w:u w:val="single"/>
+        </w:rPr>
+        <w:t>4</w:t>
+      </w:r>
+      <w:r>
+        <w:rPr>
+          <w:b/>
+          <w:bCs/>
+          <w:color w:val="215E99" w:themeColor="text2" w:themeTint="BF"/>
+          <w:sz w:val="48"/>
+          <w:szCs w:val="48"/>
+          <w:u w:val="single"/>
+        </w:rPr>
+        <w:t>:</w:t>
+      </w:r>
+      <w:r>
+        <w:rPr>
+          <w:b/>
+          <w:bCs/>
+          <w:color w:val="215E99" w:themeColor="text2" w:themeTint="BF"/>
+          <w:sz w:val="48"/>
+          <w:szCs w:val="48"/>
+          <w:u w:val="single"/>
+        </w:rPr>
+        <w:t xml:space="preserve"> RAM</w:t>
+      </w:r>
+    </w:p>
+    <w:p>
+      <w:pPr>
+        <w:rPr>
+          <w:sz w:val="28"/>
+          <w:szCs w:val="28"/>
+          <w:lang w:val="en-CA"/>
+        </w:rPr>
+      </w:pPr>
+      <w:r>
+        <w:rPr>
+          <w:sz w:val="28"/>
+          <w:szCs w:val="28"/>
+          <w:lang w:val="it-IT"/>
+        </w:rPr>
+        <w:drawing>
+          <wp:anchor distT="0" distB="0" distL="114300" distR="114300" simplePos="0" relativeHeight="252036096" behindDoc="0" locked="0" layoutInCell="1" allowOverlap="1" wp14:anchorId="7841EC8F" wp14:editId="3274A025">
+            <wp:simplePos x="0" y="0"/>
+            <wp:positionH relativeFrom="column">
+              <wp:posOffset>-92710</wp:posOffset>
+            </wp:positionH>
+            <wp:positionV relativeFrom="paragraph">
+              <wp:posOffset>527050</wp:posOffset>
+            </wp:positionV>
+            <wp:extent cx="6315671" cy="4448175"/>
+            <wp:effectExtent l="76200" t="76200" r="142875" b="123825"/>
+            <wp:wrapNone/>
+            <wp:docPr id="1438518490" name="Picture 1"/>
+            <wp:cNvGraphicFramePr>
+              <a:graphicFrameLocks xmlns:a="http://schemas.openxmlformats.org/drawingml/2006/main" noChangeAspect="1"/>
+            </wp:cNvGraphicFramePr>
+            <a:graphic xmlns:a="http://schemas.openxmlformats.org/drawingml/2006/main">
+              <a:graphicData uri="http://schemas.openxmlformats.org/drawingml/2006/picture">
+                <pic:pic xmlns:pic="http://schemas.openxmlformats.org/drawingml/2006/picture">
+                  <pic:nvPicPr>
+                    <pic:cNvPr id="1438518490" name=""/>
+                    <pic:cNvPicPr/>
+                  </pic:nvPicPr>
+                  <pic:blipFill>
+                    <a:blip r:embed="rId74">
+                      <a:extLst>
+                        <a:ext uri="{28A0092B-C50C-407E-A947-70E740481C1C}">
+                          <a14:useLocalDpi xmlns:a14="http://schemas.microsoft.com/office/drawing/2010/main" val="0"/>
+                        </a:ext>
+                      </a:extLst>
+                    </a:blip>
+                    <a:stretch>
+                      <a:fillRect/>
+                    </a:stretch>
+                  </pic:blipFill>
+                  <pic:spPr>
+                    <a:xfrm>
+                      <a:off x="0" y="0"/>
+                      <a:ext cx="6315671" cy="4448175"/>
+                    </a:xfrm>
+                    <a:prstGeom prst="rect">
+                      <a:avLst/>
+                    </a:prstGeom>
+                    <a:ln w="38100" cap="sq">
+                      <a:solidFill>
+                        <a:srgbClr val="000000"/>
+                      </a:solidFill>
+                      <a:prstDash val="solid"/>
+                      <a:miter lim="800000"/>
+                    </a:ln>
+                    <a:effectLst>
+                      <a:outerShdw blurRad="50800" dist="38100" dir="2700000" algn="tl" rotWithShape="0">
+                        <a:srgbClr val="000000">
+                          <a:alpha val="43000"/>
+                        </a:srgbClr>
+                      </a:outerShdw>
+                    </a:effectLst>
+                  </pic:spPr>
+                </pic:pic>
+              </a:graphicData>
+            </a:graphic>
+            <wp14:sizeRelH relativeFrom="margin">
+              <wp14:pctWidth>0</wp14:pctWidth>
+            </wp14:sizeRelH>
+            <wp14:sizeRelV relativeFrom="margin">
+              <wp14:pctHeight>0</wp14:pctHeight>
+            </wp14:sizeRelV>
+          </wp:anchor>
+        </w:drawing>
+      </w:r>
+      <w:r>
+        <w:rPr>
+          <w:b/>
+          <w:bCs/>
+          <w:i/>
+          <w:iCs/>
+          <w:color w:val="FF0000"/>
+          <w:sz w:val="48"/>
+          <w:szCs w:val="48"/>
+          <w:lang w:val="en-CA"/>
+        </w:rPr>
+        <w:t>-</w:t>
+      </w:r>
+      <w:r>
+        <w:rPr>
+          <w:b/>
+          <w:bCs/>
+          <w:i/>
+          <w:iCs/>
+          <w:color w:val="FF0000"/>
+          <w:sz w:val="48"/>
+          <w:szCs w:val="48"/>
+          <w:lang w:val="en-CA"/>
+        </w:rPr>
+        <w:t>RAM</w:t>
+      </w:r>
+      <w:r>
+        <w:rPr>
+          <w:b/>
+          <w:bCs/>
+          <w:i/>
+          <w:iCs/>
+          <w:color w:val="FF0000"/>
+          <w:sz w:val="48"/>
+          <w:szCs w:val="48"/>
+          <w:lang w:val="en-CA"/>
+        </w:rPr>
+        <w:t xml:space="preserve"> Design Code:</w:t>
+      </w:r>
+    </w:p>
+    <w:p>
+      <w:pPr>
+        <w:tabs>
+          <w:tab w:val="left" w:pos="3350"/>
+        </w:tabs>
+        <w:rPr>
+          <w:sz w:val="28"/>
+          <w:szCs w:val="28"/>
+          <w:lang w:val="it-IT"/>
+        </w:rPr>
+      </w:pPr>
+      <w:r>
+        <w:rPr>
+          <w:sz w:val="28"/>
+          <w:szCs w:val="28"/>
+          <w:lang w:val="it-IT"/>
+        </w:rPr>
+        <w:tab/>
+      </w:r>
+    </w:p>
+    <w:p>
+      <w:pPr>
+        <w:tabs>
+          <w:tab w:val="left" w:pos="5578"/>
+        </w:tabs>
+        <w:rPr>
+          <w:sz w:val="28"/>
+          <w:szCs w:val="28"/>
+          <w:lang w:val="it-IT"/>
+        </w:rPr>
+      </w:pPr>
+      <w:r>
+        <w:rPr>
+          <w:sz w:val="28"/>
+          <w:szCs w:val="28"/>
+          <w:lang w:val="it-IT"/>
+        </w:rPr>
+        <w:tab/>
+      </w:r>
+    </w:p>
+    <w:p>
+      <w:pPr>
+        <w:tabs>
+          <w:tab w:val="left" w:pos="4420"/>
+        </w:tabs>
+        <w:rPr>
+          <w:sz w:val="28"/>
+          <w:szCs w:val="28"/>
+          <w:lang w:val="it-IT"/>
+        </w:rPr>
+      </w:pPr>
+      <w:r>
+        <w:rPr>
+          <w:sz w:val="28"/>
+          <w:szCs w:val="28"/>
+          <w:lang w:val="it-IT"/>
+        </w:rPr>
+        <w:tab/>
+      </w:r>
+    </w:p>
+    <w:p>
+      <w:pPr>
+        <w:rPr>
+          <w:noProof/>
+          <w:sz w:val="36"/>
+          <w:szCs w:val="36"/>
+          <w:lang w:val="it-IT"/>
+        </w:rPr>
+      </w:pPr>
+    </w:p>
+    <w:p>
+      <w:pPr>
+        <w:rPr>
+          <w:b/>
+          <w:bCs/>
+          <w:i/>
+          <w:iCs/>
+          <w:color w:val="FF0000"/>
+          <w:sz w:val="48"/>
+          <w:szCs w:val="48"/>
+          <w:lang w:val="it-IT"/>
+        </w:rPr>
+      </w:pPr>
+    </w:p>
+    <w:p>
+      <w:pPr>
+        <w:rPr>
+          <w:b/>
+          <w:bCs/>
+          <w:i/>
+          <w:iCs/>
+          <w:color w:val="FF0000"/>
+          <w:sz w:val="48"/>
+          <w:szCs w:val="48"/>
+          <w:lang w:val="it-IT"/>
+        </w:rPr>
+      </w:pPr>
+    </w:p>
+    <w:p>
+      <w:pPr>
+        <w:rPr>
+          <w:b/>
+          <w:bCs/>
+          <w:i/>
+          <w:iCs/>
+          <w:color w:val="FF0000"/>
+          <w:sz w:val="48"/>
+          <w:szCs w:val="48"/>
+          <w:lang w:val="it-IT"/>
+        </w:rPr>
+      </w:pPr>
+    </w:p>
+    <w:p>
+      <w:pPr>
+        <w:rPr>
+          <w:b/>
+          <w:bCs/>
+          <w:i/>
+          <w:iCs/>
+          <w:color w:val="FF0000"/>
+          <w:sz w:val="48"/>
+          <w:szCs w:val="48"/>
+          <w:lang w:val="it-IT"/>
+        </w:rPr>
+      </w:pPr>
+    </w:p>
+    <w:p>
+      <w:pPr>
+        <w:rPr>
+          <w:b/>
+          <w:bCs/>
+          <w:i/>
+          <w:iCs/>
+          <w:color w:val="FF0000"/>
+          <w:sz w:val="48"/>
+          <w:szCs w:val="48"/>
+          <w:lang w:val="it-IT"/>
+        </w:rPr>
+      </w:pPr>
+    </w:p>
+    <w:p>
+      <w:pPr>
+        <w:rPr>
+          <w:b/>
+          <w:bCs/>
+          <w:i/>
+          <w:iCs/>
+          <w:color w:val="FF0000"/>
+          <w:sz w:val="48"/>
+          <w:szCs w:val="48"/>
+        </w:rPr>
+      </w:pPr>
+    </w:p>
+    <w:p>
+      <w:pPr>
+        <w:rPr>
+          <w:b/>
+          <w:bCs/>
+          <w:i/>
+          <w:iCs/>
+          <w:color w:val="FF0000"/>
+          <w:sz w:val="48"/>
+          <w:szCs w:val="48"/>
+        </w:rPr>
+      </w:pPr>
+      <w:r>
+        <w:rPr>
+          <w:b/>
+          <w:bCs/>
+          <w:i/>
+          <w:iCs/>
+          <w:color w:val="FF0000"/>
+          <w:sz w:val="48"/>
+          <w:szCs w:val="48"/>
+        </w:rPr>
+        <w:t>-Verification Plan:</w:t>
+      </w:r>
+      <w:r>
+        <w:rPr>
+          <w:noProof/>
+        </w:rPr>
+        <w:t xml:space="preserve"> </w:t>
+      </w:r>
+    </w:p>
+    <w:p>
+      <w:pPr>
+        <w:rPr>
+          <w:b/>
+          <w:bCs/>
+          <w:i/>
+          <w:iCs/>
+          <w:color w:val="FF0000"/>
+          <w:sz w:val="48"/>
+          <w:szCs w:val="48"/>
+        </w:rPr>
+      </w:pPr>
+      <w:r>
+        <w:rPr>
+          <w:b/>
+          <w:bCs/>
+          <w:i/>
+          <w:iCs/>
+          <w:color w:val="FF0000"/>
+          <w:sz w:val="48"/>
+          <w:szCs w:val="48"/>
+          <w:lang w:val="it-IT"/>
+        </w:rPr>
+        <w:drawing>
+          <wp:anchor distT="0" distB="0" distL="114300" distR="114300" simplePos="0" relativeHeight="252037120" behindDoc="0" locked="0" layoutInCell="1" allowOverlap="1" wp14:anchorId="04505C5C" wp14:editId="502F4A85">
+            <wp:simplePos x="0" y="0"/>
+            <wp:positionH relativeFrom="column">
+              <wp:posOffset>-45086</wp:posOffset>
+            </wp:positionH>
+            <wp:positionV relativeFrom="paragraph">
+              <wp:posOffset>98425</wp:posOffset>
+            </wp:positionV>
+            <wp:extent cx="6668005" cy="1771650"/>
+            <wp:effectExtent l="76200" t="76200" r="133350" b="133350"/>
+            <wp:wrapNone/>
+            <wp:docPr id="403022521" name="Picture 1"/>
+            <wp:cNvGraphicFramePr>
+              <a:graphicFrameLocks xmlns:a="http://schemas.openxmlformats.org/drawingml/2006/main" noChangeAspect="1"/>
+            </wp:cNvGraphicFramePr>
+            <a:graphic xmlns:a="http://schemas.openxmlformats.org/drawingml/2006/main">
+              <a:graphicData uri="http://schemas.openxmlformats.org/drawingml/2006/picture">
+                <pic:pic xmlns:pic="http://schemas.openxmlformats.org/drawingml/2006/picture">
+                  <pic:nvPicPr>
+                    <pic:cNvPr id="403022521" name=""/>
+                    <pic:cNvPicPr/>
+                  </pic:nvPicPr>
+                  <pic:blipFill>
+                    <a:blip r:embed="rId75">
+                      <a:extLst>
+                        <a:ext uri="{28A0092B-C50C-407E-A947-70E740481C1C}">
+                          <a14:useLocalDpi xmlns:a14="http://schemas.microsoft.com/office/drawing/2010/main" val="0"/>
+                        </a:ext>
+                      </a:extLst>
+                    </a:blip>
+                    <a:stretch>
+                      <a:fillRect/>
+                    </a:stretch>
+                  </pic:blipFill>
+                  <pic:spPr>
+                    <a:xfrm>
+                      <a:off x="0" y="0"/>
+                      <a:ext cx="6670437" cy="1772296"/>
+                    </a:xfrm>
+                    <a:prstGeom prst="rect">
+                      <a:avLst/>
+                    </a:prstGeom>
+                    <a:ln w="38100" cap="sq">
+                      <a:solidFill>
+                        <a:srgbClr val="000000"/>
+                      </a:solidFill>
+                      <a:prstDash val="solid"/>
+                      <a:miter lim="800000"/>
+                    </a:ln>
+                    <a:effectLst>
+                      <a:outerShdw blurRad="50800" dist="38100" dir="2700000" algn="tl" rotWithShape="0">
+                        <a:srgbClr val="000000">
+                          <a:alpha val="43000"/>
+                        </a:srgbClr>
+                      </a:outerShdw>
+                    </a:effectLst>
+                  </pic:spPr>
+                </pic:pic>
+              </a:graphicData>
+            </a:graphic>
+            <wp14:sizeRelH relativeFrom="margin">
+              <wp14:pctWidth>0</wp14:pctWidth>
+            </wp14:sizeRelH>
+            <wp14:sizeRelV relativeFrom="margin">
+              <wp14:pctHeight>0</wp14:pctHeight>
+            </wp14:sizeRelV>
+          </wp:anchor>
+        </w:drawing>
+      </w:r>
+    </w:p>
+    <w:p>
+      <w:pPr>
+        <w:rPr>
+          <w:b/>
+          <w:bCs/>
+          <w:i/>
+          <w:iCs/>
+          <w:color w:val="FF0000"/>
+          <w:sz w:val="48"/>
+          <w:szCs w:val="48"/>
+          <w:lang w:val="it-IT"/>
+        </w:rPr>
+      </w:pPr>
+    </w:p>
+    <w:p>
+      <w:pPr>
+        <w:tabs>
+          <w:tab w:val="left" w:pos="3350"/>
+        </w:tabs>
+        <w:rPr>
+          <w:sz w:val="28"/>
+          <w:szCs w:val="28"/>
+        </w:rPr>
+      </w:pPr>
+      <w:r>
+        <w:rPr>
+          <w:sz w:val="28"/>
+          <w:szCs w:val="28"/>
+        </w:rPr>
+        <w:tab/>
+      </w:r>
+    </w:p>
+    <w:p>
+      <w:pPr>
+        <w:tabs>
+          <w:tab w:val="left" w:pos="5578"/>
+        </w:tabs>
+        <w:rPr>
+          <w:sz w:val="28"/>
+          <w:szCs w:val="28"/>
+        </w:rPr>
+      </w:pPr>
+      <w:r>
+        <w:rPr>
+          <w:sz w:val="28"/>
+          <w:szCs w:val="28"/>
+        </w:rPr>
+        <w:tab/>
+      </w:r>
+    </w:p>
+    <w:p>
+      <w:pPr>
+        <w:tabs>
+          <w:tab w:val="left" w:pos="4420"/>
+        </w:tabs>
+        <w:rPr>
+          <w:sz w:val="28"/>
+          <w:szCs w:val="28"/>
+        </w:rPr>
+      </w:pPr>
+      <w:r>
+        <w:rPr>
+          <w:sz w:val="28"/>
+          <w:szCs w:val="28"/>
+        </w:rPr>
+        <w:tab/>
+      </w:r>
+    </w:p>
+    <w:p>
+      <w:pPr>
+        <w:tabs>
+          <w:tab w:val="left" w:pos="2367"/>
+        </w:tabs>
+        <w:rPr>
+          <w:sz w:val="36"/>
+          <w:szCs w:val="36"/>
+        </w:rPr>
+      </w:pPr>
+      <w:r>
+        <w:rPr>
+          <w:noProof/>
+          <w:sz w:val="36"/>
+          <w:szCs w:val="36"/>
+        </w:rPr>
+        <w:lastRenderedPageBreak/>
+        <w:drawing>
+          <wp:anchor distT="0" distB="0" distL="114300" distR="114300" simplePos="0" relativeHeight="252038144" behindDoc="0" locked="0" layoutInCell="1" allowOverlap="1" wp14:anchorId="7BA4A71E" wp14:editId="1B90D609">
+            <wp:simplePos x="0" y="0"/>
+            <wp:positionH relativeFrom="column">
+              <wp:posOffset>-54610</wp:posOffset>
+            </wp:positionH>
+            <wp:positionV relativeFrom="paragraph">
+              <wp:posOffset>440690</wp:posOffset>
+            </wp:positionV>
+            <wp:extent cx="6636020" cy="2743200"/>
+            <wp:effectExtent l="76200" t="76200" r="127000" b="133350"/>
+            <wp:wrapNone/>
+            <wp:docPr id="2021712762" name="Picture 1"/>
+            <wp:cNvGraphicFramePr>
+              <a:graphicFrameLocks xmlns:a="http://schemas.openxmlformats.org/drawingml/2006/main" noChangeAspect="1"/>
+            </wp:cNvGraphicFramePr>
+            <a:graphic xmlns:a="http://schemas.openxmlformats.org/drawingml/2006/main">
+              <a:graphicData uri="http://schemas.openxmlformats.org/drawingml/2006/picture">
+                <pic:pic xmlns:pic="http://schemas.openxmlformats.org/drawingml/2006/picture">
+                  <pic:nvPicPr>
+                    <pic:cNvPr id="2021712762" name=""/>
+                    <pic:cNvPicPr/>
+                  </pic:nvPicPr>
+                  <pic:blipFill>
+                    <a:blip r:embed="rId76">
+                      <a:extLst>
+                        <a:ext uri="{28A0092B-C50C-407E-A947-70E740481C1C}">
+                          <a14:useLocalDpi xmlns:a14="http://schemas.microsoft.com/office/drawing/2010/main" val="0"/>
+                        </a:ext>
+                      </a:extLst>
+                    </a:blip>
+                    <a:stretch>
+                      <a:fillRect/>
+                    </a:stretch>
+                  </pic:blipFill>
+                  <pic:spPr>
+                    <a:xfrm>
+                      <a:off x="0" y="0"/>
+                      <a:ext cx="6636020" cy="2743200"/>
+                    </a:xfrm>
+                    <a:prstGeom prst="rect">
+                      <a:avLst/>
+                    </a:prstGeom>
+                    <a:ln w="38100" cap="sq">
+                      <a:solidFill>
+                        <a:srgbClr val="000000"/>
+                      </a:solidFill>
+                      <a:prstDash val="solid"/>
+                      <a:miter lim="800000"/>
+                    </a:ln>
+                    <a:effectLst>
+                      <a:outerShdw blurRad="50800" dist="38100" dir="2700000" algn="tl" rotWithShape="0">
+                        <a:srgbClr val="000000">
+                          <a:alpha val="43000"/>
+                        </a:srgbClr>
+                      </a:outerShdw>
+                    </a:effectLst>
+                  </pic:spPr>
+                </pic:pic>
+              </a:graphicData>
+            </a:graphic>
+            <wp14:sizeRelH relativeFrom="margin">
+              <wp14:pctWidth>0</wp14:pctWidth>
+            </wp14:sizeRelH>
+            <wp14:sizeRelV relativeFrom="margin">
+              <wp14:pctHeight>0</wp14:pctHeight>
+            </wp14:sizeRelV>
+          </wp:anchor>
+        </w:drawing>
+      </w:r>
+      <w:r>
+        <w:rPr>
+          <w:b/>
+          <w:bCs/>
+          <w:i/>
+          <w:iCs/>
+          <w:color w:val="FF0000"/>
+          <w:sz w:val="48"/>
+          <w:szCs w:val="48"/>
+        </w:rPr>
+        <w:t>- Package:</w:t>
+      </w:r>
+    </w:p>
+    <w:p>
+      <w:pPr>
+        <w:rPr>
+          <w:noProof/>
+          <w:sz w:val="36"/>
+          <w:szCs w:val="36"/>
+        </w:rPr>
+      </w:pPr>
+    </w:p>
+    <w:p>
+      <w:pPr>
+        <w:tabs>
+          <w:tab w:val="left" w:pos="1060"/>
+        </w:tabs>
+        <w:rPr>
+          <w:sz w:val="36"/>
+          <w:szCs w:val="36"/>
+        </w:rPr>
+        <w:sectPr>
+          <w:pgSz w:w="12242" w:h="15842" w:code="1"/>
+          <w:pgMar w:top="1151" w:right="1151" w:bottom="1151" w:left="1151" w:header="720" w:footer="720" w:gutter="0"/>
+          <w:pgBorders w:offsetFrom="page">
+            <w:top w:val="single" w:sz="4" w:space="24" w:color="auto"/>
+            <w:left w:val="single" w:sz="4" w:space="24" w:color="auto"/>
+            <w:bottom w:val="single" w:sz="4" w:space="24" w:color="auto"/>
+            <w:right w:val="single" w:sz="4" w:space="24" w:color="auto"/>
+          </w:pgBorders>
+          <w:cols w:space="720"/>
+          <w:docGrid w:linePitch="360"/>
+        </w:sectPr>
+      </w:pPr>
+    </w:p>
+    <w:p>
+      <w:pPr>
+        <w:rPr>
+          <w:b/>
+          <w:bCs/>
+          <w:i/>
+          <w:iCs/>
+          <w:color w:val="FF0000"/>
+          <w:sz w:val="48"/>
+          <w:szCs w:val="48"/>
+        </w:rPr>
+      </w:pPr>
+      <w:r>
+        <w:rPr>
+          <w:b/>
+          <w:bCs/>
+          <w:i/>
+          <w:iCs/>
+          <w:color w:val="FF0000"/>
+          <w:sz w:val="48"/>
+          <w:szCs w:val="48"/>
+        </w:rPr>
+        <w:lastRenderedPageBreak/>
+        <w:drawing>
+          <wp:anchor distT="0" distB="0" distL="114300" distR="114300" simplePos="0" relativeHeight="252040192" behindDoc="0" locked="0" layoutInCell="1" allowOverlap="1" wp14:anchorId="4FC023EB" wp14:editId="3530CE9F">
+            <wp:simplePos x="0" y="0"/>
+            <wp:positionH relativeFrom="column">
+              <wp:posOffset>4869815</wp:posOffset>
+            </wp:positionH>
+            <wp:positionV relativeFrom="paragraph">
+              <wp:posOffset>-245110</wp:posOffset>
+            </wp:positionV>
+            <wp:extent cx="1723062" cy="1949450"/>
+            <wp:effectExtent l="76200" t="76200" r="125095" b="127000"/>
+            <wp:wrapNone/>
+            <wp:docPr id="1245330674" name="Picture 1"/>
+            <wp:cNvGraphicFramePr>
+              <a:graphicFrameLocks xmlns:a="http://schemas.openxmlformats.org/drawingml/2006/main" noChangeAspect="1"/>
+            </wp:cNvGraphicFramePr>
+            <a:graphic xmlns:a="http://schemas.openxmlformats.org/drawingml/2006/main">
+              <a:graphicData uri="http://schemas.openxmlformats.org/drawingml/2006/picture">
+                <pic:pic xmlns:pic="http://schemas.openxmlformats.org/drawingml/2006/picture">
+                  <pic:nvPicPr>
+                    <pic:cNvPr id="1245330674" name=""/>
+                    <pic:cNvPicPr/>
+                  </pic:nvPicPr>
+                  <pic:blipFill>
+                    <a:blip r:embed="rId77">
+                      <a:extLst>
+                        <a:ext uri="{28A0092B-C50C-407E-A947-70E740481C1C}">
+                          <a14:useLocalDpi xmlns:a14="http://schemas.microsoft.com/office/drawing/2010/main" val="0"/>
+                        </a:ext>
+                      </a:extLst>
+                    </a:blip>
+                    <a:stretch>
+                      <a:fillRect/>
+                    </a:stretch>
+                  </pic:blipFill>
+                  <pic:spPr>
+                    <a:xfrm>
+                      <a:off x="0" y="0"/>
+                      <a:ext cx="1723369" cy="1949797"/>
+                    </a:xfrm>
+                    <a:prstGeom prst="rect">
+                      <a:avLst/>
+                    </a:prstGeom>
+                    <a:ln w="38100" cap="sq">
+                      <a:solidFill>
+                        <a:srgbClr val="000000"/>
+                      </a:solidFill>
+                      <a:prstDash val="solid"/>
+                      <a:miter lim="800000"/>
+                    </a:ln>
+                    <a:effectLst>
+                      <a:outerShdw blurRad="50800" dist="38100" dir="2700000" algn="tl" rotWithShape="0">
+                        <a:srgbClr val="000000">
+                          <a:alpha val="43000"/>
+                        </a:srgbClr>
+                      </a:outerShdw>
+                    </a:effectLst>
+                  </pic:spPr>
+                </pic:pic>
+              </a:graphicData>
+            </a:graphic>
+            <wp14:sizeRelH relativeFrom="margin">
+              <wp14:pctWidth>0</wp14:pctWidth>
+            </wp14:sizeRelH>
+            <wp14:sizeRelV relativeFrom="margin">
+              <wp14:pctHeight>0</wp14:pctHeight>
+            </wp14:sizeRelV>
+          </wp:anchor>
+        </w:drawing>
+      </w:r>
+      <w:r>
+        <w:rPr>
+          <w:b/>
+          <w:bCs/>
+          <w:i/>
+          <w:iCs/>
+          <w:color w:val="FF0000"/>
+          <w:sz w:val="48"/>
+          <w:szCs w:val="48"/>
+        </w:rPr>
+        <w:drawing>
+          <wp:anchor distT="0" distB="0" distL="114300" distR="114300" simplePos="0" relativeHeight="252039168" behindDoc="0" locked="0" layoutInCell="1" allowOverlap="1" wp14:anchorId="629E1490" wp14:editId="05BE2246">
+            <wp:simplePos x="0" y="0"/>
+            <wp:positionH relativeFrom="column">
+              <wp:posOffset>2896900</wp:posOffset>
+            </wp:positionH>
+            <wp:positionV relativeFrom="paragraph">
+              <wp:posOffset>-245109</wp:posOffset>
+            </wp:positionV>
+            <wp:extent cx="1968469" cy="1949450"/>
+            <wp:effectExtent l="76200" t="76200" r="127635" b="127000"/>
+            <wp:wrapNone/>
+            <wp:docPr id="1644699517" name="Picture 1"/>
+            <wp:cNvGraphicFramePr>
+              <a:graphicFrameLocks xmlns:a="http://schemas.openxmlformats.org/drawingml/2006/main" noChangeAspect="1"/>
+            </wp:cNvGraphicFramePr>
+            <a:graphic xmlns:a="http://schemas.openxmlformats.org/drawingml/2006/main">
+              <a:graphicData uri="http://schemas.openxmlformats.org/drawingml/2006/picture">
+                <pic:pic xmlns:pic="http://schemas.openxmlformats.org/drawingml/2006/picture">
+                  <pic:nvPicPr>
+                    <pic:cNvPr id="1644699517" name=""/>
+                    <pic:cNvPicPr/>
+                  </pic:nvPicPr>
+                  <pic:blipFill>
+                    <a:blip r:embed="rId78">
+                      <a:extLst>
+                        <a:ext uri="{28A0092B-C50C-407E-A947-70E740481C1C}">
+                          <a14:useLocalDpi xmlns:a14="http://schemas.microsoft.com/office/drawing/2010/main" val="0"/>
+                        </a:ext>
+                      </a:extLst>
+                    </a:blip>
+                    <a:stretch>
+                      <a:fillRect/>
+                    </a:stretch>
+                  </pic:blipFill>
+                  <pic:spPr>
+                    <a:xfrm>
+                      <a:off x="0" y="0"/>
+                      <a:ext cx="1973501" cy="1954433"/>
+                    </a:xfrm>
+                    <a:prstGeom prst="rect">
+                      <a:avLst/>
+                    </a:prstGeom>
+                    <a:ln w="38100" cap="sq">
+                      <a:solidFill>
+                        <a:srgbClr val="000000"/>
+                      </a:solidFill>
+                      <a:prstDash val="solid"/>
+                      <a:miter lim="800000"/>
+                    </a:ln>
+                    <a:effectLst>
+                      <a:outerShdw blurRad="50800" dist="38100" dir="2700000" algn="tl" rotWithShape="0">
+                        <a:srgbClr val="000000">
+                          <a:alpha val="43000"/>
+                        </a:srgbClr>
+                      </a:outerShdw>
+                    </a:effectLst>
+                  </pic:spPr>
+                </pic:pic>
+              </a:graphicData>
+            </a:graphic>
+            <wp14:sizeRelH relativeFrom="margin">
+              <wp14:pctWidth>0</wp14:pctWidth>
+            </wp14:sizeRelH>
+            <wp14:sizeRelV relativeFrom="margin">
+              <wp14:pctHeight>0</wp14:pctHeight>
+            </wp14:sizeRelV>
+          </wp:anchor>
+        </w:drawing>
+      </w:r>
+      <w:r>
+        <w:rPr>
+          <w:b/>
+          <w:bCs/>
+          <w:i/>
+          <w:iCs/>
+          <w:color w:val="FF0000"/>
+          <w:sz w:val="48"/>
+          <w:szCs w:val="48"/>
+        </w:rPr>
+        <w:t>- Testbench:</w:t>
+      </w:r>
+      <w:r>
+        <w:rPr>
+          <w:noProof/>
+        </w:rPr>
+        <w:t xml:space="preserve"> </w:t>
+      </w:r>
+    </w:p>
+    <w:p>
+      <w:pPr>
+        <w:rPr>
+          <w:sz w:val="36"/>
+          <w:szCs w:val="36"/>
+        </w:rPr>
+      </w:pPr>
+    </w:p>
+    <w:p>
+      <w:pPr>
+        <w:rPr>
+          <w:sz w:val="36"/>
+          <w:szCs w:val="36"/>
+        </w:rPr>
+      </w:pPr>
+    </w:p>
+    <w:p>
+      <w:pPr>
+        <w:rPr>
+          <w:sz w:val="36"/>
+          <w:szCs w:val="36"/>
+        </w:rPr>
+      </w:pPr>
+      <w:r>
+        <w:rPr>
+          <w:sz w:val="36"/>
+          <w:szCs w:val="36"/>
+        </w:rPr>
+        <w:drawing>
+          <wp:anchor distT="0" distB="0" distL="114300" distR="114300" simplePos="0" relativeHeight="252041216" behindDoc="0" locked="0" layoutInCell="1" allowOverlap="1" wp14:anchorId="16D87D78" wp14:editId="51EC88E6">
+            <wp:simplePos x="0" y="0"/>
+            <wp:positionH relativeFrom="column">
+              <wp:posOffset>-207009</wp:posOffset>
+            </wp:positionH>
+            <wp:positionV relativeFrom="paragraph">
+              <wp:posOffset>267971</wp:posOffset>
+            </wp:positionV>
+            <wp:extent cx="5715000" cy="2657992"/>
+            <wp:effectExtent l="76200" t="76200" r="133350" b="142875"/>
+            <wp:wrapNone/>
+            <wp:docPr id="990826042" name="Picture 1"/>
+            <wp:cNvGraphicFramePr>
+              <a:graphicFrameLocks xmlns:a="http://schemas.openxmlformats.org/drawingml/2006/main" noChangeAspect="1"/>
+            </wp:cNvGraphicFramePr>
+            <a:graphic xmlns:a="http://schemas.openxmlformats.org/drawingml/2006/main">
+              <a:graphicData uri="http://schemas.openxmlformats.org/drawingml/2006/picture">
+                <pic:pic xmlns:pic="http://schemas.openxmlformats.org/drawingml/2006/picture">
+                  <pic:nvPicPr>
+                    <pic:cNvPr id="990826042" name=""/>
+                    <pic:cNvPicPr/>
+                  </pic:nvPicPr>
+                  <pic:blipFill>
+                    <a:blip r:embed="rId79">
+                      <a:extLst>
+                        <a:ext uri="{28A0092B-C50C-407E-A947-70E740481C1C}">
+                          <a14:useLocalDpi xmlns:a14="http://schemas.microsoft.com/office/drawing/2010/main" val="0"/>
+                        </a:ext>
+                      </a:extLst>
+                    </a:blip>
+                    <a:stretch>
+                      <a:fillRect/>
+                    </a:stretch>
+                  </pic:blipFill>
+                  <pic:spPr>
+                    <a:xfrm>
+                      <a:off x="0" y="0"/>
+                      <a:ext cx="5725548" cy="2662898"/>
+                    </a:xfrm>
+                    <a:prstGeom prst="rect">
+                      <a:avLst/>
+                    </a:prstGeom>
+                    <a:ln w="38100" cap="sq">
+                      <a:solidFill>
+                        <a:srgbClr val="000000"/>
+                      </a:solidFill>
+                      <a:prstDash val="solid"/>
+                      <a:miter lim="800000"/>
+                    </a:ln>
+                    <a:effectLst>
+                      <a:outerShdw blurRad="50800" dist="38100" dir="2700000" algn="tl" rotWithShape="0">
+                        <a:srgbClr val="000000">
+                          <a:alpha val="43000"/>
+                        </a:srgbClr>
+                      </a:outerShdw>
+                    </a:effectLst>
+                  </pic:spPr>
+                </pic:pic>
+              </a:graphicData>
+            </a:graphic>
+            <wp14:sizeRelH relativeFrom="margin">
+              <wp14:pctWidth>0</wp14:pctWidth>
+            </wp14:sizeRelH>
+            <wp14:sizeRelV relativeFrom="margin">
+              <wp14:pctHeight>0</wp14:pctHeight>
+            </wp14:sizeRelV>
+          </wp:anchor>
+        </w:drawing>
+      </w:r>
+    </w:p>
+    <w:p>
+      <w:pPr>
+        <w:rPr>
+          <w:sz w:val="36"/>
+          <w:szCs w:val="36"/>
+        </w:rPr>
+      </w:pPr>
+    </w:p>
+    <w:p>
+      <w:pPr>
+        <w:rPr>
+          <w:sz w:val="36"/>
+          <w:szCs w:val="36"/>
+        </w:rPr>
+      </w:pPr>
+    </w:p>
+    <w:p>
+      <w:pPr>
+        <w:rPr>
+          <w:sz w:val="36"/>
+          <w:szCs w:val="36"/>
+        </w:rPr>
+      </w:pPr>
+    </w:p>
+    <w:p>
+      <w:pPr>
+        <w:rPr>
+          <w:sz w:val="36"/>
+          <w:szCs w:val="36"/>
+        </w:rPr>
+      </w:pPr>
+    </w:p>
+    <w:p>
+      <w:pPr>
+        <w:rPr>
+          <w:sz w:val="36"/>
+          <w:szCs w:val="36"/>
+        </w:rPr>
+      </w:pPr>
+    </w:p>
+    <w:p>
+      <w:pPr>
+        <w:rPr>
+          <w:sz w:val="36"/>
+          <w:szCs w:val="36"/>
+        </w:rPr>
+      </w:pPr>
+      <w:r>
+        <w:rPr>
+          <w:sz w:val="36"/>
+          <w:szCs w:val="36"/>
+        </w:rPr>
+        <w:drawing>
+          <wp:anchor distT="0" distB="0" distL="114300" distR="114300" simplePos="0" relativeHeight="252042240" behindDoc="0" locked="0" layoutInCell="1" allowOverlap="1" wp14:anchorId="6A0CA522" wp14:editId="35D2437A">
+            <wp:simplePos x="0" y="0"/>
+            <wp:positionH relativeFrom="column">
+              <wp:posOffset>-149860</wp:posOffset>
+            </wp:positionH>
+            <wp:positionV relativeFrom="paragraph">
+              <wp:posOffset>376555</wp:posOffset>
+            </wp:positionV>
+            <wp:extent cx="5572125" cy="1995090"/>
+            <wp:effectExtent l="76200" t="76200" r="123825" b="139065"/>
+            <wp:wrapNone/>
+            <wp:docPr id="1194472610" name="Picture 1"/>
+            <wp:cNvGraphicFramePr>
+              <a:graphicFrameLocks xmlns:a="http://schemas.openxmlformats.org/drawingml/2006/main" noChangeAspect="1"/>
+            </wp:cNvGraphicFramePr>
+            <a:graphic xmlns:a="http://schemas.openxmlformats.org/drawingml/2006/main">
+              <a:graphicData uri="http://schemas.openxmlformats.org/drawingml/2006/picture">
+                <pic:pic xmlns:pic="http://schemas.openxmlformats.org/drawingml/2006/picture">
+                  <pic:nvPicPr>
+                    <pic:cNvPr id="1194472610" name=""/>
+                    <pic:cNvPicPr/>
+                  </pic:nvPicPr>
+                  <pic:blipFill>
+                    <a:blip r:embed="rId80">
+                      <a:extLst>
+                        <a:ext uri="{28A0092B-C50C-407E-A947-70E740481C1C}">
+                          <a14:useLocalDpi xmlns:a14="http://schemas.microsoft.com/office/drawing/2010/main" val="0"/>
+                        </a:ext>
+                      </a:extLst>
+                    </a:blip>
+                    <a:stretch>
+                      <a:fillRect/>
+                    </a:stretch>
+                  </pic:blipFill>
+                  <pic:spPr>
+                    <a:xfrm>
+                      <a:off x="0" y="0"/>
+                      <a:ext cx="5572125" cy="1995090"/>
+                    </a:xfrm>
+                    <a:prstGeom prst="rect">
+                      <a:avLst/>
+                    </a:prstGeom>
+                    <a:ln w="38100" cap="sq">
+                      <a:solidFill>
+                        <a:srgbClr val="000000"/>
+                      </a:solidFill>
+                      <a:prstDash val="solid"/>
+                      <a:miter lim="800000"/>
+                    </a:ln>
+                    <a:effectLst>
+                      <a:outerShdw blurRad="50800" dist="38100" dir="2700000" algn="tl" rotWithShape="0">
+                        <a:srgbClr val="000000">
+                          <a:alpha val="43000"/>
+                        </a:srgbClr>
+                      </a:outerShdw>
+                    </a:effectLst>
+                  </pic:spPr>
+                </pic:pic>
+              </a:graphicData>
+            </a:graphic>
+            <wp14:sizeRelH relativeFrom="margin">
+              <wp14:pctWidth>0</wp14:pctWidth>
+            </wp14:sizeRelH>
+            <wp14:sizeRelV relativeFrom="margin">
+              <wp14:pctHeight>0</wp14:pctHeight>
+            </wp14:sizeRelV>
+          </wp:anchor>
+        </w:drawing>
+      </w:r>
+    </w:p>
+    <w:p>
+      <w:pPr>
+        <w:rPr>
+          <w:sz w:val="36"/>
+          <w:szCs w:val="36"/>
+        </w:rPr>
+      </w:pPr>
+    </w:p>
+    <w:p>
+      <w:pPr>
+        <w:rPr>
+          <w:sz w:val="36"/>
+          <w:szCs w:val="36"/>
+        </w:rPr>
+      </w:pPr>
+    </w:p>
+    <w:p>
+      <w:pPr>
+        <w:rPr>
+          <w:sz w:val="36"/>
+          <w:szCs w:val="36"/>
+        </w:rPr>
+      </w:pPr>
+    </w:p>
+    <w:p>
+      <w:pPr>
+        <w:rPr>
+          <w:sz w:val="36"/>
+          <w:szCs w:val="36"/>
+        </w:rPr>
+      </w:pPr>
+    </w:p>
+    <w:p>
+      <w:pPr>
+        <w:rPr>
+          <w:sz w:val="36"/>
+          <w:szCs w:val="36"/>
+        </w:rPr>
+      </w:pPr>
+      <w:r>
+        <w:rPr>
+          <w:sz w:val="36"/>
+          <w:szCs w:val="36"/>
+        </w:rPr>
+        <w:drawing>
+          <wp:anchor distT="0" distB="0" distL="114300" distR="114300" simplePos="0" relativeHeight="252043264" behindDoc="0" locked="0" layoutInCell="1" allowOverlap="1" wp14:anchorId="53CC65D3" wp14:editId="69103E1B">
+            <wp:simplePos x="0" y="0"/>
+            <wp:positionH relativeFrom="column">
+              <wp:posOffset>-149860</wp:posOffset>
+            </wp:positionH>
+            <wp:positionV relativeFrom="paragraph">
+              <wp:posOffset>243205</wp:posOffset>
+            </wp:positionV>
+            <wp:extent cx="5572125" cy="2575847"/>
+            <wp:effectExtent l="76200" t="76200" r="123825" b="129540"/>
+            <wp:wrapNone/>
+            <wp:docPr id="1327978473" name="Picture 1"/>
+            <wp:cNvGraphicFramePr>
+              <a:graphicFrameLocks xmlns:a="http://schemas.openxmlformats.org/drawingml/2006/main" noChangeAspect="1"/>
+            </wp:cNvGraphicFramePr>
+            <a:graphic xmlns:a="http://schemas.openxmlformats.org/drawingml/2006/main">
+              <a:graphicData uri="http://schemas.openxmlformats.org/drawingml/2006/picture">
+                <pic:pic xmlns:pic="http://schemas.openxmlformats.org/drawingml/2006/picture">
+                  <pic:nvPicPr>
+                    <pic:cNvPr id="1327978473" name=""/>
+                    <pic:cNvPicPr/>
+                  </pic:nvPicPr>
+                  <pic:blipFill>
+                    <a:blip r:embed="rId81">
+                      <a:extLst>
+                        <a:ext uri="{28A0092B-C50C-407E-A947-70E740481C1C}">
+                          <a14:useLocalDpi xmlns:a14="http://schemas.microsoft.com/office/drawing/2010/main" val="0"/>
+                        </a:ext>
+                      </a:extLst>
+                    </a:blip>
+                    <a:stretch>
+                      <a:fillRect/>
+                    </a:stretch>
+                  </pic:blipFill>
+                  <pic:spPr>
+                    <a:xfrm>
+                      <a:off x="0" y="0"/>
+                      <a:ext cx="5575398" cy="2577360"/>
+                    </a:xfrm>
+                    <a:prstGeom prst="rect">
+                      <a:avLst/>
+                    </a:prstGeom>
+                    <a:ln w="38100" cap="sq">
+                      <a:solidFill>
+                        <a:srgbClr val="000000"/>
+                      </a:solidFill>
+                      <a:prstDash val="solid"/>
+                      <a:miter lim="800000"/>
+                    </a:ln>
+                    <a:effectLst>
+                      <a:outerShdw blurRad="50800" dist="38100" dir="2700000" algn="tl" rotWithShape="0">
+                        <a:srgbClr val="000000">
+                          <a:alpha val="43000"/>
+                        </a:srgbClr>
+                      </a:outerShdw>
+                    </a:effectLst>
+                  </pic:spPr>
+                </pic:pic>
+              </a:graphicData>
+            </a:graphic>
+            <wp14:sizeRelH relativeFrom="margin">
+              <wp14:pctWidth>0</wp14:pctWidth>
+            </wp14:sizeRelH>
+            <wp14:sizeRelV relativeFrom="margin">
+              <wp14:pctHeight>0</wp14:pctHeight>
+            </wp14:sizeRelV>
+          </wp:anchor>
+        </w:drawing>
+      </w:r>
+    </w:p>
+    <w:p>
+      <w:pPr>
+        <w:rPr>
+          <w:sz w:val="36"/>
+          <w:szCs w:val="36"/>
+        </w:rPr>
+      </w:pPr>
+    </w:p>
+    <w:p>
+      <w:pPr>
+        <w:rPr>
+          <w:sz w:val="36"/>
+          <w:szCs w:val="36"/>
+        </w:rPr>
+      </w:pPr>
+    </w:p>
+    <w:p>
+      <w:pPr>
+        <w:rPr>
+          <w:sz w:val="36"/>
+          <w:szCs w:val="36"/>
+        </w:rPr>
+      </w:pPr>
+    </w:p>
+    <w:p>
+      <w:pPr>
+        <w:rPr>
+          <w:sz w:val="36"/>
+          <w:szCs w:val="36"/>
+        </w:rPr>
+      </w:pPr>
+    </w:p>
+    <w:p>
+      <w:pPr>
+        <w:rPr>
+          <w:sz w:val="36"/>
+          <w:szCs w:val="36"/>
+        </w:rPr>
+      </w:pPr>
+    </w:p>
+    <w:p>
+      <w:pPr>
+        <w:rPr>
+          <w:sz w:val="36"/>
+          <w:szCs w:val="36"/>
+        </w:rPr>
+      </w:pPr>
+      <w:r>
+        <w:rPr>
+          <w:sz w:val="36"/>
+          <w:szCs w:val="36"/>
+        </w:rPr>
+        <w:lastRenderedPageBreak/>
+        <w:drawing>
+          <wp:anchor distT="0" distB="0" distL="114300" distR="114300" simplePos="0" relativeHeight="252044288" behindDoc="0" locked="0" layoutInCell="1" allowOverlap="1" wp14:anchorId="4D7B858F" wp14:editId="14FDD9C6">
+            <wp:simplePos x="0" y="0"/>
+            <wp:positionH relativeFrom="column">
+              <wp:posOffset>-197485</wp:posOffset>
+            </wp:positionH>
+            <wp:positionV relativeFrom="paragraph">
+              <wp:posOffset>-226060</wp:posOffset>
+            </wp:positionV>
+            <wp:extent cx="6762750" cy="8530318"/>
+            <wp:effectExtent l="0" t="0" r="0" b="4445"/>
+            <wp:wrapNone/>
+            <wp:docPr id="1328805515" name="Picture 1"/>
+            <wp:cNvGraphicFramePr>
+              <a:graphicFrameLocks xmlns:a="http://schemas.openxmlformats.org/drawingml/2006/main" noChangeAspect="1"/>
+            </wp:cNvGraphicFramePr>
+            <a:graphic xmlns:a="http://schemas.openxmlformats.org/drawingml/2006/main">
+              <a:graphicData uri="http://schemas.openxmlformats.org/drawingml/2006/picture">
+                <pic:pic xmlns:pic="http://schemas.openxmlformats.org/drawingml/2006/picture">
+                  <pic:nvPicPr>
+                    <pic:cNvPr id="1328805515" name=""/>
+                    <pic:cNvPicPr/>
+                  </pic:nvPicPr>
+                  <pic:blipFill>
+                    <a:blip r:embed="rId82">
+                      <a:extLst>
+                        <a:ext uri="{28A0092B-C50C-407E-A947-70E740481C1C}">
+                          <a14:useLocalDpi xmlns:a14="http://schemas.microsoft.com/office/drawing/2010/main" val="0"/>
+                        </a:ext>
+                      </a:extLst>
+                    </a:blip>
+                    <a:stretch>
+                      <a:fillRect/>
+                    </a:stretch>
+                  </pic:blipFill>
+                  <pic:spPr>
+                    <a:xfrm>
+                      <a:off x="0" y="0"/>
+                      <a:ext cx="6765215" cy="8533427"/>
+                    </a:xfrm>
+                    <a:prstGeom prst="rect">
+                      <a:avLst/>
+                    </a:prstGeom>
+                  </pic:spPr>
+                </pic:pic>
+              </a:graphicData>
+            </a:graphic>
+            <wp14:sizeRelH relativeFrom="margin">
+              <wp14:pctWidth>0</wp14:pctWidth>
+            </wp14:sizeRelH>
+            <wp14:sizeRelV relativeFrom="margin">
+              <wp14:pctHeight>0</wp14:pctHeight>
+            </wp14:sizeRelV>
+          </wp:anchor>
+        </w:drawing>
+      </w:r>
+    </w:p>
+    <w:p>
+      <w:pPr>
+        <w:rPr>
+          <w:sz w:val="36"/>
+          <w:szCs w:val="36"/>
+        </w:rPr>
+      </w:pPr>
+    </w:p>
+    <w:p>
+      <w:pPr>
+        <w:rPr>
+          <w:sz w:val="36"/>
+          <w:szCs w:val="36"/>
+        </w:rPr>
+        <w:sectPr>
+          <w:pgSz w:w="12242" w:h="15842" w:code="1"/>
+          <w:pgMar w:top="1151" w:right="1151" w:bottom="1151" w:left="1151" w:header="720" w:footer="720" w:gutter="0"/>
+          <w:pgBorders w:offsetFrom="page">
+            <w:top w:val="single" w:sz="4" w:space="24" w:color="auto"/>
+            <w:left w:val="single" w:sz="4" w:space="24" w:color="auto"/>
+            <w:bottom w:val="single" w:sz="4" w:space="24" w:color="auto"/>
+            <w:right w:val="single" w:sz="4" w:space="24" w:color="auto"/>
+          </w:pgBorders>
+          <w:cols w:space="720"/>
+          <w:docGrid w:linePitch="360"/>
+        </w:sectPr>
+      </w:pPr>
+    </w:p>
+    <w:p>
+      <w:pPr>
+        <w:tabs>
+          <w:tab w:val="center" w:pos="4968"/>
+        </w:tabs>
+        <w:rPr>
+          <w:b/>
+          <w:bCs/>
+          <w:i/>
+          <w:iCs/>
+          <w:color w:val="FF0000"/>
+          <w:sz w:val="48"/>
+          <w:szCs w:val="48"/>
+        </w:rPr>
+      </w:pPr>
+      <w:r>
+        <w:rPr>
+          <w:sz w:val="36"/>
+          <w:szCs w:val="36"/>
+        </w:rPr>
+        <w:lastRenderedPageBreak/>
+        <w:drawing>
+          <wp:anchor distT="0" distB="0" distL="114300" distR="114300" simplePos="0" relativeHeight="252045312" behindDoc="0" locked="0" layoutInCell="1" allowOverlap="1" wp14:anchorId="59C828D2" wp14:editId="784DDBCB">
+            <wp:simplePos x="0" y="0"/>
+            <wp:positionH relativeFrom="column">
+              <wp:posOffset>1270</wp:posOffset>
+            </wp:positionH>
+            <wp:positionV relativeFrom="paragraph">
+              <wp:posOffset>478790</wp:posOffset>
+            </wp:positionV>
+            <wp:extent cx="6311900" cy="2312670"/>
+            <wp:effectExtent l="76200" t="76200" r="127000" b="125730"/>
+            <wp:wrapNone/>
+            <wp:docPr id="1695658698" name="Picture 1"/>
+            <wp:cNvGraphicFramePr>
+              <a:graphicFrameLocks xmlns:a="http://schemas.openxmlformats.org/drawingml/2006/main" noChangeAspect="1"/>
+            </wp:cNvGraphicFramePr>
+            <a:graphic xmlns:a="http://schemas.openxmlformats.org/drawingml/2006/main">
+              <a:graphicData uri="http://schemas.openxmlformats.org/drawingml/2006/picture">
+                <pic:pic xmlns:pic="http://schemas.openxmlformats.org/drawingml/2006/picture">
+                  <pic:nvPicPr>
+                    <pic:cNvPr id="1695658698" name=""/>
+                    <pic:cNvPicPr/>
+                  </pic:nvPicPr>
+                  <pic:blipFill>
+                    <a:blip r:embed="rId83">
+                      <a:extLst>
+                        <a:ext uri="{28A0092B-C50C-407E-A947-70E740481C1C}">
+                          <a14:useLocalDpi xmlns:a14="http://schemas.microsoft.com/office/drawing/2010/main" val="0"/>
+                        </a:ext>
+                      </a:extLst>
+                    </a:blip>
+                    <a:stretch>
+                      <a:fillRect/>
+                    </a:stretch>
+                  </pic:blipFill>
+                  <pic:spPr>
+                    <a:xfrm>
+                      <a:off x="0" y="0"/>
+                      <a:ext cx="6311900" cy="2312670"/>
+                    </a:xfrm>
+                    <a:prstGeom prst="rect">
+                      <a:avLst/>
+                    </a:prstGeom>
+                    <a:ln w="38100" cap="sq">
+                      <a:solidFill>
+                        <a:srgbClr val="000000"/>
+                      </a:solidFill>
+                      <a:prstDash val="solid"/>
+                      <a:miter lim="800000"/>
+                    </a:ln>
+                    <a:effectLst>
+                      <a:outerShdw blurRad="50800" dist="38100" dir="2700000" algn="tl" rotWithShape="0">
+                        <a:srgbClr val="000000">
+                          <a:alpha val="43000"/>
+                        </a:srgbClr>
+                      </a:outerShdw>
+                    </a:effectLst>
+                  </pic:spPr>
+                </pic:pic>
+              </a:graphicData>
+            </a:graphic>
+          </wp:anchor>
+        </w:drawing>
+      </w:r>
+      <w:r>
+        <w:rPr>
+          <w:b/>
+          <w:bCs/>
+          <w:i/>
+          <w:iCs/>
+          <w:color w:val="FF0000"/>
+          <w:sz w:val="48"/>
+          <w:szCs w:val="48"/>
+        </w:rPr>
+        <w:t>- Do file</w:t>
+      </w:r>
+    </w:p>
+    <w:p>
+      <w:pPr>
+        <w:rPr>
+          <w:sz w:val="36"/>
+          <w:szCs w:val="36"/>
+        </w:rPr>
+      </w:pPr>
+    </w:p>
+    <w:p>
+      <w:pPr>
+        <w:rPr>
+          <w:sz w:val="36"/>
+          <w:szCs w:val="36"/>
+        </w:rPr>
+      </w:pPr>
+    </w:p>
+    <w:p>
+      <w:pPr>
+        <w:rPr>
+          <w:sz w:val="36"/>
+          <w:szCs w:val="36"/>
+        </w:rPr>
+      </w:pPr>
+    </w:p>
+    <w:p>
+      <w:pPr>
+        <w:rPr>
+          <w:sz w:val="36"/>
+          <w:szCs w:val="36"/>
+        </w:rPr>
+      </w:pPr>
+    </w:p>
+    <w:p>
+      <w:pPr>
+        <w:rPr>
+          <w:b/>
+          <w:bCs/>
+          <w:i/>
+          <w:iCs/>
+          <w:color w:val="FF0000"/>
+          <w:sz w:val="48"/>
+          <w:szCs w:val="48"/>
+        </w:rPr>
+      </w:pPr>
+    </w:p>
+    <w:p>
+      <w:pPr>
+        <w:rPr>
+          <w:sz w:val="36"/>
+          <w:szCs w:val="36"/>
+        </w:rPr>
+      </w:pPr>
+    </w:p>
+    <w:p>
+      <w:pPr>
+        <w:rPr>
+          <w:sz w:val="36"/>
+          <w:szCs w:val="36"/>
+        </w:rPr>
+      </w:pPr>
+      <w:r>
+        <w:rPr>
+          <w:sz w:val="36"/>
+          <w:szCs w:val="36"/>
+        </w:rPr>
+        <w:drawing>
+          <wp:anchor distT="0" distB="0" distL="114300" distR="114300" simplePos="0" relativeHeight="252047360" behindDoc="0" locked="0" layoutInCell="1" allowOverlap="1" wp14:anchorId="687D23C6" wp14:editId="03636922">
+            <wp:simplePos x="0" y="0"/>
+            <wp:positionH relativeFrom="column">
+              <wp:posOffset>-149860</wp:posOffset>
+            </wp:positionH>
+            <wp:positionV relativeFrom="paragraph">
+              <wp:posOffset>499111</wp:posOffset>
+            </wp:positionV>
+            <wp:extent cx="6572250" cy="1315772"/>
+            <wp:effectExtent l="152400" t="171450" r="133350" b="170180"/>
+            <wp:wrapNone/>
+            <wp:docPr id="800990013" name="Picture 1"/>
+            <wp:cNvGraphicFramePr>
+              <a:graphicFrameLocks xmlns:a="http://schemas.openxmlformats.org/drawingml/2006/main" noChangeAspect="1"/>
+            </wp:cNvGraphicFramePr>
+            <a:graphic xmlns:a="http://schemas.openxmlformats.org/drawingml/2006/main">
+              <a:graphicData uri="http://schemas.openxmlformats.org/drawingml/2006/picture">
+                <pic:pic xmlns:pic="http://schemas.openxmlformats.org/drawingml/2006/picture">
+                  <pic:nvPicPr>
+                    <pic:cNvPr id="800990013" name=""/>
+                    <pic:cNvPicPr/>
+                  </pic:nvPicPr>
+                  <pic:blipFill>
+                    <a:blip r:embed="rId84">
+                      <a:extLst>
+                        <a:ext uri="{28A0092B-C50C-407E-A947-70E740481C1C}">
+                          <a14:useLocalDpi xmlns:a14="http://schemas.microsoft.com/office/drawing/2010/main" val="0"/>
+                        </a:ext>
+                      </a:extLst>
+                    </a:blip>
+                    <a:stretch>
+                      <a:fillRect/>
+                    </a:stretch>
+                  </pic:blipFill>
+                  <pic:spPr>
+                    <a:xfrm>
+                      <a:off x="0" y="0"/>
+                      <a:ext cx="6574543" cy="1316231"/>
+                    </a:xfrm>
+                    <a:prstGeom prst="snip2DiagRect">
+                      <a:avLst/>
+                    </a:prstGeom>
+                    <a:solidFill>
+                      <a:srgbClr val="FFFFFF">
+                        <a:shade val="85000"/>
+                      </a:srgbClr>
+                    </a:solidFill>
+                    <a:ln w="88900" cap="sq">
+                      <a:solidFill>
+                        <a:srgbClr val="FFFFFF"/>
+                      </a:solidFill>
+                      <a:miter lim="800000"/>
+                    </a:ln>
+                    <a:effectLst>
+                      <a:outerShdw blurRad="88900" algn="tl" rotWithShape="0">
+                        <a:srgbClr val="000000">
+                          <a:alpha val="45000"/>
+                        </a:srgbClr>
+                      </a:outerShdw>
+                    </a:effectLst>
+                    <a:scene3d>
+                      <a:camera prst="orthographicFront"/>
+                      <a:lightRig rig="twoPt" dir="t">
+                        <a:rot lat="0" lon="0" rev="7200000"/>
+                      </a:lightRig>
+                    </a:scene3d>
+                    <a:sp3d>
+                      <a:bevelT w="25400" h="19050"/>
+                      <a:contourClr>
+                        <a:srgbClr val="FFFFFF"/>
+                      </a:contourClr>
+                    </a:sp3d>
+                  </pic:spPr>
+                </pic:pic>
+              </a:graphicData>
+            </a:graphic>
+            <wp14:sizeRelH relativeFrom="margin">
+              <wp14:pctWidth>0</wp14:pctWidth>
+            </wp14:sizeRelH>
+            <wp14:sizeRelV relativeFrom="margin">
+              <wp14:pctHeight>0</wp14:pctHeight>
+            </wp14:sizeRelV>
+          </wp:anchor>
+        </w:drawing>
+      </w:r>
+      <w:r>
+        <w:rPr>
+          <w:b/>
+          <w:bCs/>
+          <w:i/>
+          <w:iCs/>
+          <w:color w:val="FF0000"/>
+          <w:sz w:val="48"/>
+          <w:szCs w:val="48"/>
+        </w:rPr>
+        <w:t>-Waveforms:</w:t>
+      </w:r>
+    </w:p>
+    <w:p>
+      <w:pPr>
+        <w:tabs>
+          <w:tab w:val="left" w:pos="1291"/>
+        </w:tabs>
+        <w:rPr>
+          <w:sz w:val="36"/>
+          <w:szCs w:val="36"/>
+        </w:rPr>
+      </w:pPr>
+      <w:r>
+        <w:rPr>
+          <w:noProof/>
+          <w:sz w:val="36"/>
+          <w:szCs w:val="36"/>
+        </w:rPr>
+        <w:tab/>
+      </w:r>
+    </w:p>
+    <w:p>
+      <w:pPr>
+        <w:tabs>
+          <w:tab w:val="left" w:pos="3480"/>
+          <w:tab w:val="center" w:pos="4968"/>
+        </w:tabs>
+        <w:rPr>
+          <w:sz w:val="36"/>
+          <w:szCs w:val="36"/>
+        </w:rPr>
+      </w:pPr>
+    </w:p>
+    <w:p>
+      <w:pPr>
+        <w:tabs>
+          <w:tab w:val="left" w:pos="3480"/>
+          <w:tab w:val="center" w:pos="4968"/>
+        </w:tabs>
+        <w:rPr>
+          <w:sz w:val="36"/>
+          <w:szCs w:val="36"/>
+        </w:rPr>
+      </w:pPr>
+      <w:r>
+        <w:rPr>
+          <w:b/>
+          <w:bCs/>
+          <w:i/>
+          <w:iCs/>
+          <w:color w:val="FF0000"/>
+          <w:sz w:val="48"/>
+          <w:szCs w:val="48"/>
+        </w:rPr>
+        <w:drawing>
+          <wp:anchor distT="0" distB="0" distL="114300" distR="114300" simplePos="0" relativeHeight="252046336" behindDoc="0" locked="0" layoutInCell="1" allowOverlap="1" wp14:anchorId="43CBADDF" wp14:editId="16D50FA6">
+            <wp:simplePos x="0" y="0"/>
+            <wp:positionH relativeFrom="column">
+              <wp:posOffset>-263525</wp:posOffset>
+            </wp:positionH>
+            <wp:positionV relativeFrom="paragraph">
+              <wp:posOffset>612775</wp:posOffset>
+            </wp:positionV>
+            <wp:extent cx="6686214" cy="1485900"/>
+            <wp:effectExtent l="171450" t="171450" r="153035" b="152400"/>
+            <wp:wrapNone/>
+            <wp:docPr id="771062675" name="Picture 1"/>
+            <wp:cNvGraphicFramePr>
+              <a:graphicFrameLocks xmlns:a="http://schemas.openxmlformats.org/drawingml/2006/main" noChangeAspect="1"/>
+            </wp:cNvGraphicFramePr>
+            <a:graphic xmlns:a="http://schemas.openxmlformats.org/drawingml/2006/main">
+              <a:graphicData uri="http://schemas.openxmlformats.org/drawingml/2006/picture">
+                <pic:pic xmlns:pic="http://schemas.openxmlformats.org/drawingml/2006/picture">
+                  <pic:nvPicPr>
+                    <pic:cNvPr id="771062675" name=""/>
+                    <pic:cNvPicPr/>
+                  </pic:nvPicPr>
+                  <pic:blipFill>
+                    <a:blip r:embed="rId85">
+                      <a:extLst>
+                        <a:ext uri="{28A0092B-C50C-407E-A947-70E740481C1C}">
+                          <a14:useLocalDpi xmlns:a14="http://schemas.microsoft.com/office/drawing/2010/main" val="0"/>
+                        </a:ext>
+                      </a:extLst>
+                    </a:blip>
+                    <a:stretch>
+                      <a:fillRect/>
+                    </a:stretch>
+                  </pic:blipFill>
+                  <pic:spPr>
+                    <a:xfrm>
+                      <a:off x="0" y="0"/>
+                      <a:ext cx="6686214" cy="1485900"/>
+                    </a:xfrm>
+                    <a:prstGeom prst="snip2DiagRect">
+                      <a:avLst/>
+                    </a:prstGeom>
+                    <a:solidFill>
+                      <a:srgbClr val="FFFFFF">
+                        <a:shade val="85000"/>
+                      </a:srgbClr>
+                    </a:solidFill>
+                    <a:ln w="88900" cap="sq">
+                      <a:solidFill>
+                        <a:srgbClr val="FFFFFF"/>
+                      </a:solidFill>
+                      <a:miter lim="800000"/>
+                    </a:ln>
+                    <a:effectLst>
+                      <a:outerShdw blurRad="88900" algn="tl" rotWithShape="0">
+                        <a:srgbClr val="000000">
+                          <a:alpha val="45000"/>
+                        </a:srgbClr>
+                      </a:outerShdw>
+                    </a:effectLst>
+                    <a:scene3d>
+                      <a:camera prst="orthographicFront"/>
+                      <a:lightRig rig="twoPt" dir="t">
+                        <a:rot lat="0" lon="0" rev="7200000"/>
+                      </a:lightRig>
+                    </a:scene3d>
+                    <a:sp3d>
+                      <a:bevelT w="25400" h="19050"/>
+                      <a:contourClr>
+                        <a:srgbClr val="FFFFFF"/>
+                      </a:contourClr>
+                    </a:sp3d>
+                  </pic:spPr>
+                </pic:pic>
+              </a:graphicData>
+            </a:graphic>
+            <wp14:sizeRelH relativeFrom="margin">
+              <wp14:pctWidth>0</wp14:pctWidth>
+            </wp14:sizeRelH>
+            <wp14:sizeRelV relativeFrom="margin">
+              <wp14:pctHeight>0</wp14:pctHeight>
+            </wp14:sizeRelV>
+          </wp:anchor>
+        </w:drawing>
+      </w:r>
+      <w:r>
+        <w:rPr>
+          <w:sz w:val="36"/>
+          <w:szCs w:val="36"/>
+        </w:rPr>
+        <w:br/>
+      </w:r>
+      <w:r>
+        <w:rPr>
+          <w:sz w:val="36"/>
+          <w:szCs w:val="36"/>
+        </w:rPr>
+        <w:tab/>
+      </w:r>
+      <w:r>
+        <w:rPr>
+          <w:sz w:val="36"/>
+          <w:szCs w:val="36"/>
+        </w:rPr>
+        <w:tab/>
+      </w:r>
+    </w:p>
+    <w:p>
+      <w:pPr>
+        <w:rPr>
+          <w:sz w:val="36"/>
+          <w:szCs w:val="36"/>
+        </w:rPr>
+      </w:pPr>
+    </w:p>
+    <w:p>
+      <w:pPr>
+        <w:rPr>
+          <w:sz w:val="36"/>
+          <w:szCs w:val="36"/>
+        </w:rPr>
+      </w:pPr>
+    </w:p>
+    <w:p>
+      <w:pPr>
+        <w:jc w:val="right"/>
+        <w:rPr>
+          <w:sz w:val="36"/>
+          <w:szCs w:val="36"/>
+        </w:rPr>
+      </w:pPr>
+    </w:p>
+    <w:p>
+      <w:pPr>
+        <w:jc w:val="right"/>
+        <w:rPr>
+          <w:sz w:val="36"/>
+          <w:szCs w:val="36"/>
+        </w:rPr>
+      </w:pPr>
+    </w:p>
+    <w:p>
+      <w:pPr>
+        <w:jc w:val="right"/>
+        <w:rPr>
+          <w:sz w:val="36"/>
+          <w:szCs w:val="36"/>
+        </w:rPr>
+      </w:pPr>
+    </w:p>
+    <w:p>
+      <w:pPr>
+        <w:tabs>
+          <w:tab w:val="left" w:pos="915"/>
+        </w:tabs>
+        <w:rPr>
+          <w:sz w:val="36"/>
+          <w:szCs w:val="36"/>
+        </w:rPr>
+      </w:pPr>
+    </w:p>
+    <w:p>
+      <w:pPr>
+        <w:jc w:val="right"/>
+        <w:rPr>
+          <w:sz w:val="36"/>
+          <w:szCs w:val="36"/>
+        </w:rPr>
+      </w:pPr>
+    </w:p>
+    <w:p>
+      <w:pPr>
+        <w:tabs>
+          <w:tab w:val="left" w:pos="915"/>
+        </w:tabs>
         <w:rPr>
           <w:sz w:val="36"/>
           <w:szCs w:val="36"/>
